--- a/实验报告.docx
+++ b/实验报告.docx
@@ -7,7 +7,7 @@
         <w:spacing w:line="300" w:lineRule="auto"/>
         <w:jc w:val="center"/>
         <w:rPr>
-          <w:rFonts w:ascii="黑体" w:eastAsia="黑体" w:hAnsi="黑体"/>
+          <w:rFonts w:ascii="黑体" w:eastAsia="黑体" w:hAnsi="黑体" w:hint="eastAsia"/>
         </w:rPr>
       </w:pPr>
       <w:r>
@@ -76,8 +76,6 @@
         <w:rPr>
           <w:b/>
           <w:bCs/>
-          <w:sz w:val="21"/>
-          <w:szCs w:val="21"/>
         </w:rPr>
       </w:pPr>
       <w:r>
@@ -85,8 +83,6 @@
           <w:rFonts w:hint="eastAsia"/>
           <w:b/>
           <w:bCs/>
-          <w:sz w:val="21"/>
-          <w:szCs w:val="21"/>
         </w:rPr>
         <w:t xml:space="preserve">1 </w:t>
       </w:r>
@@ -95,8 +91,6 @@
           <w:rFonts w:hint="eastAsia"/>
           <w:b/>
           <w:bCs/>
-          <w:sz w:val="21"/>
-          <w:szCs w:val="21"/>
         </w:rPr>
         <w:t>背景介绍</w:t>
       </w:r>
@@ -555,7 +549,6 @@
         <w:spacing w:line="300" w:lineRule="auto"/>
         <w:ind w:firstLineChars="200" w:firstLine="420"/>
         <w:rPr>
-          <w:rFonts w:hint="eastAsia"/>
           <w:sz w:val="21"/>
           <w:szCs w:val="21"/>
         </w:rPr>
@@ -581,7 +574,6 @@
         <w:spacing w:line="300" w:lineRule="auto"/>
         <w:ind w:firstLineChars="200" w:firstLine="420"/>
         <w:rPr>
-          <w:rFonts w:hint="eastAsia"/>
           <w:sz w:val="21"/>
           <w:szCs w:val="21"/>
         </w:rPr>
@@ -623,7 +615,6 @@
         <w:spacing w:line="300" w:lineRule="auto"/>
         <w:ind w:firstLineChars="200" w:firstLine="420"/>
         <w:rPr>
-          <w:rFonts w:hint="eastAsia"/>
           <w:sz w:val="21"/>
           <w:szCs w:val="21"/>
         </w:rPr>
@@ -699,7 +690,6 @@
               <w:spacing w:line="300" w:lineRule="auto"/>
               <w:jc w:val="center"/>
               <w:rPr>
-                <w:rFonts w:hint="eastAsia"/>
                 <w:sz w:val="18"/>
                 <w:szCs w:val="18"/>
               </w:rPr>
@@ -724,7 +714,6 @@
               <w:jc w:val="center"/>
               <w:cnfStyle w:val="100000000000" w:firstRow="1" w:lastRow="0" w:firstColumn="0" w:lastColumn="0" w:oddVBand="0" w:evenVBand="0" w:oddHBand="0" w:evenHBand="0" w:firstRowFirstColumn="0" w:firstRowLastColumn="0" w:lastRowFirstColumn="0" w:lastRowLastColumn="0"/>
               <w:rPr>
-                <w:rFonts w:hint="eastAsia"/>
                 <w:sz w:val="18"/>
                 <w:szCs w:val="18"/>
               </w:rPr>
@@ -754,7 +743,6 @@
               <w:spacing w:line="300" w:lineRule="auto"/>
               <w:jc w:val="center"/>
               <w:rPr>
-                <w:rFonts w:hint="eastAsia"/>
                 <w:b w:val="0"/>
                 <w:bCs w:val="0"/>
                 <w:sz w:val="18"/>
@@ -783,7 +771,6 @@
               <w:jc w:val="center"/>
               <w:cnfStyle w:val="000000100000" w:firstRow="0" w:lastRow="0" w:firstColumn="0" w:lastColumn="0" w:oddVBand="0" w:evenVBand="0" w:oddHBand="1" w:evenHBand="0" w:firstRowFirstColumn="0" w:firstRowLastColumn="0" w:lastRowFirstColumn="0" w:lastRowLastColumn="0"/>
               <w:rPr>
-                <w:rFonts w:hint="eastAsia"/>
                 <w:sz w:val="18"/>
                 <w:szCs w:val="18"/>
               </w:rPr>
@@ -810,7 +797,6 @@
               <w:spacing w:line="300" w:lineRule="auto"/>
               <w:jc w:val="center"/>
               <w:rPr>
-                <w:rFonts w:hint="eastAsia"/>
                 <w:b w:val="0"/>
                 <w:bCs w:val="0"/>
                 <w:sz w:val="18"/>
@@ -848,7 +834,6 @@
               <w:jc w:val="center"/>
               <w:cnfStyle w:val="000000000000" w:firstRow="0" w:lastRow="0" w:firstColumn="0" w:lastColumn="0" w:oddVBand="0" w:evenVBand="0" w:oddHBand="0" w:evenHBand="0" w:firstRowFirstColumn="0" w:firstRowLastColumn="0" w:lastRowFirstColumn="0" w:lastRowLastColumn="0"/>
               <w:rPr>
-                <w:rFonts w:hint="eastAsia"/>
                 <w:sz w:val="18"/>
                 <w:szCs w:val="18"/>
               </w:rPr>
@@ -879,7 +864,6 @@
               <w:spacing w:line="300" w:lineRule="auto"/>
               <w:jc w:val="center"/>
               <w:rPr>
-                <w:rFonts w:hint="eastAsia"/>
                 <w:b w:val="0"/>
                 <w:bCs w:val="0"/>
                 <w:sz w:val="18"/>
@@ -908,7 +892,6 @@
               <w:jc w:val="center"/>
               <w:cnfStyle w:val="000000100000" w:firstRow="0" w:lastRow="0" w:firstColumn="0" w:lastColumn="0" w:oddVBand="0" w:evenVBand="0" w:oddHBand="1" w:evenHBand="0" w:firstRowFirstColumn="0" w:firstRowLastColumn="0" w:lastRowFirstColumn="0" w:lastRowLastColumn="0"/>
               <w:rPr>
-                <w:rFonts w:hint="eastAsia"/>
                 <w:sz w:val="18"/>
                 <w:szCs w:val="18"/>
               </w:rPr>
@@ -935,7 +918,6 @@
               <w:spacing w:line="300" w:lineRule="auto"/>
               <w:jc w:val="center"/>
               <w:rPr>
-                <w:rFonts w:hint="eastAsia"/>
                 <w:b w:val="0"/>
                 <w:bCs w:val="0"/>
                 <w:sz w:val="18"/>
@@ -964,7 +946,6 @@
               <w:jc w:val="center"/>
               <w:cnfStyle w:val="000000000000" w:firstRow="0" w:lastRow="0" w:firstColumn="0" w:lastColumn="0" w:oddVBand="0" w:evenVBand="0" w:oddHBand="0" w:evenHBand="0" w:firstRowFirstColumn="0" w:firstRowLastColumn="0" w:lastRowFirstColumn="0" w:lastRowLastColumn="0"/>
               <w:rPr>
-                <w:rFonts w:hint="eastAsia"/>
                 <w:sz w:val="18"/>
                 <w:szCs w:val="18"/>
               </w:rPr>
@@ -974,8 +955,17 @@
                 <w:sz w:val="18"/>
                 <w:szCs w:val="18"/>
               </w:rPr>
-              <w:t>large-language-model, diffusion-model, transformer, multimodal, nlp</w:t>
+              <w:t xml:space="preserve">large-language-model, diffusion-model, transformer, multimodal, </w:t>
             </w:r>
+            <w:proofErr w:type="spellStart"/>
+            <w:r>
+              <w:rPr>
+                <w:sz w:val="18"/>
+                <w:szCs w:val="18"/>
+              </w:rPr>
+              <w:t>nlp</w:t>
+            </w:r>
+            <w:proofErr w:type="spellEnd"/>
           </w:p>
         </w:tc>
       </w:tr>
@@ -1020,14 +1010,24 @@
           <w:sz w:val="18"/>
           <w:szCs w:val="18"/>
         </w:rPr>
-        <w:t xml:space="preserve"> Github</w:t>
-      </w:r>
+        <w:t xml:space="preserve"> </w:t>
+      </w:r>
+      <w:proofErr w:type="spellStart"/>
       <w:r>
         <w:rPr>
           <w:rFonts w:eastAsia="仿宋" w:cs="Times New Roman"/>
           <w:sz w:val="18"/>
           <w:szCs w:val="18"/>
         </w:rPr>
+        <w:t>Github</w:t>
+      </w:r>
+      <w:proofErr w:type="spellEnd"/>
+      <w:r>
+        <w:rPr>
+          <w:rFonts w:eastAsia="仿宋" w:cs="Times New Roman"/>
+          <w:sz w:val="18"/>
+          <w:szCs w:val="18"/>
+        </w:rPr>
         <w:t>检索关键词设计</w:t>
       </w:r>
     </w:p>
@@ -1467,56 +1467,55 @@
         <w:spacing w:line="300" w:lineRule="auto"/>
         <w:ind w:firstLineChars="200" w:firstLine="420"/>
         <w:rPr>
+          <w:sz w:val="21"/>
+          <w:szCs w:val="21"/>
+        </w:rPr>
+      </w:pPr>
+      <w:r>
+        <w:rPr>
+          <w:sz w:val="21"/>
+          <w:szCs w:val="21"/>
+        </w:rPr>
+        <w:t>标签关联表则采用了更为灵活的设计方案，专门用于存储每个项目所包含的细粒度技术话题。鉴于一个项目往往关联多个标签，且同一标签可能被多个项目共享，这种</w:t>
+      </w:r>
+      <w:proofErr w:type="gramStart"/>
+      <w:r>
+        <w:rPr>
+          <w:sz w:val="21"/>
+          <w:szCs w:val="21"/>
+        </w:rPr>
+        <w:t>独立表</w:t>
+      </w:r>
+      <w:proofErr w:type="gramEnd"/>
+      <w:r>
+        <w:rPr>
+          <w:sz w:val="21"/>
+          <w:szCs w:val="21"/>
+        </w:rPr>
+        <w:t>设计有效避免了在主表中存储冗余的多值字符串，符合数据库设计的范式规范。通过</w:t>
+      </w:r>
+      <w:proofErr w:type="gramStart"/>
+      <w:r>
+        <w:rPr>
+          <w:sz w:val="21"/>
+          <w:szCs w:val="21"/>
+        </w:rPr>
+        <w:t>设定外键约束</w:t>
+      </w:r>
+      <w:proofErr w:type="gramEnd"/>
+      <w:r>
+        <w:rPr>
+          <w:sz w:val="21"/>
+          <w:szCs w:val="21"/>
+        </w:rPr>
+        <w:t>，我们建立了该表与仓库主表之间的强逻辑关联，并引入级联删除机制，确保了在项目更新或清理过程中，数据完整性与一致性始终得以维持</w:t>
+      </w:r>
+      <w:r>
+        <w:rPr>
           <w:rFonts w:hint="eastAsia"/>
           <w:sz w:val="21"/>
           <w:szCs w:val="21"/>
         </w:rPr>
-      </w:pPr>
-      <w:r>
-        <w:rPr>
-          <w:sz w:val="21"/>
-          <w:szCs w:val="21"/>
-        </w:rPr>
-        <w:t>标签关联表则采用了更为灵活的设计方案，专门用于存储每个项目所包含的细粒度技术话题。鉴于一个项目往往关联多个标签，且同一标签可能被多个项目共享，这种</w:t>
-      </w:r>
-      <w:proofErr w:type="gramStart"/>
-      <w:r>
-        <w:rPr>
-          <w:sz w:val="21"/>
-          <w:szCs w:val="21"/>
-        </w:rPr>
-        <w:t>独立表</w:t>
-      </w:r>
-      <w:proofErr w:type="gramEnd"/>
-      <w:r>
-        <w:rPr>
-          <w:sz w:val="21"/>
-          <w:szCs w:val="21"/>
-        </w:rPr>
-        <w:t>设计有效避免了在主表中存储冗余的多值字符串，符合数据库设计的范式规范。通过</w:t>
-      </w:r>
-      <w:proofErr w:type="gramStart"/>
-      <w:r>
-        <w:rPr>
-          <w:sz w:val="21"/>
-          <w:szCs w:val="21"/>
-        </w:rPr>
-        <w:t>设定外键约束</w:t>
-      </w:r>
-      <w:proofErr w:type="gramEnd"/>
-      <w:r>
-        <w:rPr>
-          <w:sz w:val="21"/>
-          <w:szCs w:val="21"/>
-        </w:rPr>
-        <w:t>，我们建立了该表与仓库主表之间的强逻辑关联，并引入级联删除机制，确保了在项目更新或清理过程中，数据完整性与一致性始终得以维持</w:t>
-      </w:r>
-      <w:r>
-        <w:rPr>
-          <w:rFonts w:hint="eastAsia"/>
-          <w:sz w:val="21"/>
-          <w:szCs w:val="21"/>
-        </w:rPr>
         <w:t>。具体设计如下：</w:t>
       </w:r>
     </w:p>
@@ -1531,6 +1530,7 @@
       </w:pPr>
       <w:r>
         <w:rPr>
+          <w:noProof/>
           <w:sz w:val="21"/>
           <w:szCs w:val="21"/>
         </w:rPr>
@@ -1572,6 +1572,7 @@
       </w:r>
       <w:r>
         <w:rPr>
+          <w:noProof/>
           <w:sz w:val="21"/>
           <w:szCs w:val="21"/>
         </w:rPr>
@@ -1636,7 +1637,15 @@
           <w:sz w:val="18"/>
           <w:szCs w:val="18"/>
         </w:rPr>
-        <w:t>1</w:t>
+        <w:t xml:space="preserve">1 </w:t>
+      </w:r>
+      <w:r>
+        <w:rPr>
+          <w:rFonts w:eastAsia="仿宋" w:cs="Times New Roman"/>
+          <w:sz w:val="18"/>
+          <w:szCs w:val="18"/>
+        </w:rPr>
+        <w:t xml:space="preserve"> </w:t>
       </w:r>
       <w:r>
         <w:rPr>
@@ -1644,22 +1653,6 @@
           <w:sz w:val="18"/>
           <w:szCs w:val="18"/>
         </w:rPr>
-        <w:t xml:space="preserve"> </w:t>
-      </w:r>
-      <w:r>
-        <w:rPr>
-          <w:rFonts w:eastAsia="仿宋" w:cs="Times New Roman"/>
-          <w:sz w:val="18"/>
-          <w:szCs w:val="18"/>
-        </w:rPr>
-        <w:t xml:space="preserve"> </w:t>
-      </w:r>
-      <w:r>
-        <w:rPr>
-          <w:rFonts w:eastAsia="仿宋" w:cs="Times New Roman" w:hint="eastAsia"/>
-          <w:sz w:val="18"/>
-          <w:szCs w:val="18"/>
-        </w:rPr>
         <w:t>数据库储存表设计</w:t>
       </w:r>
     </w:p>
@@ -1667,7 +1660,6 @@
       <w:pPr>
         <w:spacing w:line="300" w:lineRule="auto"/>
         <w:rPr>
-          <w:rFonts w:hint="eastAsia"/>
           <w:sz w:val="21"/>
           <w:szCs w:val="21"/>
         </w:rPr>
@@ -1679,8 +1671,6 @@
         <w:rPr>
           <w:b/>
           <w:bCs/>
-          <w:sz w:val="21"/>
-          <w:szCs w:val="21"/>
         </w:rPr>
       </w:pPr>
       <w:r>
@@ -1688,8 +1678,6 @@
           <w:rFonts w:hint="eastAsia"/>
           <w:b/>
           <w:bCs/>
-          <w:sz w:val="21"/>
-          <w:szCs w:val="21"/>
         </w:rPr>
         <w:t xml:space="preserve">3 </w:t>
       </w:r>
@@ -1697,8 +1685,6 @@
         <w:rPr>
           <w:b/>
           <w:bCs/>
-          <w:sz w:val="21"/>
-          <w:szCs w:val="21"/>
         </w:rPr>
         <w:t>案例涉及的模型与方法实现</w:t>
       </w:r>
@@ -1786,7 +1772,6 @@
         <w:spacing w:line="300" w:lineRule="auto"/>
         <w:ind w:firstLineChars="200" w:firstLine="420"/>
         <w:rPr>
-          <w:rFonts w:hint="eastAsia"/>
           <w:sz w:val="21"/>
           <w:szCs w:val="21"/>
         </w:rPr>
@@ -1888,7 +1873,6 @@
         <w:spacing w:line="300" w:lineRule="auto"/>
         <w:ind w:firstLineChars="200" w:firstLine="420"/>
         <w:rPr>
-          <w:rFonts w:hint="eastAsia"/>
           <w:sz w:val="21"/>
           <w:szCs w:val="21"/>
         </w:rPr>
@@ -2453,8 +2437,6 @@
         <w:rPr>
           <w:b/>
           <w:bCs/>
-          <w:sz w:val="21"/>
-          <w:szCs w:val="21"/>
         </w:rPr>
       </w:pPr>
       <w:r>
@@ -2462,8 +2444,6 @@
           <w:rFonts w:hint="eastAsia"/>
           <w:b/>
           <w:bCs/>
-          <w:sz w:val="21"/>
-          <w:szCs w:val="21"/>
         </w:rPr>
         <w:t xml:space="preserve">4 </w:t>
       </w:r>
@@ -2471,8 +2451,6 @@
         <w:rPr>
           <w:b/>
           <w:bCs/>
-          <w:sz w:val="21"/>
-          <w:szCs w:val="21"/>
         </w:rPr>
         <w:t>案例实现过程</w:t>
       </w:r>
@@ -2675,6 +2653,7 @@
         </w:rPr>
         <w:t>在交互式呈现阶段，利用</w:t>
       </w:r>
+      <w:proofErr w:type="spellStart"/>
       <w:r>
         <w:rPr>
           <w:sz w:val="21"/>
@@ -2682,6 +2661,7 @@
         </w:rPr>
         <w:t>Streamlit</w:t>
       </w:r>
+      <w:proofErr w:type="spellEnd"/>
       <w:r>
         <w:rPr>
           <w:sz w:val="21"/>
@@ -2714,6 +2694,7 @@
       </w:pPr>
       <w:r>
         <w:rPr>
+          <w:noProof/>
           <w:sz w:val="21"/>
           <w:szCs w:val="21"/>
         </w:rPr>
@@ -2759,18 +2740,26 @@
         <w:spacing w:line="300" w:lineRule="auto"/>
         <w:jc w:val="center"/>
         <w:rPr>
+          <w:rFonts w:eastAsia="仿宋" w:cs="Times New Roman"/>
+          <w:sz w:val="18"/>
+          <w:szCs w:val="18"/>
+        </w:rPr>
+      </w:pPr>
+      <w:r>
+        <w:rPr>
           <w:rFonts w:eastAsia="仿宋" w:cs="Times New Roman" w:hint="eastAsia"/>
           <w:sz w:val="18"/>
           <w:szCs w:val="18"/>
         </w:rPr>
-      </w:pPr>
+        <w:t>图</w:t>
+      </w:r>
       <w:r>
         <w:rPr>
           <w:rFonts w:eastAsia="仿宋" w:cs="Times New Roman" w:hint="eastAsia"/>
           <w:sz w:val="18"/>
           <w:szCs w:val="18"/>
         </w:rPr>
-        <w:t>图</w:t>
+        <w:t xml:space="preserve">2 </w:t>
       </w:r>
       <w:r>
         <w:rPr>
@@ -2778,22 +2767,6 @@
           <w:sz w:val="18"/>
           <w:szCs w:val="18"/>
         </w:rPr>
-        <w:t>2</w:t>
-      </w:r>
-      <w:r>
-        <w:rPr>
-          <w:rFonts w:eastAsia="仿宋" w:cs="Times New Roman" w:hint="eastAsia"/>
-          <w:sz w:val="18"/>
-          <w:szCs w:val="18"/>
-        </w:rPr>
-        <w:t xml:space="preserve"> </w:t>
-      </w:r>
-      <w:r>
-        <w:rPr>
-          <w:rFonts w:eastAsia="仿宋" w:cs="Times New Roman" w:hint="eastAsia"/>
-          <w:sz w:val="18"/>
-          <w:szCs w:val="18"/>
-        </w:rPr>
         <w:t>项目整体流程图</w:t>
       </w:r>
     </w:p>
@@ -2960,7 +2933,23 @@
           <w:sz w:val="21"/>
           <w:szCs w:val="21"/>
         </w:rPr>
-        <w:t>data-target="react-app.embeddedData"</w:t>
+        <w:t>data-target="react-</w:t>
+      </w:r>
+      <w:proofErr w:type="spellStart"/>
+      <w:r>
+        <w:rPr>
+          <w:sz w:val="21"/>
+          <w:szCs w:val="21"/>
+        </w:rPr>
+        <w:t>app.embeddedData</w:t>
+      </w:r>
+      <w:proofErr w:type="spellEnd"/>
+      <w:r>
+        <w:rPr>
+          <w:sz w:val="21"/>
+          <w:szCs w:val="21"/>
+        </w:rPr>
+        <w:t>"</w:t>
       </w:r>
       <w:r>
         <w:rPr>
@@ -3086,6 +3075,7 @@
       </w:pPr>
       <w:r>
         <w:rPr>
+          <w:noProof/>
           <w:sz w:val="21"/>
           <w:szCs w:val="21"/>
         </w:rPr>
@@ -3131,34 +3121,44 @@
         <w:spacing w:line="300" w:lineRule="auto"/>
         <w:jc w:val="center"/>
         <w:rPr>
+          <w:rFonts w:eastAsia="仿宋" w:cs="Times New Roman"/>
+          <w:sz w:val="18"/>
+          <w:szCs w:val="18"/>
+        </w:rPr>
+      </w:pPr>
+      <w:r>
+        <w:rPr>
           <w:rFonts w:eastAsia="仿宋" w:cs="Times New Roman" w:hint="eastAsia"/>
           <w:sz w:val="18"/>
           <w:szCs w:val="18"/>
         </w:rPr>
-      </w:pPr>
+        <w:t>图</w:t>
+      </w:r>
       <w:r>
         <w:rPr>
           <w:rFonts w:eastAsia="仿宋" w:cs="Times New Roman" w:hint="eastAsia"/>
           <w:sz w:val="18"/>
           <w:szCs w:val="18"/>
         </w:rPr>
-        <w:t>图</w:t>
-      </w:r>
+        <w:t xml:space="preserve">3  </w:t>
+      </w:r>
+      <w:proofErr w:type="spellStart"/>
       <w:r>
         <w:rPr>
           <w:rFonts w:eastAsia="仿宋" w:cs="Times New Roman" w:hint="eastAsia"/>
           <w:sz w:val="18"/>
           <w:szCs w:val="18"/>
         </w:rPr>
-        <w:t>3</w:t>
-      </w:r>
+        <w:t>computer_vision</w:t>
+      </w:r>
+      <w:proofErr w:type="spellEnd"/>
       <w:r>
         <w:rPr>
           <w:rFonts w:eastAsia="仿宋" w:cs="Times New Roman" w:hint="eastAsia"/>
           <w:sz w:val="18"/>
           <w:szCs w:val="18"/>
         </w:rPr>
-        <w:t xml:space="preserve"> </w:t>
+        <w:t>领域前</w:t>
       </w:r>
       <w:r>
         <w:rPr>
@@ -3166,7 +3166,7 @@
           <w:sz w:val="18"/>
           <w:szCs w:val="18"/>
         </w:rPr>
-        <w:t xml:space="preserve"> computer_vision</w:t>
+        <w:t>15</w:t>
       </w:r>
       <w:r>
         <w:rPr>
@@ -3174,22 +3174,6 @@
           <w:sz w:val="18"/>
           <w:szCs w:val="18"/>
         </w:rPr>
-        <w:t>领域前</w:t>
-      </w:r>
-      <w:r>
-        <w:rPr>
-          <w:rFonts w:eastAsia="仿宋" w:cs="Times New Roman" w:hint="eastAsia"/>
-          <w:sz w:val="18"/>
-          <w:szCs w:val="18"/>
-        </w:rPr>
-        <w:t>15</w:t>
-      </w:r>
-      <w:r>
-        <w:rPr>
-          <w:rFonts w:eastAsia="仿宋" w:cs="Times New Roman" w:hint="eastAsia"/>
-          <w:sz w:val="18"/>
-          <w:szCs w:val="18"/>
-        </w:rPr>
         <w:t>组数据情况概述</w:t>
       </w:r>
     </w:p>
@@ -3518,6 +3502,7 @@
       </w:pPr>
       <w:r>
         <w:rPr>
+          <w:noProof/>
           <w:sz w:val="21"/>
           <w:szCs w:val="21"/>
         </w:rPr>
@@ -3559,6 +3544,7 @@
       </w:r>
       <w:r>
         <w:rPr>
+          <w:noProof/>
           <w:sz w:val="21"/>
           <w:szCs w:val="21"/>
         </w:rPr>
@@ -3610,6 +3596,7 @@
       </w:pPr>
       <w:r>
         <w:rPr>
+          <w:noProof/>
           <w:sz w:val="21"/>
           <w:szCs w:val="21"/>
         </w:rPr>
@@ -3660,6 +3647,7 @@
       </w:r>
       <w:r>
         <w:rPr>
+          <w:noProof/>
           <w:sz w:val="21"/>
           <w:szCs w:val="21"/>
         </w:rPr>
@@ -3706,18 +3694,26 @@
         <w:ind w:firstLineChars="200" w:firstLine="360"/>
         <w:jc w:val="center"/>
         <w:rPr>
+          <w:rFonts w:eastAsia="仿宋" w:cs="Times New Roman"/>
+          <w:sz w:val="18"/>
+          <w:szCs w:val="18"/>
+        </w:rPr>
+      </w:pPr>
+      <w:r>
+        <w:rPr>
           <w:rFonts w:eastAsia="仿宋" w:cs="Times New Roman" w:hint="eastAsia"/>
           <w:sz w:val="18"/>
           <w:szCs w:val="18"/>
         </w:rPr>
-      </w:pPr>
+        <w:t>图</w:t>
+      </w:r>
       <w:r>
         <w:rPr>
           <w:rFonts w:eastAsia="仿宋" w:cs="Times New Roman" w:hint="eastAsia"/>
           <w:sz w:val="18"/>
           <w:szCs w:val="18"/>
         </w:rPr>
-        <w:t>图</w:t>
+        <w:t xml:space="preserve">4 </w:t>
       </w:r>
       <w:r>
         <w:rPr>
@@ -3725,7 +3721,7 @@
           <w:sz w:val="18"/>
           <w:szCs w:val="18"/>
         </w:rPr>
-        <w:t xml:space="preserve">4 </w:t>
+        <w:t>上：项目及标签总量</w:t>
       </w:r>
       <w:r>
         <w:rPr>
@@ -3733,7 +3729,7 @@
           <w:sz w:val="18"/>
           <w:szCs w:val="18"/>
         </w:rPr>
-        <w:t>上：项目及标签总量</w:t>
+        <w:t xml:space="preserve"> </w:t>
       </w:r>
       <w:r>
         <w:rPr>
@@ -3741,7 +3737,7 @@
           <w:sz w:val="18"/>
           <w:szCs w:val="18"/>
         </w:rPr>
-        <w:t xml:space="preserve"> </w:t>
+        <w:t>左下：项目热度</w:t>
       </w:r>
       <w:r>
         <w:rPr>
@@ -3749,7 +3745,7 @@
           <w:sz w:val="18"/>
           <w:szCs w:val="18"/>
         </w:rPr>
-        <w:t>左下：项目热度</w:t>
+        <w:t xml:space="preserve"> </w:t>
       </w:r>
       <w:r>
         <w:rPr>
@@ -3757,29 +3753,3329 @@
           <w:sz w:val="18"/>
           <w:szCs w:val="18"/>
         </w:rPr>
-        <w:t xml:space="preserve"> </w:t>
-      </w:r>
-      <w:r>
+        <w:t>右下：标签聚合分析</w:t>
+      </w:r>
+    </w:p>
+    <w:p>
+      <w:pPr>
+        <w:spacing w:line="300" w:lineRule="auto"/>
+        <w:rPr>
+          <w:sz w:val="21"/>
+          <w:szCs w:val="21"/>
+        </w:rPr>
+      </w:pPr>
+    </w:p>
+    <w:p>
+      <w:pPr>
+        <w:spacing w:line="300" w:lineRule="auto"/>
+        <w:rPr>
+          <w:b/>
+          <w:bCs/>
+          <w:sz w:val="21"/>
+          <w:szCs w:val="21"/>
+        </w:rPr>
+      </w:pPr>
+      <w:r>
+        <w:rPr>
+          <w:rFonts w:hint="eastAsia"/>
+          <w:b/>
+          <w:bCs/>
+          <w:sz w:val="21"/>
+          <w:szCs w:val="21"/>
+        </w:rPr>
+        <w:t xml:space="preserve">4.4 </w:t>
+      </w:r>
+      <w:r>
+        <w:rPr>
+          <w:rFonts w:hint="eastAsia"/>
+          <w:b/>
+          <w:bCs/>
+          <w:sz w:val="21"/>
+          <w:szCs w:val="21"/>
+        </w:rPr>
+        <w:t>数据分析</w:t>
+      </w:r>
+    </w:p>
+    <w:p>
+      <w:pPr>
+        <w:spacing w:line="300" w:lineRule="auto"/>
+        <w:rPr>
+          <w:sz w:val="21"/>
+          <w:szCs w:val="21"/>
+        </w:rPr>
+      </w:pPr>
+      <w:r>
+        <w:rPr>
+          <w:rFonts w:hint="eastAsia"/>
+          <w:sz w:val="21"/>
+          <w:szCs w:val="21"/>
+        </w:rPr>
+        <w:t xml:space="preserve">4.4.1 </w:t>
+      </w:r>
+      <w:r>
+        <w:rPr>
+          <w:sz w:val="21"/>
+          <w:szCs w:val="21"/>
+        </w:rPr>
+        <w:t>宏观特征与市场分布分析</w:t>
+      </w:r>
+    </w:p>
+    <w:p>
+      <w:pPr>
+        <w:spacing w:line="300" w:lineRule="auto"/>
+        <w:ind w:firstLineChars="200" w:firstLine="420"/>
+        <w:rPr>
+          <w:rFonts w:hint="eastAsia"/>
+          <w:sz w:val="21"/>
+          <w:szCs w:val="21"/>
+        </w:rPr>
+      </w:pPr>
+      <w:r>
+        <w:rPr>
+          <w:sz w:val="21"/>
+          <w:szCs w:val="21"/>
+        </w:rPr>
+        <w:t>本节通过对开</w:t>
+      </w:r>
+      <w:proofErr w:type="gramStart"/>
+      <w:r>
+        <w:rPr>
+          <w:sz w:val="21"/>
+          <w:szCs w:val="21"/>
+        </w:rPr>
+        <w:t>源项目</w:t>
+      </w:r>
+      <w:proofErr w:type="gramEnd"/>
+      <w:r>
+        <w:rPr>
+          <w:sz w:val="21"/>
+          <w:szCs w:val="21"/>
+        </w:rPr>
+        <w:t>技术标签分布、</w:t>
+      </w:r>
+      <w:proofErr w:type="gramStart"/>
+      <w:r>
+        <w:rPr>
+          <w:sz w:val="21"/>
+          <w:szCs w:val="21"/>
+        </w:rPr>
+        <w:t>星标热度</w:t>
+      </w:r>
+      <w:proofErr w:type="gramEnd"/>
+      <w:r>
+        <w:rPr>
+          <w:sz w:val="21"/>
+          <w:szCs w:val="21"/>
+        </w:rPr>
+        <w:t>密度以及编程语言市场份额的量化分析，揭示了当前技术生态的宏观格局。</w:t>
+      </w:r>
+    </w:p>
+    <w:p>
+      <w:pPr>
+        <w:spacing w:line="300" w:lineRule="auto"/>
+        <w:jc w:val="center"/>
+        <w:rPr>
+          <w:sz w:val="21"/>
+          <w:szCs w:val="21"/>
+        </w:rPr>
+      </w:pPr>
+      <w:r>
+        <w:rPr>
+          <w:sz w:val="21"/>
+          <w:szCs w:val="21"/>
+        </w:rPr>
+        <w:drawing>
+          <wp:inline distT="0" distB="0" distL="0" distR="0" wp14:anchorId="25CF68B8" wp14:editId="0992E454">
+            <wp:extent cx="1486894" cy="1189551"/>
+            <wp:effectExtent l="0" t="0" r="0" b="0"/>
+            <wp:docPr id="2099716192" name="图片 1"/>
+            <wp:cNvGraphicFramePr>
+              <a:graphicFrameLocks xmlns:a="http://schemas.openxmlformats.org/drawingml/2006/main" noChangeAspect="1"/>
+            </wp:cNvGraphicFramePr>
+            <a:graphic xmlns:a="http://schemas.openxmlformats.org/drawingml/2006/main">
+              <a:graphicData uri="http://schemas.openxmlformats.org/drawingml/2006/picture">
+                <pic:pic xmlns:pic="http://schemas.openxmlformats.org/drawingml/2006/picture">
+                  <pic:nvPicPr>
+                    <pic:cNvPr id="2099716192" name=""/>
+                    <pic:cNvPicPr/>
+                  </pic:nvPicPr>
+                  <pic:blipFill>
+                    <a:blip r:embed="rId14"/>
+                    <a:stretch>
+                      <a:fillRect/>
+                    </a:stretch>
+                  </pic:blipFill>
+                  <pic:spPr>
+                    <a:xfrm>
+                      <a:off x="0" y="0"/>
+                      <a:ext cx="1499247" cy="1199434"/>
+                    </a:xfrm>
+                    <a:prstGeom prst="rect">
+                      <a:avLst/>
+                    </a:prstGeom>
+                  </pic:spPr>
+                </pic:pic>
+              </a:graphicData>
+            </a:graphic>
+          </wp:inline>
+        </w:drawing>
+      </w:r>
+      <w:r>
+        <w:rPr>
+          <w:sz w:val="21"/>
+          <w:szCs w:val="21"/>
+        </w:rPr>
+        <w:drawing>
+          <wp:inline distT="0" distB="0" distL="0" distR="0" wp14:anchorId="7E7D9023" wp14:editId="7775BA5D">
+            <wp:extent cx="1963972" cy="1178478"/>
+            <wp:effectExtent l="0" t="0" r="0" b="3175"/>
+            <wp:docPr id="687116247" name="图片 1"/>
+            <wp:cNvGraphicFramePr>
+              <a:graphicFrameLocks xmlns:a="http://schemas.openxmlformats.org/drawingml/2006/main" noChangeAspect="1"/>
+            </wp:cNvGraphicFramePr>
+            <a:graphic xmlns:a="http://schemas.openxmlformats.org/drawingml/2006/main">
+              <a:graphicData uri="http://schemas.openxmlformats.org/drawingml/2006/picture">
+                <pic:pic xmlns:pic="http://schemas.openxmlformats.org/drawingml/2006/picture">
+                  <pic:nvPicPr>
+                    <pic:cNvPr id="687116247" name=""/>
+                    <pic:cNvPicPr/>
+                  </pic:nvPicPr>
+                  <pic:blipFill>
+                    <a:blip r:embed="rId15"/>
+                    <a:stretch>
+                      <a:fillRect/>
+                    </a:stretch>
+                  </pic:blipFill>
+                  <pic:spPr>
+                    <a:xfrm>
+                      <a:off x="0" y="0"/>
+                      <a:ext cx="1970389" cy="1182329"/>
+                    </a:xfrm>
+                    <a:prstGeom prst="rect">
+                      <a:avLst/>
+                    </a:prstGeom>
+                  </pic:spPr>
+                </pic:pic>
+              </a:graphicData>
+            </a:graphic>
+          </wp:inline>
+        </w:drawing>
+      </w:r>
+      <w:r>
+        <w:rPr>
+          <w:sz w:val="21"/>
+          <w:szCs w:val="21"/>
+        </w:rPr>
+        <w:drawing>
+          <wp:inline distT="0" distB="0" distL="0" distR="0" wp14:anchorId="18BE37F6" wp14:editId="7BB947E6">
+            <wp:extent cx="1626042" cy="1138191"/>
+            <wp:effectExtent l="0" t="0" r="0" b="5080"/>
+            <wp:docPr id="145673616" name="图片 1"/>
+            <wp:cNvGraphicFramePr>
+              <a:graphicFrameLocks xmlns:a="http://schemas.openxmlformats.org/drawingml/2006/main" noChangeAspect="1"/>
+            </wp:cNvGraphicFramePr>
+            <a:graphic xmlns:a="http://schemas.openxmlformats.org/drawingml/2006/main">
+              <a:graphicData uri="http://schemas.openxmlformats.org/drawingml/2006/picture">
+                <pic:pic xmlns:pic="http://schemas.openxmlformats.org/drawingml/2006/picture">
+                  <pic:nvPicPr>
+                    <pic:cNvPr id="145673616" name=""/>
+                    <pic:cNvPicPr/>
+                  </pic:nvPicPr>
+                  <pic:blipFill>
+                    <a:blip r:embed="rId16"/>
+                    <a:stretch>
+                      <a:fillRect/>
+                    </a:stretch>
+                  </pic:blipFill>
+                  <pic:spPr>
+                    <a:xfrm>
+                      <a:off x="0" y="0"/>
+                      <a:ext cx="1647657" cy="1153321"/>
+                    </a:xfrm>
+                    <a:prstGeom prst="rect">
+                      <a:avLst/>
+                    </a:prstGeom>
+                  </pic:spPr>
+                </pic:pic>
+              </a:graphicData>
+            </a:graphic>
+          </wp:inline>
+        </w:drawing>
+      </w:r>
+    </w:p>
+    <w:p>
+      <w:pPr>
+        <w:spacing w:line="300" w:lineRule="auto"/>
+        <w:ind w:firstLineChars="200" w:firstLine="360"/>
+        <w:jc w:val="center"/>
         <w:rPr>
           <w:rFonts w:eastAsia="仿宋" w:cs="Times New Roman" w:hint="eastAsia"/>
           <w:sz w:val="18"/>
           <w:szCs w:val="18"/>
         </w:rPr>
-        <w:t>右下：标签聚合分析</w:t>
-      </w:r>
-    </w:p>
-    <w:p>
-      <w:pPr>
-        <w:spacing w:line="300" w:lineRule="auto"/>
-        <w:rPr>
-          <w:sz w:val="21"/>
-          <w:szCs w:val="21"/>
-        </w:rPr>
-      </w:pPr>
-    </w:p>
-    <w:p>
-      <w:pPr>
-        <w:spacing w:line="300" w:lineRule="auto"/>
+      </w:pPr>
+      <w:r>
+        <w:rPr>
+          <w:rFonts w:eastAsia="仿宋" w:cs="Times New Roman" w:hint="eastAsia"/>
+          <w:sz w:val="18"/>
+          <w:szCs w:val="18"/>
+        </w:rPr>
+        <w:t>图</w:t>
+      </w:r>
+      <w:r>
+        <w:rPr>
+          <w:rFonts w:eastAsia="仿宋" w:cs="Times New Roman" w:hint="eastAsia"/>
+          <w:sz w:val="18"/>
+          <w:szCs w:val="18"/>
+        </w:rPr>
+        <w:t>5</w:t>
+      </w:r>
+      <w:r>
+        <w:rPr>
+          <w:rFonts w:eastAsia="仿宋" w:cs="Times New Roman" w:hint="eastAsia"/>
+          <w:sz w:val="18"/>
+          <w:szCs w:val="18"/>
+        </w:rPr>
+        <w:t xml:space="preserve"> </w:t>
+      </w:r>
+      <w:r>
+        <w:rPr>
+          <w:rFonts w:eastAsia="仿宋" w:cs="Times New Roman" w:hint="eastAsia"/>
+          <w:sz w:val="18"/>
+          <w:szCs w:val="18"/>
+        </w:rPr>
+        <w:t>左：热度最高标签</w:t>
+      </w:r>
+      <w:r>
+        <w:rPr>
+          <w:rFonts w:eastAsia="仿宋" w:cs="Times New Roman" w:hint="eastAsia"/>
+          <w:sz w:val="18"/>
+          <w:szCs w:val="18"/>
+        </w:rPr>
+        <w:t xml:space="preserve"> </w:t>
+      </w:r>
+      <w:r>
+        <w:rPr>
+          <w:rFonts w:eastAsia="仿宋" w:cs="Times New Roman" w:hint="eastAsia"/>
+          <w:sz w:val="18"/>
+          <w:szCs w:val="18"/>
+        </w:rPr>
+        <w:t>中：项目</w:t>
+      </w:r>
+      <w:r>
+        <w:rPr>
+          <w:rFonts w:eastAsia="仿宋" w:cs="Times New Roman" w:hint="eastAsia"/>
+          <w:sz w:val="18"/>
+          <w:szCs w:val="18"/>
+        </w:rPr>
+        <w:t>Stars</w:t>
+      </w:r>
+      <w:r>
+        <w:rPr>
+          <w:rFonts w:eastAsia="仿宋" w:cs="Times New Roman" w:hint="eastAsia"/>
+          <w:sz w:val="18"/>
+          <w:szCs w:val="18"/>
+        </w:rPr>
+        <w:t>分布密度</w:t>
+      </w:r>
+      <w:r>
+        <w:rPr>
+          <w:rFonts w:eastAsia="仿宋" w:cs="Times New Roman" w:hint="eastAsia"/>
+          <w:sz w:val="18"/>
+          <w:szCs w:val="18"/>
+        </w:rPr>
+        <w:t xml:space="preserve"> </w:t>
+      </w:r>
+      <w:r>
+        <w:rPr>
+          <w:rFonts w:eastAsia="仿宋" w:cs="Times New Roman" w:hint="eastAsia"/>
+          <w:sz w:val="18"/>
+          <w:szCs w:val="18"/>
+        </w:rPr>
+        <w:t>右：编程语言市场份额</w:t>
+      </w:r>
+    </w:p>
+    <w:p>
+      <w:pPr>
+        <w:spacing w:line="300" w:lineRule="auto"/>
+        <w:ind w:firstLineChars="200" w:firstLine="422"/>
+        <w:rPr>
+          <w:sz w:val="21"/>
+          <w:szCs w:val="21"/>
+        </w:rPr>
+      </w:pPr>
+      <w:r>
+        <w:rPr>
+          <w:b/>
+          <w:bCs/>
+          <w:sz w:val="21"/>
+          <w:szCs w:val="21"/>
+        </w:rPr>
+        <w:t>技术标签频率分布</w:t>
+      </w:r>
+      <w:r>
+        <w:rPr>
+          <w:sz w:val="21"/>
+          <w:szCs w:val="21"/>
+        </w:rPr>
+        <w:t>：从首图可以看出，</w:t>
+      </w:r>
+      <w:r>
+        <w:rPr>
+          <w:sz w:val="21"/>
+          <w:szCs w:val="21"/>
+        </w:rPr>
+        <w:t>“Deep Learning”</w:t>
+      </w:r>
+      <w:r>
+        <w:rPr>
+          <w:sz w:val="21"/>
+          <w:szCs w:val="21"/>
+        </w:rPr>
+        <w:t>与</w:t>
+      </w:r>
+      <w:r>
+        <w:rPr>
+          <w:sz w:val="21"/>
+          <w:szCs w:val="21"/>
+        </w:rPr>
+        <w:t>“Machine Learning”</w:t>
+      </w:r>
+      <w:r>
+        <w:rPr>
+          <w:sz w:val="21"/>
+          <w:szCs w:val="21"/>
+        </w:rPr>
+        <w:t>占据了绝对的核心地位，其出现频率显著领先。这表明在当前开源生态中，人工智能尤其是深度学习是驱动技术创新的主引擎。紧随其后的</w:t>
+      </w:r>
+      <w:r>
+        <w:rPr>
+          <w:sz w:val="21"/>
+          <w:szCs w:val="21"/>
+        </w:rPr>
+        <w:t>“Robotics”</w:t>
+      </w:r>
+      <w:r>
+        <w:rPr>
+          <w:sz w:val="21"/>
+          <w:szCs w:val="21"/>
+        </w:rPr>
+        <w:t>、</w:t>
+      </w:r>
+      <w:r>
+        <w:rPr>
+          <w:sz w:val="21"/>
+          <w:szCs w:val="21"/>
+        </w:rPr>
+        <w:t>“</w:t>
+      </w:r>
+      <w:proofErr w:type="spellStart"/>
+      <w:r>
+        <w:rPr>
+          <w:sz w:val="21"/>
+          <w:szCs w:val="21"/>
+        </w:rPr>
+        <w:t>PyTorch</w:t>
+      </w:r>
+      <w:proofErr w:type="spellEnd"/>
+      <w:r>
+        <w:rPr>
+          <w:sz w:val="21"/>
+          <w:szCs w:val="21"/>
+        </w:rPr>
+        <w:t>”</w:t>
+      </w:r>
+      <w:r>
+        <w:rPr>
+          <w:sz w:val="21"/>
+          <w:szCs w:val="21"/>
+        </w:rPr>
+        <w:t>等标签，则勾勒出了以</w:t>
+      </w:r>
+      <w:r>
+        <w:rPr>
+          <w:sz w:val="21"/>
+          <w:szCs w:val="21"/>
+        </w:rPr>
+        <w:t>AI</w:t>
+      </w:r>
+      <w:r>
+        <w:rPr>
+          <w:sz w:val="21"/>
+          <w:szCs w:val="21"/>
+        </w:rPr>
+        <w:t>赋能机器人学为核心的技术演进路径，</w:t>
+      </w:r>
+      <w:proofErr w:type="gramStart"/>
+      <w:r>
+        <w:rPr>
+          <w:sz w:val="21"/>
+          <w:szCs w:val="21"/>
+        </w:rPr>
+        <w:t>反映出跨领域</w:t>
+      </w:r>
+      <w:proofErr w:type="gramEnd"/>
+      <w:r>
+        <w:rPr>
+          <w:sz w:val="21"/>
+          <w:szCs w:val="21"/>
+        </w:rPr>
+        <w:t>融合是当前开源社区的重要特征。</w:t>
+      </w:r>
+    </w:p>
+    <w:p>
+      <w:pPr>
+        <w:spacing w:line="300" w:lineRule="auto"/>
+        <w:ind w:firstLineChars="200" w:firstLine="422"/>
+        <w:rPr>
+          <w:sz w:val="21"/>
+          <w:szCs w:val="21"/>
+        </w:rPr>
+      </w:pPr>
+      <w:proofErr w:type="gramStart"/>
+      <w:r>
+        <w:rPr>
+          <w:b/>
+          <w:bCs/>
+          <w:sz w:val="21"/>
+          <w:szCs w:val="21"/>
+        </w:rPr>
+        <w:t>项目星标热度</w:t>
+      </w:r>
+      <w:proofErr w:type="gramEnd"/>
+      <w:r>
+        <w:rPr>
+          <w:b/>
+          <w:bCs/>
+          <w:sz w:val="21"/>
+          <w:szCs w:val="21"/>
+        </w:rPr>
+        <w:t>分布</w:t>
+      </w:r>
+      <w:r>
+        <w:rPr>
+          <w:sz w:val="21"/>
+          <w:szCs w:val="21"/>
+        </w:rPr>
+        <w:t>：通过</w:t>
+      </w:r>
+      <w:r>
+        <w:rPr>
+          <w:sz w:val="21"/>
+          <w:szCs w:val="21"/>
+        </w:rPr>
+        <w:t>Star</w:t>
+      </w:r>
+      <w:r>
+        <w:rPr>
+          <w:sz w:val="21"/>
+          <w:szCs w:val="21"/>
+        </w:rPr>
+        <w:t>数对数密度图可知，开源项目的影响力呈现典型的对数正态分布形态。数据峰值落在</w:t>
+      </w:r>
+      <w:r>
+        <w:rPr>
+          <w:sz w:val="21"/>
+          <w:szCs w:val="21"/>
+        </w:rPr>
+        <w:t>1000 Stars</w:t>
+      </w:r>
+      <w:r>
+        <w:rPr>
+          <w:sz w:val="21"/>
+          <w:szCs w:val="21"/>
+        </w:rPr>
+        <w:t>左右，这揭示了社区内</w:t>
+      </w:r>
+      <w:r>
+        <w:rPr>
+          <w:sz w:val="21"/>
+          <w:szCs w:val="21"/>
+        </w:rPr>
+        <w:t>“</w:t>
+      </w:r>
+      <w:r>
+        <w:rPr>
+          <w:sz w:val="21"/>
+          <w:szCs w:val="21"/>
+        </w:rPr>
+        <w:t>头部效应</w:t>
+      </w:r>
+      <w:r>
+        <w:rPr>
+          <w:sz w:val="21"/>
+          <w:szCs w:val="21"/>
+        </w:rPr>
+        <w:t>”</w:t>
+      </w:r>
+      <w:r>
+        <w:rPr>
+          <w:sz w:val="21"/>
+          <w:szCs w:val="21"/>
+        </w:rPr>
+        <w:t>的存在</w:t>
+      </w:r>
+      <w:r>
+        <w:rPr>
+          <w:sz w:val="21"/>
+          <w:szCs w:val="21"/>
+        </w:rPr>
+        <w:t>——</w:t>
+      </w:r>
+      <w:r>
+        <w:rPr>
+          <w:sz w:val="21"/>
+          <w:szCs w:val="21"/>
+        </w:rPr>
+        <w:t>极少数优质项目汇聚了大量社区关注，而大部分项目处于长尾分布区。这一分布规律为识别社区中的</w:t>
+      </w:r>
+      <w:r>
+        <w:rPr>
+          <w:sz w:val="21"/>
+          <w:szCs w:val="21"/>
+        </w:rPr>
+        <w:t>“</w:t>
+      </w:r>
+      <w:r>
+        <w:rPr>
+          <w:sz w:val="21"/>
+          <w:szCs w:val="21"/>
+        </w:rPr>
+        <w:t>基石项目</w:t>
+      </w:r>
+      <w:r>
+        <w:rPr>
+          <w:sz w:val="21"/>
+          <w:szCs w:val="21"/>
+        </w:rPr>
+        <w:t>”</w:t>
+      </w:r>
+      <w:r>
+        <w:rPr>
+          <w:sz w:val="21"/>
+          <w:szCs w:val="21"/>
+        </w:rPr>
+        <w:t>提供了量化依据，即超过</w:t>
+      </w:r>
+      <w:r>
+        <w:rPr>
+          <w:sz w:val="21"/>
+          <w:szCs w:val="21"/>
+        </w:rPr>
+        <w:t>1000 Stars</w:t>
+      </w:r>
+      <w:r>
+        <w:rPr>
+          <w:sz w:val="21"/>
+          <w:szCs w:val="21"/>
+        </w:rPr>
+        <w:t>的项目通常在生态中具有较强的技术影响力。</w:t>
+      </w:r>
+    </w:p>
+    <w:p>
+      <w:pPr>
+        <w:spacing w:line="300" w:lineRule="auto"/>
+        <w:ind w:firstLineChars="200" w:firstLine="422"/>
+        <w:rPr>
+          <w:rFonts w:hint="eastAsia"/>
+          <w:sz w:val="21"/>
+          <w:szCs w:val="21"/>
+        </w:rPr>
+      </w:pPr>
+      <w:r>
+        <w:rPr>
+          <w:b/>
+          <w:bCs/>
+          <w:sz w:val="21"/>
+          <w:szCs w:val="21"/>
+        </w:rPr>
+        <w:t>编程语言市场份额</w:t>
+      </w:r>
+      <w:r>
+        <w:rPr>
+          <w:sz w:val="21"/>
+          <w:szCs w:val="21"/>
+        </w:rPr>
+        <w:t>：在编程语言分布上，</w:t>
+      </w:r>
+      <w:r>
+        <w:rPr>
+          <w:sz w:val="21"/>
+          <w:szCs w:val="21"/>
+        </w:rPr>
+        <w:t>Python</w:t>
+      </w:r>
+      <w:r>
+        <w:rPr>
+          <w:sz w:val="21"/>
+          <w:szCs w:val="21"/>
+        </w:rPr>
+        <w:t>以</w:t>
+      </w:r>
+      <w:r>
+        <w:rPr>
+          <w:sz w:val="21"/>
+          <w:szCs w:val="21"/>
+        </w:rPr>
+        <w:t>41.1%</w:t>
+      </w:r>
+      <w:r>
+        <w:rPr>
+          <w:sz w:val="21"/>
+          <w:szCs w:val="21"/>
+        </w:rPr>
+        <w:t>的压倒性优势确立了其在人工智能与机器人学领域的统治地位，</w:t>
+      </w:r>
+      <w:proofErr w:type="spellStart"/>
+      <w:r>
+        <w:rPr>
+          <w:sz w:val="21"/>
+          <w:szCs w:val="21"/>
+        </w:rPr>
+        <w:t>Jupyter</w:t>
+      </w:r>
+      <w:proofErr w:type="spellEnd"/>
+      <w:r>
+        <w:rPr>
+          <w:sz w:val="21"/>
+          <w:szCs w:val="21"/>
+        </w:rPr>
+        <w:t xml:space="preserve"> Notebook</w:t>
+      </w:r>
+      <w:r>
+        <w:rPr>
+          <w:sz w:val="21"/>
+          <w:szCs w:val="21"/>
+        </w:rPr>
+        <w:t>（</w:t>
+      </w:r>
+      <w:r>
+        <w:rPr>
+          <w:sz w:val="21"/>
+          <w:szCs w:val="21"/>
+        </w:rPr>
+        <w:t>17.8%</w:t>
+      </w:r>
+      <w:r>
+        <w:rPr>
+          <w:sz w:val="21"/>
+          <w:szCs w:val="21"/>
+        </w:rPr>
+        <w:t>）与</w:t>
+      </w:r>
+      <w:r>
+        <w:rPr>
+          <w:sz w:val="21"/>
+          <w:szCs w:val="21"/>
+        </w:rPr>
+        <w:t xml:space="preserve"> C++</w:t>
+      </w:r>
+      <w:r>
+        <w:rPr>
+          <w:sz w:val="21"/>
+          <w:szCs w:val="21"/>
+        </w:rPr>
+        <w:t>（</w:t>
+      </w:r>
+      <w:r>
+        <w:rPr>
+          <w:sz w:val="21"/>
+          <w:szCs w:val="21"/>
+        </w:rPr>
+        <w:t>14.4%</w:t>
+      </w:r>
+      <w:r>
+        <w:rPr>
+          <w:sz w:val="21"/>
+          <w:szCs w:val="21"/>
+        </w:rPr>
+        <w:t>）作为辅助工具与底层实现语言，共同构成了该生态的底层技术</w:t>
+      </w:r>
+      <w:proofErr w:type="gramStart"/>
+      <w:r>
+        <w:rPr>
+          <w:sz w:val="21"/>
+          <w:szCs w:val="21"/>
+        </w:rPr>
+        <w:t>栈</w:t>
+      </w:r>
+      <w:proofErr w:type="gramEnd"/>
+      <w:r>
+        <w:rPr>
+          <w:sz w:val="21"/>
+          <w:szCs w:val="21"/>
+        </w:rPr>
+        <w:t>。这种语言结构反映了</w:t>
+      </w:r>
+      <w:r>
+        <w:rPr>
+          <w:sz w:val="21"/>
+          <w:szCs w:val="21"/>
+        </w:rPr>
+        <w:t>“</w:t>
+      </w:r>
+      <w:r>
+        <w:rPr>
+          <w:sz w:val="21"/>
+          <w:szCs w:val="21"/>
+        </w:rPr>
+        <w:t>高效原型开发</w:t>
+      </w:r>
+      <w:r>
+        <w:rPr>
+          <w:sz w:val="21"/>
+          <w:szCs w:val="21"/>
+        </w:rPr>
+        <w:t>+</w:t>
+      </w:r>
+      <w:r>
+        <w:rPr>
+          <w:sz w:val="21"/>
+          <w:szCs w:val="21"/>
+        </w:rPr>
+        <w:t>高性能底层支撑</w:t>
+      </w:r>
+      <w:r>
+        <w:rPr>
+          <w:sz w:val="21"/>
+          <w:szCs w:val="21"/>
+        </w:rPr>
+        <w:t>”</w:t>
+      </w:r>
+      <w:r>
+        <w:rPr>
+          <w:sz w:val="21"/>
+          <w:szCs w:val="21"/>
+        </w:rPr>
+        <w:t>的开发范式，即开发者倾向于利用</w:t>
+      </w:r>
+      <w:r>
+        <w:rPr>
+          <w:sz w:val="21"/>
+          <w:szCs w:val="21"/>
+        </w:rPr>
+        <w:t>Python</w:t>
+      </w:r>
+      <w:r>
+        <w:rPr>
+          <w:sz w:val="21"/>
+          <w:szCs w:val="21"/>
+        </w:rPr>
+        <w:t>快速实现算法验证，再通过</w:t>
+      </w:r>
+      <w:r>
+        <w:rPr>
+          <w:sz w:val="21"/>
+          <w:szCs w:val="21"/>
+        </w:rPr>
+        <w:t>C++</w:t>
+      </w:r>
+      <w:r>
+        <w:rPr>
+          <w:sz w:val="21"/>
+          <w:szCs w:val="21"/>
+        </w:rPr>
+        <w:t>优化关键计算性能。综合来看，宏观特征分析表明，当前开源生态高度向</w:t>
+      </w:r>
+      <w:r>
+        <w:rPr>
+          <w:sz w:val="21"/>
+          <w:szCs w:val="21"/>
+        </w:rPr>
+        <w:t>“AI+</w:t>
+      </w:r>
+      <w:r>
+        <w:rPr>
+          <w:sz w:val="21"/>
+          <w:szCs w:val="21"/>
+        </w:rPr>
+        <w:t>机器人</w:t>
+      </w:r>
+      <w:r>
+        <w:rPr>
+          <w:sz w:val="21"/>
+          <w:szCs w:val="21"/>
+        </w:rPr>
+        <w:t>”</w:t>
+      </w:r>
+      <w:r>
+        <w:rPr>
+          <w:sz w:val="21"/>
+          <w:szCs w:val="21"/>
+        </w:rPr>
+        <w:t>方向倾斜，且形成了以</w:t>
+      </w:r>
+      <w:r>
+        <w:rPr>
+          <w:sz w:val="21"/>
+          <w:szCs w:val="21"/>
+        </w:rPr>
+        <w:t>Python</w:t>
+      </w:r>
+      <w:r>
+        <w:rPr>
+          <w:sz w:val="21"/>
+          <w:szCs w:val="21"/>
+        </w:rPr>
+        <w:t>为核心、头部项目引领技术风向的良性循环结构，为后续的趋势与关联分析提供了稳固的基础。</w:t>
+      </w:r>
+    </w:p>
+    <w:p>
+      <w:pPr>
+        <w:spacing w:line="300" w:lineRule="auto"/>
+        <w:rPr>
+          <w:sz w:val="21"/>
+          <w:szCs w:val="21"/>
+        </w:rPr>
+      </w:pPr>
+      <w:r>
+        <w:rPr>
+          <w:rFonts w:hint="eastAsia"/>
+          <w:sz w:val="21"/>
+          <w:szCs w:val="21"/>
+        </w:rPr>
+        <w:lastRenderedPageBreak/>
+        <w:t xml:space="preserve">4.4.2 </w:t>
+      </w:r>
+      <w:r>
+        <w:rPr>
+          <w:sz w:val="21"/>
+          <w:szCs w:val="21"/>
+        </w:rPr>
+        <w:t>演进趋势与生命周期建模</w:t>
+      </w:r>
+    </w:p>
+    <w:p>
+      <w:pPr>
+        <w:spacing w:line="300" w:lineRule="auto"/>
+        <w:ind w:firstLineChars="200" w:firstLine="420"/>
+        <w:rPr>
+          <w:rFonts w:hint="eastAsia"/>
+          <w:sz w:val="21"/>
+          <w:szCs w:val="21"/>
+        </w:rPr>
+      </w:pPr>
+      <w:r>
+        <w:rPr>
+          <w:sz w:val="21"/>
+          <w:szCs w:val="21"/>
+        </w:rPr>
+        <w:t>本</w:t>
+      </w:r>
+      <w:r>
+        <w:rPr>
+          <w:rFonts w:hint="eastAsia"/>
+          <w:sz w:val="21"/>
+          <w:szCs w:val="21"/>
+        </w:rPr>
+        <w:t>节</w:t>
+      </w:r>
+      <w:r>
+        <w:rPr>
+          <w:sz w:val="21"/>
+          <w:szCs w:val="21"/>
+        </w:rPr>
+        <w:t>引入线性回归模型对开</w:t>
+      </w:r>
+      <w:proofErr w:type="gramStart"/>
+      <w:r>
+        <w:rPr>
+          <w:sz w:val="21"/>
+          <w:szCs w:val="21"/>
+        </w:rPr>
+        <w:t>源项目</w:t>
+      </w:r>
+      <w:proofErr w:type="gramEnd"/>
+      <w:r>
+        <w:rPr>
+          <w:sz w:val="21"/>
+          <w:szCs w:val="21"/>
+        </w:rPr>
+        <w:t>的年度演进轨迹进行</w:t>
+      </w:r>
+      <w:r>
+        <w:rPr>
+          <w:sz w:val="21"/>
+          <w:szCs w:val="21"/>
+        </w:rPr>
+        <w:t>时间序列趋势演进建模</w:t>
+      </w:r>
+      <w:r>
+        <w:rPr>
+          <w:sz w:val="21"/>
+          <w:szCs w:val="21"/>
+        </w:rPr>
+        <w:t>。通过提取各技术领域在时间序列上的活跃度数据，计算其增长斜率，旨在将原本离散的发展过程转化为连续的生命周期模型</w:t>
+      </w:r>
+      <w:r>
+        <w:rPr>
+          <w:rFonts w:hint="eastAsia"/>
+          <w:sz w:val="21"/>
+          <w:szCs w:val="21"/>
+        </w:rPr>
+        <w:t>。</w:t>
+      </w:r>
+    </w:p>
+    <w:p>
+      <w:pPr>
+        <w:spacing w:line="300" w:lineRule="auto"/>
+        <w:ind w:firstLineChars="200" w:firstLine="420"/>
+        <w:rPr>
+          <w:sz w:val="21"/>
+          <w:szCs w:val="21"/>
+        </w:rPr>
+      </w:pPr>
+      <w:r>
+        <w:rPr>
+          <w:sz w:val="21"/>
+          <w:szCs w:val="21"/>
+        </w:rPr>
+        <w:drawing>
+          <wp:anchor distT="0" distB="0" distL="114300" distR="114300" simplePos="0" relativeHeight="251658240" behindDoc="1" locked="0" layoutInCell="1" allowOverlap="1" wp14:anchorId="65E74155" wp14:editId="71778F31">
+            <wp:simplePos x="0" y="0"/>
+            <wp:positionH relativeFrom="margin">
+              <wp:posOffset>2533015</wp:posOffset>
+            </wp:positionH>
+            <wp:positionV relativeFrom="paragraph">
+              <wp:posOffset>13970</wp:posOffset>
+            </wp:positionV>
+            <wp:extent cx="2837815" cy="1891665"/>
+            <wp:effectExtent l="0" t="0" r="635" b="0"/>
+            <wp:wrapTight wrapText="bothSides">
+              <wp:wrapPolygon edited="0">
+                <wp:start x="0" y="0"/>
+                <wp:lineTo x="0" y="21317"/>
+                <wp:lineTo x="21460" y="21317"/>
+                <wp:lineTo x="21460" y="0"/>
+                <wp:lineTo x="0" y="0"/>
+              </wp:wrapPolygon>
+            </wp:wrapTight>
+            <wp:docPr id="1627541478" name="图片 1"/>
+            <wp:cNvGraphicFramePr>
+              <a:graphicFrameLocks xmlns:a="http://schemas.openxmlformats.org/drawingml/2006/main" noChangeAspect="1"/>
+            </wp:cNvGraphicFramePr>
+            <a:graphic xmlns:a="http://schemas.openxmlformats.org/drawingml/2006/main">
+              <a:graphicData uri="http://schemas.openxmlformats.org/drawingml/2006/picture">
+                <pic:pic xmlns:pic="http://schemas.openxmlformats.org/drawingml/2006/picture">
+                  <pic:nvPicPr>
+                    <pic:cNvPr id="1627541478" name=""/>
+                    <pic:cNvPicPr/>
+                  </pic:nvPicPr>
+                  <pic:blipFill>
+                    <a:blip r:embed="rId17"/>
+                    <a:stretch>
+                      <a:fillRect/>
+                    </a:stretch>
+                  </pic:blipFill>
+                  <pic:spPr>
+                    <a:xfrm>
+                      <a:off x="0" y="0"/>
+                      <a:ext cx="2837815" cy="1891665"/>
+                    </a:xfrm>
+                    <a:prstGeom prst="rect">
+                      <a:avLst/>
+                    </a:prstGeom>
+                  </pic:spPr>
+                </pic:pic>
+              </a:graphicData>
+            </a:graphic>
+            <wp14:sizeRelH relativeFrom="margin">
+              <wp14:pctWidth>0</wp14:pctWidth>
+            </wp14:sizeRelH>
+            <wp14:sizeRelV relativeFrom="margin">
+              <wp14:pctHeight>0</wp14:pctHeight>
+            </wp14:sizeRelV>
+          </wp:anchor>
+        </w:drawing>
+      </w:r>
+      <w:r>
+        <w:rPr>
+          <w:sz w:val="21"/>
+          <w:szCs w:val="21"/>
+        </w:rPr>
+        <w:t>通过</w:t>
+      </w:r>
+      <w:r>
+        <w:rPr>
+          <w:sz w:val="21"/>
+          <w:szCs w:val="21"/>
+        </w:rPr>
+        <w:t>“</w:t>
+      </w:r>
+      <w:r>
+        <w:rPr>
+          <w:sz w:val="21"/>
+          <w:szCs w:val="21"/>
+        </w:rPr>
+        <w:t>各领域关键词年度热度演进热力图</w:t>
+      </w:r>
+      <w:r>
+        <w:rPr>
+          <w:sz w:val="21"/>
+          <w:szCs w:val="21"/>
+        </w:rPr>
+        <w:t>”</w:t>
+      </w:r>
+      <w:r>
+        <w:rPr>
+          <w:sz w:val="21"/>
+          <w:szCs w:val="21"/>
+        </w:rPr>
+        <w:t>，我们可以清晰捕捉到各技术领域从</w:t>
+      </w:r>
+      <w:r>
+        <w:rPr>
+          <w:sz w:val="21"/>
+          <w:szCs w:val="21"/>
+        </w:rPr>
+        <w:t>“</w:t>
+      </w:r>
+      <w:r>
+        <w:rPr>
+          <w:sz w:val="21"/>
+          <w:szCs w:val="21"/>
+        </w:rPr>
+        <w:t>技术萌芽</w:t>
+      </w:r>
+      <w:r>
+        <w:rPr>
+          <w:sz w:val="21"/>
+          <w:szCs w:val="21"/>
+        </w:rPr>
+        <w:t>”</w:t>
+      </w:r>
+      <w:r>
+        <w:rPr>
+          <w:sz w:val="21"/>
+          <w:szCs w:val="21"/>
+        </w:rPr>
+        <w:t>到</w:t>
+      </w:r>
+      <w:r>
+        <w:rPr>
+          <w:sz w:val="21"/>
+          <w:szCs w:val="21"/>
+        </w:rPr>
+        <w:t>“</w:t>
+      </w:r>
+      <w:r>
+        <w:rPr>
+          <w:sz w:val="21"/>
+          <w:szCs w:val="21"/>
+        </w:rPr>
+        <w:t>爆发增长</w:t>
+      </w:r>
+      <w:r>
+        <w:rPr>
+          <w:sz w:val="21"/>
+          <w:szCs w:val="21"/>
+        </w:rPr>
+        <w:t>”</w:t>
+      </w:r>
+      <w:r>
+        <w:rPr>
+          <w:sz w:val="21"/>
+          <w:szCs w:val="21"/>
+        </w:rPr>
+        <w:t>的动态演变逻辑。该图通过色阶深浅量化了各领域每年的活跃度，直观展现了开源生态的聚焦点迁移。</w:t>
+      </w:r>
+    </w:p>
+    <w:p>
+      <w:pPr>
+        <w:spacing w:line="300" w:lineRule="auto"/>
+        <w:ind w:firstLineChars="200" w:firstLine="420"/>
+        <w:rPr>
+          <w:sz w:val="21"/>
+          <w:szCs w:val="21"/>
+        </w:rPr>
+      </w:pPr>
+      <w:r>
+        <w:rPr>
+          <w:sz w:val="21"/>
+          <w:szCs w:val="21"/>
+        </w:rPr>
+        <w:drawing>
+          <wp:anchor distT="0" distB="0" distL="114300" distR="114300" simplePos="0" relativeHeight="251659264" behindDoc="0" locked="0" layoutInCell="1" allowOverlap="1" wp14:anchorId="60F0C922" wp14:editId="45502453">
+            <wp:simplePos x="0" y="0"/>
+            <wp:positionH relativeFrom="column">
+              <wp:posOffset>2544445</wp:posOffset>
+            </wp:positionH>
+            <wp:positionV relativeFrom="paragraph">
+              <wp:posOffset>537009</wp:posOffset>
+            </wp:positionV>
+            <wp:extent cx="2581275" cy="4517390"/>
+            <wp:effectExtent l="0" t="0" r="9525" b="0"/>
+            <wp:wrapSquare wrapText="bothSides"/>
+            <wp:docPr id="918456271" name="图片 1"/>
+            <wp:cNvGraphicFramePr>
+              <a:graphicFrameLocks xmlns:a="http://schemas.openxmlformats.org/drawingml/2006/main" noChangeAspect="1"/>
+            </wp:cNvGraphicFramePr>
+            <a:graphic xmlns:a="http://schemas.openxmlformats.org/drawingml/2006/main">
+              <a:graphicData uri="http://schemas.openxmlformats.org/drawingml/2006/picture">
+                <pic:pic xmlns:pic="http://schemas.openxmlformats.org/drawingml/2006/picture">
+                  <pic:nvPicPr>
+                    <pic:cNvPr id="918456271" name=""/>
+                    <pic:cNvPicPr/>
+                  </pic:nvPicPr>
+                  <pic:blipFill>
+                    <a:blip r:embed="rId18"/>
+                    <a:stretch>
+                      <a:fillRect/>
+                    </a:stretch>
+                  </pic:blipFill>
+                  <pic:spPr>
+                    <a:xfrm>
+                      <a:off x="0" y="0"/>
+                      <a:ext cx="2581275" cy="4517390"/>
+                    </a:xfrm>
+                    <a:prstGeom prst="rect">
+                      <a:avLst/>
+                    </a:prstGeom>
+                  </pic:spPr>
+                </pic:pic>
+              </a:graphicData>
+            </a:graphic>
+            <wp14:sizeRelH relativeFrom="page">
+              <wp14:pctWidth>0</wp14:pctWidth>
+            </wp14:sizeRelH>
+            <wp14:sizeRelV relativeFrom="page">
+              <wp14:pctHeight>0</wp14:pctHeight>
+            </wp14:sizeRelV>
+          </wp:anchor>
+        </w:drawing>
+      </w:r>
+      <w:r>
+        <w:rPr>
+          <w:sz w:val="21"/>
+          <w:szCs w:val="21"/>
+        </w:rPr>
+        <w:t>热力图显示大多数领域</w:t>
+      </w:r>
+      <w:r>
+        <w:rPr>
+          <w:sz w:val="21"/>
+          <w:szCs w:val="21"/>
+        </w:rPr>
+        <w:t>2014-202</w:t>
+      </w:r>
+      <w:r>
+        <w:rPr>
+          <w:rFonts w:hint="eastAsia"/>
+          <w:sz w:val="21"/>
+          <w:szCs w:val="21"/>
+        </w:rPr>
+        <w:t>1</w:t>
+      </w:r>
+      <w:r>
+        <w:rPr>
+          <w:rFonts w:hint="eastAsia"/>
+          <w:sz w:val="21"/>
+          <w:szCs w:val="21"/>
+        </w:rPr>
+        <w:t>年</w:t>
+      </w:r>
+      <w:r>
+        <w:rPr>
+          <w:sz w:val="21"/>
+          <w:szCs w:val="21"/>
+        </w:rPr>
+        <w:t>间处于</w:t>
+      </w:r>
+      <w:proofErr w:type="gramStart"/>
+      <w:r>
+        <w:rPr>
+          <w:sz w:val="21"/>
+          <w:szCs w:val="21"/>
+        </w:rPr>
+        <w:t>低活跃</w:t>
+      </w:r>
+      <w:proofErr w:type="gramEnd"/>
+      <w:r>
+        <w:rPr>
+          <w:sz w:val="21"/>
+          <w:szCs w:val="21"/>
+        </w:rPr>
+        <w:t>的培育期。自</w:t>
+      </w:r>
+      <w:r>
+        <w:rPr>
+          <w:sz w:val="21"/>
+          <w:szCs w:val="21"/>
+        </w:rPr>
+        <w:t>2022</w:t>
+      </w:r>
+      <w:r>
+        <w:rPr>
+          <w:sz w:val="21"/>
+          <w:szCs w:val="21"/>
+        </w:rPr>
+        <w:t>年起，技术关注度出现显著的</w:t>
+      </w:r>
+      <w:r>
+        <w:rPr>
+          <w:sz w:val="21"/>
+          <w:szCs w:val="21"/>
+        </w:rPr>
+        <w:t>“</w:t>
+      </w:r>
+      <w:r>
+        <w:rPr>
+          <w:sz w:val="21"/>
+          <w:szCs w:val="21"/>
+        </w:rPr>
+        <w:t>向心聚拢</w:t>
+      </w:r>
+      <w:r>
+        <w:rPr>
+          <w:sz w:val="21"/>
+          <w:szCs w:val="21"/>
+        </w:rPr>
+        <w:t>”</w:t>
+      </w:r>
+      <w:r>
+        <w:rPr>
+          <w:sz w:val="21"/>
+          <w:szCs w:val="21"/>
+        </w:rPr>
+        <w:t>效应，尤其在</w:t>
+      </w:r>
+      <w:r>
+        <w:rPr>
+          <w:sz w:val="21"/>
+          <w:szCs w:val="21"/>
+        </w:rPr>
+        <w:t>2025-2026</w:t>
+      </w:r>
+      <w:r>
+        <w:rPr>
+          <w:sz w:val="21"/>
+          <w:szCs w:val="21"/>
+        </w:rPr>
+        <w:t>年间，热度指标呈现爆发式增长。这不仅印证了演进趋势分析中</w:t>
+      </w:r>
+      <w:r>
+        <w:rPr>
+          <w:sz w:val="21"/>
+          <w:szCs w:val="21"/>
+        </w:rPr>
+        <w:t>“</w:t>
+      </w:r>
+      <w:r>
+        <w:rPr>
+          <w:sz w:val="21"/>
+          <w:szCs w:val="21"/>
+        </w:rPr>
+        <w:t>高速增长型</w:t>
+      </w:r>
+      <w:r>
+        <w:rPr>
+          <w:sz w:val="21"/>
+          <w:szCs w:val="21"/>
+        </w:rPr>
+        <w:t>”</w:t>
+      </w:r>
+      <w:r>
+        <w:rPr>
+          <w:sz w:val="21"/>
+          <w:szCs w:val="21"/>
+        </w:rPr>
+        <w:t>的结论，还揭示了技术更新周期的加速度现象。</w:t>
+      </w:r>
+    </w:p>
+    <w:p>
+      <w:pPr>
+        <w:spacing w:line="300" w:lineRule="auto"/>
+        <w:ind w:firstLineChars="200" w:firstLine="420"/>
+        <w:rPr>
+          <w:sz w:val="21"/>
+          <w:szCs w:val="21"/>
+        </w:rPr>
+      </w:pPr>
+      <w:r>
+        <w:rPr>
+          <w:sz w:val="21"/>
+          <w:szCs w:val="21"/>
+        </w:rPr>
+        <w:t>生成式</w:t>
+      </w:r>
+      <w:r>
+        <w:rPr>
+          <w:sz w:val="21"/>
+          <w:szCs w:val="21"/>
+        </w:rPr>
+        <w:t>AI</w:t>
+      </w:r>
+      <w:r>
+        <w:rPr>
+          <w:sz w:val="21"/>
+          <w:szCs w:val="21"/>
+        </w:rPr>
+        <w:t>的统治力</w:t>
+      </w:r>
+      <w:r>
+        <w:rPr>
+          <w:sz w:val="21"/>
+          <w:szCs w:val="21"/>
+        </w:rPr>
+        <w:t>large-language-model</w:t>
+      </w:r>
+      <w:r>
+        <w:rPr>
+          <w:sz w:val="21"/>
+          <w:szCs w:val="21"/>
+        </w:rPr>
+        <w:t>与</w:t>
+      </w:r>
+      <w:r>
+        <w:rPr>
+          <w:sz w:val="21"/>
+          <w:szCs w:val="21"/>
+        </w:rPr>
+        <w:t>transformer</w:t>
+      </w:r>
+      <w:r>
+        <w:rPr>
+          <w:sz w:val="21"/>
+          <w:szCs w:val="21"/>
+        </w:rPr>
+        <w:t>从</w:t>
+      </w:r>
+      <w:r>
+        <w:rPr>
+          <w:sz w:val="21"/>
+          <w:szCs w:val="21"/>
+        </w:rPr>
+        <w:t>2023</w:t>
+      </w:r>
+      <w:r>
+        <w:rPr>
+          <w:sz w:val="21"/>
+          <w:szCs w:val="21"/>
+        </w:rPr>
+        <w:t>年开始异军突起，色阶迅速向深蓝色过渡，</w:t>
+      </w:r>
+      <w:r>
+        <w:rPr>
+          <w:sz w:val="21"/>
+          <w:szCs w:val="21"/>
+        </w:rPr>
+        <w:t>2026</w:t>
+      </w:r>
+      <w:r>
+        <w:rPr>
+          <w:sz w:val="21"/>
+          <w:szCs w:val="21"/>
+        </w:rPr>
+        <w:t>年达到峰值，反映了当前由</w:t>
+      </w:r>
+      <w:r>
+        <w:rPr>
+          <w:sz w:val="21"/>
+          <w:szCs w:val="21"/>
+        </w:rPr>
+        <w:t>LLM</w:t>
+      </w:r>
+      <w:r>
+        <w:rPr>
+          <w:sz w:val="21"/>
+          <w:szCs w:val="21"/>
+        </w:rPr>
+        <w:t>驱动的技术革命浪潮。如</w:t>
+      </w:r>
+      <w:r>
+        <w:rPr>
+          <w:sz w:val="21"/>
+          <w:szCs w:val="21"/>
+        </w:rPr>
+        <w:t>robotics</w:t>
+      </w:r>
+      <w:r>
+        <w:rPr>
+          <w:sz w:val="21"/>
+          <w:szCs w:val="21"/>
+        </w:rPr>
+        <w:t>与</w:t>
+      </w:r>
+      <w:r>
+        <w:rPr>
+          <w:sz w:val="21"/>
+          <w:szCs w:val="21"/>
+        </w:rPr>
+        <w:t>optimization</w:t>
+      </w:r>
+      <w:r>
+        <w:rPr>
+          <w:sz w:val="21"/>
+          <w:szCs w:val="21"/>
+        </w:rPr>
+        <w:t>领域，在经历长时间的积淀后，其热度在</w:t>
+      </w:r>
+      <w:r>
+        <w:rPr>
+          <w:sz w:val="21"/>
+          <w:szCs w:val="21"/>
+        </w:rPr>
+        <w:t>2026</w:t>
+      </w:r>
+      <w:r>
+        <w:rPr>
+          <w:sz w:val="21"/>
+          <w:szCs w:val="21"/>
+        </w:rPr>
+        <w:t>年达到最高点，说明传统工程领域正在通过吸纳新兴</w:t>
+      </w:r>
+      <w:r>
+        <w:rPr>
+          <w:sz w:val="21"/>
+          <w:szCs w:val="21"/>
+        </w:rPr>
+        <w:t>AI</w:t>
+      </w:r>
+      <w:r>
+        <w:rPr>
+          <w:sz w:val="21"/>
+          <w:szCs w:val="21"/>
+        </w:rPr>
+        <w:t>模型进行范式升级，产生了强大的协同效应。</w:t>
+      </w:r>
+      <w:r>
+        <w:rPr>
+          <w:rFonts w:hint="eastAsia"/>
+          <w:sz w:val="21"/>
+          <w:szCs w:val="21"/>
+        </w:rPr>
+        <w:t>与</w:t>
+      </w:r>
+      <w:r>
+        <w:rPr>
+          <w:sz w:val="21"/>
+          <w:szCs w:val="21"/>
+        </w:rPr>
+        <w:t>快速爆发领域形成对比，部分领域如</w:t>
+      </w:r>
+      <w:r>
+        <w:rPr>
+          <w:sz w:val="21"/>
+          <w:szCs w:val="21"/>
+        </w:rPr>
+        <w:t>graph-neural-networks</w:t>
+      </w:r>
+      <w:r>
+        <w:rPr>
+          <w:sz w:val="21"/>
+          <w:szCs w:val="21"/>
+        </w:rPr>
+        <w:t>或</w:t>
+      </w:r>
+      <w:r>
+        <w:rPr>
+          <w:sz w:val="21"/>
+          <w:szCs w:val="21"/>
+        </w:rPr>
+        <w:t>unsupervised-learning</w:t>
+      </w:r>
+      <w:r>
+        <w:rPr>
+          <w:sz w:val="21"/>
+          <w:szCs w:val="21"/>
+        </w:rPr>
+        <w:t>的色阶深度在近年趋于平缓，印证了其从前沿热点向平稳应用型领域的角色转型。</w:t>
+      </w:r>
+    </w:p>
+    <w:p>
+      <w:pPr>
+        <w:spacing w:line="300" w:lineRule="auto"/>
+        <w:ind w:firstLineChars="200" w:firstLine="420"/>
+        <w:rPr>
+          <w:sz w:val="21"/>
+          <w:szCs w:val="21"/>
+        </w:rPr>
+      </w:pPr>
+      <w:r>
+        <w:rPr>
+          <w:noProof/>
+          <w:sz w:val="21"/>
+          <w:szCs w:val="21"/>
+        </w:rPr>
+        <mc:AlternateContent>
+          <mc:Choice Requires="wps">
+            <w:drawing>
+              <wp:anchor distT="45720" distB="45720" distL="114300" distR="114300" simplePos="0" relativeHeight="251661312" behindDoc="0" locked="0" layoutInCell="1" allowOverlap="1" wp14:anchorId="03AF1376" wp14:editId="79287DCC">
+                <wp:simplePos x="0" y="0"/>
+                <wp:positionH relativeFrom="column">
+                  <wp:posOffset>2795276</wp:posOffset>
+                </wp:positionH>
+                <wp:positionV relativeFrom="paragraph">
+                  <wp:posOffset>164264</wp:posOffset>
+                </wp:positionV>
+                <wp:extent cx="2360930" cy="1404620"/>
+                <wp:effectExtent l="0" t="0" r="5080" b="2540"/>
+                <wp:wrapNone/>
+                <wp:docPr id="217" name="文本框 2"/>
+                <wp:cNvGraphicFramePr>
+                  <a:graphicFrameLocks xmlns:a="http://schemas.openxmlformats.org/drawingml/2006/main"/>
+                </wp:cNvGraphicFramePr>
+                <a:graphic xmlns:a="http://schemas.openxmlformats.org/drawingml/2006/main">
+                  <a:graphicData uri="http://schemas.microsoft.com/office/word/2010/wordprocessingShape">
+                    <wps:wsp>
+                      <wps:cNvSpPr txBox="1">
+                        <a:spLocks noChangeArrowheads="1"/>
+                      </wps:cNvSpPr>
+                      <wps:spPr bwMode="auto">
+                        <a:xfrm>
+                          <a:off x="0" y="0"/>
+                          <a:ext cx="2360930" cy="1404620"/>
+                        </a:xfrm>
+                        <a:prstGeom prst="rect">
+                          <a:avLst/>
+                        </a:prstGeom>
+                        <a:solidFill>
+                          <a:srgbClr val="FFFFFF"/>
+                        </a:solidFill>
+                        <a:ln w="9525">
+                          <a:noFill/>
+                          <a:miter lim="800000"/>
+                          <a:headEnd/>
+                          <a:tailEnd/>
+                        </a:ln>
+                      </wps:spPr>
+                      <wps:txbx>
+                        <w:txbxContent>
+                          <w:p>
+                            <w:pPr>
+                              <w:spacing w:line="300" w:lineRule="auto"/>
+                              <w:ind w:firstLineChars="200" w:firstLine="360"/>
+                              <w:jc w:val="center"/>
+                              <w:rPr>
+                                <w:rFonts w:hint="eastAsia"/>
+                              </w:rPr>
+                            </w:pPr>
+                            <w:r>
+                              <w:rPr>
+                                <w:rFonts w:eastAsia="仿宋" w:cs="Times New Roman" w:hint="eastAsia"/>
+                                <w:sz w:val="18"/>
+                                <w:szCs w:val="18"/>
+                              </w:rPr>
+                              <w:t>图</w:t>
+                            </w:r>
+                            <w:r>
+                              <w:rPr>
+                                <w:rFonts w:eastAsia="仿宋" w:cs="Times New Roman" w:hint="eastAsia"/>
+                                <w:sz w:val="18"/>
+                                <w:szCs w:val="18"/>
+                              </w:rPr>
+                              <w:t xml:space="preserve">6 </w:t>
+                            </w:r>
+                            <w:r>
+                              <w:rPr>
+                                <w:rFonts w:eastAsia="仿宋" w:cs="Times New Roman" w:hint="eastAsia"/>
+                                <w:sz w:val="18"/>
+                                <w:szCs w:val="18"/>
+                              </w:rPr>
+                              <w:t>话题发展趋势分析</w:t>
+                            </w:r>
+                          </w:p>
+                        </w:txbxContent>
+                      </wps:txbx>
+                      <wps:bodyPr rot="0" vert="horz" wrap="square" lIns="91440" tIns="45720" rIns="91440" bIns="45720" anchor="t" anchorCtr="0">
+                        <a:spAutoFit/>
+                      </wps:bodyPr>
+                    </wps:wsp>
+                  </a:graphicData>
+                </a:graphic>
+                <wp14:sizeRelH relativeFrom="margin">
+                  <wp14:pctWidth>40000</wp14:pctWidth>
+                </wp14:sizeRelH>
+                <wp14:sizeRelV relativeFrom="margin">
+                  <wp14:pctHeight>20000</wp14:pctHeight>
+                </wp14:sizeRelV>
+              </wp:anchor>
+            </w:drawing>
+          </mc:Choice>
+          <mc:Fallback>
+            <w:pict>
+              <v:shapetype w14:anchorId="03AF1376" id="_x0000_t202" coordsize="21600,21600" o:spt="202" path="m,l,21600r21600,l21600,xe">
+                <v:stroke joinstyle="miter"/>
+                <v:path gradientshapeok="t" o:connecttype="rect"/>
+              </v:shapetype>
+              <v:shape id="文本框 2" o:spid="_x0000_s1026" type="#_x0000_t202" style="position:absolute;left:0;text-align:left;margin-left:220.1pt;margin-top:12.95pt;width:185.9pt;height:110.6pt;z-index:251661312;visibility:visible;mso-wrap-style:square;mso-width-percent:400;mso-height-percent:200;mso-wrap-distance-left:9pt;mso-wrap-distance-top:3.6pt;mso-wrap-distance-right:9pt;mso-wrap-distance-bottom:3.6pt;mso-position-horizontal:absolute;mso-position-horizontal-relative:text;mso-position-vertical:absolute;mso-position-vertical-relative:text;mso-width-percent:400;mso-height-percent:200;mso-width-relative:margin;mso-height-relative:margin;v-text-anchor:top" o:gfxdata="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" stroked="f">
+                <v:textbox style="mso-fit-shape-to-text:t">
+                  <w:txbxContent>
+                    <w:p>
+                      <w:pPr>
+                        <w:spacing w:line="300" w:lineRule="auto"/>
+                        <w:ind w:firstLineChars="200" w:firstLine="360"/>
+                        <w:jc w:val="center"/>
+                        <w:rPr>
+                          <w:rFonts w:hint="eastAsia"/>
+                        </w:rPr>
+                      </w:pPr>
+                      <w:r>
+                        <w:rPr>
+                          <w:rFonts w:eastAsia="仿宋" w:cs="Times New Roman" w:hint="eastAsia"/>
+                          <w:sz w:val="18"/>
+                          <w:szCs w:val="18"/>
+                        </w:rPr>
+                        <w:t>图</w:t>
+                      </w:r>
+                      <w:r>
+                        <w:rPr>
+                          <w:rFonts w:eastAsia="仿宋" w:cs="Times New Roman" w:hint="eastAsia"/>
+                          <w:sz w:val="18"/>
+                          <w:szCs w:val="18"/>
+                        </w:rPr>
+                        <w:t xml:space="preserve">6 </w:t>
+                      </w:r>
+                      <w:r>
+                        <w:rPr>
+                          <w:rFonts w:eastAsia="仿宋" w:cs="Times New Roman" w:hint="eastAsia"/>
+                          <w:sz w:val="18"/>
+                          <w:szCs w:val="18"/>
+                        </w:rPr>
+                        <w:t>话题发展趋势分析</w:t>
+                      </w:r>
+                    </w:p>
+                  </w:txbxContent>
+                </v:textbox>
+              </v:shape>
+            </w:pict>
+          </mc:Fallback>
+        </mc:AlternateContent>
+      </w:r>
+      <w:r>
+        <w:rPr>
+          <w:sz w:val="21"/>
+          <w:szCs w:val="21"/>
+        </w:rPr>
+        <w:t>综上所述，热力图揭示了开源生态中</w:t>
+      </w:r>
+      <w:r>
+        <w:rPr>
+          <w:sz w:val="21"/>
+          <w:szCs w:val="21"/>
+        </w:rPr>
+        <w:t>“</w:t>
+      </w:r>
+      <w:r>
+        <w:rPr>
+          <w:sz w:val="21"/>
+          <w:szCs w:val="21"/>
+        </w:rPr>
+        <w:t>存量技术不断深化、前沿领域迅速爆发</w:t>
+      </w:r>
+      <w:r>
+        <w:rPr>
+          <w:sz w:val="21"/>
+          <w:szCs w:val="21"/>
+        </w:rPr>
+        <w:t>”</w:t>
+      </w:r>
+      <w:r>
+        <w:rPr>
+          <w:sz w:val="21"/>
+          <w:szCs w:val="21"/>
+        </w:rPr>
+        <w:t>的</w:t>
+      </w:r>
+    </w:p>
+    <w:p>
+      <w:pPr>
+        <w:spacing w:line="300" w:lineRule="auto"/>
+        <w:rPr>
+          <w:sz w:val="21"/>
+          <w:szCs w:val="21"/>
+        </w:rPr>
+      </w:pPr>
+      <w:r>
+        <w:rPr>
+          <w:sz w:val="21"/>
+          <w:szCs w:val="21"/>
+        </w:rPr>
+        <w:t>并存态势。通过对比不同时间点的颜色梯度，可以精准识别出哪些领域正处于技术迭代的临界点，为研究技术生命周期提供了动态的可视化证据。</w:t>
+      </w:r>
+    </w:p>
+    <w:p>
+      <w:pPr>
+        <w:spacing w:line="300" w:lineRule="auto"/>
+        <w:ind w:firstLineChars="200" w:firstLine="420"/>
+        <w:rPr>
+          <w:sz w:val="21"/>
+          <w:szCs w:val="21"/>
+        </w:rPr>
+      </w:pPr>
+    </w:p>
+    <w:p>
+      <w:pPr>
+        <w:spacing w:line="300" w:lineRule="auto"/>
+        <w:rPr>
+          <w:sz w:val="21"/>
+          <w:szCs w:val="21"/>
+        </w:rPr>
+      </w:pPr>
+      <w:r>
+        <w:rPr>
+          <w:rFonts w:hint="eastAsia"/>
+          <w:sz w:val="21"/>
+          <w:szCs w:val="21"/>
+        </w:rPr>
+        <w:lastRenderedPageBreak/>
+        <w:t xml:space="preserve">4.4.3 </w:t>
+      </w:r>
+      <w:r>
+        <w:rPr>
+          <w:sz w:val="21"/>
+          <w:szCs w:val="21"/>
+        </w:rPr>
+        <w:t>关联规则与质量评估</w:t>
+      </w:r>
+    </w:p>
+    <w:p>
+      <w:pPr>
+        <w:spacing w:line="300" w:lineRule="auto"/>
+        <w:ind w:firstLineChars="200" w:firstLine="420"/>
+        <w:rPr>
+          <w:rFonts w:hint="eastAsia"/>
+          <w:sz w:val="21"/>
+          <w:szCs w:val="21"/>
+        </w:rPr>
+      </w:pPr>
+      <w:r>
+        <w:rPr>
+          <w:sz w:val="21"/>
+          <w:szCs w:val="21"/>
+        </w:rPr>
+        <w:t>本节主要通过构建质量评估矩阵</w:t>
+      </w:r>
+      <w:r>
+        <w:rPr>
+          <w:rFonts w:hint="eastAsia"/>
+          <w:sz w:val="21"/>
+          <w:szCs w:val="21"/>
+        </w:rPr>
+        <w:t>、</w:t>
+      </w:r>
+      <w:r>
+        <w:rPr>
+          <w:sz w:val="21"/>
+          <w:szCs w:val="21"/>
+        </w:rPr>
+        <w:t>K-Means</w:t>
+      </w:r>
+      <w:r>
+        <w:rPr>
+          <w:sz w:val="21"/>
+          <w:szCs w:val="21"/>
+        </w:rPr>
+        <w:t>聚类分群关联挖掘的分析方法，深入挖掘项目质量、标签</w:t>
+      </w:r>
+      <w:proofErr w:type="gramStart"/>
+      <w:r>
+        <w:rPr>
+          <w:sz w:val="21"/>
+          <w:szCs w:val="21"/>
+        </w:rPr>
+        <w:t>共现及热度</w:t>
+      </w:r>
+      <w:proofErr w:type="gramEnd"/>
+      <w:r>
+        <w:rPr>
+          <w:sz w:val="21"/>
+          <w:szCs w:val="21"/>
+        </w:rPr>
+        <w:t>反馈之间的深层逻辑：</w:t>
+      </w:r>
+      <w:r>
+        <w:rPr>
+          <w:sz w:val="21"/>
+          <w:szCs w:val="21"/>
+        </w:rPr>
+        <w:t xml:space="preserve"> </w:t>
+      </w:r>
+    </w:p>
+    <w:p>
+      <w:pPr>
+        <w:spacing w:line="300" w:lineRule="auto"/>
+        <w:jc w:val="center"/>
+        <w:rPr>
+          <w:sz w:val="21"/>
+          <w:szCs w:val="21"/>
+        </w:rPr>
+      </w:pPr>
+      <w:r>
+        <w:rPr>
+          <w:sz w:val="21"/>
+          <w:szCs w:val="21"/>
+        </w:rPr>
+        <w:drawing>
+          <wp:inline distT="0" distB="0" distL="0" distR="0" wp14:anchorId="0C352C86" wp14:editId="6EF9C607">
+            <wp:extent cx="2355727" cy="1648953"/>
+            <wp:effectExtent l="0" t="0" r="6985" b="8890"/>
+            <wp:docPr id="11564032" name="图片 1"/>
+            <wp:cNvGraphicFramePr>
+              <a:graphicFrameLocks xmlns:a="http://schemas.openxmlformats.org/drawingml/2006/main" noChangeAspect="1"/>
+            </wp:cNvGraphicFramePr>
+            <a:graphic xmlns:a="http://schemas.openxmlformats.org/drawingml/2006/main">
+              <a:graphicData uri="http://schemas.openxmlformats.org/drawingml/2006/picture">
+                <pic:pic xmlns:pic="http://schemas.openxmlformats.org/drawingml/2006/picture">
+                  <pic:nvPicPr>
+                    <pic:cNvPr id="11564032" name=""/>
+                    <pic:cNvPicPr/>
+                  </pic:nvPicPr>
+                  <pic:blipFill>
+                    <a:blip r:embed="rId19"/>
+                    <a:stretch>
+                      <a:fillRect/>
+                    </a:stretch>
+                  </pic:blipFill>
+                  <pic:spPr>
+                    <a:xfrm>
+                      <a:off x="0" y="0"/>
+                      <a:ext cx="2368876" cy="1658157"/>
+                    </a:xfrm>
+                    <a:prstGeom prst="rect">
+                      <a:avLst/>
+                    </a:prstGeom>
+                  </pic:spPr>
+                </pic:pic>
+              </a:graphicData>
+            </a:graphic>
+          </wp:inline>
+        </w:drawing>
+      </w:r>
+      <w:r>
+        <w:rPr>
+          <w:sz w:val="21"/>
+          <w:szCs w:val="21"/>
+        </w:rPr>
+        <w:drawing>
+          <wp:inline distT="0" distB="0" distL="0" distR="0" wp14:anchorId="7CF14E40" wp14:editId="0AAD3538">
+            <wp:extent cx="2869485" cy="1721829"/>
+            <wp:effectExtent l="0" t="0" r="7620" b="0"/>
+            <wp:docPr id="495487727" name="图片 1"/>
+            <wp:cNvGraphicFramePr>
+              <a:graphicFrameLocks xmlns:a="http://schemas.openxmlformats.org/drawingml/2006/main" noChangeAspect="1"/>
+            </wp:cNvGraphicFramePr>
+            <a:graphic xmlns:a="http://schemas.openxmlformats.org/drawingml/2006/main">
+              <a:graphicData uri="http://schemas.openxmlformats.org/drawingml/2006/picture">
+                <pic:pic xmlns:pic="http://schemas.openxmlformats.org/drawingml/2006/picture">
+                  <pic:nvPicPr>
+                    <pic:cNvPr id="495487727" name=""/>
+                    <pic:cNvPicPr/>
+                  </pic:nvPicPr>
+                  <pic:blipFill>
+                    <a:blip r:embed="rId20"/>
+                    <a:stretch>
+                      <a:fillRect/>
+                    </a:stretch>
+                  </pic:blipFill>
+                  <pic:spPr>
+                    <a:xfrm>
+                      <a:off x="0" y="0"/>
+                      <a:ext cx="2883463" cy="1730217"/>
+                    </a:xfrm>
+                    <a:prstGeom prst="rect">
+                      <a:avLst/>
+                    </a:prstGeom>
+                  </pic:spPr>
+                </pic:pic>
+              </a:graphicData>
+            </a:graphic>
+          </wp:inline>
+        </w:drawing>
+      </w:r>
+    </w:p>
+    <w:p>
+      <w:pPr>
+        <w:spacing w:line="300" w:lineRule="auto"/>
+        <w:ind w:firstLineChars="200" w:firstLine="360"/>
+        <w:jc w:val="center"/>
+        <w:rPr>
+          <w:rFonts w:hint="eastAsia"/>
+        </w:rPr>
+      </w:pPr>
+      <w:r>
+        <w:rPr>
+          <w:rFonts w:eastAsia="仿宋" w:cs="Times New Roman" w:hint="eastAsia"/>
+          <w:sz w:val="18"/>
+          <w:szCs w:val="18"/>
+        </w:rPr>
+        <w:t>图</w:t>
+      </w:r>
+      <w:r>
+        <w:rPr>
+          <w:rFonts w:eastAsia="仿宋" w:cs="Times New Roman" w:hint="eastAsia"/>
+          <w:sz w:val="18"/>
+          <w:szCs w:val="18"/>
+        </w:rPr>
+        <w:t>7</w:t>
+      </w:r>
+      <w:r>
+        <w:rPr>
+          <w:rFonts w:eastAsia="仿宋" w:cs="Times New Roman" w:hint="eastAsia"/>
+          <w:sz w:val="18"/>
+          <w:szCs w:val="18"/>
+        </w:rPr>
+        <w:t xml:space="preserve"> </w:t>
+      </w:r>
+      <w:r>
+        <w:rPr>
+          <w:rFonts w:eastAsia="仿宋" w:cs="Times New Roman" w:hint="eastAsia"/>
+          <w:sz w:val="18"/>
+          <w:szCs w:val="18"/>
+        </w:rPr>
+        <w:t xml:space="preserve"> </w:t>
+      </w:r>
+      <w:r>
+        <w:rPr>
+          <w:rFonts w:eastAsia="仿宋" w:cs="Times New Roman" w:hint="eastAsia"/>
+          <w:sz w:val="18"/>
+          <w:szCs w:val="18"/>
+        </w:rPr>
+        <w:t>左：</w:t>
+      </w:r>
+      <w:r>
+        <w:rPr>
+          <w:rFonts w:eastAsia="仿宋" w:cs="Times New Roman" w:hint="eastAsia"/>
+          <w:sz w:val="18"/>
+          <w:szCs w:val="18"/>
+        </w:rPr>
+        <w:t>开源项目质量评估</w:t>
+      </w:r>
+      <w:r>
+        <w:rPr>
+          <w:rFonts w:eastAsia="仿宋" w:cs="Times New Roman" w:hint="eastAsia"/>
+          <w:sz w:val="18"/>
+          <w:szCs w:val="18"/>
+        </w:rPr>
+        <w:t xml:space="preserve"> </w:t>
+      </w:r>
+      <w:r>
+        <w:rPr>
+          <w:rFonts w:eastAsia="仿宋" w:cs="Times New Roman" w:hint="eastAsia"/>
+          <w:sz w:val="18"/>
+          <w:szCs w:val="18"/>
+        </w:rPr>
+        <w:t>右：</w:t>
+      </w:r>
+      <w:r>
+        <w:rPr>
+          <w:rFonts w:eastAsia="仿宋" w:cs="Times New Roman" w:hint="eastAsia"/>
+          <w:sz w:val="18"/>
+          <w:szCs w:val="18"/>
+        </w:rPr>
+        <w:t>关键词聚类分析</w:t>
+      </w:r>
+    </w:p>
+    <w:p>
+      <w:pPr>
+        <w:spacing w:line="300" w:lineRule="auto"/>
+        <w:ind w:firstLineChars="200" w:firstLine="420"/>
+        <w:rPr>
+          <w:sz w:val="21"/>
+          <w:szCs w:val="21"/>
+        </w:rPr>
+      </w:pPr>
+      <w:r>
+        <w:rPr>
+          <w:sz w:val="21"/>
+          <w:szCs w:val="21"/>
+        </w:rPr>
+        <w:t>通过</w:t>
+      </w:r>
+      <w:r>
+        <w:rPr>
+          <w:sz w:val="21"/>
+          <w:szCs w:val="21"/>
+        </w:rPr>
+        <w:t>“</w:t>
+      </w:r>
+      <w:r>
+        <w:rPr>
+          <w:sz w:val="21"/>
+          <w:szCs w:val="21"/>
+        </w:rPr>
+        <w:t>质量评估矩阵</w:t>
+      </w:r>
+      <w:r>
+        <w:rPr>
+          <w:sz w:val="21"/>
+          <w:szCs w:val="21"/>
+        </w:rPr>
+        <w:t>”</w:t>
+      </w:r>
+      <w:r>
+        <w:rPr>
+          <w:sz w:val="21"/>
+          <w:szCs w:val="21"/>
+        </w:rPr>
+        <w:t>可以看出，随着</w:t>
+      </w:r>
+      <w:r>
+        <w:rPr>
+          <w:sz w:val="21"/>
+          <w:szCs w:val="21"/>
+        </w:rPr>
+        <w:t>Stars</w:t>
+      </w:r>
+      <w:r>
+        <w:rPr>
+          <w:sz w:val="21"/>
+          <w:szCs w:val="21"/>
+        </w:rPr>
+        <w:t>数量的对数增加，项目的</w:t>
+      </w:r>
+      <w:r>
+        <w:rPr>
+          <w:sz w:val="21"/>
+          <w:szCs w:val="21"/>
+        </w:rPr>
+        <w:t>“</w:t>
+      </w:r>
+      <w:r>
+        <w:rPr>
+          <w:sz w:val="21"/>
+          <w:szCs w:val="21"/>
+        </w:rPr>
+        <w:t>话题丰富度</w:t>
+      </w:r>
+      <w:r>
+        <w:rPr>
+          <w:sz w:val="21"/>
+          <w:szCs w:val="21"/>
+        </w:rPr>
+        <w:t>”</w:t>
+      </w:r>
+      <w:r>
+        <w:rPr>
+          <w:sz w:val="21"/>
+          <w:szCs w:val="21"/>
+        </w:rPr>
+        <w:t>呈现明显的向上攀升趋势。尤其值得注意的是，拥有</w:t>
+      </w:r>
+      <w:r>
+        <w:rPr>
+          <w:sz w:val="21"/>
+          <w:szCs w:val="21"/>
+        </w:rPr>
+        <w:t>Issues</w:t>
+      </w:r>
+      <w:r>
+        <w:rPr>
+          <w:sz w:val="21"/>
+          <w:szCs w:val="21"/>
+        </w:rPr>
+        <w:t>记录的项目在全量数据中占据绝大多数，且分布于高</w:t>
+      </w:r>
+      <w:r>
+        <w:rPr>
+          <w:sz w:val="21"/>
+          <w:szCs w:val="21"/>
+        </w:rPr>
+        <w:t>Stars</w:t>
+      </w:r>
+      <w:r>
+        <w:rPr>
+          <w:sz w:val="21"/>
+          <w:szCs w:val="21"/>
+        </w:rPr>
+        <w:t>区域，这揭示了社区活跃度、技术话题复杂度与项目维护质量之间存在极强的正向反馈循环：高质量项目往往通过开放更多技术标签吸引开发者参与，进而推动项目持续迭代。</w:t>
+      </w:r>
+    </w:p>
+    <w:p>
+      <w:pPr>
+        <w:spacing w:line="300" w:lineRule="auto"/>
+        <w:ind w:firstLineChars="200" w:firstLine="420"/>
+        <w:rPr>
+          <w:sz w:val="21"/>
+          <w:szCs w:val="21"/>
+        </w:rPr>
+      </w:pPr>
+      <w:r>
+        <w:rPr>
+          <w:rFonts w:hint="eastAsia"/>
+          <w:sz w:val="21"/>
+          <w:szCs w:val="21"/>
+        </w:rPr>
+        <w:t>右图通过</w:t>
+      </w:r>
+      <w:r>
+        <w:rPr>
+          <w:sz w:val="21"/>
+          <w:szCs w:val="21"/>
+        </w:rPr>
+        <w:t>K-Means</w:t>
+      </w:r>
+      <w:r>
+        <w:rPr>
+          <w:sz w:val="21"/>
+          <w:szCs w:val="21"/>
+        </w:rPr>
+        <w:t>聚类算法，将技术领域分布映射至由</w:t>
+      </w:r>
+      <w:r>
+        <w:rPr>
+          <w:sz w:val="21"/>
+          <w:szCs w:val="21"/>
+        </w:rPr>
+        <w:t>“</w:t>
+      </w:r>
+      <w:r>
+        <w:rPr>
+          <w:sz w:val="21"/>
+          <w:szCs w:val="21"/>
+        </w:rPr>
+        <w:t>平均星标数</w:t>
+      </w:r>
+      <w:r>
+        <w:rPr>
+          <w:sz w:val="21"/>
+          <w:szCs w:val="21"/>
+        </w:rPr>
+        <w:t>”</w:t>
+      </w:r>
+      <w:r>
+        <w:rPr>
+          <w:rFonts w:hint="eastAsia"/>
+          <w:sz w:val="21"/>
+          <w:szCs w:val="21"/>
+        </w:rPr>
+        <w:t>标志影响力</w:t>
+      </w:r>
+      <w:r>
+        <w:rPr>
+          <w:sz w:val="21"/>
+          <w:szCs w:val="21"/>
+        </w:rPr>
+        <w:t>与</w:t>
+      </w:r>
+      <w:r>
+        <w:rPr>
+          <w:sz w:val="21"/>
+          <w:szCs w:val="21"/>
+        </w:rPr>
+        <w:t>“</w:t>
+      </w:r>
+      <w:r>
+        <w:rPr>
+          <w:sz w:val="21"/>
+          <w:szCs w:val="21"/>
+        </w:rPr>
+        <w:t>增长斜率</w:t>
+      </w:r>
+      <w:r>
+        <w:rPr>
+          <w:sz w:val="21"/>
+          <w:szCs w:val="21"/>
+        </w:rPr>
+        <w:t>”</w:t>
+      </w:r>
+      <w:r>
+        <w:rPr>
+          <w:rFonts w:hint="eastAsia"/>
+          <w:sz w:val="21"/>
+          <w:szCs w:val="21"/>
+        </w:rPr>
+        <w:t>标志发展潜力</w:t>
+      </w:r>
+      <w:r>
+        <w:rPr>
+          <w:sz w:val="21"/>
+          <w:szCs w:val="21"/>
+        </w:rPr>
+        <w:t>构成的二</w:t>
+      </w:r>
+      <w:proofErr w:type="gramStart"/>
+      <w:r>
+        <w:rPr>
+          <w:sz w:val="21"/>
+          <w:szCs w:val="21"/>
+        </w:rPr>
+        <w:t>维特征</w:t>
+      </w:r>
+      <w:proofErr w:type="gramEnd"/>
+      <w:r>
+        <w:rPr>
+          <w:sz w:val="21"/>
+          <w:szCs w:val="21"/>
+        </w:rPr>
+        <w:t>空间，有效实现了对开源技术生态的客观分层，将</w:t>
+      </w:r>
+      <w:r>
+        <w:rPr>
+          <w:sz w:val="21"/>
+          <w:szCs w:val="21"/>
+        </w:rPr>
+        <w:t>20</w:t>
+      </w:r>
+      <w:r>
+        <w:rPr>
+          <w:sz w:val="21"/>
+          <w:szCs w:val="21"/>
+        </w:rPr>
+        <w:t>个关键词聚拢为</w:t>
+      </w:r>
+      <w:r>
+        <w:rPr>
+          <w:rFonts w:hint="eastAsia"/>
+          <w:sz w:val="21"/>
+          <w:szCs w:val="21"/>
+        </w:rPr>
+        <w:t>4</w:t>
+      </w:r>
+      <w:r>
+        <w:rPr>
+          <w:sz w:val="21"/>
+          <w:szCs w:val="21"/>
+        </w:rPr>
+        <w:t>个具有差异</w:t>
+      </w:r>
+      <w:proofErr w:type="gramStart"/>
+      <w:r>
+        <w:rPr>
+          <w:sz w:val="21"/>
+          <w:szCs w:val="21"/>
+        </w:rPr>
+        <w:t>化表现</w:t>
+      </w:r>
+      <w:proofErr w:type="gramEnd"/>
+      <w:r>
+        <w:rPr>
+          <w:sz w:val="21"/>
+          <w:szCs w:val="21"/>
+        </w:rPr>
+        <w:t>的集群。</w:t>
+      </w:r>
+    </w:p>
+    <w:p>
+      <w:pPr>
+        <w:spacing w:line="300" w:lineRule="auto"/>
+        <w:ind w:firstLineChars="200" w:firstLine="420"/>
+        <w:rPr>
+          <w:sz w:val="21"/>
+          <w:szCs w:val="21"/>
+        </w:rPr>
+      </w:pPr>
+      <w:r>
+        <w:rPr>
+          <w:sz w:val="21"/>
+          <w:szCs w:val="21"/>
+        </w:rPr>
+        <w:t>从聚类结果来看，生态演进呈现出鲜明的梯次格局：红色集群</w:t>
+      </w:r>
+      <w:r>
+        <w:rPr>
+          <w:rFonts w:hint="eastAsia"/>
+          <w:sz w:val="21"/>
+          <w:szCs w:val="21"/>
+        </w:rPr>
+        <w:t>，</w:t>
+      </w:r>
+      <w:r>
+        <w:rPr>
+          <w:sz w:val="21"/>
+          <w:szCs w:val="21"/>
+        </w:rPr>
+        <w:t>如路径规划、运动学</w:t>
+      </w:r>
+      <w:r>
+        <w:rPr>
+          <w:rFonts w:hint="eastAsia"/>
+          <w:sz w:val="21"/>
+          <w:szCs w:val="21"/>
+        </w:rPr>
+        <w:t>，</w:t>
+      </w:r>
+      <w:r>
+        <w:rPr>
+          <w:sz w:val="21"/>
+          <w:szCs w:val="21"/>
+        </w:rPr>
+        <w:t>表现为低影响力与低增长潜力的存量特征，代表了进入成熟期的基础工程领域；蓝色集群</w:t>
+      </w:r>
+      <w:r>
+        <w:rPr>
+          <w:rFonts w:hint="eastAsia"/>
+          <w:sz w:val="21"/>
+          <w:szCs w:val="21"/>
+        </w:rPr>
+        <w:t>，</w:t>
+      </w:r>
+      <w:r>
+        <w:rPr>
+          <w:sz w:val="21"/>
+          <w:szCs w:val="21"/>
+        </w:rPr>
+        <w:t>如</w:t>
+      </w:r>
+      <w:r>
+        <w:rPr>
+          <w:sz w:val="21"/>
+          <w:szCs w:val="21"/>
+        </w:rPr>
+        <w:t>SLAM</w:t>
+      </w:r>
+      <w:r>
+        <w:rPr>
+          <w:sz w:val="21"/>
+          <w:szCs w:val="21"/>
+        </w:rPr>
+        <w:t>、监督学习</w:t>
+      </w:r>
+      <w:r>
+        <w:rPr>
+          <w:rFonts w:hint="eastAsia"/>
+          <w:sz w:val="21"/>
+          <w:szCs w:val="21"/>
+        </w:rPr>
+        <w:t>，</w:t>
+      </w:r>
+      <w:r>
+        <w:rPr>
+          <w:sz w:val="21"/>
+          <w:szCs w:val="21"/>
+        </w:rPr>
+        <w:t>在影响力和潜力上略有抬升，处于稳健增长区间；绿色集群</w:t>
+      </w:r>
+      <w:r>
+        <w:rPr>
+          <w:rFonts w:hint="eastAsia"/>
+          <w:sz w:val="21"/>
+          <w:szCs w:val="21"/>
+        </w:rPr>
+        <w:t>，</w:t>
+      </w:r>
+      <w:r>
+        <w:rPr>
+          <w:sz w:val="21"/>
+          <w:szCs w:val="21"/>
+        </w:rPr>
+        <w:t>如机器人学、计算机视觉、多模态</w:t>
+      </w:r>
+      <w:r>
+        <w:rPr>
+          <w:rFonts w:hint="eastAsia"/>
+          <w:sz w:val="21"/>
+          <w:szCs w:val="21"/>
+        </w:rPr>
+        <w:t>，</w:t>
+      </w:r>
+      <w:r>
+        <w:rPr>
+          <w:sz w:val="21"/>
+          <w:szCs w:val="21"/>
+        </w:rPr>
+        <w:t>构成了生态的中坚核心，展示出显著的交叉融合特性与较强的迭代动能；而紫色集群</w:t>
+      </w:r>
+      <w:r>
+        <w:rPr>
+          <w:rFonts w:hint="eastAsia"/>
+          <w:sz w:val="21"/>
+          <w:szCs w:val="21"/>
+        </w:rPr>
+        <w:t>，</w:t>
+      </w:r>
+      <w:r>
+        <w:rPr>
+          <w:sz w:val="21"/>
+          <w:szCs w:val="21"/>
+        </w:rPr>
+        <w:t>如大语言模型、</w:t>
+      </w:r>
+      <w:r>
+        <w:rPr>
+          <w:sz w:val="21"/>
+          <w:szCs w:val="21"/>
+        </w:rPr>
+        <w:t>Transformer</w:t>
+      </w:r>
+      <w:r>
+        <w:rPr>
+          <w:sz w:val="21"/>
+          <w:szCs w:val="21"/>
+        </w:rPr>
+        <w:t>、优化算法</w:t>
+      </w:r>
+      <w:r>
+        <w:rPr>
+          <w:rFonts w:hint="eastAsia"/>
+          <w:sz w:val="21"/>
+          <w:szCs w:val="21"/>
+        </w:rPr>
+        <w:t>，</w:t>
+      </w:r>
+      <w:r>
+        <w:rPr>
+          <w:sz w:val="21"/>
+          <w:szCs w:val="21"/>
+        </w:rPr>
+        <w:t>则是名副其实的</w:t>
+      </w:r>
+      <w:r>
+        <w:rPr>
+          <w:sz w:val="21"/>
+          <w:szCs w:val="21"/>
+        </w:rPr>
+        <w:t>“</w:t>
+      </w:r>
+      <w:r>
+        <w:rPr>
+          <w:sz w:val="21"/>
+          <w:szCs w:val="21"/>
+        </w:rPr>
+        <w:t>明星集群</w:t>
+      </w:r>
+      <w:r>
+        <w:rPr>
+          <w:sz w:val="21"/>
+          <w:szCs w:val="21"/>
+        </w:rPr>
+        <w:t>”</w:t>
+      </w:r>
+      <w:r>
+        <w:rPr>
+          <w:sz w:val="21"/>
+          <w:szCs w:val="21"/>
+        </w:rPr>
+        <w:t>，在高影响力与爆发式增长斜率的双重驱动下，占据了开源生态的技术制高点。</w:t>
+      </w:r>
+    </w:p>
+    <w:p>
+      <w:pPr>
+        <w:spacing w:line="300" w:lineRule="auto"/>
+        <w:ind w:firstLineChars="200" w:firstLine="420"/>
+        <w:rPr>
+          <w:rFonts w:hint="eastAsia"/>
+          <w:sz w:val="21"/>
+          <w:szCs w:val="21"/>
+        </w:rPr>
+      </w:pPr>
+      <w:r>
+        <w:rPr>
+          <w:sz w:val="21"/>
+          <w:szCs w:val="21"/>
+        </w:rPr>
+        <w:t>这种聚类结构深刻揭示了当前开源生态的动态演进规律：技术发展的势能正由传统工程范式向高维通用模型快速聚拢，呈现出</w:t>
+      </w:r>
+      <w:r>
+        <w:rPr>
+          <w:sz w:val="21"/>
+          <w:szCs w:val="21"/>
+        </w:rPr>
+        <w:t>“</w:t>
+      </w:r>
+      <w:r>
+        <w:rPr>
+          <w:sz w:val="21"/>
+          <w:szCs w:val="21"/>
+        </w:rPr>
+        <w:t>向心进化</w:t>
+      </w:r>
+      <w:r>
+        <w:rPr>
+          <w:sz w:val="21"/>
+          <w:szCs w:val="21"/>
+        </w:rPr>
+        <w:t>”</w:t>
+      </w:r>
+      <w:r>
+        <w:rPr>
+          <w:sz w:val="21"/>
+          <w:szCs w:val="21"/>
+        </w:rPr>
+        <w:t>的特征。影响力与潜力的高耦合度证明了马太效应在开源社区的广泛存在</w:t>
+      </w:r>
+      <w:r>
+        <w:rPr>
+          <w:sz w:val="21"/>
+          <w:szCs w:val="21"/>
+        </w:rPr>
+        <w:t>——</w:t>
+      </w:r>
+      <w:r>
+        <w:rPr>
+          <w:sz w:val="21"/>
+          <w:szCs w:val="21"/>
+        </w:rPr>
+        <w:t>前沿技术在聚集社区关注的同时，也激发了更频繁的社区反馈与迭代，形成良性循环。</w:t>
+      </w:r>
+    </w:p>
+    <w:p>
+      <w:pPr>
+        <w:spacing w:line="300" w:lineRule="auto"/>
+        <w:rPr>
+          <w:rFonts w:hint="eastAsia"/>
+          <w:sz w:val="21"/>
+          <w:szCs w:val="21"/>
+        </w:rPr>
+      </w:pPr>
+    </w:p>
+    <w:p>
+      <w:pPr>
+        <w:spacing w:line="300" w:lineRule="auto"/>
+        <w:rPr>
+          <w:sz w:val="21"/>
+          <w:szCs w:val="21"/>
+        </w:rPr>
+      </w:pPr>
+      <w:r>
+        <w:rPr>
+          <w:rFonts w:hint="eastAsia"/>
+          <w:sz w:val="21"/>
+          <w:szCs w:val="21"/>
+        </w:rPr>
+        <w:t xml:space="preserve">4.4.4 </w:t>
+      </w:r>
+      <w:r>
+        <w:rPr>
+          <w:sz w:val="21"/>
+          <w:szCs w:val="21"/>
+        </w:rPr>
+        <w:t>语义特征映射</w:t>
+      </w:r>
+      <w:proofErr w:type="gramStart"/>
+      <w:r>
+        <w:rPr>
+          <w:sz w:val="21"/>
+          <w:szCs w:val="21"/>
+        </w:rPr>
+        <w:t>与降维展示</w:t>
+      </w:r>
+      <w:proofErr w:type="gramEnd"/>
+    </w:p>
+    <w:p>
+      <w:pPr>
+        <w:spacing w:line="300" w:lineRule="auto"/>
+        <w:ind w:firstLineChars="200" w:firstLine="420"/>
+        <w:rPr>
+          <w:rFonts w:hint="eastAsia"/>
+          <w:sz w:val="21"/>
+          <w:szCs w:val="21"/>
+        </w:rPr>
+      </w:pPr>
+      <w:r>
+        <w:rPr>
+          <w:sz w:val="21"/>
+          <w:szCs w:val="21"/>
+        </w:rPr>
+        <w:t>本节通过词云可视化技术，将成</w:t>
+      </w:r>
+      <w:r>
+        <w:rPr>
+          <w:sz w:val="21"/>
+          <w:szCs w:val="21"/>
+        </w:rPr>
+        <w:t>GitHub</w:t>
+      </w:r>
+      <w:r>
+        <w:rPr>
+          <w:sz w:val="21"/>
+          <w:szCs w:val="21"/>
+        </w:rPr>
+        <w:t>项目的非结构化描述转化为直观的语义权重图谱，有效实现了高维文本数据</w:t>
+      </w:r>
+      <w:proofErr w:type="gramStart"/>
+      <w:r>
+        <w:rPr>
+          <w:sz w:val="21"/>
+          <w:szCs w:val="21"/>
+        </w:rPr>
+        <w:t>的降维分析</w:t>
+      </w:r>
+      <w:proofErr w:type="gramEnd"/>
+      <w:r>
+        <w:rPr>
+          <w:sz w:val="21"/>
+          <w:szCs w:val="21"/>
+        </w:rPr>
+        <w:t>。该方法通过对项目描述进行自动化文本处理，包括去除无效词汇、词形还原与频率统计，将原本离散稀疏的语言表达转化为能够反映社区技术重心的权重分布，从而为评估开源生态的技术关注点提供了一种直观且</w:t>
+      </w:r>
+      <w:proofErr w:type="gramStart"/>
+      <w:r>
+        <w:rPr>
+          <w:sz w:val="21"/>
+          <w:szCs w:val="21"/>
+        </w:rPr>
+        <w:t>具解释</w:t>
+      </w:r>
+      <w:proofErr w:type="gramEnd"/>
+      <w:r>
+        <w:rPr>
+          <w:sz w:val="21"/>
+          <w:szCs w:val="21"/>
+        </w:rPr>
+        <w:t>性的维度。</w:t>
+      </w:r>
+    </w:p>
+    <w:p>
+      <w:pPr>
+        <w:spacing w:line="300" w:lineRule="auto"/>
+        <w:ind w:firstLineChars="200" w:firstLine="420"/>
+        <w:rPr>
+          <w:sz w:val="21"/>
+          <w:szCs w:val="21"/>
+        </w:rPr>
+      </w:pPr>
+      <w:r>
+        <w:rPr>
+          <w:noProof/>
+          <w:sz w:val="21"/>
+          <w:szCs w:val="21"/>
+        </w:rPr>
+        <w:lastRenderedPageBreak/>
+        <mc:AlternateContent>
+          <mc:Choice Requires="wps">
+            <w:drawing>
+              <wp:anchor distT="45720" distB="45720" distL="114300" distR="114300" simplePos="0" relativeHeight="251664384" behindDoc="0" locked="0" layoutInCell="1" allowOverlap="1" wp14:anchorId="27F35DB7" wp14:editId="4F0D187E">
+                <wp:simplePos x="0" y="0"/>
+                <wp:positionH relativeFrom="column">
+                  <wp:posOffset>2716140</wp:posOffset>
+                </wp:positionH>
+                <wp:positionV relativeFrom="paragraph">
+                  <wp:posOffset>1918374</wp:posOffset>
+                </wp:positionV>
+                <wp:extent cx="2504337" cy="1404620"/>
+                <wp:effectExtent l="0" t="0" r="0" b="0"/>
+                <wp:wrapNone/>
+                <wp:docPr id="2052880416" name="文本框 2"/>
+                <wp:cNvGraphicFramePr>
+                  <a:graphicFrameLocks xmlns:a="http://schemas.openxmlformats.org/drawingml/2006/main"/>
+                </wp:cNvGraphicFramePr>
+                <a:graphic xmlns:a="http://schemas.openxmlformats.org/drawingml/2006/main">
+                  <a:graphicData uri="http://schemas.microsoft.com/office/word/2010/wordprocessingShape">
+                    <wps:wsp>
+                      <wps:cNvSpPr txBox="1">
+                        <a:spLocks noChangeArrowheads="1"/>
+                      </wps:cNvSpPr>
+                      <wps:spPr bwMode="auto">
+                        <a:xfrm>
+                          <a:off x="0" y="0"/>
+                          <a:ext cx="2504337" cy="1404620"/>
+                        </a:xfrm>
+                        <a:prstGeom prst="rect">
+                          <a:avLst/>
+                        </a:prstGeom>
+                        <a:solidFill>
+                          <a:srgbClr val="FFFFFF"/>
+                        </a:solidFill>
+                        <a:ln w="9525">
+                          <a:noFill/>
+                          <a:miter lim="800000"/>
+                          <a:headEnd/>
+                          <a:tailEnd/>
+                        </a:ln>
+                      </wps:spPr>
+                      <wps:txbx>
+                        <w:txbxContent>
+                          <w:p>
+                            <w:pPr>
+                              <w:spacing w:line="300" w:lineRule="auto"/>
+                              <w:jc w:val="center"/>
+                              <w:rPr>
+                                <w:rFonts w:hint="eastAsia"/>
+                              </w:rPr>
+                            </w:pPr>
+                            <w:r>
+                              <w:rPr>
+                                <w:rFonts w:eastAsia="仿宋" w:cs="Times New Roman" w:hint="eastAsia"/>
+                                <w:sz w:val="18"/>
+                                <w:szCs w:val="18"/>
+                              </w:rPr>
+                              <w:t>图</w:t>
+                            </w:r>
+                            <w:r>
+                              <w:rPr>
+                                <w:rFonts w:eastAsia="仿宋" w:cs="Times New Roman" w:hint="eastAsia"/>
+                                <w:sz w:val="18"/>
+                                <w:szCs w:val="18"/>
+                              </w:rPr>
+                              <w:t>8</w:t>
+                            </w:r>
+                            <w:r>
+                              <w:rPr>
+                                <w:rFonts w:eastAsia="仿宋" w:cs="Times New Roman" w:hint="eastAsia"/>
+                                <w:sz w:val="18"/>
+                                <w:szCs w:val="18"/>
+                              </w:rPr>
+                              <w:t xml:space="preserve"> </w:t>
+                            </w:r>
+                            <w:r>
+                              <w:rPr>
+                                <w:rFonts w:eastAsia="仿宋" w:cs="Times New Roman" w:hint="eastAsia"/>
+                                <w:sz w:val="18"/>
+                                <w:szCs w:val="18"/>
+                              </w:rPr>
+                              <w:t>项目词云图</w:t>
+                            </w:r>
+                          </w:p>
+                        </w:txbxContent>
+                      </wps:txbx>
+                      <wps:bodyPr rot="0" vert="horz" wrap="square" lIns="91440" tIns="45720" rIns="91440" bIns="45720" anchor="t" anchorCtr="0">
+                        <a:spAutoFit/>
+                      </wps:bodyPr>
+                    </wps:wsp>
+                  </a:graphicData>
+                </a:graphic>
+                <wp14:sizeRelH relativeFrom="margin">
+                  <wp14:pctWidth>0</wp14:pctWidth>
+                </wp14:sizeRelH>
+                <wp14:sizeRelV relativeFrom="margin">
+                  <wp14:pctHeight>20000</wp14:pctHeight>
+                </wp14:sizeRelV>
+              </wp:anchor>
+            </w:drawing>
+          </mc:Choice>
+          <mc:Fallback>
+            <w:pict>
+              <v:shape w14:anchorId="27F35DB7" id="_x0000_s1027" type="#_x0000_t202" style="position:absolute;left:0;text-align:left;margin-left:213.85pt;margin-top:151.05pt;width:197.2pt;height:110.6pt;z-index:251664384;visibility:visible;mso-wrap-style:square;mso-width-percent:0;mso-height-percent:200;mso-wrap-distance-left:9pt;mso-wrap-distance-top:3.6pt;mso-wrap-distance-right:9pt;mso-wrap-distance-bottom:3.6pt;mso-position-horizontal:absolute;mso-position-horizontal-relative:text;mso-position-vertical:absolute;mso-position-vertical-relative:text;mso-width-percent:0;mso-height-percent:200;mso-width-relative:margin;mso-height-relative:margin;v-text-anchor:top" o:gfxdata="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" stroked="f">
+                <v:textbox style="mso-fit-shape-to-text:t">
+                  <w:txbxContent>
+                    <w:p>
+                      <w:pPr>
+                        <w:spacing w:line="300" w:lineRule="auto"/>
+                        <w:jc w:val="center"/>
+                        <w:rPr>
+                          <w:rFonts w:hint="eastAsia"/>
+                        </w:rPr>
+                      </w:pPr>
+                      <w:r>
+                        <w:rPr>
+                          <w:rFonts w:eastAsia="仿宋" w:cs="Times New Roman" w:hint="eastAsia"/>
+                          <w:sz w:val="18"/>
+                          <w:szCs w:val="18"/>
+                        </w:rPr>
+                        <w:t>图</w:t>
+                      </w:r>
+                      <w:r>
+                        <w:rPr>
+                          <w:rFonts w:eastAsia="仿宋" w:cs="Times New Roman" w:hint="eastAsia"/>
+                          <w:sz w:val="18"/>
+                          <w:szCs w:val="18"/>
+                        </w:rPr>
+                        <w:t>8</w:t>
+                      </w:r>
+                      <w:r>
+                        <w:rPr>
+                          <w:rFonts w:eastAsia="仿宋" w:cs="Times New Roman" w:hint="eastAsia"/>
+                          <w:sz w:val="18"/>
+                          <w:szCs w:val="18"/>
+                        </w:rPr>
+                        <w:t xml:space="preserve"> </w:t>
+                      </w:r>
+                      <w:r>
+                        <w:rPr>
+                          <w:rFonts w:eastAsia="仿宋" w:cs="Times New Roman" w:hint="eastAsia"/>
+                          <w:sz w:val="18"/>
+                          <w:szCs w:val="18"/>
+                        </w:rPr>
+                        <w:t>项目词云图</w:t>
+                      </w:r>
+                    </w:p>
+                  </w:txbxContent>
+                </v:textbox>
+              </v:shape>
+            </w:pict>
+          </mc:Fallback>
+        </mc:AlternateContent>
+      </w:r>
+      <w:r>
+        <w:rPr>
+          <w:sz w:val="21"/>
+          <w:szCs w:val="21"/>
+        </w:rPr>
+        <w:drawing>
+          <wp:anchor distT="0" distB="0" distL="114300" distR="114300" simplePos="0" relativeHeight="251662336" behindDoc="0" locked="0" layoutInCell="1" allowOverlap="1" wp14:anchorId="3E6CB375" wp14:editId="46E11D2C">
+            <wp:simplePos x="0" y="0"/>
+            <wp:positionH relativeFrom="column">
+              <wp:posOffset>2673985</wp:posOffset>
+            </wp:positionH>
+            <wp:positionV relativeFrom="paragraph">
+              <wp:posOffset>39370</wp:posOffset>
+            </wp:positionV>
+            <wp:extent cx="2571115" cy="1899285"/>
+            <wp:effectExtent l="0" t="0" r="635" b="5715"/>
+            <wp:wrapSquare wrapText="bothSides"/>
+            <wp:docPr id="1089003875" name="图片 1"/>
+            <wp:cNvGraphicFramePr>
+              <a:graphicFrameLocks xmlns:a="http://schemas.openxmlformats.org/drawingml/2006/main" noChangeAspect="1"/>
+            </wp:cNvGraphicFramePr>
+            <a:graphic xmlns:a="http://schemas.openxmlformats.org/drawingml/2006/main">
+              <a:graphicData uri="http://schemas.openxmlformats.org/drawingml/2006/picture">
+                <pic:pic xmlns:pic="http://schemas.openxmlformats.org/drawingml/2006/picture">
+                  <pic:nvPicPr>
+                    <pic:cNvPr id="1089003875" name=""/>
+                    <pic:cNvPicPr/>
+                  </pic:nvPicPr>
+                  <pic:blipFill rotWithShape="1">
+                    <a:blip r:embed="rId21"/>
+                    <a:srcRect l="9482" r="9282"/>
+                    <a:stretch>
+                      <a:fillRect/>
+                    </a:stretch>
+                  </pic:blipFill>
+                  <pic:spPr bwMode="auto">
+                    <a:xfrm>
+                      <a:off x="0" y="0"/>
+                      <a:ext cx="2571115" cy="1899285"/>
+                    </a:xfrm>
+                    <a:prstGeom prst="rect">
+                      <a:avLst/>
+                    </a:prstGeom>
+                    <a:ln>
+                      <a:noFill/>
+                    </a:ln>
+                    <a:extLst>
+                      <a:ext uri="{53640926-AAD7-44D8-BBD7-CCE9431645EC}">
+                        <a14:shadowObscured xmlns:a14="http://schemas.microsoft.com/office/drawing/2010/main"/>
+                      </a:ext>
+                    </a:extLst>
+                  </pic:spPr>
+                </pic:pic>
+              </a:graphicData>
+            </a:graphic>
+            <wp14:sizeRelH relativeFrom="page">
+              <wp14:pctWidth>0</wp14:pctWidth>
+            </wp14:sizeRelH>
+            <wp14:sizeRelV relativeFrom="page">
+              <wp14:pctHeight>0</wp14:pctHeight>
+            </wp14:sizeRelV>
+          </wp:anchor>
+        </w:drawing>
+      </w:r>
+      <w:r>
+        <w:rPr>
+          <w:sz w:val="21"/>
+          <w:szCs w:val="21"/>
+        </w:rPr>
+        <w:t>在图谱中，核心词汇如</w:t>
+      </w:r>
+      <w:r>
+        <w:rPr>
+          <w:sz w:val="21"/>
+          <w:szCs w:val="21"/>
+        </w:rPr>
+        <w:t>“model”</w:t>
+      </w:r>
+      <w:r>
+        <w:rPr>
+          <w:sz w:val="21"/>
+          <w:szCs w:val="21"/>
+        </w:rPr>
+        <w:t>、</w:t>
+      </w:r>
+      <w:r>
+        <w:rPr>
+          <w:sz w:val="21"/>
+          <w:szCs w:val="21"/>
+        </w:rPr>
+        <w:t>“library”</w:t>
+      </w:r>
+      <w:r>
+        <w:rPr>
+          <w:sz w:val="21"/>
+          <w:szCs w:val="21"/>
+        </w:rPr>
+        <w:t>与</w:t>
+      </w:r>
+      <w:r>
+        <w:rPr>
+          <w:sz w:val="21"/>
+          <w:szCs w:val="21"/>
+        </w:rPr>
+        <w:t>“learning”</w:t>
+      </w:r>
+      <w:r>
+        <w:rPr>
+          <w:sz w:val="21"/>
+          <w:szCs w:val="21"/>
+        </w:rPr>
+        <w:t>占据了视觉中心，这不仅反映了当前开源生态中以封装算法模型与工具库为主流的开发范式，也体现了从简单的代码共享向复杂的工程化复用转型的深刻演变。同时，诸如</w:t>
+      </w:r>
+      <w:r>
+        <w:rPr>
+          <w:sz w:val="21"/>
+          <w:szCs w:val="21"/>
+        </w:rPr>
+        <w:t>“Reinforcement Learning”</w:t>
+      </w:r>
+      <w:r>
+        <w:rPr>
+          <w:sz w:val="21"/>
+          <w:szCs w:val="21"/>
+        </w:rPr>
+        <w:t>、</w:t>
+      </w:r>
+      <w:r>
+        <w:rPr>
+          <w:sz w:val="21"/>
+          <w:szCs w:val="21"/>
+        </w:rPr>
+        <w:t>“Transformer”</w:t>
+      </w:r>
+      <w:r>
+        <w:rPr>
+          <w:sz w:val="21"/>
+          <w:szCs w:val="21"/>
+        </w:rPr>
+        <w:t>与</w:t>
+      </w:r>
+      <w:r>
+        <w:rPr>
+          <w:sz w:val="21"/>
+          <w:szCs w:val="21"/>
+        </w:rPr>
+        <w:t>“Neural Network”</w:t>
+      </w:r>
+      <w:r>
+        <w:rPr>
+          <w:sz w:val="21"/>
+          <w:szCs w:val="21"/>
+        </w:rPr>
+        <w:t>等关键词的显著突出，清晰地锁定了当前开源社区围绕</w:t>
+      </w:r>
+      <w:r>
+        <w:rPr>
+          <w:sz w:val="21"/>
+          <w:szCs w:val="21"/>
+        </w:rPr>
+        <w:t xml:space="preserve"> AI </w:t>
+      </w:r>
+      <w:r>
+        <w:rPr>
+          <w:sz w:val="21"/>
+          <w:szCs w:val="21"/>
+        </w:rPr>
+        <w:t>深度学习架构展开的技术演进路径。此外，</w:t>
+      </w:r>
+    </w:p>
+    <w:p>
+      <w:pPr>
+        <w:spacing w:line="300" w:lineRule="auto"/>
+        <w:rPr>
+          <w:sz w:val="21"/>
+          <w:szCs w:val="21"/>
+        </w:rPr>
+      </w:pPr>
+      <w:r>
+        <w:rPr>
+          <w:sz w:val="21"/>
+          <w:szCs w:val="21"/>
+        </w:rPr>
+        <w:t>像</w:t>
+      </w:r>
+      <w:r>
+        <w:rPr>
+          <w:sz w:val="21"/>
+          <w:szCs w:val="21"/>
+        </w:rPr>
+        <w:t>“time series”</w:t>
+      </w:r>
+      <w:r>
+        <w:rPr>
+          <w:sz w:val="21"/>
+          <w:szCs w:val="21"/>
+        </w:rPr>
+        <w:t>、</w:t>
+      </w:r>
+      <w:r>
+        <w:rPr>
+          <w:sz w:val="21"/>
+          <w:szCs w:val="21"/>
+        </w:rPr>
+        <w:t>“SLAM”</w:t>
+      </w:r>
+      <w:r>
+        <w:rPr>
+          <w:sz w:val="21"/>
+          <w:szCs w:val="21"/>
+        </w:rPr>
+        <w:t>及</w:t>
+      </w:r>
+      <w:r>
+        <w:rPr>
+          <w:sz w:val="21"/>
+          <w:szCs w:val="21"/>
+        </w:rPr>
+        <w:t>“Motion Planning”</w:t>
+      </w:r>
+      <w:r>
+        <w:rPr>
+          <w:sz w:val="21"/>
+          <w:szCs w:val="21"/>
+        </w:rPr>
+        <w:t>等中等权重的词汇均匀分布在图谱外围，揭示了这些细分垂直领域在保持技术演进动能的同时，为前沿模型提供了稳健的场景支撑。通过这种</w:t>
+      </w:r>
+      <w:proofErr w:type="gramStart"/>
+      <w:r>
+        <w:rPr>
+          <w:sz w:val="21"/>
+          <w:szCs w:val="21"/>
+        </w:rPr>
+        <w:t>语义降维展示</w:t>
+      </w:r>
+      <w:proofErr w:type="gramEnd"/>
+      <w:r>
+        <w:rPr>
+          <w:sz w:val="21"/>
+          <w:szCs w:val="21"/>
+        </w:rPr>
+        <w:t>，我们成功将复杂的文本数据转化为可视化的生态画像，不仅直观揭示了技术间的主次逻辑，也为识别开源创新的核心引擎提供了切实可靠的数据依据。</w:t>
+      </w:r>
+    </w:p>
+    <w:p>
+      <w:pPr>
+        <w:spacing w:line="300" w:lineRule="auto"/>
+        <w:rPr>
+          <w:sz w:val="21"/>
+          <w:szCs w:val="21"/>
+        </w:rPr>
+      </w:pPr>
+    </w:p>
+    <w:p>
+      <w:pPr>
+        <w:spacing w:line="300" w:lineRule="auto"/>
+        <w:rPr>
+          <w:b/>
+          <w:bCs/>
+          <w:sz w:val="21"/>
+          <w:szCs w:val="21"/>
+        </w:rPr>
+      </w:pPr>
+      <w:r>
+        <w:rPr>
+          <w:sz w:val="21"/>
+          <w:szCs w:val="21"/>
+        </w:rPr>
+        <w:t>4</w:t>
+      </w:r>
+      <w:r>
+        <w:rPr>
+          <w:rFonts w:hint="eastAsia"/>
+          <w:sz w:val="21"/>
+          <w:szCs w:val="21"/>
+        </w:rPr>
+        <w:t>.4</w:t>
+      </w:r>
+      <w:r>
+        <w:rPr>
+          <w:sz w:val="21"/>
+          <w:szCs w:val="21"/>
+        </w:rPr>
+        <w:t xml:space="preserve">.5 </w:t>
+      </w:r>
+      <w:r>
+        <w:rPr>
+          <w:sz w:val="21"/>
+          <w:szCs w:val="21"/>
+        </w:rPr>
+        <w:t>领域发展演进总结</w:t>
+      </w:r>
+    </w:p>
+    <w:p>
+      <w:pPr>
+        <w:spacing w:line="300" w:lineRule="auto"/>
+        <w:ind w:firstLineChars="200" w:firstLine="420"/>
+        <w:rPr>
+          <w:sz w:val="21"/>
+          <w:szCs w:val="21"/>
+        </w:rPr>
+      </w:pPr>
+      <w:r>
+        <w:rPr>
+          <w:rFonts w:hint="eastAsia"/>
+          <w:sz w:val="21"/>
+          <w:szCs w:val="21"/>
+        </w:rPr>
+        <w:t>根据上述的数据分析，本项目体现出：</w:t>
+      </w:r>
+      <w:r>
+        <w:rPr>
+          <w:sz w:val="21"/>
+          <w:szCs w:val="21"/>
+        </w:rPr>
+        <w:t>开源技术领域的发展正经历从</w:t>
+      </w:r>
+      <w:r>
+        <w:rPr>
+          <w:sz w:val="21"/>
+          <w:szCs w:val="21"/>
+        </w:rPr>
+        <w:t>“</w:t>
+      </w:r>
+      <w:r>
+        <w:rPr>
+          <w:sz w:val="21"/>
+          <w:szCs w:val="21"/>
+        </w:rPr>
+        <w:t>离散工具开发</w:t>
+      </w:r>
+      <w:r>
+        <w:rPr>
+          <w:sz w:val="21"/>
+          <w:szCs w:val="21"/>
+        </w:rPr>
+        <w:t>”</w:t>
+      </w:r>
+      <w:r>
+        <w:rPr>
+          <w:sz w:val="21"/>
+          <w:szCs w:val="21"/>
+        </w:rPr>
+        <w:t>到</w:t>
+      </w:r>
+      <w:r>
+        <w:rPr>
+          <w:sz w:val="21"/>
+          <w:szCs w:val="21"/>
+        </w:rPr>
+        <w:t>“</w:t>
+      </w:r>
+      <w:r>
+        <w:rPr>
+          <w:sz w:val="21"/>
+          <w:szCs w:val="21"/>
+        </w:rPr>
+        <w:t>集中化模型驱动</w:t>
+      </w:r>
+      <w:r>
+        <w:rPr>
+          <w:sz w:val="21"/>
+          <w:szCs w:val="21"/>
+        </w:rPr>
+        <w:t>”</w:t>
+      </w:r>
+      <w:r>
+        <w:rPr>
+          <w:sz w:val="21"/>
+          <w:szCs w:val="21"/>
+        </w:rPr>
+        <w:t>的深刻转型。早期开源项目多以特定功能的代码实现为核心，技术</w:t>
+      </w:r>
+      <w:proofErr w:type="gramStart"/>
+      <w:r>
+        <w:rPr>
+          <w:sz w:val="21"/>
+          <w:szCs w:val="21"/>
+        </w:rPr>
+        <w:t>栈</w:t>
+      </w:r>
+      <w:proofErr w:type="gramEnd"/>
+      <w:r>
+        <w:rPr>
+          <w:sz w:val="21"/>
+          <w:szCs w:val="21"/>
+        </w:rPr>
+        <w:t>分布零散，增长平稳，主要集中在控制理论、路径规划等基础工程领域。然而，自</w:t>
+      </w:r>
+      <w:r>
+        <w:rPr>
+          <w:sz w:val="21"/>
+          <w:szCs w:val="21"/>
+        </w:rPr>
+        <w:t>2022</w:t>
+      </w:r>
+      <w:r>
+        <w:rPr>
+          <w:sz w:val="21"/>
+          <w:szCs w:val="21"/>
+        </w:rPr>
+        <w:t>年以来，以</w:t>
+      </w:r>
+      <w:r>
+        <w:rPr>
+          <w:sz w:val="21"/>
+          <w:szCs w:val="21"/>
+        </w:rPr>
+        <w:t>Transformer</w:t>
+      </w:r>
+      <w:r>
+        <w:rPr>
+          <w:sz w:val="21"/>
+          <w:szCs w:val="21"/>
+        </w:rPr>
+        <w:t>架构为代表的深度学习技术成为生态进化的核心牵引器，这种范式转变使得开源贡献的交付单元从单纯的代码转向了可复用的</w:t>
+      </w:r>
+      <w:proofErr w:type="gramStart"/>
+      <w:r>
+        <w:rPr>
+          <w:sz w:val="21"/>
+          <w:szCs w:val="21"/>
+        </w:rPr>
+        <w:t>预训练</w:t>
+      </w:r>
+      <w:proofErr w:type="gramEnd"/>
+      <w:r>
+        <w:rPr>
+          <w:sz w:val="21"/>
+          <w:szCs w:val="21"/>
+        </w:rPr>
+        <w:t>模型，形成了强烈的</w:t>
+      </w:r>
+      <w:r>
+        <w:rPr>
+          <w:sz w:val="21"/>
+          <w:szCs w:val="21"/>
+        </w:rPr>
+        <w:t>“</w:t>
+      </w:r>
+      <w:r>
+        <w:rPr>
+          <w:sz w:val="21"/>
+          <w:szCs w:val="21"/>
+        </w:rPr>
+        <w:t>向心聚拢</w:t>
+      </w:r>
+      <w:r>
+        <w:rPr>
+          <w:sz w:val="21"/>
+          <w:szCs w:val="21"/>
+        </w:rPr>
+        <w:t>”</w:t>
+      </w:r>
+      <w:r>
+        <w:rPr>
+          <w:sz w:val="21"/>
+          <w:szCs w:val="21"/>
+        </w:rPr>
+        <w:t>效应。</w:t>
+      </w:r>
+    </w:p>
+    <w:p>
+      <w:pPr>
+        <w:spacing w:line="300" w:lineRule="auto"/>
+        <w:ind w:firstLineChars="200" w:firstLine="420"/>
+        <w:rPr>
+          <w:sz w:val="21"/>
+          <w:szCs w:val="21"/>
+        </w:rPr>
+      </w:pPr>
+      <w:r>
+        <w:rPr>
+          <w:sz w:val="21"/>
+          <w:szCs w:val="21"/>
+        </w:rPr>
+        <w:t>目前的技术演进呈现出显著的马太效应，大模型、多模态及优化算法等前沿领域不仅占据了最高的影响力与增长斜率，还通过强大的跨领域兼容性，带动了传统机器人学、计算机视觉等领域的智能化重构。与此同时，数据表明技术影响力与维护质量正形成紧密的闭环：影响力越高的领域，往往具备更丰富的技术标签与社区参与机制。这种演进逻辑意味着，未来的技术领先地位不再单纯依赖算法的先进性，更取决于其能否通过标准化、开放的生态接口构建跨领域的协同能力。简而言之，当下的开源生态已进化为一个高度活跃的集群，人工智能作为核心引擎，正在持续重塑传统工程领域的生命周期轨迹，推动其向高维、智能、协同的工程化方向迭代。</w:t>
+      </w:r>
+    </w:p>
+    <w:p>
+      <w:pPr>
+        <w:spacing w:line="300" w:lineRule="auto"/>
+        <w:rPr>
+          <w:sz w:val="21"/>
+          <w:szCs w:val="21"/>
+        </w:rPr>
+      </w:pPr>
+    </w:p>
+    <w:p>
+      <w:pPr>
+        <w:spacing w:line="300" w:lineRule="auto"/>
+        <w:rPr>
+          <w:b/>
+          <w:bCs/>
+          <w:sz w:val="21"/>
+          <w:szCs w:val="21"/>
+        </w:rPr>
+      </w:pPr>
+      <w:r>
         <w:rPr>
           <w:rFonts w:hint="eastAsia"/>
           <w:b/>
@@ -3787,7 +7083,8 @@
           <w:sz w:val="21"/>
           <w:szCs w:val="21"/>
         </w:rPr>
-      </w:pPr>
+        <w:t xml:space="preserve">4.5 </w:t>
+      </w:r>
       <w:r>
         <w:rPr>
           <w:rFonts w:hint="eastAsia"/>
@@ -3796,124 +7093,1456 @@
           <w:sz w:val="21"/>
           <w:szCs w:val="21"/>
         </w:rPr>
-        <w:t xml:space="preserve">4.4 </w:t>
-      </w:r>
+        <w:t>数据可视化平台构建</w:t>
+      </w:r>
+    </w:p>
+    <w:p>
+      <w:pPr>
+        <w:spacing w:line="300" w:lineRule="auto"/>
+        <w:ind w:firstLineChars="200" w:firstLine="420"/>
+        <w:rPr>
+          <w:b/>
+          <w:bCs/>
+          <w:sz w:val="21"/>
+          <w:szCs w:val="21"/>
+        </w:rPr>
+      </w:pPr>
+      <w:r>
+        <w:rPr>
+          <w:sz w:val="21"/>
+          <w:szCs w:val="21"/>
+        </w:rPr>
+        <w:t>本研究构建了一套基于</w:t>
+      </w:r>
+      <w:proofErr w:type="spellStart"/>
+      <w:r>
+        <w:rPr>
+          <w:sz w:val="21"/>
+          <w:szCs w:val="21"/>
+        </w:rPr>
+        <w:t>Streamlit</w:t>
+      </w:r>
+      <w:proofErr w:type="spellEnd"/>
+      <w:r>
+        <w:rPr>
+          <w:sz w:val="21"/>
+          <w:szCs w:val="21"/>
+        </w:rPr>
+        <w:t>框架的开源技术分析平台，旨在将复杂的数据挖掘结果通过可视化手段转化为直观、可交互的洞察。平台设计采用</w:t>
+      </w:r>
+      <w:r>
+        <w:rPr>
+          <w:sz w:val="21"/>
+          <w:szCs w:val="21"/>
+        </w:rPr>
+        <w:t>“</w:t>
+      </w:r>
+      <w:r>
+        <w:rPr>
+          <w:sz w:val="21"/>
+          <w:szCs w:val="21"/>
+        </w:rPr>
+        <w:t>模块化分层架构</w:t>
+      </w:r>
+      <w:r>
+        <w:rPr>
+          <w:sz w:val="21"/>
+          <w:szCs w:val="21"/>
+        </w:rPr>
+        <w:t>”</w:t>
+      </w:r>
+      <w:r>
+        <w:rPr>
+          <w:sz w:val="21"/>
+          <w:szCs w:val="21"/>
+        </w:rPr>
+        <w:t>，将数据展示、趋势演进、聚类分析及质量评估等核心功能解耦，确保了分析流程的逻辑一致性。</w:t>
+      </w:r>
+    </w:p>
+    <w:p>
+      <w:pPr>
+        <w:spacing w:line="300" w:lineRule="auto"/>
+        <w:ind w:firstLineChars="200" w:firstLine="420"/>
+        <w:rPr>
+          <w:b/>
+          <w:bCs/>
+          <w:sz w:val="21"/>
+          <w:szCs w:val="21"/>
+        </w:rPr>
+      </w:pPr>
+      <w:r>
+        <w:rPr>
+          <w:sz w:val="21"/>
+          <w:szCs w:val="21"/>
+        </w:rPr>
+        <w:lastRenderedPageBreak/>
+        <w:t>平台后端集成</w:t>
+      </w:r>
+      <w:r>
+        <w:rPr>
+          <w:sz w:val="21"/>
+          <w:szCs w:val="21"/>
+        </w:rPr>
+        <w:t>MySQL</w:t>
+      </w:r>
+      <w:r>
+        <w:rPr>
+          <w:sz w:val="21"/>
+          <w:szCs w:val="21"/>
+        </w:rPr>
+        <w:t>数据库连接驱动，实时调用经过清洗与预处理的</w:t>
+      </w:r>
+      <w:r>
+        <w:rPr>
+          <w:sz w:val="21"/>
+          <w:szCs w:val="21"/>
+        </w:rPr>
+        <w:t>GitHub</w:t>
+      </w:r>
+      <w:r>
+        <w:rPr>
+          <w:sz w:val="21"/>
+          <w:szCs w:val="21"/>
+        </w:rPr>
+        <w:t>开源数据；前端采用</w:t>
+      </w:r>
+      <w:proofErr w:type="spellStart"/>
+      <w:r>
+        <w:rPr>
+          <w:sz w:val="21"/>
+          <w:szCs w:val="21"/>
+        </w:rPr>
+        <w:t>Streamlit</w:t>
+      </w:r>
+      <w:proofErr w:type="spellEnd"/>
+      <w:r>
+        <w:rPr>
+          <w:sz w:val="21"/>
+          <w:szCs w:val="21"/>
+        </w:rPr>
+        <w:t>的</w:t>
+      </w:r>
+      <w:proofErr w:type="gramStart"/>
+      <w:r>
+        <w:rPr>
+          <w:sz w:val="21"/>
+          <w:szCs w:val="21"/>
+        </w:rPr>
+        <w:t>侧边栏导航</w:t>
+      </w:r>
+      <w:proofErr w:type="gramEnd"/>
+      <w:r>
+        <w:rPr>
+          <w:sz w:val="21"/>
+          <w:szCs w:val="21"/>
+        </w:rPr>
+        <w:t>模式，实现了从宏观概览到微观特征分析的无缝切换。通过</w:t>
+      </w:r>
+      <w:proofErr w:type="spellStart"/>
+      <w:r>
+        <w:rPr>
+          <w:sz w:val="21"/>
+          <w:szCs w:val="21"/>
+        </w:rPr>
+        <w:t>st.set_page_config</w:t>
+      </w:r>
+      <w:proofErr w:type="spellEnd"/>
+      <w:r>
+        <w:rPr>
+          <w:sz w:val="21"/>
+          <w:szCs w:val="21"/>
+        </w:rPr>
+        <w:t>优化了页面布局，并统一使用</w:t>
+      </w:r>
+      <w:r>
+        <w:rPr>
+          <w:sz w:val="21"/>
+          <w:szCs w:val="21"/>
+        </w:rPr>
+        <w:t>Matplotlib</w:t>
+      </w:r>
+      <w:r>
+        <w:rPr>
+          <w:sz w:val="21"/>
+          <w:szCs w:val="21"/>
+        </w:rPr>
+        <w:t>与</w:t>
+      </w:r>
+      <w:r>
+        <w:rPr>
+          <w:sz w:val="21"/>
+          <w:szCs w:val="21"/>
+        </w:rPr>
+        <w:t>Seaborn</w:t>
+      </w:r>
+      <w:r>
+        <w:rPr>
+          <w:sz w:val="21"/>
+          <w:szCs w:val="21"/>
+        </w:rPr>
+        <w:t>进行数据绘图，确保了数据可视化输出的专业度与一致性。通过该平台，用户可以完成以下核心任务：</w:t>
+      </w:r>
+    </w:p>
+    <w:p>
+      <w:pPr>
+        <w:spacing w:line="300" w:lineRule="auto"/>
+        <w:ind w:firstLineChars="200" w:firstLine="422"/>
+        <w:rPr>
+          <w:sz w:val="21"/>
+          <w:szCs w:val="21"/>
+        </w:rPr>
+      </w:pPr>
+      <w:r>
+        <w:rPr>
+          <w:b/>
+          <w:bCs/>
+          <w:sz w:val="21"/>
+          <w:szCs w:val="21"/>
+        </w:rPr>
+        <w:t>动态管理底层数据</w:t>
+      </w:r>
+      <w:r>
+        <w:rPr>
+          <w:sz w:val="21"/>
+          <w:szCs w:val="21"/>
+        </w:rPr>
+        <w:t>：在</w:t>
+      </w:r>
+      <w:r>
+        <w:rPr>
+          <w:sz w:val="21"/>
+          <w:szCs w:val="21"/>
+        </w:rPr>
+        <w:t>“</w:t>
+      </w:r>
+      <w:r>
+        <w:rPr>
+          <w:sz w:val="21"/>
+          <w:szCs w:val="21"/>
+        </w:rPr>
+        <w:t>数据管理平台</w:t>
+      </w:r>
+      <w:r>
+        <w:rPr>
+          <w:sz w:val="21"/>
+          <w:szCs w:val="21"/>
+        </w:rPr>
+        <w:t>”</w:t>
+      </w:r>
+      <w:r>
+        <w:rPr>
+          <w:sz w:val="21"/>
+          <w:szCs w:val="21"/>
+        </w:rPr>
+        <w:t>模块，用户不仅能实时预览数据库中的原始工程数据，还可利用交互式编辑器直接对数据进行筛选与修改，确保了分析基础的准确性与数据流的可追溯性，真正实现了</w:t>
+      </w:r>
+      <w:r>
+        <w:rPr>
+          <w:sz w:val="21"/>
+          <w:szCs w:val="21"/>
+        </w:rPr>
+        <w:t>“</w:t>
+      </w:r>
+      <w:r>
+        <w:rPr>
+          <w:sz w:val="21"/>
+          <w:szCs w:val="21"/>
+        </w:rPr>
+        <w:t>所见即所得</w:t>
+      </w:r>
+      <w:r>
+        <w:rPr>
+          <w:sz w:val="21"/>
+          <w:szCs w:val="21"/>
+        </w:rPr>
+        <w:t>”</w:t>
+      </w:r>
+      <w:r>
+        <w:rPr>
+          <w:sz w:val="21"/>
+          <w:szCs w:val="21"/>
+        </w:rPr>
+        <w:t>的数据治理。</w:t>
+      </w:r>
+    </w:p>
+    <w:p>
+      <w:pPr>
+        <w:spacing w:line="300" w:lineRule="auto"/>
+        <w:ind w:firstLineChars="200" w:firstLine="422"/>
+        <w:rPr>
+          <w:sz w:val="21"/>
+          <w:szCs w:val="21"/>
+        </w:rPr>
+      </w:pPr>
+      <w:r>
+        <w:rPr>
+          <w:b/>
+          <w:bCs/>
+          <w:sz w:val="21"/>
+          <w:szCs w:val="21"/>
+        </w:rPr>
+        <w:t>即时开展多维数据分析</w:t>
+      </w:r>
+      <w:r>
+        <w:rPr>
+          <w:sz w:val="21"/>
+          <w:szCs w:val="21"/>
+        </w:rPr>
+        <w:t>：用户能够通过切换不同模块，对开源生态进行多维解构。无论是通过词云图直观捕捉技术语境，还是通过聚类分析挖掘隐藏的技术关联，平台都支持即时生成可视化图表，将原本深埋于数据库中的</w:t>
+      </w:r>
+      <w:proofErr w:type="gramStart"/>
+      <w:r>
+        <w:rPr>
+          <w:sz w:val="21"/>
+          <w:szCs w:val="21"/>
+        </w:rPr>
+        <w:t>冷数据</w:t>
+      </w:r>
+      <w:proofErr w:type="gramEnd"/>
+      <w:r>
+        <w:rPr>
+          <w:sz w:val="21"/>
+          <w:szCs w:val="21"/>
+        </w:rPr>
+        <w:t>瞬间转化为可视化的洞察。</w:t>
+      </w:r>
+    </w:p>
+    <w:p>
+      <w:pPr>
+        <w:spacing w:line="300" w:lineRule="auto"/>
+        <w:ind w:firstLineChars="200" w:firstLine="422"/>
+        <w:rPr>
+          <w:sz w:val="21"/>
+          <w:szCs w:val="21"/>
+        </w:rPr>
+      </w:pPr>
+      <w:r>
+        <w:rPr>
+          <w:b/>
+          <w:bCs/>
+          <w:sz w:val="21"/>
+          <w:szCs w:val="21"/>
+        </w:rPr>
+        <w:t>自动化趋势监控与预测</w:t>
+      </w:r>
+      <w:r>
+        <w:rPr>
+          <w:sz w:val="21"/>
+          <w:szCs w:val="21"/>
+        </w:rPr>
+        <w:t>：平台内置的趋势分析与热力图模块，使用户能够轻松识别各技术</w:t>
+      </w:r>
+      <w:proofErr w:type="gramStart"/>
+      <w:r>
+        <w:rPr>
+          <w:sz w:val="21"/>
+          <w:szCs w:val="21"/>
+        </w:rPr>
+        <w:t>栈</w:t>
+      </w:r>
+      <w:proofErr w:type="gramEnd"/>
+      <w:r>
+        <w:rPr>
+          <w:sz w:val="21"/>
+          <w:szCs w:val="21"/>
+        </w:rPr>
+        <w:t>当前所处的演进阶段，无论是识别处于上升期的</w:t>
+      </w:r>
+      <w:r>
+        <w:rPr>
+          <w:sz w:val="21"/>
+          <w:szCs w:val="21"/>
+        </w:rPr>
+        <w:t>“</w:t>
+      </w:r>
+      <w:r>
+        <w:rPr>
+          <w:sz w:val="21"/>
+          <w:szCs w:val="21"/>
+        </w:rPr>
+        <w:t>明星技术</w:t>
+      </w:r>
+      <w:r>
+        <w:rPr>
+          <w:sz w:val="21"/>
+          <w:szCs w:val="21"/>
+        </w:rPr>
+        <w:t>”</w:t>
+      </w:r>
+      <w:r>
+        <w:rPr>
+          <w:sz w:val="21"/>
+          <w:szCs w:val="21"/>
+        </w:rPr>
+        <w:t>，还是发现处于衰退期的边缘技术，系统均能通过量化的斜率指标即时给出预警。</w:t>
+      </w:r>
+    </w:p>
+    <w:p>
+      <w:pPr>
+        <w:spacing w:line="300" w:lineRule="auto"/>
+        <w:ind w:firstLineChars="200" w:firstLine="422"/>
+        <w:rPr>
+          <w:sz w:val="21"/>
+          <w:szCs w:val="21"/>
+        </w:rPr>
+      </w:pPr>
+      <w:r>
+        <w:rPr>
+          <w:b/>
+          <w:bCs/>
+          <w:sz w:val="21"/>
+          <w:szCs w:val="21"/>
+        </w:rPr>
+        <w:t>获取实时分析引导与结论</w:t>
+      </w:r>
+      <w:r>
+        <w:rPr>
+          <w:sz w:val="21"/>
+          <w:szCs w:val="21"/>
+        </w:rPr>
+        <w:t>：在</w:t>
+      </w:r>
+      <w:proofErr w:type="gramStart"/>
+      <w:r>
+        <w:rPr>
+          <w:sz w:val="21"/>
+          <w:szCs w:val="21"/>
+        </w:rPr>
+        <w:t>各核心分析</w:t>
+      </w:r>
+      <w:proofErr w:type="gramEnd"/>
+      <w:r>
+        <w:rPr>
+          <w:sz w:val="21"/>
+          <w:szCs w:val="21"/>
+        </w:rPr>
+        <w:t>页面的</w:t>
+      </w:r>
+      <w:proofErr w:type="gramStart"/>
+      <w:r>
+        <w:rPr>
+          <w:sz w:val="21"/>
+          <w:szCs w:val="21"/>
+        </w:rPr>
+        <w:t>侧边栏或</w:t>
+      </w:r>
+      <w:proofErr w:type="gramEnd"/>
+      <w:r>
+        <w:rPr>
+          <w:sz w:val="21"/>
+          <w:szCs w:val="21"/>
+        </w:rPr>
+        <w:t>可展开区域，平台集成了深度的分析提示与解释性文字。这种</w:t>
+      </w:r>
+      <w:r>
+        <w:rPr>
+          <w:sz w:val="21"/>
+          <w:szCs w:val="21"/>
+        </w:rPr>
+        <w:t>“</w:t>
+      </w:r>
+      <w:r>
+        <w:rPr>
+          <w:sz w:val="21"/>
+          <w:szCs w:val="21"/>
+        </w:rPr>
+        <w:t>图表</w:t>
+      </w:r>
+      <w:r>
+        <w:rPr>
+          <w:sz w:val="21"/>
+          <w:szCs w:val="21"/>
+        </w:rPr>
+        <w:t>+</w:t>
+      </w:r>
+      <w:r>
+        <w:rPr>
+          <w:sz w:val="21"/>
+          <w:szCs w:val="21"/>
+        </w:rPr>
+        <w:t>解读</w:t>
+      </w:r>
+      <w:r>
+        <w:rPr>
+          <w:sz w:val="21"/>
+          <w:szCs w:val="21"/>
+        </w:rPr>
+        <w:t>”</w:t>
+      </w:r>
+      <w:r>
+        <w:rPr>
+          <w:sz w:val="21"/>
+          <w:szCs w:val="21"/>
+        </w:rPr>
+        <w:t>的双重展示设计，确保了用户在查看可视化结果的同时，能够即时获取研究结论，大大降低了数据解释的门槛，有效提升了科研过程的效率与逻辑透明度</w:t>
+      </w:r>
+    </w:p>
+    <w:p>
+      <w:pPr>
+        <w:spacing w:line="300" w:lineRule="auto"/>
+        <w:rPr>
+          <w:noProof/>
+        </w:rPr>
+      </w:pPr>
+      <w:r>
+        <w:rPr>
+          <w:sz w:val="21"/>
+          <w:szCs w:val="21"/>
+        </w:rPr>
+        <w:drawing>
+          <wp:inline distT="0" distB="0" distL="0" distR="0" wp14:anchorId="5BD8D260" wp14:editId="20A8687E">
+            <wp:extent cx="2430251" cy="1265159"/>
+            <wp:effectExtent l="0" t="0" r="8255" b="0"/>
+            <wp:docPr id="1779337655" name="图片 1"/>
+            <wp:cNvGraphicFramePr>
+              <a:graphicFrameLocks xmlns:a="http://schemas.openxmlformats.org/drawingml/2006/main" noChangeAspect="1"/>
+            </wp:cNvGraphicFramePr>
+            <a:graphic xmlns:a="http://schemas.openxmlformats.org/drawingml/2006/main">
+              <a:graphicData uri="http://schemas.openxmlformats.org/drawingml/2006/picture">
+                <pic:pic xmlns:pic="http://schemas.openxmlformats.org/drawingml/2006/picture">
+                  <pic:nvPicPr>
+                    <pic:cNvPr id="1779337655" name=""/>
+                    <pic:cNvPicPr/>
+                  </pic:nvPicPr>
+                  <pic:blipFill>
+                    <a:blip r:embed="rId22"/>
+                    <a:stretch>
+                      <a:fillRect/>
+                    </a:stretch>
+                  </pic:blipFill>
+                  <pic:spPr>
+                    <a:xfrm>
+                      <a:off x="0" y="0"/>
+                      <a:ext cx="2439048" cy="1269739"/>
+                    </a:xfrm>
+                    <a:prstGeom prst="rect">
+                      <a:avLst/>
+                    </a:prstGeom>
+                  </pic:spPr>
+                </pic:pic>
+              </a:graphicData>
+            </a:graphic>
+          </wp:inline>
+        </w:drawing>
+      </w:r>
+      <w:r>
+        <w:rPr>
+          <w:noProof/>
+        </w:rPr>
+        <w:t xml:space="preserve"> </w:t>
+      </w:r>
+      <w:r>
+        <w:rPr>
+          <w:sz w:val="21"/>
+          <w:szCs w:val="21"/>
+        </w:rPr>
+        <w:drawing>
+          <wp:inline distT="0" distB="0" distL="0" distR="0" wp14:anchorId="08D54EBA" wp14:editId="23152891">
+            <wp:extent cx="2618740" cy="1228085"/>
+            <wp:effectExtent l="0" t="0" r="0" b="0"/>
+            <wp:docPr id="1084576879" name="图片 1"/>
+            <wp:cNvGraphicFramePr>
+              <a:graphicFrameLocks xmlns:a="http://schemas.openxmlformats.org/drawingml/2006/main" noChangeAspect="1"/>
+            </wp:cNvGraphicFramePr>
+            <a:graphic xmlns:a="http://schemas.openxmlformats.org/drawingml/2006/main">
+              <a:graphicData uri="http://schemas.openxmlformats.org/drawingml/2006/picture">
+                <pic:pic xmlns:pic="http://schemas.openxmlformats.org/drawingml/2006/picture">
+                  <pic:nvPicPr>
+                    <pic:cNvPr id="1084576879" name=""/>
+                    <pic:cNvPicPr/>
+                  </pic:nvPicPr>
+                  <pic:blipFill>
+                    <a:blip r:embed="rId23"/>
+                    <a:stretch>
+                      <a:fillRect/>
+                    </a:stretch>
+                  </pic:blipFill>
+                  <pic:spPr>
+                    <a:xfrm>
+                      <a:off x="0" y="0"/>
+                      <a:ext cx="2663810" cy="1249221"/>
+                    </a:xfrm>
+                    <a:prstGeom prst="rect">
+                      <a:avLst/>
+                    </a:prstGeom>
+                  </pic:spPr>
+                </pic:pic>
+              </a:graphicData>
+            </a:graphic>
+          </wp:inline>
+        </w:drawing>
+      </w:r>
+    </w:p>
+    <w:p>
+      <w:pPr>
+        <w:spacing w:line="300" w:lineRule="auto"/>
+        <w:jc w:val="center"/>
+        <w:rPr>
+          <w:rFonts w:eastAsia="仿宋" w:cs="Times New Roman" w:hint="eastAsia"/>
+          <w:sz w:val="18"/>
+          <w:szCs w:val="18"/>
+        </w:rPr>
+      </w:pPr>
+      <w:r>
+        <w:rPr>
+          <w:rFonts w:eastAsia="仿宋" w:cs="Times New Roman" w:hint="eastAsia"/>
+          <w:sz w:val="18"/>
+          <w:szCs w:val="18"/>
+        </w:rPr>
+        <w:t>图</w:t>
+      </w:r>
+      <w:r>
+        <w:rPr>
+          <w:rFonts w:eastAsia="仿宋" w:cs="Times New Roman" w:hint="eastAsia"/>
+          <w:sz w:val="18"/>
+          <w:szCs w:val="18"/>
+        </w:rPr>
+        <w:t>9</w:t>
+      </w:r>
+      <w:r>
+        <w:rPr>
+          <w:rFonts w:eastAsia="仿宋" w:cs="Times New Roman" w:hint="eastAsia"/>
+          <w:sz w:val="18"/>
+          <w:szCs w:val="18"/>
+        </w:rPr>
+        <w:t xml:space="preserve"> </w:t>
+      </w:r>
+      <w:r>
+        <w:rPr>
+          <w:rFonts w:eastAsia="仿宋" w:cs="Times New Roman" w:hint="eastAsia"/>
+          <w:sz w:val="18"/>
+          <w:szCs w:val="18"/>
+        </w:rPr>
+        <w:t>数据可视化平台展示（具体完整流程见</w:t>
+      </w:r>
+      <w:r>
+        <w:rPr>
+          <w:rFonts w:eastAsia="仿宋" w:cs="Times New Roman" w:hint="eastAsia"/>
+          <w:sz w:val="18"/>
+          <w:szCs w:val="18"/>
+        </w:rPr>
+        <w:t xml:space="preserve"> </w:t>
+      </w:r>
+      <w:r>
+        <w:rPr>
+          <w:rFonts w:eastAsia="仿宋" w:cs="Times New Roman" w:hint="eastAsia"/>
+          <w:sz w:val="18"/>
+          <w:szCs w:val="18"/>
+        </w:rPr>
+        <w:t>可视化平台演示</w:t>
+      </w:r>
+      <w:r>
+        <w:rPr>
+          <w:rFonts w:eastAsia="仿宋" w:cs="Times New Roman" w:hint="eastAsia"/>
+          <w:sz w:val="18"/>
+          <w:szCs w:val="18"/>
+        </w:rPr>
+        <w:t>.mp4</w:t>
+      </w:r>
+      <w:r>
+        <w:rPr>
+          <w:rFonts w:eastAsia="仿宋" w:cs="Times New Roman" w:hint="eastAsia"/>
+          <w:sz w:val="18"/>
+          <w:szCs w:val="18"/>
+        </w:rPr>
+        <w:t>）</w:t>
+      </w:r>
+    </w:p>
+    <w:p>
+      <w:pPr>
+        <w:spacing w:line="300" w:lineRule="auto"/>
+        <w:ind w:firstLineChars="200" w:firstLine="420"/>
+        <w:rPr>
+          <w:sz w:val="21"/>
+          <w:szCs w:val="21"/>
+        </w:rPr>
+      </w:pPr>
+      <w:r>
+        <w:rPr>
+          <w:sz w:val="21"/>
+          <w:szCs w:val="21"/>
+        </w:rPr>
+        <w:t>本平台不仅是一个数据展示工具，更是一个辅助决策的分析系统。通过对不同模块中</w:t>
+      </w:r>
+      <w:r>
+        <w:rPr>
+          <w:sz w:val="21"/>
+          <w:szCs w:val="21"/>
+        </w:rPr>
+        <w:t>“</w:t>
+      </w:r>
+      <w:r>
+        <w:rPr>
+          <w:sz w:val="21"/>
+          <w:szCs w:val="21"/>
+        </w:rPr>
+        <w:t>分析结论</w:t>
+      </w:r>
+      <w:r>
+        <w:rPr>
+          <w:sz w:val="21"/>
+          <w:szCs w:val="21"/>
+        </w:rPr>
+        <w:t>”</w:t>
+      </w:r>
+      <w:r>
+        <w:rPr>
+          <w:sz w:val="21"/>
+          <w:szCs w:val="21"/>
+        </w:rPr>
+        <w:t>的可展开式设计，用户可以实时获取深度洞察。这种</w:t>
+      </w:r>
+      <w:r>
+        <w:rPr>
+          <w:sz w:val="21"/>
+          <w:szCs w:val="21"/>
+        </w:rPr>
+        <w:t>“</w:t>
+      </w:r>
+      <w:r>
+        <w:rPr>
+          <w:sz w:val="21"/>
+          <w:szCs w:val="21"/>
+        </w:rPr>
+        <w:t>交互式可视化</w:t>
+      </w:r>
+      <w:r>
+        <w:rPr>
+          <w:sz w:val="21"/>
+          <w:szCs w:val="21"/>
+        </w:rPr>
+        <w:t>”</w:t>
+      </w:r>
+      <w:r>
+        <w:rPr>
+          <w:sz w:val="21"/>
+          <w:szCs w:val="21"/>
+        </w:rPr>
+        <w:t>设计将原本枯燥的统计过程转化为动态的技术画像，为理解人工智能领域的开源范式转型、识别技术生命周期的转折点提供了可靠的数据支撑。</w:t>
+      </w:r>
+    </w:p>
+    <w:p>
+      <w:pPr>
+        <w:spacing w:line="300" w:lineRule="auto"/>
+        <w:rPr>
+          <w:sz w:val="21"/>
+          <w:szCs w:val="21"/>
+        </w:rPr>
+      </w:pPr>
+    </w:p>
+    <w:p>
+      <w:pPr>
+        <w:spacing w:line="300" w:lineRule="auto"/>
+        <w:rPr>
+          <w:b/>
+          <w:bCs/>
+        </w:rPr>
+      </w:pPr>
       <w:r>
         <w:rPr>
           <w:rFonts w:hint="eastAsia"/>
           <w:b/>
           <w:bCs/>
-          <w:sz w:val="21"/>
-          <w:szCs w:val="21"/>
-        </w:rPr>
-        <w:t>数据分析</w:t>
-      </w:r>
-    </w:p>
-    <w:p>
-      <w:pPr>
-        <w:spacing w:line="300" w:lineRule="auto"/>
-        <w:rPr>
-          <w:sz w:val="21"/>
-          <w:szCs w:val="21"/>
-        </w:rPr>
-      </w:pPr>
-      <w:r>
+        </w:rPr>
+        <w:t xml:space="preserve">5 </w:t>
+      </w:r>
+      <w:r>
+        <w:rPr>
+          <w:b/>
+          <w:bCs/>
+        </w:rPr>
+        <w:t>改进思路</w:t>
+      </w:r>
+    </w:p>
+    <w:p>
+      <w:pPr>
+        <w:spacing w:line="300" w:lineRule="auto"/>
+        <w:ind w:firstLineChars="200" w:firstLine="420"/>
+        <w:rPr>
+          <w:sz w:val="21"/>
+          <w:szCs w:val="21"/>
+        </w:rPr>
+      </w:pPr>
+      <w:r>
+        <w:rPr>
+          <w:sz w:val="21"/>
+          <w:szCs w:val="21"/>
+        </w:rPr>
+        <w:t>基于当前分析平台与研究框架的实践反馈，后续的优化工作将重点围绕</w:t>
+      </w:r>
+      <w:r>
+        <w:rPr>
+          <w:sz w:val="21"/>
+          <w:szCs w:val="21"/>
+        </w:rPr>
+        <w:t>“</w:t>
+      </w:r>
+      <w:r>
+        <w:rPr>
+          <w:sz w:val="21"/>
+          <w:szCs w:val="21"/>
+        </w:rPr>
+        <w:t>数据深度、算法性能、交互体验</w:t>
+      </w:r>
+      <w:r>
+        <w:rPr>
+          <w:sz w:val="21"/>
+          <w:szCs w:val="21"/>
+        </w:rPr>
+        <w:t>”</w:t>
+      </w:r>
+      <w:r>
+        <w:rPr>
+          <w:sz w:val="21"/>
+          <w:szCs w:val="21"/>
+        </w:rPr>
+        <w:t>三个维度展开，旨在构建更加精准且具备预测能力的开源生态分析体系。</w:t>
+      </w:r>
+    </w:p>
+    <w:p>
+      <w:pPr>
+        <w:spacing w:line="300" w:lineRule="auto"/>
+        <w:ind w:firstLineChars="200" w:firstLine="422"/>
+        <w:rPr>
+          <w:sz w:val="21"/>
+          <w:szCs w:val="21"/>
+        </w:rPr>
+      </w:pPr>
+      <w:r>
+        <w:rPr>
+          <w:b/>
+          <w:bCs/>
+          <w:sz w:val="21"/>
+          <w:szCs w:val="21"/>
+        </w:rPr>
+        <w:t>强化动态数据抓取与实时监控</w:t>
+      </w:r>
+      <w:r>
+        <w:rPr>
+          <w:sz w:val="21"/>
+          <w:szCs w:val="21"/>
+        </w:rPr>
+        <w:t>：目前数据多为离线存储，建议引入</w:t>
+      </w:r>
+      <w:r>
+        <w:rPr>
+          <w:sz w:val="21"/>
+          <w:szCs w:val="21"/>
+        </w:rPr>
+        <w:t>GitHub API</w:t>
+      </w:r>
+      <w:r>
+        <w:rPr>
+          <w:sz w:val="21"/>
+          <w:szCs w:val="21"/>
+        </w:rPr>
+        <w:t>的实时监控机制。通过设置定时爬虫任务，实现对</w:t>
+      </w:r>
+      <w:proofErr w:type="gramStart"/>
+      <w:r>
+        <w:rPr>
+          <w:sz w:val="21"/>
+          <w:szCs w:val="21"/>
+        </w:rPr>
+        <w:t>仓库星标增长</w:t>
+      </w:r>
+      <w:proofErr w:type="gramEnd"/>
+      <w:r>
+        <w:rPr>
+          <w:sz w:val="21"/>
+          <w:szCs w:val="21"/>
+        </w:rPr>
+        <w:t>、</w:t>
+      </w:r>
+      <w:r>
+        <w:rPr>
+          <w:sz w:val="21"/>
+          <w:szCs w:val="21"/>
+        </w:rPr>
+        <w:t>Issue</w:t>
+      </w:r>
+      <w:r>
+        <w:rPr>
+          <w:sz w:val="21"/>
+          <w:szCs w:val="21"/>
+        </w:rPr>
+        <w:t>响应速度及贡献者活跃度的秒级或</w:t>
+      </w:r>
+      <w:proofErr w:type="gramStart"/>
+      <w:r>
+        <w:rPr>
+          <w:sz w:val="21"/>
+          <w:szCs w:val="21"/>
+        </w:rPr>
+        <w:t>小时级</w:t>
+      </w:r>
+      <w:proofErr w:type="gramEnd"/>
+      <w:r>
+        <w:rPr>
+          <w:sz w:val="21"/>
+          <w:szCs w:val="21"/>
+        </w:rPr>
+        <w:t>抓取，将</w:t>
+      </w:r>
+      <w:r>
+        <w:rPr>
+          <w:sz w:val="21"/>
+          <w:szCs w:val="21"/>
+        </w:rPr>
+        <w:t>“</w:t>
+      </w:r>
+      <w:r>
+        <w:rPr>
+          <w:sz w:val="21"/>
+          <w:szCs w:val="21"/>
+        </w:rPr>
+        <w:t>趋势分析</w:t>
+      </w:r>
+      <w:r>
+        <w:rPr>
+          <w:sz w:val="21"/>
+          <w:szCs w:val="21"/>
+        </w:rPr>
+        <w:t>”</w:t>
+      </w:r>
+      <w:r>
+        <w:rPr>
+          <w:sz w:val="21"/>
+          <w:szCs w:val="21"/>
+        </w:rPr>
+        <w:t>从年度统计演进为近实时的</w:t>
+      </w:r>
+      <w:r>
+        <w:rPr>
+          <w:sz w:val="21"/>
+          <w:szCs w:val="21"/>
+        </w:rPr>
+        <w:t>“</w:t>
+      </w:r>
+      <w:r>
+        <w:rPr>
+          <w:sz w:val="21"/>
+          <w:szCs w:val="21"/>
+        </w:rPr>
+        <w:t>趋势预警</w:t>
+      </w:r>
+      <w:r>
+        <w:rPr>
+          <w:sz w:val="21"/>
+          <w:szCs w:val="21"/>
+        </w:rPr>
+        <w:t>”</w:t>
+      </w:r>
+      <w:r>
+        <w:rPr>
+          <w:sz w:val="21"/>
+          <w:szCs w:val="21"/>
+        </w:rPr>
+        <w:t>，从而更敏锐地捕捉技术风口的转瞬即逝。</w:t>
+      </w:r>
+    </w:p>
+    <w:p>
+      <w:pPr>
+        <w:spacing w:line="300" w:lineRule="auto"/>
+        <w:ind w:firstLineChars="200" w:firstLine="422"/>
+        <w:rPr>
+          <w:sz w:val="21"/>
+          <w:szCs w:val="21"/>
+        </w:rPr>
+      </w:pPr>
+      <w:r>
+        <w:rPr>
+          <w:b/>
+          <w:bCs/>
+          <w:sz w:val="21"/>
+          <w:szCs w:val="21"/>
+        </w:rPr>
+        <w:lastRenderedPageBreak/>
+        <w:t>深化算法模型的预测能力</w:t>
+      </w:r>
+      <w:r>
+        <w:rPr>
+          <w:sz w:val="21"/>
+          <w:szCs w:val="21"/>
+        </w:rPr>
+        <w:t>：现有的演进趋势分析基于历史线性回归，对非线性增长的捕捉能力有限。后续可引入</w:t>
+      </w:r>
+      <w:r>
+        <w:rPr>
+          <w:sz w:val="21"/>
+          <w:szCs w:val="21"/>
+        </w:rPr>
+        <w:t>LSTM</w:t>
+      </w:r>
+      <w:r>
+        <w:rPr>
+          <w:sz w:val="21"/>
+          <w:szCs w:val="21"/>
+        </w:rPr>
+        <w:t>等时间序列深度学习模型，对技术标签的热度走势进行预测，实现从</w:t>
+      </w:r>
+      <w:r>
+        <w:rPr>
+          <w:sz w:val="21"/>
+          <w:szCs w:val="21"/>
+        </w:rPr>
+        <w:t>“</w:t>
+      </w:r>
+      <w:r>
+        <w:rPr>
+          <w:sz w:val="21"/>
+          <w:szCs w:val="21"/>
+        </w:rPr>
+        <w:t>事后归纳</w:t>
+      </w:r>
+      <w:r>
+        <w:rPr>
+          <w:sz w:val="21"/>
+          <w:szCs w:val="21"/>
+        </w:rPr>
+        <w:t>”</w:t>
+      </w:r>
+      <w:r>
+        <w:rPr>
+          <w:sz w:val="21"/>
+          <w:szCs w:val="21"/>
+        </w:rPr>
+        <w:t>向</w:t>
+      </w:r>
+      <w:r>
+        <w:rPr>
+          <w:sz w:val="21"/>
+          <w:szCs w:val="21"/>
+        </w:rPr>
+        <w:t>“</w:t>
+      </w:r>
+      <w:r>
+        <w:rPr>
+          <w:sz w:val="21"/>
+          <w:szCs w:val="21"/>
+        </w:rPr>
+        <w:t>事前预测</w:t>
+      </w:r>
+      <w:r>
+        <w:rPr>
+          <w:sz w:val="21"/>
+          <w:szCs w:val="21"/>
+        </w:rPr>
+        <w:t>”</w:t>
+      </w:r>
+      <w:r>
+        <w:rPr>
+          <w:sz w:val="21"/>
+          <w:szCs w:val="21"/>
+        </w:rPr>
+        <w:t>的演进。同时，聚类算法可引入更高级的</w:t>
+      </w:r>
+      <w:r>
+        <w:rPr>
+          <w:sz w:val="21"/>
+          <w:szCs w:val="21"/>
+        </w:rPr>
+        <w:t>DBSCAN</w:t>
+      </w:r>
+      <w:r>
+        <w:rPr>
+          <w:b/>
+          <w:bCs/>
+          <w:sz w:val="21"/>
+          <w:szCs w:val="21"/>
+        </w:rPr>
+        <w:t>或</w:t>
+      </w:r>
+      <w:r>
+        <w:rPr>
+          <w:sz w:val="21"/>
+          <w:szCs w:val="21"/>
+        </w:rPr>
+        <w:t>层次聚类，以更好地处理噪声数据并识别不同演进阶段的技术边缘形态。</w:t>
+      </w:r>
+    </w:p>
+    <w:p>
+      <w:pPr>
+        <w:spacing w:line="300" w:lineRule="auto"/>
+        <w:ind w:firstLineChars="200" w:firstLine="422"/>
+        <w:rPr>
+          <w:sz w:val="21"/>
+          <w:szCs w:val="21"/>
+        </w:rPr>
+      </w:pPr>
+      <w:r>
+        <w:rPr>
+          <w:b/>
+          <w:bCs/>
+          <w:sz w:val="21"/>
+          <w:szCs w:val="21"/>
+        </w:rPr>
+        <w:t>拓展多维度关联特征工程</w:t>
+      </w:r>
+      <w:r>
+        <w:rPr>
+          <w:sz w:val="21"/>
+          <w:szCs w:val="21"/>
+        </w:rPr>
+        <w:t>：当前的关联分析主要基于标签共现，未来可增加对</w:t>
+      </w:r>
+      <w:r>
+        <w:rPr>
+          <w:sz w:val="21"/>
+          <w:szCs w:val="21"/>
+        </w:rPr>
+        <w:t>“</w:t>
+      </w:r>
+      <w:r>
+        <w:rPr>
+          <w:sz w:val="21"/>
+          <w:szCs w:val="21"/>
+        </w:rPr>
+        <w:t>贡献者社交网络</w:t>
+      </w:r>
+      <w:r>
+        <w:rPr>
+          <w:sz w:val="21"/>
+          <w:szCs w:val="21"/>
+        </w:rPr>
+        <w:t>”</w:t>
+      </w:r>
+      <w:r>
+        <w:rPr>
+          <w:sz w:val="21"/>
+          <w:szCs w:val="21"/>
+        </w:rPr>
+        <w:t>与</w:t>
+      </w:r>
+      <w:r>
+        <w:rPr>
+          <w:sz w:val="21"/>
+          <w:szCs w:val="21"/>
+        </w:rPr>
+        <w:t>“</w:t>
+      </w:r>
+      <w:r>
+        <w:rPr>
+          <w:sz w:val="21"/>
+          <w:szCs w:val="21"/>
+        </w:rPr>
+        <w:t>代码依赖关系</w:t>
+      </w:r>
+      <w:r>
+        <w:rPr>
+          <w:sz w:val="21"/>
+          <w:szCs w:val="21"/>
+        </w:rPr>
+        <w:t>”</w:t>
+      </w:r>
+      <w:r>
+        <w:rPr>
+          <w:sz w:val="21"/>
+          <w:szCs w:val="21"/>
+        </w:rPr>
+        <w:t>的维度挖掘。通过构建技术领域的知识图谱，深度分析技术</w:t>
+      </w:r>
+      <w:proofErr w:type="gramStart"/>
+      <w:r>
+        <w:rPr>
+          <w:sz w:val="21"/>
+          <w:szCs w:val="21"/>
+        </w:rPr>
+        <w:t>栈</w:t>
+      </w:r>
+      <w:proofErr w:type="gramEnd"/>
+      <w:r>
+        <w:rPr>
+          <w:sz w:val="21"/>
+          <w:szCs w:val="21"/>
+        </w:rPr>
+        <w:t>之间的依赖性与替代性，从而揭示更深层次的技术扩散路径，而不局限于表面上的热度关联。</w:t>
+      </w:r>
+    </w:p>
+    <w:p>
+      <w:pPr>
+        <w:spacing w:line="300" w:lineRule="auto"/>
+        <w:ind w:firstLineChars="200" w:firstLine="420"/>
+        <w:rPr>
+          <w:sz w:val="21"/>
+          <w:szCs w:val="21"/>
+        </w:rPr>
+      </w:pPr>
+      <w:r>
+        <w:rPr>
+          <w:sz w:val="21"/>
+          <w:szCs w:val="21"/>
+        </w:rPr>
+        <w:t>这些改进方向将使研究不仅停留在对过去技术趋势的描述性统计层面，更具备了对未来技术创新路径的科学预测能力，从而将分析平台打造</w:t>
+      </w:r>
+      <w:proofErr w:type="gramStart"/>
+      <w:r>
+        <w:rPr>
+          <w:sz w:val="21"/>
+          <w:szCs w:val="21"/>
+        </w:rPr>
+        <w:t>成具备</w:t>
+      </w:r>
+      <w:proofErr w:type="gramEnd"/>
+      <w:r>
+        <w:rPr>
+          <w:sz w:val="21"/>
+          <w:szCs w:val="21"/>
+        </w:rPr>
+        <w:t>行业影响力的开源生态观测站。</w:t>
+      </w:r>
+    </w:p>
+    <w:p>
+      <w:pPr>
+        <w:spacing w:line="300" w:lineRule="auto"/>
         <w:rPr>
           <w:rFonts w:hint="eastAsia"/>
           <w:sz w:val="21"/>
           <w:szCs w:val="21"/>
         </w:rPr>
-        <w:t xml:space="preserve">4.4.1 </w:t>
-      </w:r>
-      <w:r>
-        <w:rPr>
-          <w:sz w:val="21"/>
-          <w:szCs w:val="21"/>
-        </w:rPr>
-        <w:t>宏观特征与市场分布分析</w:t>
-      </w:r>
-    </w:p>
-    <w:p>
-      <w:pPr>
-        <w:spacing w:line="300" w:lineRule="auto"/>
-        <w:rPr>
-          <w:sz w:val="21"/>
-          <w:szCs w:val="21"/>
-        </w:rPr>
-      </w:pPr>
-      <w:r>
+      </w:pPr>
+    </w:p>
+    <w:p>
+      <w:pPr>
+        <w:spacing w:line="300" w:lineRule="auto"/>
+        <w:rPr>
+          <w:b/>
+          <w:bCs/>
+        </w:rPr>
+      </w:pPr>
+      <w:r>
+        <w:rPr>
+          <w:b/>
+          <w:bCs/>
+        </w:rPr>
+        <w:t xml:space="preserve">6. </w:t>
+      </w:r>
+      <w:r>
+        <w:rPr>
+          <w:b/>
+          <w:bCs/>
+        </w:rPr>
+        <w:t>结语</w:t>
+      </w:r>
+    </w:p>
+    <w:p>
+      <w:pPr>
+        <w:spacing w:line="300" w:lineRule="auto"/>
+        <w:ind w:firstLineChars="200" w:firstLine="420"/>
+        <w:rPr>
+          <w:sz w:val="21"/>
+          <w:szCs w:val="21"/>
+        </w:rPr>
+      </w:pPr>
+      <w:r>
+        <w:rPr>
+          <w:sz w:val="21"/>
+          <w:szCs w:val="21"/>
+        </w:rPr>
+        <w:t>综上所述，本项目通过多维数据挖掘与可视化分析，系统性地揭示了开源人工智能生态的演化逻辑与技术特征。研究表明，开源领域已告别了早期的碎片化代码共享，进入了以大模型架构为驱动、以工程化复用为特征的成熟生态阶段。</w:t>
+      </w:r>
+    </w:p>
+    <w:p>
+      <w:pPr>
+        <w:spacing w:line="300" w:lineRule="auto"/>
+        <w:ind w:firstLineChars="200" w:firstLine="420"/>
+        <w:rPr>
+          <w:sz w:val="21"/>
+          <w:szCs w:val="21"/>
+        </w:rPr>
+      </w:pPr>
+      <w:r>
+        <w:rPr>
+          <w:sz w:val="21"/>
+          <w:szCs w:val="21"/>
+        </w:rPr>
+        <w:t>通过对技术趋势的建模与聚类，我们清晰识别出开源技术</w:t>
+      </w:r>
+      <w:proofErr w:type="gramStart"/>
+      <w:r>
+        <w:rPr>
+          <w:sz w:val="21"/>
+          <w:szCs w:val="21"/>
+        </w:rPr>
+        <w:t>栈</w:t>
+      </w:r>
+      <w:proofErr w:type="gramEnd"/>
+      <w:r>
+        <w:rPr>
+          <w:sz w:val="21"/>
+          <w:szCs w:val="21"/>
+        </w:rPr>
+        <w:t>的演进遵循着</w:t>
+      </w:r>
+      <w:r>
+        <w:rPr>
+          <w:sz w:val="21"/>
+          <w:szCs w:val="21"/>
+        </w:rPr>
+        <w:t>“</w:t>
+      </w:r>
+      <w:r>
+        <w:rPr>
+          <w:sz w:val="21"/>
+          <w:szCs w:val="21"/>
+        </w:rPr>
+        <w:t>向心进化</w:t>
+      </w:r>
+      <w:r>
+        <w:rPr>
+          <w:sz w:val="21"/>
+          <w:szCs w:val="21"/>
+        </w:rPr>
+        <w:t>”</w:t>
+      </w:r>
+      <w:r>
+        <w:rPr>
+          <w:sz w:val="21"/>
+          <w:szCs w:val="21"/>
+        </w:rPr>
+        <w:t>的规律</w:t>
+      </w:r>
+      <w:r>
+        <w:rPr>
+          <w:sz w:val="21"/>
+          <w:szCs w:val="21"/>
+        </w:rPr>
+        <w:t>——</w:t>
+      </w:r>
+      <w:r>
+        <w:rPr>
+          <w:sz w:val="21"/>
+          <w:szCs w:val="21"/>
+        </w:rPr>
+        <w:t>即前沿</w:t>
+      </w:r>
+      <w:r>
+        <w:rPr>
+          <w:sz w:val="21"/>
+          <w:szCs w:val="21"/>
+        </w:rPr>
+        <w:t>AI</w:t>
+      </w:r>
+      <w:r>
+        <w:rPr>
+          <w:sz w:val="21"/>
+          <w:szCs w:val="21"/>
+        </w:rPr>
+        <w:t>模型通过强大的通用性与高性能优势，不断吸纳并带动传统机器人控制、视觉处理等领域的协同升级。同时，数据实证了开源影响力的本质是</w:t>
+      </w:r>
+      <w:r>
+        <w:rPr>
+          <w:sz w:val="21"/>
+          <w:szCs w:val="21"/>
+        </w:rPr>
+        <w:t>“</w:t>
+      </w:r>
+      <w:r>
+        <w:rPr>
+          <w:sz w:val="21"/>
+          <w:szCs w:val="21"/>
+        </w:rPr>
+        <w:t>技术先进性</w:t>
+      </w:r>
+      <w:r>
+        <w:rPr>
+          <w:sz w:val="21"/>
+          <w:szCs w:val="21"/>
+        </w:rPr>
+        <w:t>”</w:t>
+      </w:r>
+      <w:r>
+        <w:rPr>
+          <w:sz w:val="21"/>
+          <w:szCs w:val="21"/>
+        </w:rPr>
+        <w:t>与</w:t>
+      </w:r>
+      <w:r>
+        <w:rPr>
+          <w:sz w:val="21"/>
+          <w:szCs w:val="21"/>
+        </w:rPr>
+        <w:t>“</w:t>
+      </w:r>
+      <w:r>
+        <w:rPr>
+          <w:sz w:val="21"/>
+          <w:szCs w:val="21"/>
+        </w:rPr>
+        <w:t>社区治理质量</w:t>
+      </w:r>
+      <w:r>
+        <w:rPr>
+          <w:sz w:val="21"/>
+          <w:szCs w:val="21"/>
+        </w:rPr>
+        <w:t>”</w:t>
+      </w:r>
+      <w:r>
+        <w:rPr>
+          <w:sz w:val="21"/>
+          <w:szCs w:val="21"/>
+        </w:rPr>
+        <w:t>的双重共振：明星项目不仅</w:t>
+      </w:r>
+      <w:proofErr w:type="gramStart"/>
+      <w:r>
+        <w:rPr>
+          <w:sz w:val="21"/>
+          <w:szCs w:val="21"/>
+        </w:rPr>
+        <w:t>引领着</w:t>
+      </w:r>
+      <w:proofErr w:type="gramEnd"/>
+      <w:r>
+        <w:rPr>
+          <w:sz w:val="21"/>
+          <w:szCs w:val="21"/>
+        </w:rPr>
+        <w:t>技术风向，更通过完善的</w:t>
+      </w:r>
+      <w:r>
+        <w:rPr>
+          <w:sz w:val="21"/>
+          <w:szCs w:val="21"/>
+        </w:rPr>
+        <w:t>Issue</w:t>
+      </w:r>
+      <w:r>
+        <w:rPr>
+          <w:sz w:val="21"/>
+          <w:szCs w:val="21"/>
+        </w:rPr>
+        <w:t>机制与丰富的标签体系，建立了高效的知识共享与反馈闭环。</w:t>
+      </w:r>
+    </w:p>
+    <w:p>
+      <w:pPr>
+        <w:spacing w:line="300" w:lineRule="auto"/>
+        <w:ind w:firstLineChars="200" w:firstLine="420"/>
+        <w:rPr>
+          <w:sz w:val="21"/>
+          <w:szCs w:val="21"/>
+        </w:rPr>
+      </w:pPr>
+      <w:r>
+        <w:rPr>
+          <w:sz w:val="21"/>
+          <w:szCs w:val="21"/>
+        </w:rPr>
+        <w:t>本研究构建的可视化分析平台，不仅为开源数据的量化评估提供了科学方法论，也为理解人工智能技术的扩散路径提供了关键视角。未来，随着技术融合的进一步加深，开源生态将继续作为驱动技术范式转型的核心引擎，持续推动全球开发者社区在协作中创造新的工程奇迹。</w:t>
+      </w:r>
+    </w:p>
+    <w:p>
+      <w:pPr>
+        <w:spacing w:line="300" w:lineRule="auto"/>
         <w:rPr>
           <w:rFonts w:hint="eastAsia"/>
           <w:sz w:val="21"/>
           <w:szCs w:val="21"/>
         </w:rPr>
-        <w:t xml:space="preserve">4.4.2 </w:t>
-      </w:r>
-      <w:r>
-        <w:rPr>
-          <w:sz w:val="21"/>
-          <w:szCs w:val="21"/>
-        </w:rPr>
-        <w:t>演进趋势与生命周期建模</w:t>
-      </w:r>
-    </w:p>
-    <w:p>
-      <w:pPr>
-        <w:spacing w:line="300" w:lineRule="auto"/>
-        <w:rPr>
-          <w:sz w:val="21"/>
-          <w:szCs w:val="21"/>
-        </w:rPr>
-      </w:pPr>
-      <w:r>
-        <w:rPr>
-          <w:rFonts w:hint="eastAsia"/>
-          <w:sz w:val="21"/>
-          <w:szCs w:val="21"/>
-        </w:rPr>
-        <w:t xml:space="preserve">4.4.3 </w:t>
-      </w:r>
-      <w:r>
-        <w:rPr>
-          <w:sz w:val="21"/>
-          <w:szCs w:val="21"/>
-        </w:rPr>
-        <w:t>关联规则与质量评估</w:t>
-      </w:r>
-    </w:p>
-    <w:p>
-      <w:pPr>
-        <w:spacing w:line="300" w:lineRule="auto"/>
-        <w:rPr>
-          <w:rFonts w:hint="eastAsia"/>
-          <w:sz w:val="21"/>
-          <w:szCs w:val="21"/>
-        </w:rPr>
-      </w:pPr>
-      <w:r>
-        <w:rPr>
-          <w:rFonts w:hint="eastAsia"/>
-          <w:sz w:val="21"/>
-          <w:szCs w:val="21"/>
-        </w:rPr>
-        <w:t xml:space="preserve">4.4.4 </w:t>
-      </w:r>
-      <w:r>
-        <w:rPr>
-          <w:sz w:val="21"/>
-          <w:szCs w:val="21"/>
-        </w:rPr>
-        <w:t>语义特征映射</w:t>
-      </w:r>
-      <w:proofErr w:type="gramStart"/>
-      <w:r>
-        <w:rPr>
-          <w:sz w:val="21"/>
-          <w:szCs w:val="21"/>
-        </w:rPr>
-        <w:t>与降维展示</w:t>
-      </w:r>
-      <w:proofErr w:type="gramEnd"/>
+      </w:pPr>
     </w:p>
     <w:sectPr>
       <w:pgSz w:w="11906" w:h="16838"/>
@@ -3928,6 +8557,602 @@
 <file path=word/numbering.xml><?xml version="1.0" encoding="utf-8"?>
 <w:numbering xmlns:wpc="http://schemas.microsoft.com/office/word/2010/wordprocessingCanvas" xmlns:cx="http://schemas.microsoft.com/office/drawing/2014/chartex" xmlns:cx1="http://schemas.microsoft.com/office/drawing/2015/9/8/chartex" xmlns:cx2="http://schemas.microsoft.com/office/drawing/2015/10/21/chartex" xmlns:cx3="http://schemas.microsoft.com/office/drawing/2016/5/9/chartex" xmlns:cx4="http://schemas.microsoft.com/office/drawing/2016/5/10/chartex" xmlns:cx5="http://schemas.microsoft.com/office/drawing/2016/5/11/chartex" xmlns:cx6="http://schemas.microsoft.com/office/drawing/2016/5/12/chartex" xmlns:cx7="http://schemas.microsoft.com/office/drawing/2016/5/13/chartex" xmlns:cx8="http://schemas.microsoft.com/office/drawing/2016/5/14/chartex" xmlns:mc="http://schemas.openxmlformats.org/markup-compatibility/2006" xmlns:aink="http://schemas.microsoft.com/office/drawing/2016/ink" xmlns:am3d="http://schemas.microsoft.com/office/drawing/2017/model3d" xmlns:o="urn:schemas-microsoft-com:office:office" xmlns:oel="http://schemas.microsoft.com/office/2019/extlst" xmlns:r="http://schemas.openxmlformats.org/officeDocument/2006/relationships" xmlns:m="http://schemas.openxmlformats.org/officeDocument/2006/math" xmlns:v="urn:schemas-microsoft-com:vml" xmlns:wp14="http://schemas.microsoft.com/office/word/2010/wordprocessingDrawing" xmlns:wp="http://schemas.openxmlformats.org/drawingml/2006/wordprocessingDrawing" xmlns:w10="urn:schemas-microsoft-com:office:word" xmlns:w="http://schemas.openxmlformats.org/wordprocessingml/2006/main" xmlns:w14="http://schemas.microsoft.com/office/word/2010/wordml" xmlns:w15="http://schemas.microsoft.com/office/word/2012/wordml" xmlns:w16cex="http://schemas.microsoft.com/office/word/2018/wordml/cex" xmlns:w16cid="http://schemas.microsoft.com/office/word/2016/wordml/cid" xmlns:w16="http://schemas.microsoft.com/office/word/2018/wordml" xmlns:w16du="http://schemas.microsoft.com/office/word/2023/wordml/word16du" xmlns:w16sdtdh="http://schemas.microsoft.com/office/word/2020/wordml/sdtdatahash" xmlns:w16sdtfl="http://schemas.microsoft.com/office/word/2024/wordml/sdtformatlock" xmlns:w16se="http://schemas.microsoft.com/office/word/2015/wordml/symex" xmlns:wpg="http://schemas.microsoft.com/office/word/2010/wordprocessingGroup" xmlns:wpi="http://schemas.microsoft.com/office/word/2010/wordprocessingInk" xmlns:wne="http://schemas.microsoft.com/office/word/2006/wordml" xmlns:wps="http://schemas.microsoft.com/office/word/2010/wordprocessingShape" mc:Ignorable="w14 w15 w16se w16cid w16 w16cex w16sdtdh w16sdtfl w16du wp14">
   <w:abstractNum w:abstractNumId="0" w15:restartNumberingAfterBreak="0">
+    <w:nsid w:val="004513A0"/>
+    <w:multiLevelType w:val="multilevel"/>
+    <w:tmpl w:val="4DCAC91A"/>
+    <w:lvl w:ilvl="0">
+      <w:start w:val="1"/>
+      <w:numFmt w:val="bullet"/>
+      <w:lvlText w:val=""/>
+      <w:lvlJc w:val="left"/>
+      <w:pPr>
+        <w:tabs>
+          <w:tab w:val="num" w:pos="720"/>
+        </w:tabs>
+        <w:ind w:left="720" w:hanging="360"/>
+      </w:pPr>
+      <w:rPr>
+        <w:rFonts w:ascii="Symbol" w:hAnsi="Symbol" w:hint="default"/>
+        <w:sz w:val="20"/>
+      </w:rPr>
+    </w:lvl>
+    <w:lvl w:ilvl="1" w:tentative="1">
+      <w:start w:val="1"/>
+      <w:numFmt w:val="bullet"/>
+      <w:lvlText w:val="o"/>
+      <w:lvlJc w:val="left"/>
+      <w:pPr>
+        <w:tabs>
+          <w:tab w:val="num" w:pos="1440"/>
+        </w:tabs>
+        <w:ind w:left="1440" w:hanging="360"/>
+      </w:pPr>
+      <w:rPr>
+        <w:rFonts w:ascii="Courier New" w:hAnsi="Courier New" w:hint="default"/>
+        <w:sz w:val="20"/>
+      </w:rPr>
+    </w:lvl>
+    <w:lvl w:ilvl="2" w:tentative="1">
+      <w:start w:val="1"/>
+      <w:numFmt w:val="bullet"/>
+      <w:lvlText w:val=""/>
+      <w:lvlJc w:val="left"/>
+      <w:pPr>
+        <w:tabs>
+          <w:tab w:val="num" w:pos="2160"/>
+        </w:tabs>
+        <w:ind w:left="2160" w:hanging="360"/>
+      </w:pPr>
+      <w:rPr>
+        <w:rFonts w:ascii="Wingdings" w:hAnsi="Wingdings" w:hint="default"/>
+        <w:sz w:val="20"/>
+      </w:rPr>
+    </w:lvl>
+    <w:lvl w:ilvl="3" w:tentative="1">
+      <w:start w:val="1"/>
+      <w:numFmt w:val="bullet"/>
+      <w:lvlText w:val=""/>
+      <w:lvlJc w:val="left"/>
+      <w:pPr>
+        <w:tabs>
+          <w:tab w:val="num" w:pos="2880"/>
+        </w:tabs>
+        <w:ind w:left="2880" w:hanging="360"/>
+      </w:pPr>
+      <w:rPr>
+        <w:rFonts w:ascii="Wingdings" w:hAnsi="Wingdings" w:hint="default"/>
+        <w:sz w:val="20"/>
+      </w:rPr>
+    </w:lvl>
+    <w:lvl w:ilvl="4" w:tentative="1">
+      <w:start w:val="1"/>
+      <w:numFmt w:val="bullet"/>
+      <w:lvlText w:val=""/>
+      <w:lvlJc w:val="left"/>
+      <w:pPr>
+        <w:tabs>
+          <w:tab w:val="num" w:pos="3600"/>
+        </w:tabs>
+        <w:ind w:left="3600" w:hanging="360"/>
+      </w:pPr>
+      <w:rPr>
+        <w:rFonts w:ascii="Wingdings" w:hAnsi="Wingdings" w:hint="default"/>
+        <w:sz w:val="20"/>
+      </w:rPr>
+    </w:lvl>
+    <w:lvl w:ilvl="5" w:tentative="1">
+      <w:start w:val="1"/>
+      <w:numFmt w:val="bullet"/>
+      <w:lvlText w:val=""/>
+      <w:lvlJc w:val="left"/>
+      <w:pPr>
+        <w:tabs>
+          <w:tab w:val="num" w:pos="4320"/>
+        </w:tabs>
+        <w:ind w:left="4320" w:hanging="360"/>
+      </w:pPr>
+      <w:rPr>
+        <w:rFonts w:ascii="Wingdings" w:hAnsi="Wingdings" w:hint="default"/>
+        <w:sz w:val="20"/>
+      </w:rPr>
+    </w:lvl>
+    <w:lvl w:ilvl="6" w:tentative="1">
+      <w:start w:val="1"/>
+      <w:numFmt w:val="bullet"/>
+      <w:lvlText w:val=""/>
+      <w:lvlJc w:val="left"/>
+      <w:pPr>
+        <w:tabs>
+          <w:tab w:val="num" w:pos="5040"/>
+        </w:tabs>
+        <w:ind w:left="5040" w:hanging="360"/>
+      </w:pPr>
+      <w:rPr>
+        <w:rFonts w:ascii="Wingdings" w:hAnsi="Wingdings" w:hint="default"/>
+        <w:sz w:val="20"/>
+      </w:rPr>
+    </w:lvl>
+    <w:lvl w:ilvl="7" w:tentative="1">
+      <w:start w:val="1"/>
+      <w:numFmt w:val="bullet"/>
+      <w:lvlText w:val=""/>
+      <w:lvlJc w:val="left"/>
+      <w:pPr>
+        <w:tabs>
+          <w:tab w:val="num" w:pos="5760"/>
+        </w:tabs>
+        <w:ind w:left="5760" w:hanging="360"/>
+      </w:pPr>
+      <w:rPr>
+        <w:rFonts w:ascii="Wingdings" w:hAnsi="Wingdings" w:hint="default"/>
+        <w:sz w:val="20"/>
+      </w:rPr>
+    </w:lvl>
+    <w:lvl w:ilvl="8" w:tentative="1">
+      <w:start w:val="1"/>
+      <w:numFmt w:val="bullet"/>
+      <w:lvlText w:val=""/>
+      <w:lvlJc w:val="left"/>
+      <w:pPr>
+        <w:tabs>
+          <w:tab w:val="num" w:pos="6480"/>
+        </w:tabs>
+        <w:ind w:left="6480" w:hanging="360"/>
+      </w:pPr>
+      <w:rPr>
+        <w:rFonts w:ascii="Wingdings" w:hAnsi="Wingdings" w:hint="default"/>
+        <w:sz w:val="20"/>
+      </w:rPr>
+    </w:lvl>
+  </w:abstractNum>
+  <w:abstractNum w:abstractNumId="1" w15:restartNumberingAfterBreak="0">
+    <w:nsid w:val="057801E6"/>
+    <w:multiLevelType w:val="multilevel"/>
+    <w:tmpl w:val="1D00FD1A"/>
+    <w:lvl w:ilvl="0">
+      <w:start w:val="1"/>
+      <w:numFmt w:val="bullet"/>
+      <w:lvlText w:val=""/>
+      <w:lvlJc w:val="left"/>
+      <w:pPr>
+        <w:tabs>
+          <w:tab w:val="num" w:pos="720"/>
+        </w:tabs>
+        <w:ind w:left="720" w:hanging="360"/>
+      </w:pPr>
+      <w:rPr>
+        <w:rFonts w:ascii="Symbol" w:hAnsi="Symbol" w:hint="default"/>
+        <w:sz w:val="20"/>
+      </w:rPr>
+    </w:lvl>
+    <w:lvl w:ilvl="1" w:tentative="1">
+      <w:start w:val="1"/>
+      <w:numFmt w:val="bullet"/>
+      <w:lvlText w:val="o"/>
+      <w:lvlJc w:val="left"/>
+      <w:pPr>
+        <w:tabs>
+          <w:tab w:val="num" w:pos="1440"/>
+        </w:tabs>
+        <w:ind w:left="1440" w:hanging="360"/>
+      </w:pPr>
+      <w:rPr>
+        <w:rFonts w:ascii="Courier New" w:hAnsi="Courier New" w:hint="default"/>
+        <w:sz w:val="20"/>
+      </w:rPr>
+    </w:lvl>
+    <w:lvl w:ilvl="2" w:tentative="1">
+      <w:start w:val="1"/>
+      <w:numFmt w:val="bullet"/>
+      <w:lvlText w:val=""/>
+      <w:lvlJc w:val="left"/>
+      <w:pPr>
+        <w:tabs>
+          <w:tab w:val="num" w:pos="2160"/>
+        </w:tabs>
+        <w:ind w:left="2160" w:hanging="360"/>
+      </w:pPr>
+      <w:rPr>
+        <w:rFonts w:ascii="Wingdings" w:hAnsi="Wingdings" w:hint="default"/>
+        <w:sz w:val="20"/>
+      </w:rPr>
+    </w:lvl>
+    <w:lvl w:ilvl="3" w:tentative="1">
+      <w:start w:val="1"/>
+      <w:numFmt w:val="bullet"/>
+      <w:lvlText w:val=""/>
+      <w:lvlJc w:val="left"/>
+      <w:pPr>
+        <w:tabs>
+          <w:tab w:val="num" w:pos="2880"/>
+        </w:tabs>
+        <w:ind w:left="2880" w:hanging="360"/>
+      </w:pPr>
+      <w:rPr>
+        <w:rFonts w:ascii="Wingdings" w:hAnsi="Wingdings" w:hint="default"/>
+        <w:sz w:val="20"/>
+      </w:rPr>
+    </w:lvl>
+    <w:lvl w:ilvl="4" w:tentative="1">
+      <w:start w:val="1"/>
+      <w:numFmt w:val="bullet"/>
+      <w:lvlText w:val=""/>
+      <w:lvlJc w:val="left"/>
+      <w:pPr>
+        <w:tabs>
+          <w:tab w:val="num" w:pos="3600"/>
+        </w:tabs>
+        <w:ind w:left="3600" w:hanging="360"/>
+      </w:pPr>
+      <w:rPr>
+        <w:rFonts w:ascii="Wingdings" w:hAnsi="Wingdings" w:hint="default"/>
+        <w:sz w:val="20"/>
+      </w:rPr>
+    </w:lvl>
+    <w:lvl w:ilvl="5" w:tentative="1">
+      <w:start w:val="1"/>
+      <w:numFmt w:val="bullet"/>
+      <w:lvlText w:val=""/>
+      <w:lvlJc w:val="left"/>
+      <w:pPr>
+        <w:tabs>
+          <w:tab w:val="num" w:pos="4320"/>
+        </w:tabs>
+        <w:ind w:left="4320" w:hanging="360"/>
+      </w:pPr>
+      <w:rPr>
+        <w:rFonts w:ascii="Wingdings" w:hAnsi="Wingdings" w:hint="default"/>
+        <w:sz w:val="20"/>
+      </w:rPr>
+    </w:lvl>
+    <w:lvl w:ilvl="6" w:tentative="1">
+      <w:start w:val="1"/>
+      <w:numFmt w:val="bullet"/>
+      <w:lvlText w:val=""/>
+      <w:lvlJc w:val="left"/>
+      <w:pPr>
+        <w:tabs>
+          <w:tab w:val="num" w:pos="5040"/>
+        </w:tabs>
+        <w:ind w:left="5040" w:hanging="360"/>
+      </w:pPr>
+      <w:rPr>
+        <w:rFonts w:ascii="Wingdings" w:hAnsi="Wingdings" w:hint="default"/>
+        <w:sz w:val="20"/>
+      </w:rPr>
+    </w:lvl>
+    <w:lvl w:ilvl="7" w:tentative="1">
+      <w:start w:val="1"/>
+      <w:numFmt w:val="bullet"/>
+      <w:lvlText w:val=""/>
+      <w:lvlJc w:val="left"/>
+      <w:pPr>
+        <w:tabs>
+          <w:tab w:val="num" w:pos="5760"/>
+        </w:tabs>
+        <w:ind w:left="5760" w:hanging="360"/>
+      </w:pPr>
+      <w:rPr>
+        <w:rFonts w:ascii="Wingdings" w:hAnsi="Wingdings" w:hint="default"/>
+        <w:sz w:val="20"/>
+      </w:rPr>
+    </w:lvl>
+    <w:lvl w:ilvl="8" w:tentative="1">
+      <w:start w:val="1"/>
+      <w:numFmt w:val="bullet"/>
+      <w:lvlText w:val=""/>
+      <w:lvlJc w:val="left"/>
+      <w:pPr>
+        <w:tabs>
+          <w:tab w:val="num" w:pos="6480"/>
+        </w:tabs>
+        <w:ind w:left="6480" w:hanging="360"/>
+      </w:pPr>
+      <w:rPr>
+        <w:rFonts w:ascii="Wingdings" w:hAnsi="Wingdings" w:hint="default"/>
+        <w:sz w:val="20"/>
+      </w:rPr>
+    </w:lvl>
+  </w:abstractNum>
+  <w:abstractNum w:abstractNumId="2" w15:restartNumberingAfterBreak="0">
+    <w:nsid w:val="124E69D1"/>
+    <w:multiLevelType w:val="multilevel"/>
+    <w:tmpl w:val="6B1C8526"/>
+    <w:lvl w:ilvl="0">
+      <w:start w:val="1"/>
+      <w:numFmt w:val="bullet"/>
+      <w:lvlText w:val=""/>
+      <w:lvlJc w:val="left"/>
+      <w:pPr>
+        <w:tabs>
+          <w:tab w:val="num" w:pos="720"/>
+        </w:tabs>
+        <w:ind w:left="720" w:hanging="360"/>
+      </w:pPr>
+      <w:rPr>
+        <w:rFonts w:ascii="Symbol" w:hAnsi="Symbol" w:hint="default"/>
+        <w:sz w:val="20"/>
+      </w:rPr>
+    </w:lvl>
+    <w:lvl w:ilvl="1" w:tentative="1">
+      <w:start w:val="1"/>
+      <w:numFmt w:val="bullet"/>
+      <w:lvlText w:val="o"/>
+      <w:lvlJc w:val="left"/>
+      <w:pPr>
+        <w:tabs>
+          <w:tab w:val="num" w:pos="1440"/>
+        </w:tabs>
+        <w:ind w:left="1440" w:hanging="360"/>
+      </w:pPr>
+      <w:rPr>
+        <w:rFonts w:ascii="Courier New" w:hAnsi="Courier New" w:hint="default"/>
+        <w:sz w:val="20"/>
+      </w:rPr>
+    </w:lvl>
+    <w:lvl w:ilvl="2" w:tentative="1">
+      <w:start w:val="1"/>
+      <w:numFmt w:val="bullet"/>
+      <w:lvlText w:val=""/>
+      <w:lvlJc w:val="left"/>
+      <w:pPr>
+        <w:tabs>
+          <w:tab w:val="num" w:pos="2160"/>
+        </w:tabs>
+        <w:ind w:left="2160" w:hanging="360"/>
+      </w:pPr>
+      <w:rPr>
+        <w:rFonts w:ascii="Wingdings" w:hAnsi="Wingdings" w:hint="default"/>
+        <w:sz w:val="20"/>
+      </w:rPr>
+    </w:lvl>
+    <w:lvl w:ilvl="3" w:tentative="1">
+      <w:start w:val="1"/>
+      <w:numFmt w:val="bullet"/>
+      <w:lvlText w:val=""/>
+      <w:lvlJc w:val="left"/>
+      <w:pPr>
+        <w:tabs>
+          <w:tab w:val="num" w:pos="2880"/>
+        </w:tabs>
+        <w:ind w:left="2880" w:hanging="360"/>
+      </w:pPr>
+      <w:rPr>
+        <w:rFonts w:ascii="Wingdings" w:hAnsi="Wingdings" w:hint="default"/>
+        <w:sz w:val="20"/>
+      </w:rPr>
+    </w:lvl>
+    <w:lvl w:ilvl="4" w:tentative="1">
+      <w:start w:val="1"/>
+      <w:numFmt w:val="bullet"/>
+      <w:lvlText w:val=""/>
+      <w:lvlJc w:val="left"/>
+      <w:pPr>
+        <w:tabs>
+          <w:tab w:val="num" w:pos="3600"/>
+        </w:tabs>
+        <w:ind w:left="3600" w:hanging="360"/>
+      </w:pPr>
+      <w:rPr>
+        <w:rFonts w:ascii="Wingdings" w:hAnsi="Wingdings" w:hint="default"/>
+        <w:sz w:val="20"/>
+      </w:rPr>
+    </w:lvl>
+    <w:lvl w:ilvl="5" w:tentative="1">
+      <w:start w:val="1"/>
+      <w:numFmt w:val="bullet"/>
+      <w:lvlText w:val=""/>
+      <w:lvlJc w:val="left"/>
+      <w:pPr>
+        <w:tabs>
+          <w:tab w:val="num" w:pos="4320"/>
+        </w:tabs>
+        <w:ind w:left="4320" w:hanging="360"/>
+      </w:pPr>
+      <w:rPr>
+        <w:rFonts w:ascii="Wingdings" w:hAnsi="Wingdings" w:hint="default"/>
+        <w:sz w:val="20"/>
+      </w:rPr>
+    </w:lvl>
+    <w:lvl w:ilvl="6" w:tentative="1">
+      <w:start w:val="1"/>
+      <w:numFmt w:val="bullet"/>
+      <w:lvlText w:val=""/>
+      <w:lvlJc w:val="left"/>
+      <w:pPr>
+        <w:tabs>
+          <w:tab w:val="num" w:pos="5040"/>
+        </w:tabs>
+        <w:ind w:left="5040" w:hanging="360"/>
+      </w:pPr>
+      <w:rPr>
+        <w:rFonts w:ascii="Wingdings" w:hAnsi="Wingdings" w:hint="default"/>
+        <w:sz w:val="20"/>
+      </w:rPr>
+    </w:lvl>
+    <w:lvl w:ilvl="7" w:tentative="1">
+      <w:start w:val="1"/>
+      <w:numFmt w:val="bullet"/>
+      <w:lvlText w:val=""/>
+      <w:lvlJc w:val="left"/>
+      <w:pPr>
+        <w:tabs>
+          <w:tab w:val="num" w:pos="5760"/>
+        </w:tabs>
+        <w:ind w:left="5760" w:hanging="360"/>
+      </w:pPr>
+      <w:rPr>
+        <w:rFonts w:ascii="Wingdings" w:hAnsi="Wingdings" w:hint="default"/>
+        <w:sz w:val="20"/>
+      </w:rPr>
+    </w:lvl>
+    <w:lvl w:ilvl="8" w:tentative="1">
+      <w:start w:val="1"/>
+      <w:numFmt w:val="bullet"/>
+      <w:lvlText w:val=""/>
+      <w:lvlJc w:val="left"/>
+      <w:pPr>
+        <w:tabs>
+          <w:tab w:val="num" w:pos="6480"/>
+        </w:tabs>
+        <w:ind w:left="6480" w:hanging="360"/>
+      </w:pPr>
+      <w:rPr>
+        <w:rFonts w:ascii="Wingdings" w:hAnsi="Wingdings" w:hint="default"/>
+        <w:sz w:val="20"/>
+      </w:rPr>
+    </w:lvl>
+  </w:abstractNum>
+  <w:abstractNum w:abstractNumId="3" w15:restartNumberingAfterBreak="0">
+    <w:nsid w:val="56B10FB5"/>
+    <w:multiLevelType w:val="multilevel"/>
+    <w:tmpl w:val="7C6A4D2E"/>
+    <w:lvl w:ilvl="0">
+      <w:start w:val="1"/>
+      <w:numFmt w:val="bullet"/>
+      <w:lvlText w:val=""/>
+      <w:lvlJc w:val="left"/>
+      <w:pPr>
+        <w:tabs>
+          <w:tab w:val="num" w:pos="720"/>
+        </w:tabs>
+        <w:ind w:left="720" w:hanging="360"/>
+      </w:pPr>
+      <w:rPr>
+        <w:rFonts w:ascii="Symbol" w:hAnsi="Symbol" w:hint="default"/>
+        <w:sz w:val="20"/>
+      </w:rPr>
+    </w:lvl>
+    <w:lvl w:ilvl="1" w:tentative="1">
+      <w:start w:val="1"/>
+      <w:numFmt w:val="bullet"/>
+      <w:lvlText w:val="o"/>
+      <w:lvlJc w:val="left"/>
+      <w:pPr>
+        <w:tabs>
+          <w:tab w:val="num" w:pos="1440"/>
+        </w:tabs>
+        <w:ind w:left="1440" w:hanging="360"/>
+      </w:pPr>
+      <w:rPr>
+        <w:rFonts w:ascii="Courier New" w:hAnsi="Courier New" w:hint="default"/>
+        <w:sz w:val="20"/>
+      </w:rPr>
+    </w:lvl>
+    <w:lvl w:ilvl="2" w:tentative="1">
+      <w:start w:val="1"/>
+      <w:numFmt w:val="bullet"/>
+      <w:lvlText w:val=""/>
+      <w:lvlJc w:val="left"/>
+      <w:pPr>
+        <w:tabs>
+          <w:tab w:val="num" w:pos="2160"/>
+        </w:tabs>
+        <w:ind w:left="2160" w:hanging="360"/>
+      </w:pPr>
+      <w:rPr>
+        <w:rFonts w:ascii="Wingdings" w:hAnsi="Wingdings" w:hint="default"/>
+        <w:sz w:val="20"/>
+      </w:rPr>
+    </w:lvl>
+    <w:lvl w:ilvl="3" w:tentative="1">
+      <w:start w:val="1"/>
+      <w:numFmt w:val="bullet"/>
+      <w:lvlText w:val=""/>
+      <w:lvlJc w:val="left"/>
+      <w:pPr>
+        <w:tabs>
+          <w:tab w:val="num" w:pos="2880"/>
+        </w:tabs>
+        <w:ind w:left="2880" w:hanging="360"/>
+      </w:pPr>
+      <w:rPr>
+        <w:rFonts w:ascii="Wingdings" w:hAnsi="Wingdings" w:hint="default"/>
+        <w:sz w:val="20"/>
+      </w:rPr>
+    </w:lvl>
+    <w:lvl w:ilvl="4" w:tentative="1">
+      <w:start w:val="1"/>
+      <w:numFmt w:val="bullet"/>
+      <w:lvlText w:val=""/>
+      <w:lvlJc w:val="left"/>
+      <w:pPr>
+        <w:tabs>
+          <w:tab w:val="num" w:pos="3600"/>
+        </w:tabs>
+        <w:ind w:left="3600" w:hanging="360"/>
+      </w:pPr>
+      <w:rPr>
+        <w:rFonts w:ascii="Wingdings" w:hAnsi="Wingdings" w:hint="default"/>
+        <w:sz w:val="20"/>
+      </w:rPr>
+    </w:lvl>
+    <w:lvl w:ilvl="5" w:tentative="1">
+      <w:start w:val="1"/>
+      <w:numFmt w:val="bullet"/>
+      <w:lvlText w:val=""/>
+      <w:lvlJc w:val="left"/>
+      <w:pPr>
+        <w:tabs>
+          <w:tab w:val="num" w:pos="4320"/>
+        </w:tabs>
+        <w:ind w:left="4320" w:hanging="360"/>
+      </w:pPr>
+      <w:rPr>
+        <w:rFonts w:ascii="Wingdings" w:hAnsi="Wingdings" w:hint="default"/>
+        <w:sz w:val="20"/>
+      </w:rPr>
+    </w:lvl>
+    <w:lvl w:ilvl="6" w:tentative="1">
+      <w:start w:val="1"/>
+      <w:numFmt w:val="bullet"/>
+      <w:lvlText w:val=""/>
+      <w:lvlJc w:val="left"/>
+      <w:pPr>
+        <w:tabs>
+          <w:tab w:val="num" w:pos="5040"/>
+        </w:tabs>
+        <w:ind w:left="5040" w:hanging="360"/>
+      </w:pPr>
+      <w:rPr>
+        <w:rFonts w:ascii="Wingdings" w:hAnsi="Wingdings" w:hint="default"/>
+        <w:sz w:val="20"/>
+      </w:rPr>
+    </w:lvl>
+    <w:lvl w:ilvl="7" w:tentative="1">
+      <w:start w:val="1"/>
+      <w:numFmt w:val="bullet"/>
+      <w:lvlText w:val=""/>
+      <w:lvlJc w:val="left"/>
+      <w:pPr>
+        <w:tabs>
+          <w:tab w:val="num" w:pos="5760"/>
+        </w:tabs>
+        <w:ind w:left="5760" w:hanging="360"/>
+      </w:pPr>
+      <w:rPr>
+        <w:rFonts w:ascii="Wingdings" w:hAnsi="Wingdings" w:hint="default"/>
+        <w:sz w:val="20"/>
+      </w:rPr>
+    </w:lvl>
+    <w:lvl w:ilvl="8" w:tentative="1">
+      <w:start w:val="1"/>
+      <w:numFmt w:val="bullet"/>
+      <w:lvlText w:val=""/>
+      <w:lvlJc w:val="left"/>
+      <w:pPr>
+        <w:tabs>
+          <w:tab w:val="num" w:pos="6480"/>
+        </w:tabs>
+        <w:ind w:left="6480" w:hanging="360"/>
+      </w:pPr>
+      <w:rPr>
+        <w:rFonts w:ascii="Wingdings" w:hAnsi="Wingdings" w:hint="default"/>
+        <w:sz w:val="20"/>
+      </w:rPr>
+    </w:lvl>
+  </w:abstractNum>
+  <w:abstractNum w:abstractNumId="4" w15:restartNumberingAfterBreak="0">
     <w:nsid w:val="5DC21B82"/>
     <w:multiLevelType w:val="multilevel"/>
     <w:tmpl w:val="0E4E3CF6"/>
@@ -4040,8 +9265,440 @@
       </w:pPr>
     </w:lvl>
   </w:abstractNum>
+  <w:abstractNum w:abstractNumId="5" w15:restartNumberingAfterBreak="0">
+    <w:nsid w:val="606C5BB2"/>
+    <w:multiLevelType w:val="multilevel"/>
+    <w:tmpl w:val="28DE3A16"/>
+    <w:lvl w:ilvl="0">
+      <w:start w:val="1"/>
+      <w:numFmt w:val="bullet"/>
+      <w:lvlText w:val=""/>
+      <w:lvlJc w:val="left"/>
+      <w:pPr>
+        <w:tabs>
+          <w:tab w:val="num" w:pos="720"/>
+        </w:tabs>
+        <w:ind w:left="720" w:hanging="360"/>
+      </w:pPr>
+      <w:rPr>
+        <w:rFonts w:ascii="Symbol" w:hAnsi="Symbol" w:hint="default"/>
+        <w:sz w:val="20"/>
+      </w:rPr>
+    </w:lvl>
+    <w:lvl w:ilvl="1" w:tentative="1">
+      <w:start w:val="1"/>
+      <w:numFmt w:val="bullet"/>
+      <w:lvlText w:val="o"/>
+      <w:lvlJc w:val="left"/>
+      <w:pPr>
+        <w:tabs>
+          <w:tab w:val="num" w:pos="1440"/>
+        </w:tabs>
+        <w:ind w:left="1440" w:hanging="360"/>
+      </w:pPr>
+      <w:rPr>
+        <w:rFonts w:ascii="Courier New" w:hAnsi="Courier New" w:hint="default"/>
+        <w:sz w:val="20"/>
+      </w:rPr>
+    </w:lvl>
+    <w:lvl w:ilvl="2" w:tentative="1">
+      <w:start w:val="1"/>
+      <w:numFmt w:val="bullet"/>
+      <w:lvlText w:val=""/>
+      <w:lvlJc w:val="left"/>
+      <w:pPr>
+        <w:tabs>
+          <w:tab w:val="num" w:pos="2160"/>
+        </w:tabs>
+        <w:ind w:left="2160" w:hanging="360"/>
+      </w:pPr>
+      <w:rPr>
+        <w:rFonts w:ascii="Wingdings" w:hAnsi="Wingdings" w:hint="default"/>
+        <w:sz w:val="20"/>
+      </w:rPr>
+    </w:lvl>
+    <w:lvl w:ilvl="3" w:tentative="1">
+      <w:start w:val="1"/>
+      <w:numFmt w:val="bullet"/>
+      <w:lvlText w:val=""/>
+      <w:lvlJc w:val="left"/>
+      <w:pPr>
+        <w:tabs>
+          <w:tab w:val="num" w:pos="2880"/>
+        </w:tabs>
+        <w:ind w:left="2880" w:hanging="360"/>
+      </w:pPr>
+      <w:rPr>
+        <w:rFonts w:ascii="Wingdings" w:hAnsi="Wingdings" w:hint="default"/>
+        <w:sz w:val="20"/>
+      </w:rPr>
+    </w:lvl>
+    <w:lvl w:ilvl="4" w:tentative="1">
+      <w:start w:val="1"/>
+      <w:numFmt w:val="bullet"/>
+      <w:lvlText w:val=""/>
+      <w:lvlJc w:val="left"/>
+      <w:pPr>
+        <w:tabs>
+          <w:tab w:val="num" w:pos="3600"/>
+        </w:tabs>
+        <w:ind w:left="3600" w:hanging="360"/>
+      </w:pPr>
+      <w:rPr>
+        <w:rFonts w:ascii="Wingdings" w:hAnsi="Wingdings" w:hint="default"/>
+        <w:sz w:val="20"/>
+      </w:rPr>
+    </w:lvl>
+    <w:lvl w:ilvl="5" w:tentative="1">
+      <w:start w:val="1"/>
+      <w:numFmt w:val="bullet"/>
+      <w:lvlText w:val=""/>
+      <w:lvlJc w:val="left"/>
+      <w:pPr>
+        <w:tabs>
+          <w:tab w:val="num" w:pos="4320"/>
+        </w:tabs>
+        <w:ind w:left="4320" w:hanging="360"/>
+      </w:pPr>
+      <w:rPr>
+        <w:rFonts w:ascii="Wingdings" w:hAnsi="Wingdings" w:hint="default"/>
+        <w:sz w:val="20"/>
+      </w:rPr>
+    </w:lvl>
+    <w:lvl w:ilvl="6" w:tentative="1">
+      <w:start w:val="1"/>
+      <w:numFmt w:val="bullet"/>
+      <w:lvlText w:val=""/>
+      <w:lvlJc w:val="left"/>
+      <w:pPr>
+        <w:tabs>
+          <w:tab w:val="num" w:pos="5040"/>
+        </w:tabs>
+        <w:ind w:left="5040" w:hanging="360"/>
+      </w:pPr>
+      <w:rPr>
+        <w:rFonts w:ascii="Wingdings" w:hAnsi="Wingdings" w:hint="default"/>
+        <w:sz w:val="20"/>
+      </w:rPr>
+    </w:lvl>
+    <w:lvl w:ilvl="7" w:tentative="1">
+      <w:start w:val="1"/>
+      <w:numFmt w:val="bullet"/>
+      <w:lvlText w:val=""/>
+      <w:lvlJc w:val="left"/>
+      <w:pPr>
+        <w:tabs>
+          <w:tab w:val="num" w:pos="5760"/>
+        </w:tabs>
+        <w:ind w:left="5760" w:hanging="360"/>
+      </w:pPr>
+      <w:rPr>
+        <w:rFonts w:ascii="Wingdings" w:hAnsi="Wingdings" w:hint="default"/>
+        <w:sz w:val="20"/>
+      </w:rPr>
+    </w:lvl>
+    <w:lvl w:ilvl="8" w:tentative="1">
+      <w:start w:val="1"/>
+      <w:numFmt w:val="bullet"/>
+      <w:lvlText w:val=""/>
+      <w:lvlJc w:val="left"/>
+      <w:pPr>
+        <w:tabs>
+          <w:tab w:val="num" w:pos="6480"/>
+        </w:tabs>
+        <w:ind w:left="6480" w:hanging="360"/>
+      </w:pPr>
+      <w:rPr>
+        <w:rFonts w:ascii="Wingdings" w:hAnsi="Wingdings" w:hint="default"/>
+        <w:sz w:val="20"/>
+      </w:rPr>
+    </w:lvl>
+  </w:abstractNum>
+  <w:abstractNum w:abstractNumId="6" w15:restartNumberingAfterBreak="0">
+    <w:nsid w:val="76016773"/>
+    <w:multiLevelType w:val="multilevel"/>
+    <w:tmpl w:val="F3A21B64"/>
+    <w:lvl w:ilvl="0">
+      <w:start w:val="1"/>
+      <w:numFmt w:val="decimal"/>
+      <w:lvlText w:val="%1."/>
+      <w:lvlJc w:val="left"/>
+      <w:pPr>
+        <w:tabs>
+          <w:tab w:val="num" w:pos="720"/>
+        </w:tabs>
+        <w:ind w:left="720" w:hanging="360"/>
+      </w:pPr>
+    </w:lvl>
+    <w:lvl w:ilvl="1" w:tentative="1">
+      <w:start w:val="1"/>
+      <w:numFmt w:val="decimal"/>
+      <w:lvlText w:val="%2."/>
+      <w:lvlJc w:val="left"/>
+      <w:pPr>
+        <w:tabs>
+          <w:tab w:val="num" w:pos="1440"/>
+        </w:tabs>
+        <w:ind w:left="1440" w:hanging="360"/>
+      </w:pPr>
+    </w:lvl>
+    <w:lvl w:ilvl="2" w:tentative="1">
+      <w:start w:val="1"/>
+      <w:numFmt w:val="decimal"/>
+      <w:lvlText w:val="%3."/>
+      <w:lvlJc w:val="left"/>
+      <w:pPr>
+        <w:tabs>
+          <w:tab w:val="num" w:pos="2160"/>
+        </w:tabs>
+        <w:ind w:left="2160" w:hanging="360"/>
+      </w:pPr>
+    </w:lvl>
+    <w:lvl w:ilvl="3" w:tentative="1">
+      <w:start w:val="1"/>
+      <w:numFmt w:val="decimal"/>
+      <w:lvlText w:val="%4."/>
+      <w:lvlJc w:val="left"/>
+      <w:pPr>
+        <w:tabs>
+          <w:tab w:val="num" w:pos="2880"/>
+        </w:tabs>
+        <w:ind w:left="2880" w:hanging="360"/>
+      </w:pPr>
+    </w:lvl>
+    <w:lvl w:ilvl="4" w:tentative="1">
+      <w:start w:val="1"/>
+      <w:numFmt w:val="decimal"/>
+      <w:lvlText w:val="%5."/>
+      <w:lvlJc w:val="left"/>
+      <w:pPr>
+        <w:tabs>
+          <w:tab w:val="num" w:pos="3600"/>
+        </w:tabs>
+        <w:ind w:left="3600" w:hanging="360"/>
+      </w:pPr>
+    </w:lvl>
+    <w:lvl w:ilvl="5" w:tentative="1">
+      <w:start w:val="1"/>
+      <w:numFmt w:val="decimal"/>
+      <w:lvlText w:val="%6."/>
+      <w:lvlJc w:val="left"/>
+      <w:pPr>
+        <w:tabs>
+          <w:tab w:val="num" w:pos="4320"/>
+        </w:tabs>
+        <w:ind w:left="4320" w:hanging="360"/>
+      </w:pPr>
+    </w:lvl>
+    <w:lvl w:ilvl="6" w:tentative="1">
+      <w:start w:val="1"/>
+      <w:numFmt w:val="decimal"/>
+      <w:lvlText w:val="%7."/>
+      <w:lvlJc w:val="left"/>
+      <w:pPr>
+        <w:tabs>
+          <w:tab w:val="num" w:pos="5040"/>
+        </w:tabs>
+        <w:ind w:left="5040" w:hanging="360"/>
+      </w:pPr>
+    </w:lvl>
+    <w:lvl w:ilvl="7" w:tentative="1">
+      <w:start w:val="1"/>
+      <w:numFmt w:val="decimal"/>
+      <w:lvlText w:val="%8."/>
+      <w:lvlJc w:val="left"/>
+      <w:pPr>
+        <w:tabs>
+          <w:tab w:val="num" w:pos="5760"/>
+        </w:tabs>
+        <w:ind w:left="5760" w:hanging="360"/>
+      </w:pPr>
+    </w:lvl>
+    <w:lvl w:ilvl="8" w:tentative="1">
+      <w:start w:val="1"/>
+      <w:numFmt w:val="decimal"/>
+      <w:lvlText w:val="%9."/>
+      <w:lvlJc w:val="left"/>
+      <w:pPr>
+        <w:tabs>
+          <w:tab w:val="num" w:pos="6480"/>
+        </w:tabs>
+        <w:ind w:left="6480" w:hanging="360"/>
+      </w:pPr>
+    </w:lvl>
+  </w:abstractNum>
+  <w:abstractNum w:abstractNumId="7" w15:restartNumberingAfterBreak="0">
+    <w:nsid w:val="76F32ACA"/>
+    <w:multiLevelType w:val="multilevel"/>
+    <w:tmpl w:val="A21A27FC"/>
+    <w:lvl w:ilvl="0">
+      <w:start w:val="1"/>
+      <w:numFmt w:val="bullet"/>
+      <w:lvlText w:val=""/>
+      <w:lvlJc w:val="left"/>
+      <w:pPr>
+        <w:tabs>
+          <w:tab w:val="num" w:pos="720"/>
+        </w:tabs>
+        <w:ind w:left="720" w:hanging="360"/>
+      </w:pPr>
+      <w:rPr>
+        <w:rFonts w:ascii="Symbol" w:hAnsi="Symbol" w:hint="default"/>
+        <w:sz w:val="20"/>
+      </w:rPr>
+    </w:lvl>
+    <w:lvl w:ilvl="1">
+      <w:start w:val="1"/>
+      <w:numFmt w:val="bullet"/>
+      <w:lvlText w:val="o"/>
+      <w:lvlJc w:val="left"/>
+      <w:pPr>
+        <w:tabs>
+          <w:tab w:val="num" w:pos="1440"/>
+        </w:tabs>
+        <w:ind w:left="1440" w:hanging="360"/>
+      </w:pPr>
+      <w:rPr>
+        <w:rFonts w:ascii="Courier New" w:hAnsi="Courier New" w:hint="default"/>
+        <w:sz w:val="20"/>
+      </w:rPr>
+    </w:lvl>
+    <w:lvl w:ilvl="2" w:tentative="1">
+      <w:start w:val="1"/>
+      <w:numFmt w:val="bullet"/>
+      <w:lvlText w:val=""/>
+      <w:lvlJc w:val="left"/>
+      <w:pPr>
+        <w:tabs>
+          <w:tab w:val="num" w:pos="2160"/>
+        </w:tabs>
+        <w:ind w:left="2160" w:hanging="360"/>
+      </w:pPr>
+      <w:rPr>
+        <w:rFonts w:ascii="Wingdings" w:hAnsi="Wingdings" w:hint="default"/>
+        <w:sz w:val="20"/>
+      </w:rPr>
+    </w:lvl>
+    <w:lvl w:ilvl="3" w:tentative="1">
+      <w:start w:val="1"/>
+      <w:numFmt w:val="bullet"/>
+      <w:lvlText w:val=""/>
+      <w:lvlJc w:val="left"/>
+      <w:pPr>
+        <w:tabs>
+          <w:tab w:val="num" w:pos="2880"/>
+        </w:tabs>
+        <w:ind w:left="2880" w:hanging="360"/>
+      </w:pPr>
+      <w:rPr>
+        <w:rFonts w:ascii="Wingdings" w:hAnsi="Wingdings" w:hint="default"/>
+        <w:sz w:val="20"/>
+      </w:rPr>
+    </w:lvl>
+    <w:lvl w:ilvl="4" w:tentative="1">
+      <w:start w:val="1"/>
+      <w:numFmt w:val="bullet"/>
+      <w:lvlText w:val=""/>
+      <w:lvlJc w:val="left"/>
+      <w:pPr>
+        <w:tabs>
+          <w:tab w:val="num" w:pos="3600"/>
+        </w:tabs>
+        <w:ind w:left="3600" w:hanging="360"/>
+      </w:pPr>
+      <w:rPr>
+        <w:rFonts w:ascii="Wingdings" w:hAnsi="Wingdings" w:hint="default"/>
+        <w:sz w:val="20"/>
+      </w:rPr>
+    </w:lvl>
+    <w:lvl w:ilvl="5" w:tentative="1">
+      <w:start w:val="1"/>
+      <w:numFmt w:val="bullet"/>
+      <w:lvlText w:val=""/>
+      <w:lvlJc w:val="left"/>
+      <w:pPr>
+        <w:tabs>
+          <w:tab w:val="num" w:pos="4320"/>
+        </w:tabs>
+        <w:ind w:left="4320" w:hanging="360"/>
+      </w:pPr>
+      <w:rPr>
+        <w:rFonts w:ascii="Wingdings" w:hAnsi="Wingdings" w:hint="default"/>
+        <w:sz w:val="20"/>
+      </w:rPr>
+    </w:lvl>
+    <w:lvl w:ilvl="6" w:tentative="1">
+      <w:start w:val="1"/>
+      <w:numFmt w:val="bullet"/>
+      <w:lvlText w:val=""/>
+      <w:lvlJc w:val="left"/>
+      <w:pPr>
+        <w:tabs>
+          <w:tab w:val="num" w:pos="5040"/>
+        </w:tabs>
+        <w:ind w:left="5040" w:hanging="360"/>
+      </w:pPr>
+      <w:rPr>
+        <w:rFonts w:ascii="Wingdings" w:hAnsi="Wingdings" w:hint="default"/>
+        <w:sz w:val="20"/>
+      </w:rPr>
+    </w:lvl>
+    <w:lvl w:ilvl="7" w:tentative="1">
+      <w:start w:val="1"/>
+      <w:numFmt w:val="bullet"/>
+      <w:lvlText w:val=""/>
+      <w:lvlJc w:val="left"/>
+      <w:pPr>
+        <w:tabs>
+          <w:tab w:val="num" w:pos="5760"/>
+        </w:tabs>
+        <w:ind w:left="5760" w:hanging="360"/>
+      </w:pPr>
+      <w:rPr>
+        <w:rFonts w:ascii="Wingdings" w:hAnsi="Wingdings" w:hint="default"/>
+        <w:sz w:val="20"/>
+      </w:rPr>
+    </w:lvl>
+    <w:lvl w:ilvl="8" w:tentative="1">
+      <w:start w:val="1"/>
+      <w:numFmt w:val="bullet"/>
+      <w:lvlText w:val=""/>
+      <w:lvlJc w:val="left"/>
+      <w:pPr>
+        <w:tabs>
+          <w:tab w:val="num" w:pos="6480"/>
+        </w:tabs>
+        <w:ind w:left="6480" w:hanging="360"/>
+      </w:pPr>
+      <w:rPr>
+        <w:rFonts w:ascii="Wingdings" w:hAnsi="Wingdings" w:hint="default"/>
+        <w:sz w:val="20"/>
+      </w:rPr>
+    </w:lvl>
+  </w:abstractNum>
   <w:num w:numId="1" w16cid:durableId="180751242">
+    <w:abstractNumId w:val="4"/>
+  </w:num>
+  <w:num w:numId="2" w16cid:durableId="1269238568">
+    <w:abstractNumId w:val="2"/>
+  </w:num>
+  <w:num w:numId="3" w16cid:durableId="597099418">
+    <w:abstractNumId w:val="7"/>
+  </w:num>
+  <w:num w:numId="4" w16cid:durableId="565727039">
+    <w:abstractNumId w:val="3"/>
+  </w:num>
+  <w:num w:numId="5" w16cid:durableId="855848146">
     <w:abstractNumId w:val="0"/>
+  </w:num>
+  <w:num w:numId="6" w16cid:durableId="1414156264">
+    <w:abstractNumId w:val="5"/>
+  </w:num>
+  <w:num w:numId="7" w16cid:durableId="626551807">
+    <w:abstractNumId w:val="6"/>
+  </w:num>
+  <w:num w:numId="8" w16cid:durableId="1290480543">
+    <w:abstractNumId w:val="1"/>
   </w:num>
 </w:numbering>
 </file>
@@ -4498,7 +10155,6 @@
     <w:next w:val="a"/>
     <w:link w:val="30"/>
     <w:uiPriority w:val="9"/>
-    <w:semiHidden/>
     <w:unhideWhenUsed/>
     <w:qFormat/>
     <w:rsid w:val="00EC7B04"/>
@@ -4703,7 +10359,6 @@
     <w:basedOn w:val="a0"/>
     <w:link w:val="3"/>
     <w:uiPriority w:val="9"/>
-    <w:semiHidden/>
     <w:rsid w:val="00EC7B04"/>
     <w:rPr>
       <w:rFonts w:asciiTheme="majorHAnsi" w:eastAsiaTheme="majorEastAsia" w:hAnsiTheme="majorHAnsi" w:cstheme="majorBidi"/>
@@ -5087,6 +10742,126 @@
       <w:rFonts w:cs="Times New Roman"/>
     </w:rPr>
   </w:style>
+  <w:style w:type="table" w:styleId="51">
+    <w:name w:val="Plain Table 5"/>
+    <w:basedOn w:val="a1"/>
+    <w:uiPriority w:val="45"/>
+    <w:rsid w:val="00634BE9"/>
+    <w:pPr>
+      <w:spacing w:line="240" w:lineRule="auto"/>
+    </w:pPr>
+    <w:tblPr>
+      <w:tblStyleRowBandSize w:val="1"/>
+      <w:tblStyleColBandSize w:val="1"/>
+    </w:tblPr>
+    <w:tblStylePr w:type="firstRow">
+      <w:rPr>
+        <w:rFonts w:asciiTheme="majorHAnsi" w:eastAsiaTheme="majorEastAsia" w:hAnsiTheme="majorHAnsi" w:cstheme="majorBidi"/>
+        <w:i/>
+        <w:iCs/>
+        <w:sz w:val="26"/>
+      </w:rPr>
+      <w:tblPr/>
+      <w:tcPr>
+        <w:tcBorders>
+          <w:bottom w:val="single" w:sz="4" w:space="0" w:color="7F7F7F" w:themeColor="text1" w:themeTint="80"/>
+        </w:tcBorders>
+        <w:shd w:val="clear" w:color="auto" w:fill="FFFFFF" w:themeFill="background1"/>
+      </w:tcPr>
+    </w:tblStylePr>
+    <w:tblStylePr w:type="lastRow">
+      <w:rPr>
+        <w:rFonts w:asciiTheme="majorHAnsi" w:eastAsiaTheme="majorEastAsia" w:hAnsiTheme="majorHAnsi" w:cstheme="majorBidi"/>
+        <w:i/>
+        <w:iCs/>
+        <w:sz w:val="26"/>
+      </w:rPr>
+      <w:tblPr/>
+      <w:tcPr>
+        <w:tcBorders>
+          <w:top w:val="single" w:sz="4" w:space="0" w:color="7F7F7F" w:themeColor="text1" w:themeTint="80"/>
+        </w:tcBorders>
+        <w:shd w:val="clear" w:color="auto" w:fill="FFFFFF" w:themeFill="background1"/>
+      </w:tcPr>
+    </w:tblStylePr>
+    <w:tblStylePr w:type="firstCol">
+      <w:pPr>
+        <w:jc w:val="right"/>
+      </w:pPr>
+      <w:rPr>
+        <w:rFonts w:asciiTheme="majorHAnsi" w:eastAsiaTheme="majorEastAsia" w:hAnsiTheme="majorHAnsi" w:cstheme="majorBidi"/>
+        <w:i/>
+        <w:iCs/>
+        <w:sz w:val="26"/>
+      </w:rPr>
+      <w:tblPr/>
+      <w:tcPr>
+        <w:tcBorders>
+          <w:right w:val="single" w:sz="4" w:space="0" w:color="7F7F7F" w:themeColor="text1" w:themeTint="80"/>
+        </w:tcBorders>
+        <w:shd w:val="clear" w:color="auto" w:fill="FFFFFF" w:themeFill="background1"/>
+      </w:tcPr>
+    </w:tblStylePr>
+    <w:tblStylePr w:type="lastCol">
+      <w:rPr>
+        <w:rFonts w:asciiTheme="majorHAnsi" w:eastAsiaTheme="majorEastAsia" w:hAnsiTheme="majorHAnsi" w:cstheme="majorBidi"/>
+        <w:i/>
+        <w:iCs/>
+        <w:sz w:val="26"/>
+      </w:rPr>
+      <w:tblPr/>
+      <w:tcPr>
+        <w:tcBorders>
+          <w:left w:val="single" w:sz="4" w:space="0" w:color="7F7F7F" w:themeColor="text1" w:themeTint="80"/>
+        </w:tcBorders>
+        <w:shd w:val="clear" w:color="auto" w:fill="FFFFFF" w:themeFill="background1"/>
+      </w:tcPr>
+    </w:tblStylePr>
+    <w:tblStylePr w:type="band1Vert">
+      <w:tblPr/>
+      <w:tcPr>
+        <w:shd w:val="clear" w:color="auto" w:fill="F2F2F2" w:themeFill="background1" w:themeFillShade="F2"/>
+      </w:tcPr>
+    </w:tblStylePr>
+    <w:tblStylePr w:type="band1Horz">
+      <w:tblPr/>
+      <w:tcPr>
+        <w:shd w:val="clear" w:color="auto" w:fill="F2F2F2" w:themeFill="background1" w:themeFillShade="F2"/>
+      </w:tcPr>
+    </w:tblStylePr>
+    <w:tblStylePr w:type="neCell">
+      <w:tblPr/>
+      <w:tcPr>
+        <w:tcBorders>
+          <w:left w:val="nil"/>
+        </w:tcBorders>
+      </w:tcPr>
+    </w:tblStylePr>
+    <w:tblStylePr w:type="nwCell">
+      <w:tblPr/>
+      <w:tcPr>
+        <w:tcBorders>
+          <w:right w:val="nil"/>
+        </w:tcBorders>
+      </w:tcPr>
+    </w:tblStylePr>
+    <w:tblStylePr w:type="seCell">
+      <w:tblPr/>
+      <w:tcPr>
+        <w:tcBorders>
+          <w:left w:val="nil"/>
+        </w:tcBorders>
+      </w:tcPr>
+    </w:tblStylePr>
+    <w:tblStylePr w:type="swCell">
+      <w:tblPr/>
+      <w:tcPr>
+        <w:tcBorders>
+          <w:right w:val="nil"/>
+        </w:tcBorders>
+      </w:tcPr>
+    </w:tblStylePr>
+  </w:style>
 </w:styles>
 </file>
 

--- a/实验报告.docx
+++ b/实验报告.docx
@@ -64,6 +64,165 @@
     <w:p>
       <w:pPr>
         <w:spacing w:line="300" w:lineRule="auto"/>
+        <w:jc w:val="center"/>
+        <w:rPr>
+          <w:sz w:val="21"/>
+          <w:szCs w:val="21"/>
+        </w:rPr>
+      </w:pPr>
+    </w:p>
+    <w:p>
+      <w:pPr>
+        <w:spacing w:line="300" w:lineRule="auto"/>
+        <w:rPr>
+          <w:b/>
+          <w:bCs/>
+        </w:rPr>
+      </w:pPr>
+      <w:r>
+        <w:rPr>
+          <w:b/>
+          <w:bCs/>
+        </w:rPr>
+        <w:t>摘要</w:t>
+      </w:r>
+    </w:p>
+    <w:p>
+      <w:pPr>
+        <w:spacing w:line="300" w:lineRule="auto"/>
+        <w:ind w:firstLineChars="200" w:firstLine="360"/>
+        <w:rPr>
+          <w:sz w:val="18"/>
+          <w:szCs w:val="18"/>
+        </w:rPr>
+      </w:pPr>
+      <w:r>
+        <w:rPr>
+          <w:sz w:val="18"/>
+          <w:szCs w:val="18"/>
+        </w:rPr>
+        <w:t>随着开源软件生态的爆炸式增长，海量的项目元数据与交互信息为技术趋势分析提供了丰富的数据源，但也带来了严重的信息过载问题。本项目针对现有评估方式维度单一、难以反映项目质量与动态演进逻辑的局限，构建了一套多维度的开源社区技术趋势与项目质量评估分析框架。研究通过整合数据预处理、统计学回归分析以及机器学习聚类算法，深入挖掘了开源项目在影响力、增长潜力和技术标签共</w:t>
+      </w:r>
+      <w:proofErr w:type="gramStart"/>
+      <w:r>
+        <w:rPr>
+          <w:sz w:val="18"/>
+          <w:szCs w:val="18"/>
+        </w:rPr>
+        <w:t>现方面</w:t>
+      </w:r>
+      <w:proofErr w:type="gramEnd"/>
+      <w:r>
+        <w:rPr>
+          <w:sz w:val="18"/>
+          <w:szCs w:val="18"/>
+        </w:rPr>
+        <w:t>的内在逻辑。项目成果涵盖了一个基于</w:t>
+      </w:r>
+      <w:proofErr w:type="spellStart"/>
+      <w:r>
+        <w:rPr>
+          <w:sz w:val="18"/>
+          <w:szCs w:val="18"/>
+        </w:rPr>
+        <w:t>Streamlit</w:t>
+      </w:r>
+      <w:proofErr w:type="spellEnd"/>
+      <w:r>
+        <w:rPr>
+          <w:sz w:val="18"/>
+          <w:szCs w:val="18"/>
+        </w:rPr>
+        <w:t>框架的可视化分析平台，实现了对技术领域生命周期、项目质量矩阵以及语义热度的实时动态监测与映射。研究结果表明，开源生态呈现出显著的</w:t>
+      </w:r>
+      <w:r>
+        <w:rPr>
+          <w:sz w:val="18"/>
+          <w:szCs w:val="18"/>
+        </w:rPr>
+        <w:t>“</w:t>
+      </w:r>
+      <w:r>
+        <w:rPr>
+          <w:sz w:val="18"/>
+          <w:szCs w:val="18"/>
+        </w:rPr>
+        <w:t>模型工程化</w:t>
+      </w:r>
+      <w:r>
+        <w:rPr>
+          <w:sz w:val="18"/>
+          <w:szCs w:val="18"/>
+        </w:rPr>
+        <w:t>”</w:t>
+      </w:r>
+      <w:r>
+        <w:rPr>
+          <w:sz w:val="18"/>
+          <w:szCs w:val="18"/>
+        </w:rPr>
+        <w:t>转型趋势，前沿</w:t>
+      </w:r>
+      <w:r>
+        <w:rPr>
+          <w:sz w:val="18"/>
+          <w:szCs w:val="18"/>
+        </w:rPr>
+        <w:t>AI</w:t>
+      </w:r>
+      <w:r>
+        <w:rPr>
+          <w:sz w:val="18"/>
+          <w:szCs w:val="18"/>
+        </w:rPr>
+        <w:t>模型在社区中的影响力与其维护质量形成了稳健的正反馈循环。该研究不仅量化了开源社区的技术势能演进，也为开发者及技术决策者提供了科学的评估工具与决策支撑。</w:t>
+      </w:r>
+    </w:p>
+    <w:p>
+      <w:pPr>
+        <w:spacing w:line="300" w:lineRule="auto"/>
+        <w:rPr>
+          <w:sz w:val="21"/>
+          <w:szCs w:val="21"/>
+        </w:rPr>
+      </w:pPr>
+    </w:p>
+    <w:p>
+      <w:pPr>
+        <w:spacing w:line="300" w:lineRule="auto"/>
+        <w:rPr>
+          <w:b/>
+          <w:bCs/>
+        </w:rPr>
+      </w:pPr>
+      <w:r>
+        <w:rPr>
+          <w:b/>
+          <w:bCs/>
+        </w:rPr>
+        <w:t>关键词</w:t>
+      </w:r>
+    </w:p>
+    <w:p>
+      <w:pPr>
+        <w:spacing w:line="300" w:lineRule="auto"/>
+        <w:ind w:firstLineChars="200" w:firstLine="360"/>
+        <w:rPr>
+          <w:sz w:val="18"/>
+          <w:szCs w:val="18"/>
+        </w:rPr>
+      </w:pPr>
+      <w:r>
+        <w:rPr>
+          <w:sz w:val="18"/>
+          <w:szCs w:val="18"/>
+        </w:rPr>
+        <w:t>开源生态；多维数据挖掘；机器学习聚类；技术演进趋势；人工智能</w:t>
+      </w:r>
+    </w:p>
+    <w:p>
+      <w:pPr>
+        <w:spacing w:line="300" w:lineRule="auto"/>
         <w:rPr>
           <w:sz w:val="21"/>
           <w:szCs w:val="21"/>
@@ -309,8 +468,6 @@
         <w:rPr>
           <w:b/>
           <w:bCs/>
-          <w:sz w:val="21"/>
-          <w:szCs w:val="21"/>
         </w:rPr>
       </w:pPr>
       <w:r>
@@ -318,8 +475,6 @@
           <w:rFonts w:hint="eastAsia"/>
           <w:b/>
           <w:bCs/>
-          <w:sz w:val="21"/>
-          <w:szCs w:val="21"/>
         </w:rPr>
         <w:t xml:space="preserve">2 </w:t>
       </w:r>
@@ -327,8 +482,6 @@
         <w:rPr>
           <w:b/>
           <w:bCs/>
-          <w:sz w:val="21"/>
-          <w:szCs w:val="21"/>
         </w:rPr>
         <w:t>案例相关数据集表述</w:t>
       </w:r>
@@ -378,6 +531,7 @@
           <w:sz w:val="21"/>
           <w:szCs w:val="21"/>
         </w:rPr>
+        <w:lastRenderedPageBreak/>
         <w:t>本研究的数据采集工作基于开源生态系统中典型的关系型数据库模型。数据的获取主要依托于对</w:t>
       </w:r>
       <w:r>
@@ -558,15 +712,7 @@
           <w:sz w:val="21"/>
           <w:szCs w:val="21"/>
         </w:rPr>
-        <w:t>在数据提取层面，本研究采用了一种针对性的信息抓取模式。我们从这些存储于本地的搜索结果页面中，批量提取了每个项目的关键属性。这些信息涵盖了衡量项目影响力的星标数、反映项目技术归属的编程语言、标志项目更新节奏的最后更新时间、体现项目业务范围的描述文本、项目关联的话题标签、是否开启问题反馈功能以及项目唯一标识符等核心维度。</w:t>
-      </w:r>
-      <w:r>
-        <w:rPr>
-          <w:sz w:val="21"/>
-          <w:szCs w:val="21"/>
-        </w:rPr>
-        <w:lastRenderedPageBreak/>
-        <w:t>通过这种方式，我们成功从海量搜索结果中剥离出具有分析价值的元数据，确保了数据源头信息的精准度。</w:t>
+        <w:t>在数据提取层面，本研究采用了一种针对性的信息抓取模式。我们从这些存储于本地的搜索结果页面中，批量提取了每个项目的关键属性。这些信息涵盖了衡量项目影响力的星标数、反映项目技术归属的编程语言、标志项目更新节奏的最后更新时间、体现项目业务范围的描述文本、项目关联的话题标签、是否开启问题反馈功能以及项目唯一标识符等核心维度。通过这种方式，我们成功从海量搜索结果中剥离出具有分析价值的元数据，确保了数据源头信息的精准度。</w:t>
       </w:r>
     </w:p>
     <w:p>
@@ -1165,6 +1311,7 @@
           <w:sz w:val="21"/>
           <w:szCs w:val="21"/>
         </w:rPr>
+        <w:lastRenderedPageBreak/>
         <w:t xml:space="preserve">AI </w:t>
       </w:r>
       <w:r>
@@ -1402,7 +1549,6 @@
           <w:sz w:val="21"/>
           <w:szCs w:val="21"/>
         </w:rPr>
-        <w:lastRenderedPageBreak/>
         <w:t>数据库设计核心分为</w:t>
       </w:r>
       <w:r>
@@ -1721,6 +1867,7 @@
           <w:sz w:val="21"/>
           <w:szCs w:val="21"/>
         </w:rPr>
+        <w:lastRenderedPageBreak/>
         <w:t xml:space="preserve">3.1 </w:t>
       </w:r>
       <w:r>
@@ -2127,7 +2274,6 @@
               <w:sz w:val="21"/>
               <w:szCs w:val="21"/>
             </w:rPr>
-            <w:lastRenderedPageBreak/>
             <m:t>J=</m:t>
           </m:r>
           <m:nary>
@@ -2651,6 +2797,7 @@
           <w:sz w:val="21"/>
           <w:szCs w:val="21"/>
         </w:rPr>
+        <w:lastRenderedPageBreak/>
         <w:t>在交互式呈现阶段，利用</w:t>
       </w:r>
       <w:proofErr w:type="spellStart"/>
@@ -2911,7 +3058,6 @@
           <w:sz w:val="21"/>
           <w:szCs w:val="21"/>
         </w:rPr>
-        <w:lastRenderedPageBreak/>
         <w:t>在具体执行层面，系统首先启动爬虫模块，针对每个关键词执行定向检索任务，通过批量下载并暂存搜索结果页面的离线镜像文件，有效规避了网络波动对数据获取稳定性的影响。随后，数据提取模块介入通过锁定目标</w:t>
       </w:r>
       <w:r>
@@ -3231,6 +3377,7 @@
           <w:sz w:val="21"/>
           <w:szCs w:val="21"/>
         </w:rPr>
+        <w:lastRenderedPageBreak/>
         <w:t>数据库导入是实现数据持久化与后续多维</w:t>
       </w:r>
       <w:proofErr w:type="gramStart"/>
@@ -3600,7 +3747,6 @@
           <w:sz w:val="21"/>
           <w:szCs w:val="21"/>
         </w:rPr>
-        <w:lastRenderedPageBreak/>
         <w:drawing>
           <wp:inline distT="0" distB="0" distL="0" distR="0" wp14:anchorId="22E43BC9" wp14:editId="6E2E8F5A">
             <wp:extent cx="3020241" cy="1400670"/>
@@ -3825,7 +3971,6 @@
         <w:spacing w:line="300" w:lineRule="auto"/>
         <w:ind w:firstLineChars="200" w:firstLine="420"/>
         <w:rPr>
-          <w:rFonts w:hint="eastAsia"/>
           <w:sz w:val="21"/>
           <w:szCs w:val="21"/>
         </w:rPr>
@@ -3881,6 +4026,7 @@
       </w:pPr>
       <w:r>
         <w:rPr>
+          <w:noProof/>
           <w:sz w:val="21"/>
           <w:szCs w:val="21"/>
         </w:rPr>
@@ -3922,6 +4068,7 @@
       </w:r>
       <w:r>
         <w:rPr>
+          <w:noProof/>
           <w:sz w:val="21"/>
           <w:szCs w:val="21"/>
         </w:rPr>
@@ -3963,6 +4110,7 @@
       </w:r>
       <w:r>
         <w:rPr>
+          <w:noProof/>
           <w:sz w:val="21"/>
           <w:szCs w:val="21"/>
         </w:rPr>
@@ -4009,18 +4157,26 @@
         <w:ind w:firstLineChars="200" w:firstLine="360"/>
         <w:jc w:val="center"/>
         <w:rPr>
+          <w:rFonts w:eastAsia="仿宋" w:cs="Times New Roman"/>
+          <w:sz w:val="18"/>
+          <w:szCs w:val="18"/>
+        </w:rPr>
+      </w:pPr>
+      <w:r>
+        <w:rPr>
           <w:rFonts w:eastAsia="仿宋" w:cs="Times New Roman" w:hint="eastAsia"/>
           <w:sz w:val="18"/>
           <w:szCs w:val="18"/>
         </w:rPr>
-      </w:pPr>
+        <w:t>图</w:t>
+      </w:r>
       <w:r>
         <w:rPr>
           <w:rFonts w:eastAsia="仿宋" w:cs="Times New Roman" w:hint="eastAsia"/>
           <w:sz w:val="18"/>
           <w:szCs w:val="18"/>
         </w:rPr>
-        <w:t>图</w:t>
+        <w:t xml:space="preserve">5 </w:t>
       </w:r>
       <w:r>
         <w:rPr>
@@ -4028,7 +4184,7 @@
           <w:sz w:val="18"/>
           <w:szCs w:val="18"/>
         </w:rPr>
-        <w:t>5</w:t>
+        <w:t>左：热度最高标签</w:t>
       </w:r>
       <w:r>
         <w:rPr>
@@ -4044,7 +4200,7 @@
           <w:sz w:val="18"/>
           <w:szCs w:val="18"/>
         </w:rPr>
-        <w:t>左：热度最高标签</w:t>
+        <w:t>中：项目</w:t>
       </w:r>
       <w:r>
         <w:rPr>
@@ -4052,7 +4208,7 @@
           <w:sz w:val="18"/>
           <w:szCs w:val="18"/>
         </w:rPr>
-        <w:t xml:space="preserve"> </w:t>
+        <w:t>Stars</w:t>
       </w:r>
       <w:r>
         <w:rPr>
@@ -4060,7 +4216,7 @@
           <w:sz w:val="18"/>
           <w:szCs w:val="18"/>
         </w:rPr>
-        <w:t>中：项目</w:t>
+        <w:t>分布密度</w:t>
       </w:r>
       <w:r>
         <w:rPr>
@@ -4068,7 +4224,7 @@
           <w:sz w:val="18"/>
           <w:szCs w:val="18"/>
         </w:rPr>
-        <w:t>Stars</w:t>
+        <w:t xml:space="preserve"> </w:t>
       </w:r>
       <w:r>
         <w:rPr>
@@ -4076,22 +4232,6 @@
           <w:sz w:val="18"/>
           <w:szCs w:val="18"/>
         </w:rPr>
-        <w:t>分布密度</w:t>
-      </w:r>
-      <w:r>
-        <w:rPr>
-          <w:rFonts w:eastAsia="仿宋" w:cs="Times New Roman" w:hint="eastAsia"/>
-          <w:sz w:val="18"/>
-          <w:szCs w:val="18"/>
-        </w:rPr>
-        <w:t xml:space="preserve"> </w:t>
-      </w:r>
-      <w:r>
-        <w:rPr>
-          <w:rFonts w:eastAsia="仿宋" w:cs="Times New Roman" w:hint="eastAsia"/>
-          <w:sz w:val="18"/>
-          <w:szCs w:val="18"/>
-        </w:rPr>
         <w:t>右：编程语言市场份额</w:t>
       </w:r>
     </w:p>
@@ -4240,6 +4380,7 @@
           <w:sz w:val="21"/>
           <w:szCs w:val="21"/>
         </w:rPr>
+        <w:lastRenderedPageBreak/>
         <w:t>项目星标热度</w:t>
       </w:r>
       <w:proofErr w:type="gramEnd"/>
@@ -4375,369 +4516,26 @@
     <w:p>
       <w:pPr>
         <w:spacing w:line="300" w:lineRule="auto"/>
-        <w:ind w:firstLineChars="200" w:firstLine="422"/>
-        <w:rPr>
-          <w:rFonts w:hint="eastAsia"/>
-          <w:sz w:val="21"/>
-          <w:szCs w:val="21"/>
-        </w:rPr>
-      </w:pPr>
-      <w:r>
-        <w:rPr>
-          <w:b/>
-          <w:bCs/>
-          <w:sz w:val="21"/>
-          <w:szCs w:val="21"/>
-        </w:rPr>
-        <w:t>编程语言市场份额</w:t>
-      </w:r>
-      <w:r>
-        <w:rPr>
-          <w:sz w:val="21"/>
-          <w:szCs w:val="21"/>
-        </w:rPr>
-        <w:t>：在编程语言分布上，</w:t>
-      </w:r>
-      <w:r>
-        <w:rPr>
-          <w:sz w:val="21"/>
-          <w:szCs w:val="21"/>
-        </w:rPr>
-        <w:t>Python</w:t>
-      </w:r>
-      <w:r>
-        <w:rPr>
-          <w:sz w:val="21"/>
-          <w:szCs w:val="21"/>
-        </w:rPr>
-        <w:t>以</w:t>
-      </w:r>
-      <w:r>
-        <w:rPr>
-          <w:sz w:val="21"/>
-          <w:szCs w:val="21"/>
-        </w:rPr>
-        <w:t>41.1%</w:t>
-      </w:r>
-      <w:r>
-        <w:rPr>
-          <w:sz w:val="21"/>
-          <w:szCs w:val="21"/>
-        </w:rPr>
-        <w:t>的压倒性优势确立了其在人工智能与机器人学领域的统治地位，</w:t>
-      </w:r>
-      <w:proofErr w:type="spellStart"/>
-      <w:r>
-        <w:rPr>
-          <w:sz w:val="21"/>
-          <w:szCs w:val="21"/>
-        </w:rPr>
-        <w:t>Jupyter</w:t>
-      </w:r>
-      <w:proofErr w:type="spellEnd"/>
-      <w:r>
-        <w:rPr>
-          <w:sz w:val="21"/>
-          <w:szCs w:val="21"/>
-        </w:rPr>
-        <w:t xml:space="preserve"> Notebook</w:t>
-      </w:r>
-      <w:r>
-        <w:rPr>
-          <w:sz w:val="21"/>
-          <w:szCs w:val="21"/>
-        </w:rPr>
-        <w:t>（</w:t>
-      </w:r>
-      <w:r>
-        <w:rPr>
-          <w:sz w:val="21"/>
-          <w:szCs w:val="21"/>
-        </w:rPr>
-        <w:t>17.8%</w:t>
-      </w:r>
-      <w:r>
-        <w:rPr>
-          <w:sz w:val="21"/>
-          <w:szCs w:val="21"/>
-        </w:rPr>
-        <w:t>）与</w:t>
-      </w:r>
-      <w:r>
-        <w:rPr>
-          <w:sz w:val="21"/>
-          <w:szCs w:val="21"/>
-        </w:rPr>
-        <w:t xml:space="preserve"> C++</w:t>
-      </w:r>
-      <w:r>
-        <w:rPr>
-          <w:sz w:val="21"/>
-          <w:szCs w:val="21"/>
-        </w:rPr>
-        <w:t>（</w:t>
-      </w:r>
-      <w:r>
-        <w:rPr>
-          <w:sz w:val="21"/>
-          <w:szCs w:val="21"/>
-        </w:rPr>
-        <w:t>14.4%</w:t>
-      </w:r>
-      <w:r>
-        <w:rPr>
-          <w:sz w:val="21"/>
-          <w:szCs w:val="21"/>
-        </w:rPr>
-        <w:t>）作为辅助工具与底层实现语言，共同构成了该生态的底层技术</w:t>
-      </w:r>
-      <w:proofErr w:type="gramStart"/>
-      <w:r>
-        <w:rPr>
-          <w:sz w:val="21"/>
-          <w:szCs w:val="21"/>
-        </w:rPr>
-        <w:t>栈</w:t>
-      </w:r>
-      <w:proofErr w:type="gramEnd"/>
-      <w:r>
-        <w:rPr>
-          <w:sz w:val="21"/>
-          <w:szCs w:val="21"/>
-        </w:rPr>
-        <w:t>。这种语言结构反映了</w:t>
-      </w:r>
-      <w:r>
-        <w:rPr>
-          <w:sz w:val="21"/>
-          <w:szCs w:val="21"/>
-        </w:rPr>
-        <w:t>“</w:t>
-      </w:r>
-      <w:r>
-        <w:rPr>
-          <w:sz w:val="21"/>
-          <w:szCs w:val="21"/>
-        </w:rPr>
-        <w:t>高效原型开发</w:t>
-      </w:r>
-      <w:r>
-        <w:rPr>
-          <w:sz w:val="21"/>
-          <w:szCs w:val="21"/>
-        </w:rPr>
-        <w:t>+</w:t>
-      </w:r>
-      <w:r>
-        <w:rPr>
-          <w:sz w:val="21"/>
-          <w:szCs w:val="21"/>
-        </w:rPr>
-        <w:t>高性能底层支撑</w:t>
-      </w:r>
-      <w:r>
-        <w:rPr>
-          <w:sz w:val="21"/>
-          <w:szCs w:val="21"/>
-        </w:rPr>
-        <w:t>”</w:t>
-      </w:r>
-      <w:r>
-        <w:rPr>
-          <w:sz w:val="21"/>
-          <w:szCs w:val="21"/>
-        </w:rPr>
-        <w:t>的开发范式，即开发者倾向于利用</w:t>
-      </w:r>
-      <w:r>
-        <w:rPr>
-          <w:sz w:val="21"/>
-          <w:szCs w:val="21"/>
-        </w:rPr>
-        <w:t>Python</w:t>
-      </w:r>
-      <w:r>
-        <w:rPr>
-          <w:sz w:val="21"/>
-          <w:szCs w:val="21"/>
-        </w:rPr>
-        <w:t>快速实现算法验证，再通过</w:t>
-      </w:r>
-      <w:r>
-        <w:rPr>
-          <w:sz w:val="21"/>
-          <w:szCs w:val="21"/>
-        </w:rPr>
-        <w:t>C++</w:t>
-      </w:r>
-      <w:r>
-        <w:rPr>
-          <w:sz w:val="21"/>
-          <w:szCs w:val="21"/>
-        </w:rPr>
-        <w:t>优化关键计算性能。综合来看，宏观特征分析表明，当前开源生态高度向</w:t>
-      </w:r>
-      <w:r>
-        <w:rPr>
-          <w:sz w:val="21"/>
-          <w:szCs w:val="21"/>
-        </w:rPr>
-        <w:t>“AI+</w:t>
-      </w:r>
-      <w:r>
-        <w:rPr>
-          <w:sz w:val="21"/>
-          <w:szCs w:val="21"/>
-        </w:rPr>
-        <w:t>机器人</w:t>
-      </w:r>
-      <w:r>
-        <w:rPr>
-          <w:sz w:val="21"/>
-          <w:szCs w:val="21"/>
-        </w:rPr>
-        <w:t>”</w:t>
-      </w:r>
-      <w:r>
-        <w:rPr>
-          <w:sz w:val="21"/>
-          <w:szCs w:val="21"/>
-        </w:rPr>
-        <w:t>方向倾斜，且形成了以</w:t>
-      </w:r>
-      <w:r>
-        <w:rPr>
-          <w:sz w:val="21"/>
-          <w:szCs w:val="21"/>
-        </w:rPr>
-        <w:t>Python</w:t>
-      </w:r>
-      <w:r>
-        <w:rPr>
-          <w:sz w:val="21"/>
-          <w:szCs w:val="21"/>
-        </w:rPr>
-        <w:t>为核心、头部项目引领技术风向的良性循环结构，为后续的趋势与关联分析提供了稳固的基础。</w:t>
-      </w:r>
-    </w:p>
-    <w:p>
-      <w:pPr>
-        <w:spacing w:line="300" w:lineRule="auto"/>
-        <w:rPr>
-          <w:sz w:val="21"/>
-          <w:szCs w:val="21"/>
-        </w:rPr>
-      </w:pPr>
-      <w:r>
-        <w:rPr>
-          <w:rFonts w:hint="eastAsia"/>
-          <w:sz w:val="21"/>
-          <w:szCs w:val="21"/>
-        </w:rPr>
-        <w:lastRenderedPageBreak/>
-        <w:t xml:space="preserve">4.4.2 </w:t>
-      </w:r>
-      <w:r>
-        <w:rPr>
-          <w:sz w:val="21"/>
-          <w:szCs w:val="21"/>
-        </w:rPr>
-        <w:t>演进趋势与生命周期建模</w:t>
-      </w:r>
-    </w:p>
-    <w:p>
-      <w:pPr>
-        <w:spacing w:line="300" w:lineRule="auto"/>
         <w:ind w:firstLineChars="200" w:firstLine="420"/>
         <w:rPr>
-          <w:rFonts w:hint="eastAsia"/>
-          <w:sz w:val="21"/>
-          <w:szCs w:val="21"/>
-        </w:rPr>
-      </w:pPr>
-      <w:r>
-        <w:rPr>
-          <w:sz w:val="21"/>
-          <w:szCs w:val="21"/>
-        </w:rPr>
-        <w:t>本</w:t>
-      </w:r>
-      <w:r>
-        <w:rPr>
-          <w:rFonts w:hint="eastAsia"/>
-          <w:sz w:val="21"/>
-          <w:szCs w:val="21"/>
-        </w:rPr>
-        <w:t>节</w:t>
-      </w:r>
-      <w:r>
-        <w:rPr>
-          <w:sz w:val="21"/>
-          <w:szCs w:val="21"/>
-        </w:rPr>
-        <w:t>引入线性回归模型对开</w:t>
-      </w:r>
-      <w:proofErr w:type="gramStart"/>
-      <w:r>
-        <w:rPr>
-          <w:sz w:val="21"/>
-          <w:szCs w:val="21"/>
-        </w:rPr>
-        <w:t>源项目</w:t>
-      </w:r>
-      <w:proofErr w:type="gramEnd"/>
-      <w:r>
-        <w:rPr>
-          <w:sz w:val="21"/>
-          <w:szCs w:val="21"/>
-        </w:rPr>
-        <w:t>的年度演进轨迹进行</w:t>
-      </w:r>
-      <w:r>
-        <w:rPr>
-          <w:sz w:val="21"/>
-          <w:szCs w:val="21"/>
-        </w:rPr>
-        <w:t>时间序列趋势演进建模</w:t>
-      </w:r>
-      <w:r>
-        <w:rPr>
-          <w:sz w:val="21"/>
-          <w:szCs w:val="21"/>
-        </w:rPr>
-        <w:t>。通过提取各技术领域在时间序列上的活跃度数据，计算其增长斜率，旨在将原本离散的发展过程转化为连续的生命周期模型</w:t>
-      </w:r>
-      <w:r>
-        <w:rPr>
-          <w:rFonts w:hint="eastAsia"/>
-          <w:sz w:val="21"/>
-          <w:szCs w:val="21"/>
-        </w:rPr>
-        <w:t>。</w:t>
-      </w:r>
-    </w:p>
-    <w:p>
-      <w:pPr>
-        <w:spacing w:line="300" w:lineRule="auto"/>
-        <w:ind w:firstLineChars="200" w:firstLine="420"/>
-        <w:rPr>
-          <w:sz w:val="21"/>
-          <w:szCs w:val="21"/>
-        </w:rPr>
-      </w:pPr>
-      <w:r>
-        <w:rPr>
+          <w:sz w:val="21"/>
+          <w:szCs w:val="21"/>
+        </w:rPr>
+      </w:pPr>
+      <w:r>
+        <w:rPr>
+          <w:noProof/>
           <w:sz w:val="21"/>
           <w:szCs w:val="21"/>
         </w:rPr>
         <w:drawing>
-          <wp:anchor distT="0" distB="0" distL="114300" distR="114300" simplePos="0" relativeHeight="251658240" behindDoc="1" locked="0" layoutInCell="1" allowOverlap="1" wp14:anchorId="65E74155" wp14:editId="71778F31">
+          <wp:anchor distT="0" distB="0" distL="114300" distR="114300" simplePos="0" relativeHeight="251658240" behindDoc="1" locked="0" layoutInCell="1" allowOverlap="1" wp14:anchorId="65E74155" wp14:editId="2487DF5C">
             <wp:simplePos x="0" y="0"/>
             <wp:positionH relativeFrom="margin">
-              <wp:posOffset>2533015</wp:posOffset>
+              <wp:posOffset>2654319</wp:posOffset>
             </wp:positionH>
             <wp:positionV relativeFrom="paragraph">
-              <wp:posOffset>13970</wp:posOffset>
+              <wp:posOffset>1454929</wp:posOffset>
             </wp:positionV>
             <wp:extent cx="2837815" cy="1891665"/>
             <wp:effectExtent l="0" t="0" r="635" b="0"/>
@@ -4790,10 +4588,128 @@
       </w:r>
       <w:r>
         <w:rPr>
-          <w:sz w:val="21"/>
-          <w:szCs w:val="21"/>
-        </w:rPr>
-        <w:t>通过</w:t>
+          <w:b/>
+          <w:bCs/>
+          <w:sz w:val="21"/>
+          <w:szCs w:val="21"/>
+        </w:rPr>
+        <w:t>编程语言市场份额</w:t>
+      </w:r>
+      <w:r>
+        <w:rPr>
+          <w:sz w:val="21"/>
+          <w:szCs w:val="21"/>
+        </w:rPr>
+        <w:t>：在编程语言分布上，</w:t>
+      </w:r>
+      <w:r>
+        <w:rPr>
+          <w:sz w:val="21"/>
+          <w:szCs w:val="21"/>
+        </w:rPr>
+        <w:t>Python</w:t>
+      </w:r>
+      <w:r>
+        <w:rPr>
+          <w:sz w:val="21"/>
+          <w:szCs w:val="21"/>
+        </w:rPr>
+        <w:t>以</w:t>
+      </w:r>
+      <w:r>
+        <w:rPr>
+          <w:sz w:val="21"/>
+          <w:szCs w:val="21"/>
+        </w:rPr>
+        <w:t>41.1%</w:t>
+      </w:r>
+      <w:r>
+        <w:rPr>
+          <w:sz w:val="21"/>
+          <w:szCs w:val="21"/>
+        </w:rPr>
+        <w:t>的压倒性优势确立了其在人工智能与机器人学领域的统治地位，</w:t>
+      </w:r>
+      <w:proofErr w:type="spellStart"/>
+      <w:r>
+        <w:rPr>
+          <w:sz w:val="21"/>
+          <w:szCs w:val="21"/>
+        </w:rPr>
+        <w:t>Jupyter</w:t>
+      </w:r>
+      <w:proofErr w:type="spellEnd"/>
+      <w:r>
+        <w:rPr>
+          <w:sz w:val="21"/>
+          <w:szCs w:val="21"/>
+        </w:rPr>
+        <w:t xml:space="preserve"> Notebook</w:t>
+      </w:r>
+      <w:r>
+        <w:rPr>
+          <w:sz w:val="21"/>
+          <w:szCs w:val="21"/>
+        </w:rPr>
+        <w:t>（</w:t>
+      </w:r>
+      <w:r>
+        <w:rPr>
+          <w:sz w:val="21"/>
+          <w:szCs w:val="21"/>
+        </w:rPr>
+        <w:t>17.8%</w:t>
+      </w:r>
+      <w:r>
+        <w:rPr>
+          <w:sz w:val="21"/>
+          <w:szCs w:val="21"/>
+        </w:rPr>
+        <w:t>）与</w:t>
+      </w:r>
+      <w:r>
+        <w:rPr>
+          <w:sz w:val="21"/>
+          <w:szCs w:val="21"/>
+        </w:rPr>
+        <w:t xml:space="preserve"> C++</w:t>
+      </w:r>
+      <w:r>
+        <w:rPr>
+          <w:sz w:val="21"/>
+          <w:szCs w:val="21"/>
+        </w:rPr>
+        <w:t>（</w:t>
+      </w:r>
+      <w:r>
+        <w:rPr>
+          <w:sz w:val="21"/>
+          <w:szCs w:val="21"/>
+        </w:rPr>
+        <w:t>14.4%</w:t>
+      </w:r>
+      <w:r>
+        <w:rPr>
+          <w:sz w:val="21"/>
+          <w:szCs w:val="21"/>
+        </w:rPr>
+        <w:t>）作为辅助工具与底层实现语言，共同构成了该生态的底层技术</w:t>
+      </w:r>
+      <w:proofErr w:type="gramStart"/>
+      <w:r>
+        <w:rPr>
+          <w:sz w:val="21"/>
+          <w:szCs w:val="21"/>
+        </w:rPr>
+        <w:t>栈</w:t>
+      </w:r>
+      <w:proofErr w:type="gramEnd"/>
+      <w:r>
+        <w:rPr>
+          <w:sz w:val="21"/>
+          <w:szCs w:val="21"/>
+        </w:rPr>
+        <w:t>。这种语言结构反映了</w:t>
       </w:r>
       <w:r>
         <w:rPr>
@@ -4807,7 +4723,21 @@
           <w:sz w:val="21"/>
           <w:szCs w:val="21"/>
         </w:rPr>
-        <w:t>各领域关键词年度热度演进热力图</w:t>
+        <w:t>高效原型开发</w:t>
+      </w:r>
+      <w:r>
+        <w:rPr>
+          <w:sz w:val="21"/>
+          <w:szCs w:val="21"/>
+        </w:rPr>
+        <w:t>+</w:t>
+      </w:r>
+      <w:r>
+        <w:rPr>
+          <w:sz w:val="21"/>
+          <w:szCs w:val="21"/>
+        </w:rPr>
+        <w:t>高性能底层支撑</w:t>
       </w:r>
       <w:r>
         <w:rPr>
@@ -4821,21 +4751,49 @@
           <w:sz w:val="21"/>
           <w:szCs w:val="21"/>
         </w:rPr>
-        <w:t>，我们可以清晰捕捉到各技术领域从</w:t>
-      </w:r>
-      <w:r>
-        <w:rPr>
-          <w:sz w:val="21"/>
-          <w:szCs w:val="21"/>
-        </w:rPr>
-        <w:t>“</w:t>
-      </w:r>
-      <w:r>
-        <w:rPr>
-          <w:sz w:val="21"/>
-          <w:szCs w:val="21"/>
-        </w:rPr>
-        <w:t>技术萌芽</w:t>
+        <w:t>的开发范式，即开发者倾向于利用</w:t>
+      </w:r>
+      <w:r>
+        <w:rPr>
+          <w:sz w:val="21"/>
+          <w:szCs w:val="21"/>
+        </w:rPr>
+        <w:t>Python</w:t>
+      </w:r>
+      <w:r>
+        <w:rPr>
+          <w:sz w:val="21"/>
+          <w:szCs w:val="21"/>
+        </w:rPr>
+        <w:t>快速实现算法验证，再通过</w:t>
+      </w:r>
+      <w:r>
+        <w:rPr>
+          <w:sz w:val="21"/>
+          <w:szCs w:val="21"/>
+        </w:rPr>
+        <w:t>C++</w:t>
+      </w:r>
+      <w:r>
+        <w:rPr>
+          <w:sz w:val="21"/>
+          <w:szCs w:val="21"/>
+        </w:rPr>
+        <w:t>优化关键计算性能。综合来看，宏观特征分析表明，当前开源生态高度向</w:t>
+      </w:r>
+      <w:r>
+        <w:rPr>
+          <w:sz w:val="21"/>
+          <w:szCs w:val="21"/>
+        </w:rPr>
+        <w:t>“AI+</w:t>
+      </w:r>
+      <w:r>
+        <w:rPr>
+          <w:sz w:val="21"/>
+          <w:szCs w:val="21"/>
+        </w:rPr>
+        <w:t>机器人</w:t>
       </w:r>
       <w:r>
         <w:rPr>
@@ -4849,35 +4807,21 @@
           <w:sz w:val="21"/>
           <w:szCs w:val="21"/>
         </w:rPr>
-        <w:t>到</w:t>
-      </w:r>
-      <w:r>
-        <w:rPr>
-          <w:sz w:val="21"/>
-          <w:szCs w:val="21"/>
-        </w:rPr>
-        <w:t>“</w:t>
-      </w:r>
-      <w:r>
-        <w:rPr>
-          <w:sz w:val="21"/>
-          <w:szCs w:val="21"/>
-        </w:rPr>
-        <w:t>爆发增长</w:t>
-      </w:r>
-      <w:r>
-        <w:rPr>
-          <w:sz w:val="21"/>
-          <w:szCs w:val="21"/>
-        </w:rPr>
-        <w:t>”</w:t>
-      </w:r>
-      <w:r>
-        <w:rPr>
-          <w:sz w:val="21"/>
-          <w:szCs w:val="21"/>
-        </w:rPr>
-        <w:t>的动态演变逻辑。该图通过色阶深浅量化了各领域每年的活跃度，直观展现了开源生态的聚焦点迁移。</w:t>
+        <w:t>方向倾斜，且形成了以</w:t>
+      </w:r>
+      <w:r>
+        <w:rPr>
+          <w:sz w:val="21"/>
+          <w:szCs w:val="21"/>
+        </w:rPr>
+        <w:t>Python</w:t>
+      </w:r>
+      <w:r>
+        <w:rPr>
+          <w:sz w:val="21"/>
+          <w:szCs w:val="21"/>
+        </w:rPr>
+        <w:t>为核心、头部项目引领技术风向的良性循环结构，为后续的趋势与关联分析提供了稳固的基础。</w:t>
       </w:r>
     </w:p>
     <w:p>
@@ -4889,22 +4833,57 @@
           <w:szCs w:val="21"/>
         </w:rPr>
       </w:pPr>
-      <w:r>
-        <w:rPr>
+    </w:p>
+    <w:p>
+      <w:pPr>
+        <w:spacing w:line="300" w:lineRule="auto"/>
+        <w:rPr>
+          <w:sz w:val="21"/>
+          <w:szCs w:val="21"/>
+        </w:rPr>
+      </w:pPr>
+      <w:r>
+        <w:rPr>
+          <w:rFonts w:hint="eastAsia"/>
+          <w:sz w:val="21"/>
+          <w:szCs w:val="21"/>
+        </w:rPr>
+        <w:t xml:space="preserve">4.4.2 </w:t>
+      </w:r>
+      <w:r>
+        <w:rPr>
+          <w:sz w:val="21"/>
+          <w:szCs w:val="21"/>
+        </w:rPr>
+        <w:t>演进趋势与生命周期建模</w:t>
+      </w:r>
+    </w:p>
+    <w:p>
+      <w:pPr>
+        <w:spacing w:line="300" w:lineRule="auto"/>
+        <w:ind w:firstLineChars="200" w:firstLine="420"/>
+        <w:rPr>
+          <w:sz w:val="21"/>
+          <w:szCs w:val="21"/>
+        </w:rPr>
+      </w:pPr>
+      <w:r>
+        <w:rPr>
+          <w:noProof/>
           <w:sz w:val="21"/>
           <w:szCs w:val="21"/>
         </w:rPr>
         <w:drawing>
-          <wp:anchor distT="0" distB="0" distL="114300" distR="114300" simplePos="0" relativeHeight="251659264" behindDoc="0" locked="0" layoutInCell="1" allowOverlap="1" wp14:anchorId="60F0C922" wp14:editId="45502453">
+          <wp:anchor distT="0" distB="0" distL="114300" distR="114300" simplePos="0" relativeHeight="251659264" behindDoc="0" locked="0" layoutInCell="1" allowOverlap="1" wp14:anchorId="60F0C922" wp14:editId="2A766AEA">
             <wp:simplePos x="0" y="0"/>
-            <wp:positionH relativeFrom="column">
-              <wp:posOffset>2544445</wp:posOffset>
+            <wp:positionH relativeFrom="margin">
+              <wp:posOffset>2767965</wp:posOffset>
             </wp:positionH>
             <wp:positionV relativeFrom="paragraph">
-              <wp:posOffset>537009</wp:posOffset>
+              <wp:posOffset>1082040</wp:posOffset>
             </wp:positionV>
-            <wp:extent cx="2581275" cy="4517390"/>
-            <wp:effectExtent l="0" t="0" r="9525" b="0"/>
+            <wp:extent cx="2463165" cy="4173220"/>
+            <wp:effectExtent l="0" t="0" r="0" b="0"/>
             <wp:wrapSquare wrapText="bothSides"/>
             <wp:docPr id="918456271" name="图片 1"/>
             <wp:cNvGraphicFramePr>
@@ -4926,7 +4905,7 @@
                   <pic:spPr>
                     <a:xfrm>
                       <a:off x="0" y="0"/>
-                      <a:ext cx="2581275" cy="4517390"/>
+                      <a:ext cx="2463165" cy="4173220"/>
                     </a:xfrm>
                     <a:prstGeom prst="rect">
                       <a:avLst/>
@@ -4949,6 +4928,177 @@
           <w:sz w:val="21"/>
           <w:szCs w:val="21"/>
         </w:rPr>
+        <w:t>本</w:t>
+      </w:r>
+      <w:r>
+        <w:rPr>
+          <w:rFonts w:hint="eastAsia"/>
+          <w:sz w:val="21"/>
+          <w:szCs w:val="21"/>
+        </w:rPr>
+        <w:t>节</w:t>
+      </w:r>
+      <w:r>
+        <w:rPr>
+          <w:sz w:val="21"/>
+          <w:szCs w:val="21"/>
+        </w:rPr>
+        <w:t>引入线性回归模型对开</w:t>
+      </w:r>
+      <w:proofErr w:type="gramStart"/>
+      <w:r>
+        <w:rPr>
+          <w:sz w:val="21"/>
+          <w:szCs w:val="21"/>
+        </w:rPr>
+        <w:t>源项目</w:t>
+      </w:r>
+      <w:proofErr w:type="gramEnd"/>
+      <w:r>
+        <w:rPr>
+          <w:sz w:val="21"/>
+          <w:szCs w:val="21"/>
+        </w:rPr>
+        <w:t>的年度演进轨迹进行</w:t>
+      </w:r>
+      <w:r>
+        <w:rPr>
+          <w:sz w:val="21"/>
+          <w:szCs w:val="21"/>
+        </w:rPr>
+        <w:t>时间序列趋势演进建模</w:t>
+      </w:r>
+      <w:r>
+        <w:rPr>
+          <w:sz w:val="21"/>
+          <w:szCs w:val="21"/>
+        </w:rPr>
+        <w:t>。通过提取各技术领域在时间序列上的活跃度数据，计算其增长斜率，旨在将原本离散的发展过程转化为连续的生命周期模型</w:t>
+      </w:r>
+      <w:r>
+        <w:rPr>
+          <w:rFonts w:hint="eastAsia"/>
+          <w:sz w:val="21"/>
+          <w:szCs w:val="21"/>
+        </w:rPr>
+        <w:t>。</w:t>
+      </w:r>
+    </w:p>
+    <w:p>
+      <w:pPr>
+        <w:spacing w:line="300" w:lineRule="auto"/>
+        <w:ind w:firstLineChars="200" w:firstLine="420"/>
+        <w:rPr>
+          <w:sz w:val="21"/>
+          <w:szCs w:val="21"/>
+        </w:rPr>
+      </w:pPr>
+      <w:r>
+        <w:rPr>
+          <w:sz w:val="21"/>
+          <w:szCs w:val="21"/>
+        </w:rPr>
+        <w:t>通过</w:t>
+      </w:r>
+      <w:r>
+        <w:rPr>
+          <w:sz w:val="21"/>
+          <w:szCs w:val="21"/>
+        </w:rPr>
+        <w:t>“</w:t>
+      </w:r>
+      <w:r>
+        <w:rPr>
+          <w:sz w:val="21"/>
+          <w:szCs w:val="21"/>
+        </w:rPr>
+        <w:t>各领域关键词年度热度演进热力图</w:t>
+      </w:r>
+      <w:r>
+        <w:rPr>
+          <w:sz w:val="21"/>
+          <w:szCs w:val="21"/>
+        </w:rPr>
+        <w:t>”</w:t>
+      </w:r>
+      <w:r>
+        <w:rPr>
+          <w:sz w:val="21"/>
+          <w:szCs w:val="21"/>
+        </w:rPr>
+        <w:t>，我们可以清晰捕捉到各技术领域从</w:t>
+      </w:r>
+      <w:r>
+        <w:rPr>
+          <w:sz w:val="21"/>
+          <w:szCs w:val="21"/>
+        </w:rPr>
+        <w:t>“</w:t>
+      </w:r>
+      <w:r>
+        <w:rPr>
+          <w:sz w:val="21"/>
+          <w:szCs w:val="21"/>
+        </w:rPr>
+        <w:t>技术萌芽</w:t>
+      </w:r>
+      <w:r>
+        <w:rPr>
+          <w:sz w:val="21"/>
+          <w:szCs w:val="21"/>
+        </w:rPr>
+        <w:t>”</w:t>
+      </w:r>
+      <w:r>
+        <w:rPr>
+          <w:sz w:val="21"/>
+          <w:szCs w:val="21"/>
+        </w:rPr>
+        <w:t>到</w:t>
+      </w:r>
+      <w:r>
+        <w:rPr>
+          <w:sz w:val="21"/>
+          <w:szCs w:val="21"/>
+        </w:rPr>
+        <w:t>“</w:t>
+      </w:r>
+      <w:r>
+        <w:rPr>
+          <w:sz w:val="21"/>
+          <w:szCs w:val="21"/>
+        </w:rPr>
+        <w:t>爆发增长</w:t>
+      </w:r>
+      <w:r>
+        <w:rPr>
+          <w:sz w:val="21"/>
+          <w:szCs w:val="21"/>
+        </w:rPr>
+        <w:t>”</w:t>
+      </w:r>
+      <w:r>
+        <w:rPr>
+          <w:sz w:val="21"/>
+          <w:szCs w:val="21"/>
+        </w:rPr>
+        <w:t>的动态演变逻辑。该图通过色阶深浅量化了各领域每年的活跃度，直观展现了开源生态的聚焦点迁移。</w:t>
+      </w:r>
+    </w:p>
+    <w:p>
+      <w:pPr>
+        <w:spacing w:line="300" w:lineRule="auto"/>
+        <w:ind w:firstLineChars="200" w:firstLine="420"/>
+        <w:rPr>
+          <w:sz w:val="21"/>
+          <w:szCs w:val="21"/>
+        </w:rPr>
+      </w:pPr>
+      <w:r>
+        <w:rPr>
+          <w:sz w:val="21"/>
+          <w:szCs w:val="21"/>
+        </w:rPr>
         <w:t>热力图显示大多数领域</w:t>
       </w:r>
       <w:r>
@@ -5080,206 +5230,6 @@
           <w:szCs w:val="21"/>
         </w:rPr>
         <w:t>的结论，还揭示了技术更新周期的加速度现象。</w:t>
-      </w:r>
-    </w:p>
-    <w:p>
-      <w:pPr>
-        <w:spacing w:line="300" w:lineRule="auto"/>
-        <w:ind w:firstLineChars="200" w:firstLine="420"/>
-        <w:rPr>
-          <w:sz w:val="21"/>
-          <w:szCs w:val="21"/>
-        </w:rPr>
-      </w:pPr>
-      <w:r>
-        <w:rPr>
-          <w:sz w:val="21"/>
-          <w:szCs w:val="21"/>
-        </w:rPr>
-        <w:t>生成式</w:t>
-      </w:r>
-      <w:r>
-        <w:rPr>
-          <w:sz w:val="21"/>
-          <w:szCs w:val="21"/>
-        </w:rPr>
-        <w:t>AI</w:t>
-      </w:r>
-      <w:r>
-        <w:rPr>
-          <w:sz w:val="21"/>
-          <w:szCs w:val="21"/>
-        </w:rPr>
-        <w:t>的统治力</w:t>
-      </w:r>
-      <w:r>
-        <w:rPr>
-          <w:sz w:val="21"/>
-          <w:szCs w:val="21"/>
-        </w:rPr>
-        <w:t>large-language-model</w:t>
-      </w:r>
-      <w:r>
-        <w:rPr>
-          <w:sz w:val="21"/>
-          <w:szCs w:val="21"/>
-        </w:rPr>
-        <w:t>与</w:t>
-      </w:r>
-      <w:r>
-        <w:rPr>
-          <w:sz w:val="21"/>
-          <w:szCs w:val="21"/>
-        </w:rPr>
-        <w:t>transformer</w:t>
-      </w:r>
-      <w:r>
-        <w:rPr>
-          <w:sz w:val="21"/>
-          <w:szCs w:val="21"/>
-        </w:rPr>
-        <w:t>从</w:t>
-      </w:r>
-      <w:r>
-        <w:rPr>
-          <w:sz w:val="21"/>
-          <w:szCs w:val="21"/>
-        </w:rPr>
-        <w:t>2023</w:t>
-      </w:r>
-      <w:r>
-        <w:rPr>
-          <w:sz w:val="21"/>
-          <w:szCs w:val="21"/>
-        </w:rPr>
-        <w:t>年开始异军突起，色阶迅速向深蓝色过渡，</w:t>
-      </w:r>
-      <w:r>
-        <w:rPr>
-          <w:sz w:val="21"/>
-          <w:szCs w:val="21"/>
-        </w:rPr>
-        <w:t>2026</w:t>
-      </w:r>
-      <w:r>
-        <w:rPr>
-          <w:sz w:val="21"/>
-          <w:szCs w:val="21"/>
-        </w:rPr>
-        <w:t>年达到峰值，反映了当前由</w:t>
-      </w:r>
-      <w:r>
-        <w:rPr>
-          <w:sz w:val="21"/>
-          <w:szCs w:val="21"/>
-        </w:rPr>
-        <w:t>LLM</w:t>
-      </w:r>
-      <w:r>
-        <w:rPr>
-          <w:sz w:val="21"/>
-          <w:szCs w:val="21"/>
-        </w:rPr>
-        <w:t>驱动的技术革命浪潮。如</w:t>
-      </w:r>
-      <w:r>
-        <w:rPr>
-          <w:sz w:val="21"/>
-          <w:szCs w:val="21"/>
-        </w:rPr>
-        <w:t>robotics</w:t>
-      </w:r>
-      <w:r>
-        <w:rPr>
-          <w:sz w:val="21"/>
-          <w:szCs w:val="21"/>
-        </w:rPr>
-        <w:t>与</w:t>
-      </w:r>
-      <w:r>
-        <w:rPr>
-          <w:sz w:val="21"/>
-          <w:szCs w:val="21"/>
-        </w:rPr>
-        <w:t>optimization</w:t>
-      </w:r>
-      <w:r>
-        <w:rPr>
-          <w:sz w:val="21"/>
-          <w:szCs w:val="21"/>
-        </w:rPr>
-        <w:t>领域，在经历长时间的积淀后，其热度在</w:t>
-      </w:r>
-      <w:r>
-        <w:rPr>
-          <w:sz w:val="21"/>
-          <w:szCs w:val="21"/>
-        </w:rPr>
-        <w:t>2026</w:t>
-      </w:r>
-      <w:r>
-        <w:rPr>
-          <w:sz w:val="21"/>
-          <w:szCs w:val="21"/>
-        </w:rPr>
-        <w:t>年达到最高点，说明传统工程领域正在通过吸纳新兴</w:t>
-      </w:r>
-      <w:r>
-        <w:rPr>
-          <w:sz w:val="21"/>
-          <w:szCs w:val="21"/>
-        </w:rPr>
-        <w:t>AI</w:t>
-      </w:r>
-      <w:r>
-        <w:rPr>
-          <w:sz w:val="21"/>
-          <w:szCs w:val="21"/>
-        </w:rPr>
-        <w:t>模型进行范式升级，产生了强大的协同效应。</w:t>
-      </w:r>
-      <w:r>
-        <w:rPr>
-          <w:rFonts w:hint="eastAsia"/>
-          <w:sz w:val="21"/>
-          <w:szCs w:val="21"/>
-        </w:rPr>
-        <w:t>与</w:t>
-      </w:r>
-      <w:r>
-        <w:rPr>
-          <w:sz w:val="21"/>
-          <w:szCs w:val="21"/>
-        </w:rPr>
-        <w:t>快速爆发领域形成对比，部分领域如</w:t>
-      </w:r>
-      <w:r>
-        <w:rPr>
-          <w:sz w:val="21"/>
-          <w:szCs w:val="21"/>
-        </w:rPr>
-        <w:t>graph-neural-networks</w:t>
-      </w:r>
-      <w:r>
-        <w:rPr>
-          <w:sz w:val="21"/>
-          <w:szCs w:val="21"/>
-        </w:rPr>
-        <w:t>或</w:t>
-      </w:r>
-      <w:r>
-        <w:rPr>
-          <w:sz w:val="21"/>
-          <w:szCs w:val="21"/>
-        </w:rPr>
-        <w:t>unsupervised-learning</w:t>
-      </w:r>
-      <w:r>
-        <w:rPr>
-          <w:sz w:val="21"/>
-          <w:szCs w:val="21"/>
-        </w:rPr>
-        <w:t>的色阶深度在近年趋于平缓，印证了其从前沿热点向平稳应用型领域的角色转型。</w:t>
       </w:r>
     </w:p>
     <w:p>
@@ -5300,16 +5250,16 @@
         <mc:AlternateContent>
           <mc:Choice Requires="wps">
             <w:drawing>
-              <wp:anchor distT="45720" distB="45720" distL="114300" distR="114300" simplePos="0" relativeHeight="251661312" behindDoc="0" locked="0" layoutInCell="1" allowOverlap="1" wp14:anchorId="03AF1376" wp14:editId="79287DCC">
+              <wp:anchor distT="45720" distB="45720" distL="114300" distR="114300" simplePos="0" relativeHeight="251661312" behindDoc="1" locked="0" layoutInCell="1" allowOverlap="1" wp14:anchorId="03AF1376" wp14:editId="4DDB04AC">
                 <wp:simplePos x="0" y="0"/>
                 <wp:positionH relativeFrom="column">
-                  <wp:posOffset>2795276</wp:posOffset>
+                  <wp:posOffset>2898631</wp:posOffset>
                 </wp:positionH>
                 <wp:positionV relativeFrom="paragraph">
-                  <wp:posOffset>164264</wp:posOffset>
+                  <wp:posOffset>1211580</wp:posOffset>
                 </wp:positionV>
-                <wp:extent cx="2360930" cy="1404620"/>
-                <wp:effectExtent l="0" t="0" r="5080" b="2540"/>
+                <wp:extent cx="2263366" cy="1404620"/>
+                <wp:effectExtent l="0" t="0" r="3810" b="0"/>
                 <wp:wrapNone/>
                 <wp:docPr id="217" name="文本框 2"/>
                 <wp:cNvGraphicFramePr>
@@ -5324,7 +5274,7 @@
                       <wps:spPr bwMode="auto">
                         <a:xfrm>
                           <a:off x="0" y="0"/>
-                          <a:ext cx="2360930" cy="1404620"/>
+                          <a:ext cx="2263366" cy="1404620"/>
                         </a:xfrm>
                         <a:prstGeom prst="rect">
                           <a:avLst/>
@@ -5344,11 +5294,7 @@
                           <w:p>
                             <w:pPr>
                               <w:spacing w:line="300" w:lineRule="auto"/>
-                              <w:ind w:firstLineChars="200" w:firstLine="360"/>
                               <w:jc w:val="center"/>
-                              <w:rPr>
-                                <w:rFonts w:hint="eastAsia"/>
-                              </w:rPr>
                             </w:pPr>
                             <w:r>
                               <w:rPr>
@@ -5384,7 +5330,7 @@
                   </a:graphicData>
                 </a:graphic>
                 <wp14:sizeRelH relativeFrom="margin">
-                  <wp14:pctWidth>40000</wp14:pctWidth>
+                  <wp14:pctWidth>0</wp14:pctWidth>
                 </wp14:sizeRelH>
                 <wp14:sizeRelV relativeFrom="margin">
                   <wp14:pctHeight>20000</wp14:pctHeight>
@@ -5398,17 +5344,13 @@
                 <v:stroke joinstyle="miter"/>
                 <v:path gradientshapeok="t" o:connecttype="rect"/>
               </v:shapetype>
-              <v:shape id="文本框 2" o:spid="_x0000_s1026" type="#_x0000_t202" style="position:absolute;left:0;text-align:left;margin-left:220.1pt;margin-top:12.95pt;width:185.9pt;height:110.6pt;z-index:251661312;visibility:visible;mso-wrap-style:square;mso-width-percent:400;mso-height-percent:200;mso-wrap-distance-left:9pt;mso-wrap-distance-top:3.6pt;mso-wrap-distance-right:9pt;mso-wrap-distance-bottom:3.6pt;mso-position-horizontal:absolute;mso-position-horizontal-relative:text;mso-position-vertical:absolute;mso-position-vertical-relative:text;mso-width-percent:400;mso-height-percent:200;mso-width-relative:margin;mso-height-relative:margin;v-text-anchor:top" o:gfxdata="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" stroked="f">
+              <v:shape id="文本框 2" o:spid="_x0000_s1026" type="#_x0000_t202" style="position:absolute;left:0;text-align:left;margin-left:228.25pt;margin-top:95.4pt;width:178.2pt;height:110.6pt;z-index:-251655168;visibility:visible;mso-wrap-style:square;mso-width-percent:0;mso-height-percent:200;mso-wrap-distance-left:9pt;mso-wrap-distance-top:3.6pt;mso-wrap-distance-right:9pt;mso-wrap-distance-bottom:3.6pt;mso-position-horizontal:absolute;mso-position-horizontal-relative:text;mso-position-vertical:absolute;mso-position-vertical-relative:text;mso-width-percent:0;mso-height-percent:200;mso-width-relative:margin;mso-height-relative:margin;v-text-anchor:top" o:gfxdata="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" stroked="f">
                 <v:textbox style="mso-fit-shape-to-text:t">
                   <w:txbxContent>
                     <w:p>
                       <w:pPr>
                         <w:spacing w:line="300" w:lineRule="auto"/>
-                        <w:ind w:firstLineChars="200" w:firstLine="360"/>
                         <w:jc w:val="center"/>
-                        <w:rPr>
-                          <w:rFonts w:hint="eastAsia"/>
-                        </w:rPr>
                       </w:pPr>
                       <w:r>
                         <w:rPr>
@@ -5447,6 +5389,214 @@
           <w:sz w:val="21"/>
           <w:szCs w:val="21"/>
         </w:rPr>
+        <w:t>生成式</w:t>
+      </w:r>
+      <w:r>
+        <w:rPr>
+          <w:sz w:val="21"/>
+          <w:szCs w:val="21"/>
+        </w:rPr>
+        <w:t>AI</w:t>
+      </w:r>
+      <w:r>
+        <w:rPr>
+          <w:sz w:val="21"/>
+          <w:szCs w:val="21"/>
+        </w:rPr>
+        <w:t>的统治力</w:t>
+      </w:r>
+      <w:r>
+        <w:rPr>
+          <w:sz w:val="21"/>
+          <w:szCs w:val="21"/>
+        </w:rPr>
+        <w:t>large-language-model</w:t>
+      </w:r>
+      <w:r>
+        <w:rPr>
+          <w:sz w:val="21"/>
+          <w:szCs w:val="21"/>
+        </w:rPr>
+        <w:t>与</w:t>
+      </w:r>
+      <w:r>
+        <w:rPr>
+          <w:sz w:val="21"/>
+          <w:szCs w:val="21"/>
+        </w:rPr>
+        <w:t>transformer</w:t>
+      </w:r>
+      <w:r>
+        <w:rPr>
+          <w:sz w:val="21"/>
+          <w:szCs w:val="21"/>
+        </w:rPr>
+        <w:t>从</w:t>
+      </w:r>
+      <w:r>
+        <w:rPr>
+          <w:sz w:val="21"/>
+          <w:szCs w:val="21"/>
+        </w:rPr>
+        <w:t>2023</w:t>
+      </w:r>
+      <w:r>
+        <w:rPr>
+          <w:sz w:val="21"/>
+          <w:szCs w:val="21"/>
+        </w:rPr>
+        <w:t>年开始异军突起，色阶迅速向深蓝色过渡，</w:t>
+      </w:r>
+      <w:r>
+        <w:rPr>
+          <w:sz w:val="21"/>
+          <w:szCs w:val="21"/>
+        </w:rPr>
+        <w:t>2026</w:t>
+      </w:r>
+      <w:r>
+        <w:rPr>
+          <w:sz w:val="21"/>
+          <w:szCs w:val="21"/>
+        </w:rPr>
+        <w:t>年达到峰值，反映了当前由</w:t>
+      </w:r>
+      <w:r>
+        <w:rPr>
+          <w:sz w:val="21"/>
+          <w:szCs w:val="21"/>
+        </w:rPr>
+        <w:t>LLM</w:t>
+      </w:r>
+      <w:r>
+        <w:rPr>
+          <w:sz w:val="21"/>
+          <w:szCs w:val="21"/>
+        </w:rPr>
+        <w:t>驱动的技术革命浪潮。如</w:t>
+      </w:r>
+      <w:r>
+        <w:rPr>
+          <w:sz w:val="21"/>
+          <w:szCs w:val="21"/>
+        </w:rPr>
+        <w:t>robotics</w:t>
+      </w:r>
+      <w:r>
+        <w:rPr>
+          <w:sz w:val="21"/>
+          <w:szCs w:val="21"/>
+        </w:rPr>
+        <w:t>与</w:t>
+      </w:r>
+      <w:r>
+        <w:rPr>
+          <w:sz w:val="21"/>
+          <w:szCs w:val="21"/>
+        </w:rPr>
+        <w:t>optimization</w:t>
+      </w:r>
+      <w:r>
+        <w:rPr>
+          <w:sz w:val="21"/>
+          <w:szCs w:val="21"/>
+        </w:rPr>
+        <w:t>领域，在经历长时间的积淀后，</w:t>
+      </w:r>
+      <w:r>
+        <w:rPr>
+          <w:sz w:val="21"/>
+          <w:szCs w:val="21"/>
+        </w:rPr>
+        <w:lastRenderedPageBreak/>
+        <w:t>其热度在</w:t>
+      </w:r>
+      <w:r>
+        <w:rPr>
+          <w:sz w:val="21"/>
+          <w:szCs w:val="21"/>
+        </w:rPr>
+        <w:t>2026</w:t>
+      </w:r>
+      <w:r>
+        <w:rPr>
+          <w:sz w:val="21"/>
+          <w:szCs w:val="21"/>
+        </w:rPr>
+        <w:t>年达到最高点，说明传统工程领域正在通过吸纳新兴</w:t>
+      </w:r>
+      <w:r>
+        <w:rPr>
+          <w:sz w:val="21"/>
+          <w:szCs w:val="21"/>
+        </w:rPr>
+        <w:t>AI</w:t>
+      </w:r>
+      <w:r>
+        <w:rPr>
+          <w:sz w:val="21"/>
+          <w:szCs w:val="21"/>
+        </w:rPr>
+        <w:t>模型进行范式升级，产生了强大的协同效应。</w:t>
+      </w:r>
+      <w:r>
+        <w:rPr>
+          <w:rFonts w:hint="eastAsia"/>
+          <w:sz w:val="21"/>
+          <w:szCs w:val="21"/>
+        </w:rPr>
+        <w:t>与</w:t>
+      </w:r>
+      <w:r>
+        <w:rPr>
+          <w:sz w:val="21"/>
+          <w:szCs w:val="21"/>
+        </w:rPr>
+        <w:t>快速爆发领域形成对比，部分领域如</w:t>
+      </w:r>
+      <w:r>
+        <w:rPr>
+          <w:sz w:val="21"/>
+          <w:szCs w:val="21"/>
+        </w:rPr>
+        <w:t>graph-neural-networks</w:t>
+      </w:r>
+      <w:r>
+        <w:rPr>
+          <w:sz w:val="21"/>
+          <w:szCs w:val="21"/>
+        </w:rPr>
+        <w:t>或</w:t>
+      </w:r>
+      <w:r>
+        <w:rPr>
+          <w:sz w:val="21"/>
+          <w:szCs w:val="21"/>
+        </w:rPr>
+        <w:t>unsupervised-learning</w:t>
+      </w:r>
+      <w:r>
+        <w:rPr>
+          <w:sz w:val="21"/>
+          <w:szCs w:val="21"/>
+        </w:rPr>
+        <w:t>的色阶深度在近年趋于平缓，印证了其从前沿热点向平稳应用型领域的角色转型。</w:t>
+      </w:r>
+    </w:p>
+    <w:p>
+      <w:pPr>
+        <w:spacing w:line="300" w:lineRule="auto"/>
+        <w:ind w:firstLineChars="200" w:firstLine="420"/>
+        <w:rPr>
+          <w:sz w:val="21"/>
+          <w:szCs w:val="21"/>
+        </w:rPr>
+      </w:pPr>
+      <w:r>
+        <w:rPr>
+          <w:sz w:val="21"/>
+          <w:szCs w:val="21"/>
+        </w:rPr>
         <w:t>综上所述，热力图揭示了开源生态中</w:t>
       </w:r>
       <w:r>
@@ -5518,7 +5668,6 @@
           <w:sz w:val="21"/>
           <w:szCs w:val="21"/>
         </w:rPr>
-        <w:lastRenderedPageBreak/>
         <w:t xml:space="preserve">4.4.3 </w:t>
       </w:r>
       <w:r>
@@ -5534,24 +5683,23 @@
         <w:spacing w:line="300" w:lineRule="auto"/>
         <w:ind w:firstLineChars="200" w:firstLine="420"/>
         <w:rPr>
+          <w:sz w:val="21"/>
+          <w:szCs w:val="21"/>
+        </w:rPr>
+      </w:pPr>
+      <w:r>
+        <w:rPr>
+          <w:sz w:val="21"/>
+          <w:szCs w:val="21"/>
+        </w:rPr>
+        <w:t>本节主要通过构建质量评估矩阵</w:t>
+      </w:r>
+      <w:r>
+        <w:rPr>
           <w:rFonts w:hint="eastAsia"/>
           <w:sz w:val="21"/>
           <w:szCs w:val="21"/>
         </w:rPr>
-      </w:pPr>
-      <w:r>
-        <w:rPr>
-          <w:sz w:val="21"/>
-          <w:szCs w:val="21"/>
-        </w:rPr>
-        <w:t>本节主要通过构建质量评估矩阵</w:t>
-      </w:r>
-      <w:r>
-        <w:rPr>
-          <w:rFonts w:hint="eastAsia"/>
-          <w:sz w:val="21"/>
-          <w:szCs w:val="21"/>
-        </w:rPr>
         <w:t>、</w:t>
       </w:r>
       <w:r>
@@ -5603,6 +5751,7 @@
       </w:pPr>
       <w:r>
         <w:rPr>
+          <w:noProof/>
           <w:sz w:val="21"/>
           <w:szCs w:val="21"/>
         </w:rPr>
@@ -5644,6 +5793,7 @@
       </w:r>
       <w:r>
         <w:rPr>
+          <w:noProof/>
           <w:sz w:val="21"/>
           <w:szCs w:val="21"/>
         </w:rPr>
@@ -5689,9 +5839,6 @@
         <w:spacing w:line="300" w:lineRule="auto"/>
         <w:ind w:firstLineChars="200" w:firstLine="360"/>
         <w:jc w:val="center"/>
-        <w:rPr>
-          <w:rFonts w:hint="eastAsia"/>
-        </w:rPr>
       </w:pPr>
       <w:r>
         <w:rPr>
@@ -5707,7 +5854,7 @@
           <w:sz w:val="18"/>
           <w:szCs w:val="18"/>
         </w:rPr>
-        <w:t>7</w:t>
+        <w:t xml:space="preserve">7  </w:t>
       </w:r>
       <w:r>
         <w:rPr>
@@ -5715,7 +5862,7 @@
           <w:sz w:val="18"/>
           <w:szCs w:val="18"/>
         </w:rPr>
-        <w:t xml:space="preserve"> </w:t>
+        <w:t>左：开源项目质量评估</w:t>
       </w:r>
       <w:r>
         <w:rPr>
@@ -5731,39 +5878,7 @@
           <w:sz w:val="18"/>
           <w:szCs w:val="18"/>
         </w:rPr>
-        <w:t>左：</w:t>
-      </w:r>
-      <w:r>
-        <w:rPr>
-          <w:rFonts w:eastAsia="仿宋" w:cs="Times New Roman" w:hint="eastAsia"/>
-          <w:sz w:val="18"/>
-          <w:szCs w:val="18"/>
-        </w:rPr>
-        <w:t>开源项目质量评估</w:t>
-      </w:r>
-      <w:r>
-        <w:rPr>
-          <w:rFonts w:eastAsia="仿宋" w:cs="Times New Roman" w:hint="eastAsia"/>
-          <w:sz w:val="18"/>
-          <w:szCs w:val="18"/>
-        </w:rPr>
-        <w:t xml:space="preserve"> </w:t>
-      </w:r>
-      <w:r>
-        <w:rPr>
-          <w:rFonts w:eastAsia="仿宋" w:cs="Times New Roman" w:hint="eastAsia"/>
-          <w:sz w:val="18"/>
-          <w:szCs w:val="18"/>
-        </w:rPr>
-        <w:t>右：</w:t>
-      </w:r>
-      <w:r>
-        <w:rPr>
-          <w:rFonts w:eastAsia="仿宋" w:cs="Times New Roman" w:hint="eastAsia"/>
-          <w:sz w:val="18"/>
-          <w:szCs w:val="18"/>
-        </w:rPr>
-        <w:t>关键词聚类分析</w:t>
+        <w:t>右：关键词聚类分析</w:t>
       </w:r>
     </w:p>
     <w:p>
@@ -6244,85 +6359,91 @@
         <w:spacing w:line="300" w:lineRule="auto"/>
         <w:ind w:firstLineChars="200" w:firstLine="420"/>
         <w:rPr>
+          <w:sz w:val="21"/>
+          <w:szCs w:val="21"/>
+        </w:rPr>
+      </w:pPr>
+      <w:r>
+        <w:rPr>
+          <w:sz w:val="21"/>
+          <w:szCs w:val="21"/>
+        </w:rPr>
+        <w:t>这种聚类结构深刻揭示了当前开源生态的动态演进规律：技术发展的势能正由传统工程范式向高维通用模型快速聚拢，呈现出</w:t>
+      </w:r>
+      <w:r>
+        <w:rPr>
+          <w:sz w:val="21"/>
+          <w:szCs w:val="21"/>
+        </w:rPr>
+        <w:t>“</w:t>
+      </w:r>
+      <w:r>
+        <w:rPr>
+          <w:sz w:val="21"/>
+          <w:szCs w:val="21"/>
+        </w:rPr>
+        <w:t>向心进化</w:t>
+      </w:r>
+      <w:r>
+        <w:rPr>
+          <w:sz w:val="21"/>
+          <w:szCs w:val="21"/>
+        </w:rPr>
+        <w:t>”</w:t>
+      </w:r>
+      <w:r>
+        <w:rPr>
+          <w:sz w:val="21"/>
+          <w:szCs w:val="21"/>
+        </w:rPr>
+        <w:t>的特征。影响力与潜力的高耦合度证明了</w:t>
+      </w:r>
+      <w:r>
+        <w:rPr>
+          <w:sz w:val="21"/>
+          <w:szCs w:val="21"/>
+        </w:rPr>
+        <w:lastRenderedPageBreak/>
+        <w:t>马太效应在开源社区的广泛存在</w:t>
+      </w:r>
+      <w:r>
+        <w:rPr>
+          <w:sz w:val="21"/>
+          <w:szCs w:val="21"/>
+        </w:rPr>
+        <w:t>——</w:t>
+      </w:r>
+      <w:r>
+        <w:rPr>
+          <w:sz w:val="21"/>
+          <w:szCs w:val="21"/>
+        </w:rPr>
+        <w:t>前沿技术在聚集社区关注的同时，也激发了更频繁的社区反馈与迭代，形成良性循环。</w:t>
+      </w:r>
+    </w:p>
+    <w:p>
+      <w:pPr>
+        <w:spacing w:line="300" w:lineRule="auto"/>
+        <w:rPr>
+          <w:sz w:val="21"/>
+          <w:szCs w:val="21"/>
+        </w:rPr>
+      </w:pPr>
+    </w:p>
+    <w:p>
+      <w:pPr>
+        <w:spacing w:line="300" w:lineRule="auto"/>
+        <w:rPr>
+          <w:sz w:val="21"/>
+          <w:szCs w:val="21"/>
+        </w:rPr>
+      </w:pPr>
+      <w:r>
+        <w:rPr>
           <w:rFonts w:hint="eastAsia"/>
           <w:sz w:val="21"/>
           <w:szCs w:val="21"/>
         </w:rPr>
-      </w:pPr>
-      <w:r>
-        <w:rPr>
-          <w:sz w:val="21"/>
-          <w:szCs w:val="21"/>
-        </w:rPr>
-        <w:t>这种聚类结构深刻揭示了当前开源生态的动态演进规律：技术发展的势能正由传统工程范式向高维通用模型快速聚拢，呈现出</w:t>
-      </w:r>
-      <w:r>
-        <w:rPr>
-          <w:sz w:val="21"/>
-          <w:szCs w:val="21"/>
-        </w:rPr>
-        <w:t>“</w:t>
-      </w:r>
-      <w:r>
-        <w:rPr>
-          <w:sz w:val="21"/>
-          <w:szCs w:val="21"/>
-        </w:rPr>
-        <w:t>向心进化</w:t>
-      </w:r>
-      <w:r>
-        <w:rPr>
-          <w:sz w:val="21"/>
-          <w:szCs w:val="21"/>
-        </w:rPr>
-        <w:t>”</w:t>
-      </w:r>
-      <w:r>
-        <w:rPr>
-          <w:sz w:val="21"/>
-          <w:szCs w:val="21"/>
-        </w:rPr>
-        <w:t>的特征。影响力与潜力的高耦合度证明了马太效应在开源社区的广泛存在</w:t>
-      </w:r>
-      <w:r>
-        <w:rPr>
-          <w:sz w:val="21"/>
-          <w:szCs w:val="21"/>
-        </w:rPr>
-        <w:t>——</w:t>
-      </w:r>
-      <w:r>
-        <w:rPr>
-          <w:sz w:val="21"/>
-          <w:szCs w:val="21"/>
-        </w:rPr>
-        <w:t>前沿技术在聚集社区关注的同时，也激发了更频繁的社区反馈与迭代，形成良性循环。</w:t>
-      </w:r>
-    </w:p>
-    <w:p>
-      <w:pPr>
-        <w:spacing w:line="300" w:lineRule="auto"/>
-        <w:rPr>
-          <w:rFonts w:hint="eastAsia"/>
-          <w:sz w:val="21"/>
-          <w:szCs w:val="21"/>
-        </w:rPr>
-      </w:pPr>
-    </w:p>
-    <w:p>
-      <w:pPr>
-        <w:spacing w:line="300" w:lineRule="auto"/>
-        <w:rPr>
-          <w:sz w:val="21"/>
-          <w:szCs w:val="21"/>
-        </w:rPr>
-      </w:pPr>
-      <w:r>
-        <w:rPr>
-          <w:rFonts w:hint="eastAsia"/>
-          <w:sz w:val="21"/>
-          <w:szCs w:val="21"/>
-        </w:rPr>
         <w:t xml:space="preserve">4.4.4 </w:t>
       </w:r>
       <w:r>
@@ -6347,17 +6468,16 @@
         <w:spacing w:line="300" w:lineRule="auto"/>
         <w:ind w:firstLineChars="200" w:firstLine="420"/>
         <w:rPr>
-          <w:rFonts w:hint="eastAsia"/>
-          <w:sz w:val="21"/>
-          <w:szCs w:val="21"/>
-        </w:rPr>
-      </w:pPr>
-      <w:r>
-        <w:rPr>
-          <w:sz w:val="21"/>
-          <w:szCs w:val="21"/>
-        </w:rPr>
-        <w:t>本节通过词云可视化技术，将成</w:t>
+          <w:sz w:val="21"/>
+          <w:szCs w:val="21"/>
+        </w:rPr>
+      </w:pPr>
+      <w:r>
+        <w:rPr>
+          <w:sz w:val="21"/>
+          <w:szCs w:val="21"/>
+        </w:rPr>
+        <w:t>本节通过词云可视化技术，将</w:t>
       </w:r>
       <w:r>
         <w:rPr>
@@ -6421,7 +6541,6 @@
           <w:sz w:val="21"/>
           <w:szCs w:val="21"/>
         </w:rPr>
-        <w:lastRenderedPageBreak/>
         <mc:AlternateContent>
           <mc:Choice Requires="wps">
             <w:drawing>
@@ -6470,9 +6589,6 @@
                             <w:pPr>
                               <w:spacing w:line="300" w:lineRule="auto"/>
                               <w:jc w:val="center"/>
-                              <w:rPr>
-                                <w:rFonts w:hint="eastAsia"/>
-                              </w:rPr>
                             </w:pPr>
                             <w:r>
                               <w:rPr>
@@ -6488,15 +6604,7 @@
                                 <w:sz w:val="18"/>
                                 <w:szCs w:val="18"/>
                               </w:rPr>
-                              <w:t>8</w:t>
-                            </w:r>
-                            <w:r>
-                              <w:rPr>
-                                <w:rFonts w:eastAsia="仿宋" w:cs="Times New Roman" w:hint="eastAsia"/>
-                                <w:sz w:val="18"/>
-                                <w:szCs w:val="18"/>
-                              </w:rPr>
-                              <w:t xml:space="preserve"> </w:t>
+                              <w:t xml:space="preserve">8 </w:t>
                             </w:r>
                             <w:r>
                               <w:rPr>
@@ -6533,9 +6641,6 @@
                       <w:pPr>
                         <w:spacing w:line="300" w:lineRule="auto"/>
                         <w:jc w:val="center"/>
-                        <w:rPr>
-                          <w:rFonts w:hint="eastAsia"/>
-                        </w:rPr>
                       </w:pPr>
                       <w:r>
                         <w:rPr>
@@ -6551,15 +6656,7 @@
                           <w:sz w:val="18"/>
                           <w:szCs w:val="18"/>
                         </w:rPr>
-                        <w:t>8</w:t>
-                      </w:r>
-                      <w:r>
-                        <w:rPr>
-                          <w:rFonts w:eastAsia="仿宋" w:cs="Times New Roman" w:hint="eastAsia"/>
-                          <w:sz w:val="18"/>
-                          <w:szCs w:val="18"/>
-                        </w:rPr>
-                        <w:t xml:space="preserve"> </w:t>
+                        <w:t xml:space="preserve">8 </w:t>
                       </w:r>
                       <w:r>
                         <w:rPr>
@@ -6579,6 +6676,7 @@
       </w:r>
       <w:r>
         <w:rPr>
+          <w:noProof/>
           <w:sz w:val="21"/>
           <w:szCs w:val="21"/>
         </w:rPr>
@@ -7053,7 +7151,15 @@
           <w:sz w:val="21"/>
           <w:szCs w:val="21"/>
         </w:rPr>
-        <w:t>目前的技术演进呈现出显著的马太效应，大模型、多模态及优化算法等前沿领域不仅占据了最高的影响力与增长斜率，还通过强大的跨领域兼容性，带动了传统机器人学、计算机视觉等领域的智能化重构。与此同时，数据表明技术影响力与维护质量正形成紧密的闭环：影响力越高的领域，往往具备更丰富的技术标签与社区参与机制。这种演进逻辑意味着，未来的技术领先地位不再单纯依赖算法的先进性，更取决于其能否通过标准化、开放的生态接口构建跨领域的协同能力。简而言之，当下的开源生态已进化为一个高度活跃的集群，人工智能作为核心引擎，正在持续重塑传统工程领域的生命周期轨迹，推动其向高维、智能、协同的工程化方向迭代。</w:t>
+        <w:t>目前的技术演进呈现出显著的马太效应，大模型、多模态及优化算法等前沿领域不仅占据了最高的影响力与增长斜率，还通过强大的跨领域兼容性，带动了传统机器人学、计算机视觉等领域的智能化重构。与此同时，数据表明技术影响力与维护质量正形成紧密的闭环：影响力越高的领域，往往具备更丰富的技术标签与社区参与机制。这种演进逻辑意味着，未来的技术领先地位不再单纯依赖算法的先进性，更取决于其能否通过标准化、开放的生态接口构建跨领域的协同能力。简而言之，当下的开源生态已进化为一个高度活跃的集群，人工</w:t>
+      </w:r>
+      <w:r>
+        <w:rPr>
+          <w:sz w:val="21"/>
+          <w:szCs w:val="21"/>
+        </w:rPr>
+        <w:lastRenderedPageBreak/>
+        <w:t>智能作为核心引擎，正在持续重塑传统工程领域的生命周期轨迹，推动其向高维、智能、协同的工程化方向迭代。</w:t>
       </w:r>
     </w:p>
     <w:p>
@@ -7175,7 +7281,6 @@
           <w:sz w:val="21"/>
           <w:szCs w:val="21"/>
         </w:rPr>
-        <w:lastRenderedPageBreak/>
         <w:t>平台后端集成</w:t>
       </w:r>
       <w:r>
@@ -7586,6 +7691,7 @@
       </w:pPr>
       <w:r>
         <w:rPr>
+          <w:noProof/>
           <w:sz w:val="21"/>
           <w:szCs w:val="21"/>
         </w:rPr>
@@ -7633,6 +7739,7 @@
       </w:r>
       <w:r>
         <w:rPr>
+          <w:noProof/>
           <w:sz w:val="21"/>
           <w:szCs w:val="21"/>
         </w:rPr>
@@ -7678,18 +7785,26 @@
         <w:spacing w:line="300" w:lineRule="auto"/>
         <w:jc w:val="center"/>
         <w:rPr>
+          <w:rFonts w:eastAsia="仿宋" w:cs="Times New Roman"/>
+          <w:sz w:val="18"/>
+          <w:szCs w:val="18"/>
+        </w:rPr>
+      </w:pPr>
+      <w:r>
+        <w:rPr>
           <w:rFonts w:eastAsia="仿宋" w:cs="Times New Roman" w:hint="eastAsia"/>
           <w:sz w:val="18"/>
           <w:szCs w:val="18"/>
         </w:rPr>
-      </w:pPr>
+        <w:t>图</w:t>
+      </w:r>
       <w:r>
         <w:rPr>
           <w:rFonts w:eastAsia="仿宋" w:cs="Times New Roman" w:hint="eastAsia"/>
           <w:sz w:val="18"/>
           <w:szCs w:val="18"/>
         </w:rPr>
-        <w:t>图</w:t>
+        <w:t xml:space="preserve">9 </w:t>
       </w:r>
       <w:r>
         <w:rPr>
@@ -7697,7 +7812,7 @@
           <w:sz w:val="18"/>
           <w:szCs w:val="18"/>
         </w:rPr>
-        <w:t>9</w:t>
+        <w:t>数据可视化平台展示（具体完整流程见</w:t>
       </w:r>
       <w:r>
         <w:rPr>
@@ -7713,7 +7828,7 @@
           <w:sz w:val="18"/>
           <w:szCs w:val="18"/>
         </w:rPr>
-        <w:t>数据可视化平台展示（具体完整流程见</w:t>
+        <w:t>可视化平台演示</w:t>
       </w:r>
       <w:r>
         <w:rPr>
@@ -7721,7 +7836,7 @@
           <w:sz w:val="18"/>
           <w:szCs w:val="18"/>
         </w:rPr>
-        <w:t xml:space="preserve"> </w:t>
+        <w:t>.mp4</w:t>
       </w:r>
       <w:r>
         <w:rPr>
@@ -7729,22 +7844,6 @@
           <w:sz w:val="18"/>
           <w:szCs w:val="18"/>
         </w:rPr>
-        <w:t>可视化平台演示</w:t>
-      </w:r>
-      <w:r>
-        <w:rPr>
-          <w:rFonts w:eastAsia="仿宋" w:cs="Times New Roman" w:hint="eastAsia"/>
-          <w:sz w:val="18"/>
-          <w:szCs w:val="18"/>
-        </w:rPr>
-        <w:t>.mp4</w:t>
-      </w:r>
-      <w:r>
-        <w:rPr>
-          <w:rFonts w:eastAsia="仿宋" w:cs="Times New Roman" w:hint="eastAsia"/>
-          <w:sz w:val="18"/>
-          <w:szCs w:val="18"/>
-        </w:rPr>
         <w:t>）</w:t>
       </w:r>
     </w:p>
@@ -7844,6 +7943,7 @@
           <w:b/>
           <w:bCs/>
         </w:rPr>
+        <w:lastRenderedPageBreak/>
         <w:t xml:space="preserve">5 </w:t>
       </w:r>
       <w:r>
@@ -8057,7 +8157,6 @@
           <w:sz w:val="21"/>
           <w:szCs w:val="21"/>
         </w:rPr>
-        <w:lastRenderedPageBreak/>
         <w:t>深化算法模型的预测能力</w:t>
       </w:r>
       <w:r>
@@ -8144,6 +8243,30 @@
         </w:rPr>
         <w:t>DBSCAN</w:t>
       </w:r>
+      <w:r>
+        <w:rPr>
+          <w:sz w:val="21"/>
+          <w:szCs w:val="21"/>
+        </w:rPr>
+        <w:t>或</w:t>
+      </w:r>
+      <w:r>
+        <w:rPr>
+          <w:sz w:val="21"/>
+          <w:szCs w:val="21"/>
+        </w:rPr>
+        <w:t>层次聚类，以更好地处理噪声数据并识别不同演进阶段的技术边缘形态。</w:t>
+      </w:r>
+    </w:p>
+    <w:p>
+      <w:pPr>
+        <w:spacing w:line="300" w:lineRule="auto"/>
+        <w:ind w:firstLineChars="200" w:firstLine="422"/>
+        <w:rPr>
+          <w:sz w:val="21"/>
+          <w:szCs w:val="21"/>
+        </w:rPr>
+      </w:pPr>
       <w:r>
         <w:rPr>
           <w:b/>
@@ -8151,212 +8274,475 @@
           <w:sz w:val="21"/>
           <w:szCs w:val="21"/>
         </w:rPr>
-        <w:t>或</w:t>
-      </w:r>
-      <w:r>
-        <w:rPr>
-          <w:sz w:val="21"/>
-          <w:szCs w:val="21"/>
-        </w:rPr>
-        <w:t>层次聚类，以更好地处理噪声数据并识别不同演进阶段的技术边缘形态。</w:t>
-      </w:r>
-    </w:p>
-    <w:p>
-      <w:pPr>
-        <w:spacing w:line="300" w:lineRule="auto"/>
-        <w:ind w:firstLineChars="200" w:firstLine="422"/>
-        <w:rPr>
-          <w:sz w:val="21"/>
-          <w:szCs w:val="21"/>
-        </w:rPr>
-      </w:pPr>
-      <w:r>
+        <w:t>拓展多维度关联特征工程</w:t>
+      </w:r>
+      <w:r>
+        <w:rPr>
+          <w:sz w:val="21"/>
+          <w:szCs w:val="21"/>
+        </w:rPr>
+        <w:t>：当前的关联分析主要基于标签共现，未来可增加对</w:t>
+      </w:r>
+      <w:r>
+        <w:rPr>
+          <w:sz w:val="21"/>
+          <w:szCs w:val="21"/>
+        </w:rPr>
+        <w:t>“</w:t>
+      </w:r>
+      <w:r>
+        <w:rPr>
+          <w:sz w:val="21"/>
+          <w:szCs w:val="21"/>
+        </w:rPr>
+        <w:t>贡献者社交网络</w:t>
+      </w:r>
+      <w:r>
+        <w:rPr>
+          <w:sz w:val="21"/>
+          <w:szCs w:val="21"/>
+        </w:rPr>
+        <w:t>”</w:t>
+      </w:r>
+      <w:r>
+        <w:rPr>
+          <w:sz w:val="21"/>
+          <w:szCs w:val="21"/>
+        </w:rPr>
+        <w:t>与</w:t>
+      </w:r>
+      <w:r>
+        <w:rPr>
+          <w:sz w:val="21"/>
+          <w:szCs w:val="21"/>
+        </w:rPr>
+        <w:t>“</w:t>
+      </w:r>
+      <w:r>
+        <w:rPr>
+          <w:sz w:val="21"/>
+          <w:szCs w:val="21"/>
+        </w:rPr>
+        <w:t>代码依赖关系</w:t>
+      </w:r>
+      <w:r>
+        <w:rPr>
+          <w:sz w:val="21"/>
+          <w:szCs w:val="21"/>
+        </w:rPr>
+        <w:t>”</w:t>
+      </w:r>
+      <w:r>
+        <w:rPr>
+          <w:sz w:val="21"/>
+          <w:szCs w:val="21"/>
+        </w:rPr>
+        <w:t>的维度挖掘。通过构建技术领域的知识图谱，深度分析技术</w:t>
+      </w:r>
+      <w:proofErr w:type="gramStart"/>
+      <w:r>
+        <w:rPr>
+          <w:sz w:val="21"/>
+          <w:szCs w:val="21"/>
+        </w:rPr>
+        <w:t>栈</w:t>
+      </w:r>
+      <w:proofErr w:type="gramEnd"/>
+      <w:r>
+        <w:rPr>
+          <w:sz w:val="21"/>
+          <w:szCs w:val="21"/>
+        </w:rPr>
+        <w:t>之间的依赖性与替代性，从而揭示更深层次的技术扩散路径，而不局限于表面上的热度关联。</w:t>
+      </w:r>
+    </w:p>
+    <w:p>
+      <w:pPr>
+        <w:spacing w:line="300" w:lineRule="auto"/>
+        <w:ind w:firstLineChars="200" w:firstLine="420"/>
+        <w:rPr>
+          <w:sz w:val="21"/>
+          <w:szCs w:val="21"/>
+        </w:rPr>
+      </w:pPr>
+      <w:r>
+        <w:rPr>
+          <w:sz w:val="21"/>
+          <w:szCs w:val="21"/>
+        </w:rPr>
+        <w:t>这些改进方向将使研究不仅停留在对过去技术趋势的描述性统计层面，更具备了对未来技术创新路径的科学预测能力，从而将分析平台打造</w:t>
+      </w:r>
+      <w:proofErr w:type="gramStart"/>
+      <w:r>
+        <w:rPr>
+          <w:sz w:val="21"/>
+          <w:szCs w:val="21"/>
+        </w:rPr>
+        <w:t>成具备</w:t>
+      </w:r>
+      <w:proofErr w:type="gramEnd"/>
+      <w:r>
+        <w:rPr>
+          <w:sz w:val="21"/>
+          <w:szCs w:val="21"/>
+        </w:rPr>
+        <w:t>行业影响力的开源生态观测站。</w:t>
+      </w:r>
+    </w:p>
+    <w:p>
+      <w:pPr>
+        <w:spacing w:line="300" w:lineRule="auto"/>
+        <w:rPr>
+          <w:sz w:val="21"/>
+          <w:szCs w:val="21"/>
+        </w:rPr>
+      </w:pPr>
+    </w:p>
+    <w:p>
+      <w:pPr>
+        <w:spacing w:line="300" w:lineRule="auto"/>
         <w:rPr>
           <w:b/>
           <w:bCs/>
-          <w:sz w:val="21"/>
-          <w:szCs w:val="21"/>
-        </w:rPr>
-        <w:t>拓展多维度关联特征工程</w:t>
-      </w:r>
-      <w:r>
-        <w:rPr>
-          <w:sz w:val="21"/>
-          <w:szCs w:val="21"/>
-        </w:rPr>
-        <w:t>：当前的关联分析主要基于标签共现，未来可增加对</w:t>
-      </w:r>
-      <w:r>
-        <w:rPr>
-          <w:sz w:val="21"/>
-          <w:szCs w:val="21"/>
-        </w:rPr>
-        <w:t>“</w:t>
-      </w:r>
-      <w:r>
-        <w:rPr>
-          <w:sz w:val="21"/>
-          <w:szCs w:val="21"/>
-        </w:rPr>
-        <w:t>贡献者社交网络</w:t>
-      </w:r>
-      <w:r>
-        <w:rPr>
-          <w:sz w:val="21"/>
-          <w:szCs w:val="21"/>
-        </w:rPr>
-        <w:t>”</w:t>
-      </w:r>
-      <w:r>
-        <w:rPr>
-          <w:sz w:val="21"/>
-          <w:szCs w:val="21"/>
-        </w:rPr>
-        <w:t>与</w:t>
-      </w:r>
-      <w:r>
-        <w:rPr>
-          <w:sz w:val="21"/>
-          <w:szCs w:val="21"/>
-        </w:rPr>
-        <w:t>“</w:t>
-      </w:r>
-      <w:r>
-        <w:rPr>
-          <w:sz w:val="21"/>
-          <w:szCs w:val="21"/>
-        </w:rPr>
-        <w:t>代码依赖关系</w:t>
-      </w:r>
-      <w:r>
-        <w:rPr>
-          <w:sz w:val="21"/>
-          <w:szCs w:val="21"/>
-        </w:rPr>
-        <w:t>”</w:t>
-      </w:r>
-      <w:r>
-        <w:rPr>
-          <w:sz w:val="21"/>
-          <w:szCs w:val="21"/>
-        </w:rPr>
-        <w:t>的维度挖掘。通过构建技术领域的知识图谱，深度分析技术</w:t>
-      </w:r>
-      <w:proofErr w:type="gramStart"/>
-      <w:r>
-        <w:rPr>
-          <w:sz w:val="21"/>
-          <w:szCs w:val="21"/>
-        </w:rPr>
-        <w:t>栈</w:t>
-      </w:r>
-      <w:proofErr w:type="gramEnd"/>
-      <w:r>
-        <w:rPr>
-          <w:sz w:val="21"/>
-          <w:szCs w:val="21"/>
-        </w:rPr>
-        <w:t>之间的依赖性与替代性，从而揭示更深层次的技术扩散路径，而不局限于表面上的热度关联。</w:t>
-      </w:r>
-    </w:p>
-    <w:p>
-      <w:pPr>
-        <w:spacing w:line="300" w:lineRule="auto"/>
-        <w:ind w:firstLineChars="200" w:firstLine="420"/>
-        <w:rPr>
-          <w:sz w:val="21"/>
-          <w:szCs w:val="21"/>
-        </w:rPr>
-      </w:pPr>
-      <w:r>
-        <w:rPr>
-          <w:sz w:val="21"/>
-          <w:szCs w:val="21"/>
-        </w:rPr>
-        <w:t>这些改进方向将使研究不仅停留在对过去技术趋势的描述性统计层面，更具备了对未来技术创新路径的科学预测能力，从而将分析平台打造</w:t>
-      </w:r>
-      <w:proofErr w:type="gramStart"/>
-      <w:r>
-        <w:rPr>
-          <w:sz w:val="21"/>
-          <w:szCs w:val="21"/>
-        </w:rPr>
-        <w:t>成具备</w:t>
-      </w:r>
-      <w:proofErr w:type="gramEnd"/>
-      <w:r>
-        <w:rPr>
-          <w:sz w:val="21"/>
-          <w:szCs w:val="21"/>
-        </w:rPr>
-        <w:t>行业影响力的开源生态观测站。</w:t>
-      </w:r>
-    </w:p>
-    <w:p>
-      <w:pPr>
-        <w:spacing w:line="300" w:lineRule="auto"/>
-        <w:rPr>
-          <w:rFonts w:hint="eastAsia"/>
-          <w:sz w:val="21"/>
-          <w:szCs w:val="21"/>
-        </w:rPr>
-      </w:pPr>
-    </w:p>
-    <w:p>
-      <w:pPr>
-        <w:spacing w:line="300" w:lineRule="auto"/>
+        </w:rPr>
+      </w:pPr>
+      <w:r>
         <w:rPr>
           <w:b/>
           <w:bCs/>
         </w:rPr>
-      </w:pPr>
+        <w:t xml:space="preserve">6. </w:t>
+      </w:r>
       <w:r>
         <w:rPr>
           <w:b/>
           <w:bCs/>
         </w:rPr>
-        <w:t xml:space="preserve">6. </w:t>
-      </w:r>
-      <w:r>
+        <w:t>结语</w:t>
+      </w:r>
+    </w:p>
+    <w:p>
+      <w:pPr>
+        <w:spacing w:line="300" w:lineRule="auto"/>
+        <w:ind w:firstLineChars="200" w:firstLine="420"/>
+        <w:rPr>
+          <w:sz w:val="21"/>
+          <w:szCs w:val="21"/>
+        </w:rPr>
+      </w:pPr>
+      <w:r>
+        <w:rPr>
+          <w:sz w:val="21"/>
+          <w:szCs w:val="21"/>
+        </w:rPr>
+        <w:t>综上所述，本项目通过多维数据挖掘与可视化分析，系统性地揭示了开源人工智能生态的演化逻辑与技术特征。研究表明，开源领域已告别了早期的碎片化代码共享，进入了以大模型架构为驱动、以工程化复用为特征的成熟生态阶段。</w:t>
+      </w:r>
+    </w:p>
+    <w:p>
+      <w:pPr>
+        <w:spacing w:line="300" w:lineRule="auto"/>
+        <w:ind w:firstLineChars="200" w:firstLine="420"/>
+        <w:rPr>
+          <w:sz w:val="21"/>
+          <w:szCs w:val="21"/>
+        </w:rPr>
+      </w:pPr>
+      <w:r>
+        <w:rPr>
+          <w:sz w:val="21"/>
+          <w:szCs w:val="21"/>
+        </w:rPr>
+        <w:t>通过对技术趋势的建模与聚类，我们清晰识别出开源技术</w:t>
+      </w:r>
+      <w:proofErr w:type="gramStart"/>
+      <w:r>
+        <w:rPr>
+          <w:sz w:val="21"/>
+          <w:szCs w:val="21"/>
+        </w:rPr>
+        <w:t>栈</w:t>
+      </w:r>
+      <w:proofErr w:type="gramEnd"/>
+      <w:r>
+        <w:rPr>
+          <w:sz w:val="21"/>
+          <w:szCs w:val="21"/>
+        </w:rPr>
+        <w:t>的演进遵循着</w:t>
+      </w:r>
+      <w:r>
+        <w:rPr>
+          <w:sz w:val="21"/>
+          <w:szCs w:val="21"/>
+        </w:rPr>
+        <w:t>“</w:t>
+      </w:r>
+      <w:r>
+        <w:rPr>
+          <w:sz w:val="21"/>
+          <w:szCs w:val="21"/>
+        </w:rPr>
+        <w:t>向心进化</w:t>
+      </w:r>
+      <w:r>
+        <w:rPr>
+          <w:sz w:val="21"/>
+          <w:szCs w:val="21"/>
+        </w:rPr>
+        <w:t>”</w:t>
+      </w:r>
+      <w:r>
+        <w:rPr>
+          <w:sz w:val="21"/>
+          <w:szCs w:val="21"/>
+        </w:rPr>
+        <w:t>的规律</w:t>
+      </w:r>
+      <w:r>
+        <w:rPr>
+          <w:sz w:val="21"/>
+          <w:szCs w:val="21"/>
+        </w:rPr>
+        <w:t>——</w:t>
+      </w:r>
+      <w:r>
+        <w:rPr>
+          <w:sz w:val="21"/>
+          <w:szCs w:val="21"/>
+        </w:rPr>
+        <w:t>即前沿</w:t>
+      </w:r>
+      <w:r>
+        <w:rPr>
+          <w:sz w:val="21"/>
+          <w:szCs w:val="21"/>
+        </w:rPr>
+        <w:t>AI</w:t>
+      </w:r>
+      <w:r>
+        <w:rPr>
+          <w:sz w:val="21"/>
+          <w:szCs w:val="21"/>
+        </w:rPr>
+        <w:t>模型通过强大的通用性与高性能优势，不断吸纳并带动传统机器人控制、视觉处理等领域的协同升级。同时，数据实证了开源影响力的本质是</w:t>
+      </w:r>
+      <w:r>
+        <w:rPr>
+          <w:sz w:val="21"/>
+          <w:szCs w:val="21"/>
+        </w:rPr>
+        <w:t>“</w:t>
+      </w:r>
+      <w:r>
+        <w:rPr>
+          <w:sz w:val="21"/>
+          <w:szCs w:val="21"/>
+        </w:rPr>
+        <w:t>技术先进性</w:t>
+      </w:r>
+      <w:r>
+        <w:rPr>
+          <w:sz w:val="21"/>
+          <w:szCs w:val="21"/>
+        </w:rPr>
+        <w:t>”</w:t>
+      </w:r>
+      <w:r>
+        <w:rPr>
+          <w:sz w:val="21"/>
+          <w:szCs w:val="21"/>
+        </w:rPr>
+        <w:t>与</w:t>
+      </w:r>
+      <w:r>
+        <w:rPr>
+          <w:sz w:val="21"/>
+          <w:szCs w:val="21"/>
+        </w:rPr>
+        <w:t>“</w:t>
+      </w:r>
+      <w:r>
+        <w:rPr>
+          <w:sz w:val="21"/>
+          <w:szCs w:val="21"/>
+        </w:rPr>
+        <w:t>社区治理质量</w:t>
+      </w:r>
+      <w:r>
+        <w:rPr>
+          <w:sz w:val="21"/>
+          <w:szCs w:val="21"/>
+        </w:rPr>
+        <w:t>”</w:t>
+      </w:r>
+      <w:r>
+        <w:rPr>
+          <w:sz w:val="21"/>
+          <w:szCs w:val="21"/>
+        </w:rPr>
+        <w:t>的双重共振：明星项目不仅</w:t>
+      </w:r>
+      <w:proofErr w:type="gramStart"/>
+      <w:r>
+        <w:rPr>
+          <w:sz w:val="21"/>
+          <w:szCs w:val="21"/>
+        </w:rPr>
+        <w:t>引领着</w:t>
+      </w:r>
+      <w:proofErr w:type="gramEnd"/>
+      <w:r>
+        <w:rPr>
+          <w:sz w:val="21"/>
+          <w:szCs w:val="21"/>
+        </w:rPr>
+        <w:t>技术风向，更通过完善的</w:t>
+      </w:r>
+      <w:r>
+        <w:rPr>
+          <w:sz w:val="21"/>
+          <w:szCs w:val="21"/>
+        </w:rPr>
+        <w:t>Issue</w:t>
+      </w:r>
+      <w:r>
+        <w:rPr>
+          <w:sz w:val="21"/>
+          <w:szCs w:val="21"/>
+        </w:rPr>
+        <w:t>机制与丰富的标签体系，建立了高效的知识共享与反馈闭环。</w:t>
+      </w:r>
+    </w:p>
+    <w:p>
+      <w:pPr>
+        <w:spacing w:line="300" w:lineRule="auto"/>
+        <w:ind w:firstLineChars="200" w:firstLine="420"/>
+        <w:rPr>
+          <w:sz w:val="21"/>
+          <w:szCs w:val="21"/>
+        </w:rPr>
+      </w:pPr>
+      <w:r>
+        <w:rPr>
+          <w:sz w:val="21"/>
+          <w:szCs w:val="21"/>
+        </w:rPr>
+        <w:t>本研究构建的可视化分析平台，不仅为开源数据的量化评估提供了科学方法论，也为理解人工智能技术的扩散路径提供了关键视角。未来，随着技术融合的进一步加深，开源生态将继续作为驱动技术范式转型的核心引擎，持续推动全球开发者社区在协作中创造新的工程奇迹。</w:t>
+      </w:r>
+    </w:p>
+    <w:p>
+      <w:pPr>
+        <w:spacing w:line="300" w:lineRule="auto"/>
+        <w:rPr>
+          <w:sz w:val="21"/>
+          <w:szCs w:val="21"/>
+        </w:rPr>
+      </w:pPr>
+    </w:p>
+    <w:p>
+      <w:pPr>
+        <w:spacing w:line="300" w:lineRule="auto"/>
         <w:rPr>
           <w:b/>
           <w:bCs/>
         </w:rPr>
-        <w:t>结语</w:t>
-      </w:r>
-    </w:p>
-    <w:p>
-      <w:pPr>
-        <w:spacing w:line="300" w:lineRule="auto"/>
-        <w:ind w:firstLineChars="200" w:firstLine="420"/>
-        <w:rPr>
-          <w:sz w:val="21"/>
-          <w:szCs w:val="21"/>
-        </w:rPr>
-      </w:pPr>
-      <w:r>
-        <w:rPr>
-          <w:sz w:val="21"/>
-          <w:szCs w:val="21"/>
-        </w:rPr>
-        <w:t>综上所述，本项目通过多维数据挖掘与可视化分析，系统性地揭示了开源人工智能生态的演化逻辑与技术特征。研究表明，开源领域已告别了早期的碎片化代码共享，进入了以大模型架构为驱动、以工程化复用为特征的成熟生态阶段。</w:t>
-      </w:r>
-    </w:p>
-    <w:p>
-      <w:pPr>
-        <w:spacing w:line="300" w:lineRule="auto"/>
-        <w:ind w:firstLineChars="200" w:firstLine="420"/>
-        <w:rPr>
-          <w:sz w:val="21"/>
-          <w:szCs w:val="21"/>
-        </w:rPr>
-      </w:pPr>
-      <w:r>
-        <w:rPr>
-          <w:sz w:val="21"/>
-          <w:szCs w:val="21"/>
-        </w:rPr>
-        <w:t>通过对技术趋势的建模与聚类，我们清晰识别出开源技术</w:t>
+      </w:pPr>
+      <w:r>
+        <w:rPr>
+          <w:rFonts w:hint="eastAsia"/>
+          <w:b/>
+          <w:bCs/>
+        </w:rPr>
+        <w:t xml:space="preserve">7 </w:t>
+      </w:r>
+      <w:r>
+        <w:rPr>
+          <w:rFonts w:hint="eastAsia"/>
+          <w:b/>
+          <w:bCs/>
+        </w:rPr>
+        <w:t>附录</w:t>
+      </w:r>
+    </w:p>
+    <w:p>
+      <w:pPr>
+        <w:spacing w:line="300" w:lineRule="auto"/>
+        <w:rPr>
+          <w:b/>
+          <w:bCs/>
+          <w:sz w:val="21"/>
+          <w:szCs w:val="21"/>
+        </w:rPr>
+      </w:pPr>
+      <w:r>
+        <w:rPr>
+          <w:rFonts w:hint="eastAsia"/>
+          <w:b/>
+          <w:bCs/>
+          <w:sz w:val="21"/>
+          <w:szCs w:val="21"/>
+        </w:rPr>
+        <w:t>参考文献：</w:t>
+      </w:r>
+    </w:p>
+    <w:p>
+      <w:pPr>
+        <w:pStyle w:val="a9"/>
+        <w:numPr>
+          <w:ilvl w:val="0"/>
+          <w:numId w:val="13"/>
+        </w:numPr>
+        <w:spacing w:line="300" w:lineRule="auto"/>
+        <w:ind w:left="442" w:hanging="442"/>
+        <w:jc w:val="left"/>
+        <w:rPr>
+          <w:sz w:val="21"/>
+          <w:szCs w:val="21"/>
+        </w:rPr>
+      </w:pPr>
+      <w:r>
+        <w:rPr>
+          <w:sz w:val="21"/>
+          <w:szCs w:val="21"/>
+        </w:rPr>
+        <w:t xml:space="preserve">GitHub. The State of the </w:t>
+      </w:r>
+      <w:proofErr w:type="spellStart"/>
+      <w:r>
+        <w:rPr>
+          <w:sz w:val="21"/>
+          <w:szCs w:val="21"/>
+        </w:rPr>
+        <w:t>Octoverse</w:t>
+      </w:r>
+      <w:proofErr w:type="spellEnd"/>
+      <w:r>
+        <w:rPr>
+          <w:sz w:val="21"/>
+          <w:szCs w:val="21"/>
+        </w:rPr>
+        <w:t xml:space="preserve"> 2025[R/OL].</w:t>
+      </w:r>
+      <w:r>
+        <w:rPr>
+          <w:sz w:val="21"/>
+          <w:szCs w:val="21"/>
+        </w:rPr>
+        <w:t xml:space="preserve"> </w:t>
+      </w:r>
+      <w:r>
+        <w:rPr>
+          <w:sz w:val="21"/>
+          <w:szCs w:val="21"/>
+        </w:rPr>
+        <w:t>https://octoverse.github.com.</w:t>
+      </w:r>
+      <w:r>
+        <w:rPr>
+          <w:sz w:val="21"/>
+          <w:szCs w:val="21"/>
+        </w:rPr>
+        <w:t xml:space="preserve"> (2025-11-</w:t>
       </w:r>
       <w:proofErr w:type="gramStart"/>
       <w:r>
@@ -8364,7 +8750,7 @@
           <w:sz w:val="21"/>
           <w:szCs w:val="21"/>
         </w:rPr>
-        <w:t>栈</w:t>
+        <w:t>01)[</w:t>
       </w:r>
       <w:proofErr w:type="gramEnd"/>
       <w:r>
@@ -8372,119 +8758,109 @@
           <w:sz w:val="21"/>
           <w:szCs w:val="21"/>
         </w:rPr>
-        <w:t>的演进遵循着</w:t>
-      </w:r>
-      <w:r>
-        <w:rPr>
-          <w:sz w:val="21"/>
-          <w:szCs w:val="21"/>
-        </w:rPr>
-        <w:t>“</w:t>
-      </w:r>
-      <w:r>
-        <w:rPr>
-          <w:sz w:val="21"/>
-          <w:szCs w:val="21"/>
-        </w:rPr>
-        <w:t>向心进化</w:t>
-      </w:r>
-      <w:r>
-        <w:rPr>
-          <w:sz w:val="21"/>
-          <w:szCs w:val="21"/>
-        </w:rPr>
-        <w:t>”</w:t>
-      </w:r>
-      <w:r>
-        <w:rPr>
-          <w:sz w:val="21"/>
-          <w:szCs w:val="21"/>
-        </w:rPr>
-        <w:t>的规律</w:t>
-      </w:r>
-      <w:r>
-        <w:rPr>
-          <w:sz w:val="21"/>
-          <w:szCs w:val="21"/>
-        </w:rPr>
-        <w:t>——</w:t>
-      </w:r>
-      <w:r>
-        <w:rPr>
-          <w:sz w:val="21"/>
-          <w:szCs w:val="21"/>
-        </w:rPr>
-        <w:t>即前沿</w:t>
-      </w:r>
-      <w:r>
-        <w:rPr>
-          <w:sz w:val="21"/>
-          <w:szCs w:val="21"/>
-        </w:rPr>
-        <w:t>AI</w:t>
-      </w:r>
-      <w:r>
-        <w:rPr>
-          <w:sz w:val="21"/>
-          <w:szCs w:val="21"/>
-        </w:rPr>
-        <w:t>模型通过强大的通用性与高性能优势，不断吸纳并带动传统机器人控制、视觉处理等领域的协同升级。同时，数据实证了开源影响力的本质是</w:t>
-      </w:r>
-      <w:r>
-        <w:rPr>
-          <w:sz w:val="21"/>
-          <w:szCs w:val="21"/>
-        </w:rPr>
-        <w:t>“</w:t>
-      </w:r>
-      <w:r>
-        <w:rPr>
-          <w:sz w:val="21"/>
-          <w:szCs w:val="21"/>
-        </w:rPr>
-        <w:t>技术先进性</w:t>
-      </w:r>
-      <w:r>
-        <w:rPr>
-          <w:sz w:val="21"/>
-          <w:szCs w:val="21"/>
-        </w:rPr>
-        <w:t>”</w:t>
-      </w:r>
-      <w:r>
-        <w:rPr>
-          <w:sz w:val="21"/>
-          <w:szCs w:val="21"/>
-        </w:rPr>
-        <w:t>与</w:t>
-      </w:r>
-      <w:r>
-        <w:rPr>
-          <w:sz w:val="21"/>
-          <w:szCs w:val="21"/>
-        </w:rPr>
-        <w:t>“</w:t>
-      </w:r>
-      <w:r>
-        <w:rPr>
-          <w:sz w:val="21"/>
-          <w:szCs w:val="21"/>
-        </w:rPr>
-        <w:t>社区治理质量</w:t>
-      </w:r>
-      <w:r>
-        <w:rPr>
-          <w:sz w:val="21"/>
-          <w:szCs w:val="21"/>
-        </w:rPr>
-        <w:t>”</w:t>
-      </w:r>
-      <w:r>
-        <w:rPr>
-          <w:sz w:val="21"/>
-          <w:szCs w:val="21"/>
-        </w:rPr>
-        <w:t>的双重共振：明星项目不仅</w:t>
+        <w:t xml:space="preserve">2026-06-15]. </w:t>
+      </w:r>
+    </w:p>
+    <w:p>
+      <w:pPr>
+        <w:pStyle w:val="a9"/>
+        <w:numPr>
+          <w:ilvl w:val="0"/>
+          <w:numId w:val="13"/>
+        </w:numPr>
+        <w:spacing w:line="300" w:lineRule="auto"/>
+        <w:ind w:left="442" w:hanging="442"/>
+        <w:jc w:val="left"/>
+        <w:rPr>
+          <w:sz w:val="21"/>
+          <w:szCs w:val="21"/>
+        </w:rPr>
+      </w:pPr>
+      <w:r>
+        <w:rPr>
+          <w:sz w:val="21"/>
+          <w:szCs w:val="21"/>
+        </w:rPr>
+        <w:lastRenderedPageBreak/>
+        <w:t>Stanford University</w:t>
+      </w:r>
+      <w:r>
+        <w:rPr>
+          <w:sz w:val="21"/>
+          <w:szCs w:val="21"/>
+        </w:rPr>
+        <w:t>. AI Index Report 2026[R]. Stanford, CA: Stanford University, 2026.</w:t>
+      </w:r>
+    </w:p>
+    <w:p>
+      <w:pPr>
+        <w:pStyle w:val="a9"/>
+        <w:numPr>
+          <w:ilvl w:val="0"/>
+          <w:numId w:val="13"/>
+        </w:numPr>
+        <w:spacing w:line="300" w:lineRule="auto"/>
+        <w:ind w:left="442" w:hanging="442"/>
+        <w:jc w:val="left"/>
+        <w:rPr>
+          <w:sz w:val="21"/>
+          <w:szCs w:val="21"/>
+        </w:rPr>
+      </w:pPr>
+      <w:r>
+        <w:rPr>
+          <w:sz w:val="21"/>
+          <w:szCs w:val="21"/>
+        </w:rPr>
+        <w:t>MACQUEEN J. Some methods for classification and analysis of multivariate observations[C]//Proceedings of the fifth Berkeley symposium on mathematical statistics and probability. University of California Press, 1967: 281-297.</w:t>
+      </w:r>
+    </w:p>
+    <w:p>
+      <w:pPr>
+        <w:pStyle w:val="a9"/>
+        <w:numPr>
+          <w:ilvl w:val="0"/>
+          <w:numId w:val="13"/>
+        </w:numPr>
+        <w:spacing w:line="300" w:lineRule="auto"/>
+        <w:ind w:left="442" w:hanging="442"/>
+        <w:jc w:val="left"/>
+        <w:rPr>
+          <w:sz w:val="21"/>
+          <w:szCs w:val="21"/>
+        </w:rPr>
+      </w:pPr>
+      <w:proofErr w:type="spellStart"/>
+      <w:r>
+        <w:rPr>
+          <w:sz w:val="21"/>
+          <w:szCs w:val="21"/>
+        </w:rPr>
+        <w:t>Streamlit</w:t>
+      </w:r>
+      <w:proofErr w:type="spellEnd"/>
+      <w:r>
+        <w:rPr>
+          <w:sz w:val="21"/>
+          <w:szCs w:val="21"/>
+        </w:rPr>
+        <w:t xml:space="preserve">. </w:t>
+      </w:r>
+      <w:proofErr w:type="spellStart"/>
+      <w:r>
+        <w:rPr>
+          <w:sz w:val="21"/>
+          <w:szCs w:val="21"/>
+        </w:rPr>
+        <w:t>Streamlit</w:t>
+      </w:r>
+      <w:proofErr w:type="spellEnd"/>
+      <w:r>
+        <w:rPr>
+          <w:sz w:val="21"/>
+          <w:szCs w:val="21"/>
+        </w:rPr>
+        <w:t xml:space="preserve"> </w:t>
       </w:r>
       <w:proofErr w:type="gramStart"/>
       <w:r>
@@ -8492,7 +8868,7 @@
           <w:sz w:val="21"/>
           <w:szCs w:val="21"/>
         </w:rPr>
-        <w:t>引领着</w:t>
+        <w:t>Documentation[</w:t>
       </w:r>
       <w:proofErr w:type="gramEnd"/>
       <w:r>
@@ -8500,49 +8876,244 @@
           <w:sz w:val="21"/>
           <w:szCs w:val="21"/>
         </w:rPr>
-        <w:t>技术风向，更通过完善的</w:t>
-      </w:r>
-      <w:r>
-        <w:rPr>
-          <w:sz w:val="21"/>
-          <w:szCs w:val="21"/>
-        </w:rPr>
-        <w:t>Issue</w:t>
-      </w:r>
-      <w:r>
-        <w:rPr>
-          <w:sz w:val="21"/>
-          <w:szCs w:val="21"/>
-        </w:rPr>
-        <w:t>机制与丰富的标签体系，建立了高效的知识共享与反馈闭环。</w:t>
-      </w:r>
-    </w:p>
-    <w:p>
-      <w:pPr>
-        <w:spacing w:line="300" w:lineRule="auto"/>
-        <w:ind w:firstLineChars="200" w:firstLine="420"/>
-        <w:rPr>
-          <w:sz w:val="21"/>
-          <w:szCs w:val="21"/>
-        </w:rPr>
-      </w:pPr>
-      <w:r>
-        <w:rPr>
-          <w:sz w:val="21"/>
-          <w:szCs w:val="21"/>
-        </w:rPr>
-        <w:t>本研究构建的可视化分析平台，不仅为开源数据的量化评估提供了科学方法论，也为理解人工智能技术的扩散路径提供了关键视角。未来，随着技术融合的进一步加深，开源生态将继续作为驱动技术范式转型的核心引擎，持续推动全球开发者社区在协作中创造新的工程奇迹。</w:t>
-      </w:r>
-    </w:p>
-    <w:p>
-      <w:pPr>
-        <w:spacing w:line="300" w:lineRule="auto"/>
+        <w:t xml:space="preserve">EB/OL]. </w:t>
+      </w:r>
+      <w:r>
+        <w:rPr>
+          <w:sz w:val="21"/>
+          <w:szCs w:val="21"/>
+        </w:rPr>
+        <w:t>https://docs.streamlit.io.</w:t>
+      </w:r>
+      <w:r>
+        <w:rPr>
+          <w:sz w:val="21"/>
+          <w:szCs w:val="21"/>
+        </w:rPr>
+        <w:t xml:space="preserve"> </w:t>
+      </w:r>
+      <w:r>
+        <w:rPr>
+          <w:sz w:val="21"/>
+          <w:szCs w:val="21"/>
+        </w:rPr>
+        <w:t>(2026-06-</w:t>
+      </w:r>
+      <w:proofErr w:type="gramStart"/>
+      <w:r>
+        <w:rPr>
+          <w:sz w:val="21"/>
+          <w:szCs w:val="21"/>
+        </w:rPr>
+        <w:t>15)[</w:t>
+      </w:r>
+      <w:proofErr w:type="gramEnd"/>
+      <w:r>
+        <w:rPr>
+          <w:sz w:val="21"/>
+          <w:szCs w:val="21"/>
+        </w:rPr>
+        <w:t xml:space="preserve">2026-06-15]. </w:t>
+      </w:r>
+    </w:p>
+    <w:p>
+      <w:pPr>
+        <w:spacing w:line="300" w:lineRule="auto"/>
+        <w:rPr>
+          <w:sz w:val="21"/>
+          <w:szCs w:val="21"/>
+        </w:rPr>
+      </w:pPr>
+    </w:p>
+    <w:p>
+      <w:pPr>
+        <w:spacing w:line="300" w:lineRule="auto"/>
+        <w:rPr>
+          <w:b/>
+          <w:bCs/>
+          <w:sz w:val="21"/>
+          <w:szCs w:val="21"/>
+        </w:rPr>
+      </w:pPr>
+      <w:r>
         <w:rPr>
           <w:rFonts w:hint="eastAsia"/>
-          <w:sz w:val="21"/>
-          <w:szCs w:val="21"/>
-        </w:rPr>
-      </w:pPr>
+          <w:b/>
+          <w:bCs/>
+          <w:sz w:val="21"/>
+          <w:szCs w:val="21"/>
+        </w:rPr>
+        <w:t>项目提交连接</w:t>
+      </w:r>
+      <w:r>
+        <w:rPr>
+          <w:rFonts w:hint="eastAsia"/>
+          <w:b/>
+          <w:bCs/>
+          <w:sz w:val="21"/>
+          <w:szCs w:val="21"/>
+        </w:rPr>
+        <w:t>：</w:t>
+      </w:r>
+    </w:p>
+    <w:p>
+      <w:pPr>
+        <w:spacing w:line="300" w:lineRule="auto"/>
+        <w:rPr>
+          <w:sz w:val="21"/>
+          <w:szCs w:val="21"/>
+        </w:rPr>
+      </w:pPr>
+      <w:r>
+        <w:rPr>
+          <w:rFonts w:hint="eastAsia"/>
+          <w:sz w:val="21"/>
+          <w:szCs w:val="21"/>
+        </w:rPr>
+        <w:t>百度网盘：</w:t>
+      </w:r>
+    </w:p>
+    <w:p>
+      <w:pPr>
+        <w:spacing w:line="300" w:lineRule="auto"/>
+        <w:rPr>
+          <w:sz w:val="21"/>
+          <w:szCs w:val="21"/>
+        </w:rPr>
+      </w:pPr>
+      <w:proofErr w:type="spellStart"/>
+      <w:r>
+        <w:rPr>
+          <w:sz w:val="21"/>
+          <w:szCs w:val="21"/>
+        </w:rPr>
+        <w:t>G</w:t>
+      </w:r>
+      <w:r>
+        <w:rPr>
+          <w:rFonts w:hint="eastAsia"/>
+          <w:sz w:val="21"/>
+          <w:szCs w:val="21"/>
+        </w:rPr>
+        <w:t>ithub</w:t>
+      </w:r>
+      <w:proofErr w:type="spellEnd"/>
+      <w:r>
+        <w:rPr>
+          <w:rFonts w:hint="eastAsia"/>
+          <w:sz w:val="21"/>
+          <w:szCs w:val="21"/>
+        </w:rPr>
+        <w:t>（备用）：</w:t>
+      </w:r>
+      <w:r>
+        <w:rPr>
+          <w:sz w:val="21"/>
+          <w:szCs w:val="21"/>
+        </w:rPr>
+        <w:t>https://github.com/yuming-mowen/Github_database_anaylse</w:t>
+      </w:r>
+    </w:p>
+    <w:p>
+      <w:pPr>
+        <w:spacing w:line="300" w:lineRule="auto"/>
+        <w:rPr>
+          <w:sz w:val="21"/>
+          <w:szCs w:val="21"/>
+        </w:rPr>
+      </w:pPr>
+    </w:p>
+    <w:p>
+      <w:pPr>
+        <w:spacing w:line="300" w:lineRule="auto"/>
+        <w:rPr>
+          <w:sz w:val="21"/>
+          <w:szCs w:val="21"/>
+        </w:rPr>
+      </w:pPr>
+      <w:r>
+        <w:rPr>
+          <w:rFonts w:hint="eastAsia"/>
+          <w:sz w:val="21"/>
+          <w:szCs w:val="21"/>
+        </w:rPr>
+        <w:t>代码</w:t>
+      </w:r>
+      <w:r>
+        <w:rPr>
+          <w:rFonts w:hint="eastAsia"/>
+          <w:sz w:val="21"/>
+          <w:szCs w:val="21"/>
+        </w:rPr>
+        <w:t>运行环境、</w:t>
+      </w:r>
+      <w:r>
+        <w:rPr>
+          <w:rFonts w:hint="eastAsia"/>
+          <w:sz w:val="21"/>
+          <w:szCs w:val="21"/>
+        </w:rPr>
+        <w:t>目录情况及使用方法见</w:t>
+      </w:r>
+      <w:r>
+        <w:rPr>
+          <w:rFonts w:hint="eastAsia"/>
+          <w:sz w:val="21"/>
+          <w:szCs w:val="21"/>
+        </w:rPr>
+        <w:t xml:space="preserve"> README.md</w:t>
+      </w:r>
+    </w:p>
+    <w:p>
+      <w:pPr>
+        <w:spacing w:line="300" w:lineRule="auto"/>
+        <w:rPr>
+          <w:sz w:val="21"/>
+          <w:szCs w:val="21"/>
+        </w:rPr>
+      </w:pPr>
+      <w:r>
+        <w:rPr>
+          <w:rFonts w:hint="eastAsia"/>
+          <w:sz w:val="21"/>
+          <w:szCs w:val="21"/>
+        </w:rPr>
+        <w:t>测试结果见</w:t>
+      </w:r>
+      <w:r>
+        <w:rPr>
+          <w:rFonts w:hint="eastAsia"/>
+          <w:sz w:val="21"/>
+          <w:szCs w:val="21"/>
+        </w:rPr>
+        <w:t xml:space="preserve"> </w:t>
+      </w:r>
+      <w:r>
+        <w:rPr>
+          <w:rFonts w:hint="eastAsia"/>
+          <w:sz w:val="21"/>
+          <w:szCs w:val="21"/>
+        </w:rPr>
+        <w:t>./</w:t>
+      </w:r>
+      <w:proofErr w:type="spellStart"/>
+      <w:proofErr w:type="gramStart"/>
+      <w:r>
+        <w:rPr>
+          <w:sz w:val="21"/>
+          <w:szCs w:val="21"/>
+        </w:rPr>
+        <w:t>result</w:t>
+      </w:r>
+      <w:proofErr w:type="gramEnd"/>
+      <w:r>
+        <w:rPr>
+          <w:sz w:val="21"/>
+          <w:szCs w:val="21"/>
+        </w:rPr>
+        <w:t>_pictures</w:t>
+      </w:r>
+      <w:proofErr w:type="spellEnd"/>
     </w:p>
     <w:sectPr>
       <w:pgSz w:w="11906" w:h="16838"/>
@@ -8855,6 +9426,181 @@
     </w:lvl>
   </w:abstractNum>
   <w:abstractNum w:abstractNumId="2" w15:restartNumberingAfterBreak="0">
+    <w:nsid w:val="0C333E37"/>
+    <w:multiLevelType w:val="multilevel"/>
+    <w:tmpl w:val="0409001D"/>
+    <w:lvl w:ilvl="0">
+      <w:start w:val="1"/>
+      <w:numFmt w:val="decimal"/>
+      <w:lvlText w:val="%1"/>
+      <w:lvlJc w:val="left"/>
+      <w:pPr>
+        <w:ind w:left="425" w:hanging="425"/>
+      </w:pPr>
+    </w:lvl>
+    <w:lvl w:ilvl="1">
+      <w:start w:val="1"/>
+      <w:numFmt w:val="decimal"/>
+      <w:lvlText w:val="%1.%2"/>
+      <w:lvlJc w:val="left"/>
+      <w:pPr>
+        <w:ind w:left="992" w:hanging="567"/>
+      </w:pPr>
+    </w:lvl>
+    <w:lvl w:ilvl="2">
+      <w:start w:val="1"/>
+      <w:numFmt w:val="decimal"/>
+      <w:lvlText w:val="%1.%2.%3"/>
+      <w:lvlJc w:val="left"/>
+      <w:pPr>
+        <w:ind w:left="1418" w:hanging="567"/>
+      </w:pPr>
+    </w:lvl>
+    <w:lvl w:ilvl="3">
+      <w:start w:val="1"/>
+      <w:numFmt w:val="decimal"/>
+      <w:lvlText w:val="%1.%2.%3.%4"/>
+      <w:lvlJc w:val="left"/>
+      <w:pPr>
+        <w:ind w:left="1984" w:hanging="708"/>
+      </w:pPr>
+    </w:lvl>
+    <w:lvl w:ilvl="4">
+      <w:start w:val="1"/>
+      <w:numFmt w:val="decimal"/>
+      <w:lvlText w:val="%1.%2.%3.%4.%5"/>
+      <w:lvlJc w:val="left"/>
+      <w:pPr>
+        <w:ind w:left="2551" w:hanging="850"/>
+      </w:pPr>
+    </w:lvl>
+    <w:lvl w:ilvl="5">
+      <w:start w:val="1"/>
+      <w:numFmt w:val="decimal"/>
+      <w:lvlText w:val="%1.%2.%3.%4.%5.%6"/>
+      <w:lvlJc w:val="left"/>
+      <w:pPr>
+        <w:ind w:left="3260" w:hanging="1134"/>
+      </w:pPr>
+    </w:lvl>
+    <w:lvl w:ilvl="6">
+      <w:start w:val="1"/>
+      <w:numFmt w:val="decimal"/>
+      <w:lvlText w:val="%1.%2.%3.%4.%5.%6.%7"/>
+      <w:lvlJc w:val="left"/>
+      <w:pPr>
+        <w:ind w:left="3827" w:hanging="1276"/>
+      </w:pPr>
+    </w:lvl>
+    <w:lvl w:ilvl="7">
+      <w:start w:val="1"/>
+      <w:numFmt w:val="decimal"/>
+      <w:lvlText w:val="%1.%2.%3.%4.%5.%6.%7.%8"/>
+      <w:lvlJc w:val="left"/>
+      <w:pPr>
+        <w:ind w:left="4394" w:hanging="1418"/>
+      </w:pPr>
+    </w:lvl>
+    <w:lvl w:ilvl="8">
+      <w:start w:val="1"/>
+      <w:numFmt w:val="decimal"/>
+      <w:lvlText w:val="%1.%2.%3.%4.%5.%6.%7.%8.%9"/>
+      <w:lvlJc w:val="left"/>
+      <w:pPr>
+        <w:ind w:left="5102" w:hanging="1700"/>
+      </w:pPr>
+    </w:lvl>
+  </w:abstractNum>
+  <w:abstractNum w:abstractNumId="3" w15:restartNumberingAfterBreak="0">
+    <w:nsid w:val="0C664E2F"/>
+    <w:multiLevelType w:val="hybridMultilevel"/>
+    <w:tmpl w:val="5344A6FC"/>
+    <w:lvl w:ilvl="0" w:tplc="3782E8D8">
+      <w:start w:val="1"/>
+      <w:numFmt w:val="decimal"/>
+      <w:lvlText w:val="[%1]"/>
+      <w:lvlJc w:val="left"/>
+      <w:pPr>
+        <w:ind w:left="440" w:hanging="440"/>
+      </w:pPr>
+      <w:rPr>
+        <w:rFonts w:hint="eastAsia"/>
+      </w:rPr>
+    </w:lvl>
+    <w:lvl w:ilvl="1" w:tplc="04090019" w:tentative="1">
+      <w:start w:val="1"/>
+      <w:numFmt w:val="lowerLetter"/>
+      <w:lvlText w:val="%2)"/>
+      <w:lvlJc w:val="left"/>
+      <w:pPr>
+        <w:ind w:left="880" w:hanging="440"/>
+      </w:pPr>
+    </w:lvl>
+    <w:lvl w:ilvl="2" w:tplc="0409001B" w:tentative="1">
+      <w:start w:val="1"/>
+      <w:numFmt w:val="lowerRoman"/>
+      <w:lvlText w:val="%3."/>
+      <w:lvlJc w:val="right"/>
+      <w:pPr>
+        <w:ind w:left="1320" w:hanging="440"/>
+      </w:pPr>
+    </w:lvl>
+    <w:lvl w:ilvl="3" w:tplc="0409000F" w:tentative="1">
+      <w:start w:val="1"/>
+      <w:numFmt w:val="decimal"/>
+      <w:lvlText w:val="%4."/>
+      <w:lvlJc w:val="left"/>
+      <w:pPr>
+        <w:ind w:left="1760" w:hanging="440"/>
+      </w:pPr>
+    </w:lvl>
+    <w:lvl w:ilvl="4" w:tplc="04090019" w:tentative="1">
+      <w:start w:val="1"/>
+      <w:numFmt w:val="lowerLetter"/>
+      <w:lvlText w:val="%5)"/>
+      <w:lvlJc w:val="left"/>
+      <w:pPr>
+        <w:ind w:left="2200" w:hanging="440"/>
+      </w:pPr>
+    </w:lvl>
+    <w:lvl w:ilvl="5" w:tplc="0409001B" w:tentative="1">
+      <w:start w:val="1"/>
+      <w:numFmt w:val="lowerRoman"/>
+      <w:lvlText w:val="%6."/>
+      <w:lvlJc w:val="right"/>
+      <w:pPr>
+        <w:ind w:left="2640" w:hanging="440"/>
+      </w:pPr>
+    </w:lvl>
+    <w:lvl w:ilvl="6" w:tplc="0409000F" w:tentative="1">
+      <w:start w:val="1"/>
+      <w:numFmt w:val="decimal"/>
+      <w:lvlText w:val="%7."/>
+      <w:lvlJc w:val="left"/>
+      <w:pPr>
+        <w:ind w:left="3080" w:hanging="440"/>
+      </w:pPr>
+    </w:lvl>
+    <w:lvl w:ilvl="7" w:tplc="04090019" w:tentative="1">
+      <w:start w:val="1"/>
+      <w:numFmt w:val="lowerLetter"/>
+      <w:lvlText w:val="%8)"/>
+      <w:lvlJc w:val="left"/>
+      <w:pPr>
+        <w:ind w:left="3520" w:hanging="440"/>
+      </w:pPr>
+    </w:lvl>
+    <w:lvl w:ilvl="8" w:tplc="0409001B" w:tentative="1">
+      <w:start w:val="1"/>
+      <w:numFmt w:val="lowerRoman"/>
+      <w:lvlText w:val="%9."/>
+      <w:lvlJc w:val="right"/>
+      <w:pPr>
+        <w:ind w:left="3960" w:hanging="440"/>
+      </w:pPr>
+    </w:lvl>
+  </w:abstractNum>
+  <w:abstractNum w:abstractNumId="4" w15:restartNumberingAfterBreak="0">
     <w:nsid w:val="124E69D1"/>
     <w:multiLevelType w:val="multilevel"/>
     <w:tmpl w:val="6B1C8526"/>
@@ -9003,7 +9749,179 @@
       </w:rPr>
     </w:lvl>
   </w:abstractNum>
-  <w:abstractNum w:abstractNumId="3" w15:restartNumberingAfterBreak="0">
+  <w:abstractNum w:abstractNumId="5" w15:restartNumberingAfterBreak="0">
+    <w:nsid w:val="21753486"/>
+    <w:multiLevelType w:val="multilevel"/>
+    <w:tmpl w:val="0409001D"/>
+    <w:lvl w:ilvl="0">
+      <w:start w:val="1"/>
+      <w:numFmt w:val="decimal"/>
+      <w:lvlText w:val="%1"/>
+      <w:lvlJc w:val="left"/>
+      <w:pPr>
+        <w:ind w:left="425" w:hanging="425"/>
+      </w:pPr>
+    </w:lvl>
+    <w:lvl w:ilvl="1">
+      <w:start w:val="1"/>
+      <w:numFmt w:val="decimal"/>
+      <w:lvlText w:val="%1.%2"/>
+      <w:lvlJc w:val="left"/>
+      <w:pPr>
+        <w:ind w:left="992" w:hanging="567"/>
+      </w:pPr>
+    </w:lvl>
+    <w:lvl w:ilvl="2">
+      <w:start w:val="1"/>
+      <w:numFmt w:val="decimal"/>
+      <w:lvlText w:val="%1.%2.%3"/>
+      <w:lvlJc w:val="left"/>
+      <w:pPr>
+        <w:ind w:left="1418" w:hanging="567"/>
+      </w:pPr>
+    </w:lvl>
+    <w:lvl w:ilvl="3">
+      <w:start w:val="1"/>
+      <w:numFmt w:val="decimal"/>
+      <w:lvlText w:val="%1.%2.%3.%4"/>
+      <w:lvlJc w:val="left"/>
+      <w:pPr>
+        <w:ind w:left="1984" w:hanging="708"/>
+      </w:pPr>
+    </w:lvl>
+    <w:lvl w:ilvl="4">
+      <w:start w:val="1"/>
+      <w:numFmt w:val="decimal"/>
+      <w:lvlText w:val="%1.%2.%3.%4.%5"/>
+      <w:lvlJc w:val="left"/>
+      <w:pPr>
+        <w:ind w:left="2551" w:hanging="850"/>
+      </w:pPr>
+    </w:lvl>
+    <w:lvl w:ilvl="5">
+      <w:start w:val="1"/>
+      <w:numFmt w:val="decimal"/>
+      <w:lvlText w:val="%1.%2.%3.%4.%5.%6"/>
+      <w:lvlJc w:val="left"/>
+      <w:pPr>
+        <w:ind w:left="3260" w:hanging="1134"/>
+      </w:pPr>
+    </w:lvl>
+    <w:lvl w:ilvl="6">
+      <w:start w:val="1"/>
+      <w:numFmt w:val="decimal"/>
+      <w:lvlText w:val="%1.%2.%3.%4.%5.%6.%7"/>
+      <w:lvlJc w:val="left"/>
+      <w:pPr>
+        <w:ind w:left="3827" w:hanging="1276"/>
+      </w:pPr>
+    </w:lvl>
+    <w:lvl w:ilvl="7">
+      <w:start w:val="1"/>
+      <w:numFmt w:val="decimal"/>
+      <w:lvlText w:val="%1.%2.%3.%4.%5.%6.%7.%8"/>
+      <w:lvlJc w:val="left"/>
+      <w:pPr>
+        <w:ind w:left="4394" w:hanging="1418"/>
+      </w:pPr>
+    </w:lvl>
+    <w:lvl w:ilvl="8">
+      <w:start w:val="1"/>
+      <w:numFmt w:val="decimal"/>
+      <w:lvlText w:val="%1.%2.%3.%4.%5.%6.%7.%8.%9"/>
+      <w:lvlJc w:val="left"/>
+      <w:pPr>
+        <w:ind w:left="5102" w:hanging="1700"/>
+      </w:pPr>
+    </w:lvl>
+  </w:abstractNum>
+  <w:abstractNum w:abstractNumId="6" w15:restartNumberingAfterBreak="0">
+    <w:nsid w:val="239E173C"/>
+    <w:multiLevelType w:val="multilevel"/>
+    <w:tmpl w:val="0409001D"/>
+    <w:lvl w:ilvl="0">
+      <w:start w:val="1"/>
+      <w:numFmt w:val="decimal"/>
+      <w:lvlText w:val="%1"/>
+      <w:lvlJc w:val="left"/>
+      <w:pPr>
+        <w:ind w:left="425" w:hanging="425"/>
+      </w:pPr>
+    </w:lvl>
+    <w:lvl w:ilvl="1">
+      <w:start w:val="1"/>
+      <w:numFmt w:val="decimal"/>
+      <w:lvlText w:val="%1.%2"/>
+      <w:lvlJc w:val="left"/>
+      <w:pPr>
+        <w:ind w:left="992" w:hanging="567"/>
+      </w:pPr>
+    </w:lvl>
+    <w:lvl w:ilvl="2">
+      <w:start w:val="1"/>
+      <w:numFmt w:val="decimal"/>
+      <w:lvlText w:val="%1.%2.%3"/>
+      <w:lvlJc w:val="left"/>
+      <w:pPr>
+        <w:ind w:left="1418" w:hanging="567"/>
+      </w:pPr>
+    </w:lvl>
+    <w:lvl w:ilvl="3">
+      <w:start w:val="1"/>
+      <w:numFmt w:val="decimal"/>
+      <w:lvlText w:val="%1.%2.%3.%4"/>
+      <w:lvlJc w:val="left"/>
+      <w:pPr>
+        <w:ind w:left="1984" w:hanging="708"/>
+      </w:pPr>
+    </w:lvl>
+    <w:lvl w:ilvl="4">
+      <w:start w:val="1"/>
+      <w:numFmt w:val="decimal"/>
+      <w:lvlText w:val="%1.%2.%3.%4.%5"/>
+      <w:lvlJc w:val="left"/>
+      <w:pPr>
+        <w:ind w:left="2551" w:hanging="850"/>
+      </w:pPr>
+    </w:lvl>
+    <w:lvl w:ilvl="5">
+      <w:start w:val="1"/>
+      <w:numFmt w:val="decimal"/>
+      <w:lvlText w:val="%1.%2.%3.%4.%5.%6"/>
+      <w:lvlJc w:val="left"/>
+      <w:pPr>
+        <w:ind w:left="3260" w:hanging="1134"/>
+      </w:pPr>
+    </w:lvl>
+    <w:lvl w:ilvl="6">
+      <w:start w:val="1"/>
+      <w:numFmt w:val="decimal"/>
+      <w:lvlText w:val="%1.%2.%3.%4.%5.%6.%7"/>
+      <w:lvlJc w:val="left"/>
+      <w:pPr>
+        <w:ind w:left="3827" w:hanging="1276"/>
+      </w:pPr>
+    </w:lvl>
+    <w:lvl w:ilvl="7">
+      <w:start w:val="1"/>
+      <w:numFmt w:val="decimal"/>
+      <w:lvlText w:val="%1.%2.%3.%4.%5.%6.%7.%8"/>
+      <w:lvlJc w:val="left"/>
+      <w:pPr>
+        <w:ind w:left="4394" w:hanging="1418"/>
+      </w:pPr>
+    </w:lvl>
+    <w:lvl w:ilvl="8">
+      <w:start w:val="1"/>
+      <w:numFmt w:val="decimal"/>
+      <w:lvlText w:val="%1.%2.%3.%4.%5.%6.%7.%8.%9"/>
+      <w:lvlJc w:val="left"/>
+      <w:pPr>
+        <w:ind w:left="5102" w:hanging="1700"/>
+      </w:pPr>
+    </w:lvl>
+  </w:abstractNum>
+  <w:abstractNum w:abstractNumId="7" w15:restartNumberingAfterBreak="0">
     <w:nsid w:val="56B10FB5"/>
     <w:multiLevelType w:val="multilevel"/>
     <w:tmpl w:val="7C6A4D2E"/>
@@ -9152,7 +10070,7 @@
       </w:rPr>
     </w:lvl>
   </w:abstractNum>
-  <w:abstractNum w:abstractNumId="4" w15:restartNumberingAfterBreak="0">
+  <w:abstractNum w:abstractNumId="8" w15:restartNumberingAfterBreak="0">
     <w:nsid w:val="5DC21B82"/>
     <w:multiLevelType w:val="multilevel"/>
     <w:tmpl w:val="0E4E3CF6"/>
@@ -9265,7 +10183,7 @@
       </w:pPr>
     </w:lvl>
   </w:abstractNum>
-  <w:abstractNum w:abstractNumId="5" w15:restartNumberingAfterBreak="0">
+  <w:abstractNum w:abstractNumId="9" w15:restartNumberingAfterBreak="0">
     <w:nsid w:val="606C5BB2"/>
     <w:multiLevelType w:val="multilevel"/>
     <w:tmpl w:val="28DE3A16"/>
@@ -9414,7 +10332,96 @@
       </w:rPr>
     </w:lvl>
   </w:abstractNum>
-  <w:abstractNum w:abstractNumId="6" w15:restartNumberingAfterBreak="0">
+  <w:abstractNum w:abstractNumId="10" w15:restartNumberingAfterBreak="0">
+    <w:nsid w:val="6085278D"/>
+    <w:multiLevelType w:val="hybridMultilevel"/>
+    <w:tmpl w:val="0316C42A"/>
+    <w:lvl w:ilvl="0" w:tplc="3782E8D8">
+      <w:start w:val="1"/>
+      <w:numFmt w:val="decimal"/>
+      <w:lvlText w:val="[%1]"/>
+      <w:lvlJc w:val="left"/>
+      <w:pPr>
+        <w:ind w:left="440" w:hanging="440"/>
+      </w:pPr>
+      <w:rPr>
+        <w:rFonts w:hint="eastAsia"/>
+      </w:rPr>
+    </w:lvl>
+    <w:lvl w:ilvl="1" w:tplc="04090019" w:tentative="1">
+      <w:start w:val="1"/>
+      <w:numFmt w:val="lowerLetter"/>
+      <w:lvlText w:val="%2)"/>
+      <w:lvlJc w:val="left"/>
+      <w:pPr>
+        <w:ind w:left="880" w:hanging="440"/>
+      </w:pPr>
+    </w:lvl>
+    <w:lvl w:ilvl="2" w:tplc="0409001B" w:tentative="1">
+      <w:start w:val="1"/>
+      <w:numFmt w:val="lowerRoman"/>
+      <w:lvlText w:val="%3."/>
+      <w:lvlJc w:val="right"/>
+      <w:pPr>
+        <w:ind w:left="1320" w:hanging="440"/>
+      </w:pPr>
+    </w:lvl>
+    <w:lvl w:ilvl="3" w:tplc="0409000F" w:tentative="1">
+      <w:start w:val="1"/>
+      <w:numFmt w:val="decimal"/>
+      <w:lvlText w:val="%4."/>
+      <w:lvlJc w:val="left"/>
+      <w:pPr>
+        <w:ind w:left="1760" w:hanging="440"/>
+      </w:pPr>
+    </w:lvl>
+    <w:lvl w:ilvl="4" w:tplc="04090019" w:tentative="1">
+      <w:start w:val="1"/>
+      <w:numFmt w:val="lowerLetter"/>
+      <w:lvlText w:val="%5)"/>
+      <w:lvlJc w:val="left"/>
+      <w:pPr>
+        <w:ind w:left="2200" w:hanging="440"/>
+      </w:pPr>
+    </w:lvl>
+    <w:lvl w:ilvl="5" w:tplc="0409001B" w:tentative="1">
+      <w:start w:val="1"/>
+      <w:numFmt w:val="lowerRoman"/>
+      <w:lvlText w:val="%6."/>
+      <w:lvlJc w:val="right"/>
+      <w:pPr>
+        <w:ind w:left="2640" w:hanging="440"/>
+      </w:pPr>
+    </w:lvl>
+    <w:lvl w:ilvl="6" w:tplc="0409000F" w:tentative="1">
+      <w:start w:val="1"/>
+      <w:numFmt w:val="decimal"/>
+      <w:lvlText w:val="%7."/>
+      <w:lvlJc w:val="left"/>
+      <w:pPr>
+        <w:ind w:left="3080" w:hanging="440"/>
+      </w:pPr>
+    </w:lvl>
+    <w:lvl w:ilvl="7" w:tplc="04090019" w:tentative="1">
+      <w:start w:val="1"/>
+      <w:numFmt w:val="lowerLetter"/>
+      <w:lvlText w:val="%8)"/>
+      <w:lvlJc w:val="left"/>
+      <w:pPr>
+        <w:ind w:left="3520" w:hanging="440"/>
+      </w:pPr>
+    </w:lvl>
+    <w:lvl w:ilvl="8" w:tplc="0409001B" w:tentative="1">
+      <w:start w:val="1"/>
+      <w:numFmt w:val="lowerRoman"/>
+      <w:lvlText w:val="%9."/>
+      <w:lvlJc w:val="right"/>
+      <w:pPr>
+        <w:ind w:left="3960" w:hanging="440"/>
+      </w:pPr>
+    </w:lvl>
+  </w:abstractNum>
+  <w:abstractNum w:abstractNumId="11" w15:restartNumberingAfterBreak="0">
     <w:nsid w:val="76016773"/>
     <w:multiLevelType w:val="multilevel"/>
     <w:tmpl w:val="F3A21B64"/>
@@ -9527,7 +10534,7 @@
       </w:pPr>
     </w:lvl>
   </w:abstractNum>
-  <w:abstractNum w:abstractNumId="7" w15:restartNumberingAfterBreak="0">
+  <w:abstractNum w:abstractNumId="12" w15:restartNumberingAfterBreak="0">
     <w:nsid w:val="76F32ACA"/>
     <w:multiLevelType w:val="multilevel"/>
     <w:tmpl w:val="A21A27FC"/>
@@ -9677,28 +10684,43 @@
     </w:lvl>
   </w:abstractNum>
   <w:num w:numId="1" w16cid:durableId="180751242">
+    <w:abstractNumId w:val="8"/>
+  </w:num>
+  <w:num w:numId="2" w16cid:durableId="1269238568">
     <w:abstractNumId w:val="4"/>
   </w:num>
-  <w:num w:numId="2" w16cid:durableId="1269238568">
-    <w:abstractNumId w:val="2"/>
-  </w:num>
   <w:num w:numId="3" w16cid:durableId="597099418">
-    <w:abstractNumId w:val="7"/>
+    <w:abstractNumId w:val="12"/>
   </w:num>
   <w:num w:numId="4" w16cid:durableId="565727039">
-    <w:abstractNumId w:val="3"/>
+    <w:abstractNumId w:val="7"/>
   </w:num>
   <w:num w:numId="5" w16cid:durableId="855848146">
     <w:abstractNumId w:val="0"/>
   </w:num>
   <w:num w:numId="6" w16cid:durableId="1414156264">
-    <w:abstractNumId w:val="5"/>
+    <w:abstractNumId w:val="9"/>
   </w:num>
   <w:num w:numId="7" w16cid:durableId="626551807">
-    <w:abstractNumId w:val="6"/>
+    <w:abstractNumId w:val="11"/>
   </w:num>
   <w:num w:numId="8" w16cid:durableId="1290480543">
     <w:abstractNumId w:val="1"/>
+  </w:num>
+  <w:num w:numId="9" w16cid:durableId="137840677">
+    <w:abstractNumId w:val="5"/>
+  </w:num>
+  <w:num w:numId="10" w16cid:durableId="144783220">
+    <w:abstractNumId w:val="2"/>
+  </w:num>
+  <w:num w:numId="11" w16cid:durableId="692151707">
+    <w:abstractNumId w:val="6"/>
+  </w:num>
+  <w:num w:numId="12" w16cid:durableId="833109064">
+    <w:abstractNumId w:val="10"/>
+  </w:num>
+  <w:num w:numId="13" w16cid:durableId="1599674502">
+    <w:abstractNumId w:val="3"/>
   </w:num>
 </w:numbering>
 </file>
@@ -10304,6 +11326,7 @@
   <w:style w:type="character" w:default="1" w:styleId="a0">
     <w:name w:val="Default Paragraph Font"/>
     <w:uiPriority w:val="1"/>
+    <w:semiHidden/>
     <w:unhideWhenUsed/>
   </w:style>
   <w:style w:type="table" w:default="1" w:styleId="a1">
@@ -10862,6 +11885,29 @@
       </w:tcPr>
     </w:tblStylePr>
   </w:style>
+  <w:style w:type="character" w:styleId="af0">
+    <w:name w:val="Hyperlink"/>
+    <w:basedOn w:val="a0"/>
+    <w:uiPriority w:val="99"/>
+    <w:unhideWhenUsed/>
+    <w:rsid w:val="00B037CD"/>
+    <w:rPr>
+      <w:color w:val="467886" w:themeColor="hyperlink"/>
+      <w:u w:val="single"/>
+    </w:rPr>
+  </w:style>
+  <w:style w:type="character" w:styleId="af1">
+    <w:name w:val="Unresolved Mention"/>
+    <w:basedOn w:val="a0"/>
+    <w:uiPriority w:val="99"/>
+    <w:semiHidden/>
+    <w:unhideWhenUsed/>
+    <w:rsid w:val="00B037CD"/>
+    <w:rPr>
+      <w:color w:val="605E5C"/>
+      <w:shd w:val="clear" w:color="auto" w:fill="E1DFDD"/>
+    </w:rPr>
+  </w:style>
 </w:styles>
 </file>
 

--- a/实验报告.docx
+++ b/实验报告.docx
@@ -119,7 +119,6 @@
         </w:rPr>
         <w:t>的内在逻辑。项目成果涵盖了一个基于</w:t>
       </w:r>
-      <w:proofErr w:type="spellStart"/>
       <w:r>
         <w:rPr>
           <w:sz w:val="18"/>
@@ -127,7 +126,6 @@
         </w:rPr>
         <w:t>Streamlit</w:t>
       </w:r>
-      <w:proofErr w:type="spellEnd"/>
       <w:r>
         <w:rPr>
           <w:sz w:val="18"/>
@@ -1101,17 +1099,8 @@
                 <w:sz w:val="18"/>
                 <w:szCs w:val="18"/>
               </w:rPr>
-              <w:t xml:space="preserve">large-language-model, diffusion-model, transformer, multimodal, </w:t>
+              <w:t>large-language-model, diffusion-model, transformer, multimodal, nlp</w:t>
             </w:r>
-            <w:proofErr w:type="spellStart"/>
-            <w:r>
-              <w:rPr>
-                <w:sz w:val="18"/>
-                <w:szCs w:val="18"/>
-              </w:rPr>
-              <w:t>nlp</w:t>
-            </w:r>
-            <w:proofErr w:type="spellEnd"/>
           </w:p>
         </w:tc>
       </w:tr>
@@ -1156,24 +1145,14 @@
           <w:sz w:val="18"/>
           <w:szCs w:val="18"/>
         </w:rPr>
-        <w:t xml:space="preserve"> </w:t>
-      </w:r>
-      <w:proofErr w:type="spellStart"/>
+        <w:t xml:space="preserve"> Github</w:t>
+      </w:r>
       <w:r>
         <w:rPr>
           <w:rFonts w:eastAsia="仿宋" w:cs="Times New Roman"/>
           <w:sz w:val="18"/>
           <w:szCs w:val="18"/>
         </w:rPr>
-        <w:t>Github</w:t>
-      </w:r>
-      <w:proofErr w:type="spellEnd"/>
-      <w:r>
-        <w:rPr>
-          <w:rFonts w:eastAsia="仿宋" w:cs="Times New Roman"/>
-          <w:sz w:val="18"/>
-          <w:szCs w:val="18"/>
-        </w:rPr>
         <w:t>检索关键词设计</w:t>
       </w:r>
     </w:p>
@@ -1349,23 +1328,7 @@
           <w:sz w:val="21"/>
           <w:szCs w:val="21"/>
         </w:rPr>
-        <w:t>这些关键词代表了智能决策的核心逻辑，涵盖了从图像感知到</w:t>
-      </w:r>
-      <w:proofErr w:type="gramStart"/>
-      <w:r>
-        <w:rPr>
-          <w:sz w:val="21"/>
-          <w:szCs w:val="21"/>
-        </w:rPr>
-        <w:t>图结构</w:t>
-      </w:r>
-      <w:proofErr w:type="gramEnd"/>
-      <w:r>
-        <w:rPr>
-          <w:sz w:val="21"/>
-          <w:szCs w:val="21"/>
-        </w:rPr>
-        <w:t>建模，再到路径最优决策的完整算法链路。此分类旨在识别那些在算法深度上具备技术积淀，且能够处理复杂空间决策问题的项目。</w:t>
+        <w:t>这些关键词代表了智能决策的核心逻辑，涵盖了从图像感知到图结构建模，再到路径最优决策的完整算法链路。此分类旨在识别那些在算法深度上具备技术积淀，且能够处理复杂空间决策问题的项目。</w:t>
       </w:r>
     </w:p>
     <w:p>
@@ -1516,23 +1479,7 @@
           <w:sz w:val="21"/>
           <w:szCs w:val="21"/>
         </w:rPr>
-        <w:t>为了实现对海量开源项目元数据的高效存储与多维关联分析，本研究构建了一套严谨的关系型数据库架构。该设计充分</w:t>
-      </w:r>
-      <w:proofErr w:type="gramStart"/>
-      <w:r>
-        <w:rPr>
-          <w:sz w:val="21"/>
-          <w:szCs w:val="21"/>
-        </w:rPr>
-        <w:t>考量</w:t>
-      </w:r>
-      <w:proofErr w:type="gramEnd"/>
-      <w:r>
-        <w:rPr>
-          <w:sz w:val="21"/>
-          <w:szCs w:val="21"/>
-        </w:rPr>
-        <w:t>了项目属性的原子性与数据间的逻辑关联，采用主从表结构将核心属性与多值标签有效分离，从而确保了数据查询的性能及长期的可维护性。</w:t>
+        <w:t>为了实现对海量开源项目元数据的高效存储与多维关联分析，本研究构建了一套严谨的关系型数据库架构。该设计充分考量了项目属性的原子性与数据间的逻辑关联，采用主从表结构将核心属性与多值标签有效分离，从而确保了数据查询的性能及长期的可维护性。</w:t>
       </w:r>
     </w:p>
     <w:p>
@@ -1622,39 +1569,7 @@
           <w:sz w:val="21"/>
           <w:szCs w:val="21"/>
         </w:rPr>
-        <w:t>标签关联表则采用了更为灵活的设计方案，专门用于存储每个项目所包含的细粒度技术话题。鉴于一个项目往往关联多个标签，且同一标签可能被多个项目共享，这种</w:t>
-      </w:r>
-      <w:proofErr w:type="gramStart"/>
-      <w:r>
-        <w:rPr>
-          <w:sz w:val="21"/>
-          <w:szCs w:val="21"/>
-        </w:rPr>
-        <w:t>独立表</w:t>
-      </w:r>
-      <w:proofErr w:type="gramEnd"/>
-      <w:r>
-        <w:rPr>
-          <w:sz w:val="21"/>
-          <w:szCs w:val="21"/>
-        </w:rPr>
-        <w:t>设计有效避免了在主表中存储冗余的多值字符串，符合数据库设计的范式规范。通过</w:t>
-      </w:r>
-      <w:proofErr w:type="gramStart"/>
-      <w:r>
-        <w:rPr>
-          <w:sz w:val="21"/>
-          <w:szCs w:val="21"/>
-        </w:rPr>
-        <w:t>设定外键约束</w:t>
-      </w:r>
-      <w:proofErr w:type="gramEnd"/>
-      <w:r>
-        <w:rPr>
-          <w:sz w:val="21"/>
-          <w:szCs w:val="21"/>
-        </w:rPr>
-        <w:t>，我们建立了该表与仓库主表之间的强逻辑关联，并引入级联删除机制，确保了在项目更新或清理过程中，数据完整性与一致性始终得以维持</w:t>
+        <w:t>标签关联表则采用了更为灵活的设计方案，专门用于存储每个项目所包含的细粒度技术话题。鉴于一个项目往往关联多个标签，且同一标签可能被多个项目共享，这种独立表设计有效避免了在主表中存储冗余的多值字符串，符合数据库设计的范式规范。通过设定外键约束，我们建立了该表与仓库主表之间的强逻辑关联，并引入级联删除机制，确保了在项目更新或清理过程中，数据完整性与一致性始终得以维持</w:t>
       </w:r>
       <w:r>
         <w:rPr>
@@ -2239,23 +2154,7 @@
           <w:sz w:val="21"/>
           <w:szCs w:val="21"/>
         </w:rPr>
-        <w:t>为上述回归分析计算得到的趋势斜率。算法通过迭代优化聚类中心点，最小</w:t>
-      </w:r>
-      <w:proofErr w:type="gramStart"/>
-      <w:r>
-        <w:rPr>
-          <w:sz w:val="21"/>
-          <w:szCs w:val="21"/>
-        </w:rPr>
-        <w:t>化簇内</w:t>
-      </w:r>
-      <w:proofErr w:type="gramEnd"/>
-      <w:r>
-        <w:rPr>
-          <w:sz w:val="21"/>
-          <w:szCs w:val="21"/>
-        </w:rPr>
-        <w:t>方差：</w:t>
+        <w:t>为上述回归分析计算得到的趋势斜率。算法通过迭代优化聚类中心点，最小化簇内方差：</w:t>
       </w:r>
     </w:p>
     <w:p>
@@ -2465,23 +2364,7 @@
           <w:sz w:val="21"/>
           <w:szCs w:val="21"/>
         </w:rPr>
-        <w:t>在计算距离时，采用欧氏距离度量样本与中心点的相似性。通过在四维关键词特征空间与影响力指标空间内执行聚类，模型能够自动识别出具有相似技术特征的聚类族群，从而有</w:t>
-      </w:r>
-      <w:proofErr w:type="gramStart"/>
-      <w:r>
-        <w:rPr>
-          <w:sz w:val="21"/>
-          <w:szCs w:val="21"/>
-        </w:rPr>
-        <w:t>效区</w:t>
-      </w:r>
-      <w:proofErr w:type="gramEnd"/>
-      <w:r>
-        <w:rPr>
-          <w:sz w:val="21"/>
-          <w:szCs w:val="21"/>
-        </w:rPr>
-        <w:t>分出</w:t>
+        <w:t>在计算距离时，采用欧氏距离度量样本与中心点的相似性。通过在四维关键词特征空间与影响力指标空间内执行聚类，模型能够自动识别出具有相似技术特征的聚类族群，从而有效区分出</w:t>
       </w:r>
       <w:r>
         <w:rPr>
@@ -2674,23 +2557,7 @@
           <w:sz w:val="21"/>
           <w:szCs w:val="21"/>
         </w:rPr>
-        <w:t>的逻辑架构，旨在构建一个从原始数据采集到最终可视化决策分析的闭环系统。</w:t>
-      </w:r>
-      <w:proofErr w:type="gramStart"/>
-      <w:r>
-        <w:rPr>
-          <w:sz w:val="21"/>
-          <w:szCs w:val="21"/>
-        </w:rPr>
-        <w:t>整个实现</w:t>
-      </w:r>
-      <w:proofErr w:type="gramEnd"/>
-      <w:r>
-        <w:rPr>
-          <w:sz w:val="21"/>
-          <w:szCs w:val="21"/>
-        </w:rPr>
-        <w:t>过程分为数据准备、模型驱动分析与交互式呈现三个核心阶段。</w:t>
+        <w:t>的逻辑架构，旨在构建一个从原始数据采集到最终可视化决策分析的闭环系统。整个实现过程分为数据准备、模型驱动分析与交互式呈现三个核心阶段。</w:t>
       </w:r>
     </w:p>
     <w:p>
@@ -2800,7 +2667,6 @@
         <w:lastRenderedPageBreak/>
         <w:t>在交互式呈现阶段，利用</w:t>
       </w:r>
-      <w:proofErr w:type="spellStart"/>
       <w:r>
         <w:rPr>
           <w:sz w:val="21"/>
@@ -2808,7 +2674,6 @@
         </w:rPr>
         <w:t>Streamlit</w:t>
       </w:r>
-      <w:proofErr w:type="spellEnd"/>
       <w:r>
         <w:rPr>
           <w:sz w:val="21"/>
@@ -3079,23 +2944,7 @@
           <w:sz w:val="21"/>
           <w:szCs w:val="21"/>
         </w:rPr>
-        <w:t>data-target="react-</w:t>
-      </w:r>
-      <w:proofErr w:type="spellStart"/>
-      <w:r>
-        <w:rPr>
-          <w:sz w:val="21"/>
-          <w:szCs w:val="21"/>
-        </w:rPr>
-        <w:t>app.embeddedData</w:t>
-      </w:r>
-      <w:proofErr w:type="spellEnd"/>
-      <w:r>
-        <w:rPr>
-          <w:sz w:val="21"/>
-          <w:szCs w:val="21"/>
-        </w:rPr>
-        <w:t>"</w:t>
+        <w:t>data-target="react-app.embeddedData"</w:t>
       </w:r>
       <w:r>
         <w:rPr>
@@ -3116,23 +2965,7 @@
           <w:sz w:val="21"/>
           <w:szCs w:val="21"/>
         </w:rPr>
-        <w:t>标签。该标签作为网页的内</w:t>
-      </w:r>
-      <w:proofErr w:type="gramStart"/>
-      <w:r>
-        <w:rPr>
-          <w:sz w:val="21"/>
-          <w:szCs w:val="21"/>
-        </w:rPr>
-        <w:t>嵌数据</w:t>
-      </w:r>
-      <w:proofErr w:type="gramEnd"/>
-      <w:r>
-        <w:rPr>
-          <w:sz w:val="21"/>
-          <w:szCs w:val="21"/>
-        </w:rPr>
-        <w:t>载体，完整存储了服务器预渲染后的</w:t>
+        <w:t>标签。该标签作为网页的内嵌数据载体，完整存储了服务器预渲染后的</w:t>
       </w:r>
       <w:r>
         <w:rPr>
@@ -3286,25 +3119,23 @@
           <w:sz w:val="18"/>
           <w:szCs w:val="18"/>
         </w:rPr>
-        <w:t xml:space="preserve">3  </w:t>
-      </w:r>
-      <w:proofErr w:type="spellStart"/>
+        <w:t>3  computer_vision</w:t>
+      </w:r>
       <w:r>
         <w:rPr>
           <w:rFonts w:eastAsia="仿宋" w:cs="Times New Roman" w:hint="eastAsia"/>
           <w:sz w:val="18"/>
           <w:szCs w:val="18"/>
         </w:rPr>
-        <w:t>computer_vision</w:t>
-      </w:r>
-      <w:proofErr w:type="spellEnd"/>
+        <w:t>领域前</w:t>
+      </w:r>
       <w:r>
         <w:rPr>
           <w:rFonts w:eastAsia="仿宋" w:cs="Times New Roman" w:hint="eastAsia"/>
           <w:sz w:val="18"/>
           <w:szCs w:val="18"/>
         </w:rPr>
-        <w:t>领域前</w:t>
+        <w:t>15</w:t>
       </w:r>
       <w:r>
         <w:rPr>
@@ -3312,14 +3143,6 @@
           <w:sz w:val="18"/>
           <w:szCs w:val="18"/>
         </w:rPr>
-        <w:t>15</w:t>
-      </w:r>
-      <w:r>
-        <w:rPr>
-          <w:rFonts w:eastAsia="仿宋" w:cs="Times New Roman" w:hint="eastAsia"/>
-          <w:sz w:val="18"/>
-          <w:szCs w:val="18"/>
-        </w:rPr>
         <w:t>组数据情况概述</w:t>
       </w:r>
     </w:p>
@@ -3378,23 +3201,7 @@
           <w:szCs w:val="21"/>
         </w:rPr>
         <w:lastRenderedPageBreak/>
-        <w:t>数据库导入是实现数据持久化与后续多维</w:t>
-      </w:r>
-      <w:proofErr w:type="gramStart"/>
-      <w:r>
-        <w:rPr>
-          <w:sz w:val="21"/>
-          <w:szCs w:val="21"/>
-        </w:rPr>
-        <w:t>度分析</w:t>
-      </w:r>
-      <w:proofErr w:type="gramEnd"/>
-      <w:r>
-        <w:rPr>
-          <w:sz w:val="21"/>
-          <w:szCs w:val="21"/>
-        </w:rPr>
-        <w:t>的关键环节。本过程的核心目标是将前期生成的标准化</w:t>
+        <w:t>数据库导入是实现数据持久化与后续多维度分析的关键环节。本过程的核心目标是将前期生成的标准化</w:t>
       </w:r>
       <w:r>
         <w:rPr>
@@ -3601,25 +3408,7 @@
           <w:sz w:val="21"/>
           <w:szCs w:val="21"/>
         </w:rPr>
-        <w:t>数据库建立</w:t>
-      </w:r>
-      <w:proofErr w:type="gramStart"/>
-      <w:r>
-        <w:rPr>
-          <w:rFonts w:hint="eastAsia"/>
-          <w:sz w:val="21"/>
-          <w:szCs w:val="21"/>
-        </w:rPr>
-        <w:t>后基础</w:t>
-      </w:r>
-      <w:proofErr w:type="gramEnd"/>
-      <w:r>
-        <w:rPr>
-          <w:rFonts w:hint="eastAsia"/>
-          <w:sz w:val="21"/>
-          <w:szCs w:val="21"/>
-        </w:rPr>
-        <w:t>信息展示</w:t>
+        <w:t>数据库建立后基础信息展示</w:t>
       </w:r>
       <w:r>
         <w:rPr>
@@ -3980,39 +3769,7 @@
           <w:sz w:val="21"/>
           <w:szCs w:val="21"/>
         </w:rPr>
-        <w:t>本节通过对开</w:t>
-      </w:r>
-      <w:proofErr w:type="gramStart"/>
-      <w:r>
-        <w:rPr>
-          <w:sz w:val="21"/>
-          <w:szCs w:val="21"/>
-        </w:rPr>
-        <w:t>源项目</w:t>
-      </w:r>
-      <w:proofErr w:type="gramEnd"/>
-      <w:r>
-        <w:rPr>
-          <w:sz w:val="21"/>
-          <w:szCs w:val="21"/>
-        </w:rPr>
-        <w:t>技术标签分布、</w:t>
-      </w:r>
-      <w:proofErr w:type="gramStart"/>
-      <w:r>
-        <w:rPr>
-          <w:sz w:val="21"/>
-          <w:szCs w:val="21"/>
-        </w:rPr>
-        <w:t>星标热度</w:t>
-      </w:r>
-      <w:proofErr w:type="gramEnd"/>
-      <w:r>
-        <w:rPr>
-          <w:sz w:val="21"/>
-          <w:szCs w:val="21"/>
-        </w:rPr>
-        <w:t>密度以及编程语言市场份额的量化分析，揭示了当前技术生态的宏观格局。</w:t>
+        <w:t>本节通过对开源项目技术标签分布、星标热度密度以及编程语言市场份额的量化分析，揭示了当前技术生态的宏观格局。</w:t>
       </w:r>
     </w:p>
     <w:p>
@@ -4307,23 +4064,7 @@
           <w:sz w:val="21"/>
           <w:szCs w:val="21"/>
         </w:rPr>
-        <w:t>“</w:t>
-      </w:r>
-      <w:proofErr w:type="spellStart"/>
-      <w:r>
-        <w:rPr>
-          <w:sz w:val="21"/>
-          <w:szCs w:val="21"/>
-        </w:rPr>
-        <w:t>PyTorch</w:t>
-      </w:r>
-      <w:proofErr w:type="spellEnd"/>
-      <w:r>
-        <w:rPr>
-          <w:sz w:val="21"/>
-          <w:szCs w:val="21"/>
-        </w:rPr>
-        <w:t>”</w:t>
+        <w:t>“PyTorch”</w:t>
       </w:r>
       <w:r>
         <w:rPr>
@@ -4344,23 +4085,7 @@
           <w:sz w:val="21"/>
           <w:szCs w:val="21"/>
         </w:rPr>
-        <w:t>赋能机器人学为核心的技术演进路径，</w:t>
-      </w:r>
-      <w:proofErr w:type="gramStart"/>
-      <w:r>
-        <w:rPr>
-          <w:sz w:val="21"/>
-          <w:szCs w:val="21"/>
-        </w:rPr>
-        <w:t>反映出跨领域</w:t>
-      </w:r>
-      <w:proofErr w:type="gramEnd"/>
-      <w:r>
-        <w:rPr>
-          <w:sz w:val="21"/>
-          <w:szCs w:val="21"/>
-        </w:rPr>
-        <w:t>融合是当前开源社区的重要特征。</w:t>
+        <w:t>赋能机器人学为核心的技术演进路径，反映出跨领域融合是当前开源社区的重要特征。</w:t>
       </w:r>
     </w:p>
     <w:p>
@@ -4372,7 +4097,6 @@
           <w:szCs w:val="21"/>
         </w:rPr>
       </w:pPr>
-      <w:proofErr w:type="gramStart"/>
       <w:r>
         <w:rPr>
           <w:b/>
@@ -4381,17 +4105,7 @@
           <w:szCs w:val="21"/>
         </w:rPr>
         <w:lastRenderedPageBreak/>
-        <w:t>项目星标热度</w:t>
-      </w:r>
-      <w:proofErr w:type="gramEnd"/>
-      <w:r>
-        <w:rPr>
-          <w:b/>
-          <w:bCs/>
-          <w:sz w:val="21"/>
-          <w:szCs w:val="21"/>
-        </w:rPr>
-        <w:t>分布</w:t>
+        <w:t>项目星标热度分布</w:t>
       </w:r>
       <w:r>
         <w:rPr>
@@ -4630,21 +4344,12 @@
         </w:rPr>
         <w:t>的压倒性优势确立了其在人工智能与机器人学领域的统治地位，</w:t>
       </w:r>
-      <w:proofErr w:type="spellStart"/>
-      <w:r>
-        <w:rPr>
-          <w:sz w:val="21"/>
-          <w:szCs w:val="21"/>
-        </w:rPr>
-        <w:t>Jupyter</w:t>
-      </w:r>
-      <w:proofErr w:type="spellEnd"/>
-      <w:r>
-        <w:rPr>
-          <w:sz w:val="21"/>
-          <w:szCs w:val="21"/>
-        </w:rPr>
-        <w:t xml:space="preserve"> Notebook</w:t>
+      <w:r>
+        <w:rPr>
+          <w:sz w:val="21"/>
+          <w:szCs w:val="21"/>
+        </w:rPr>
+        <w:t>Jupyter Notebook</w:t>
       </w:r>
       <w:r>
         <w:rPr>
@@ -4693,23 +4398,7 @@
           <w:sz w:val="21"/>
           <w:szCs w:val="21"/>
         </w:rPr>
-        <w:t>）作为辅助工具与底层实现语言，共同构成了该生态的底层技术</w:t>
-      </w:r>
-      <w:proofErr w:type="gramStart"/>
-      <w:r>
-        <w:rPr>
-          <w:sz w:val="21"/>
-          <w:szCs w:val="21"/>
-        </w:rPr>
-        <w:t>栈</w:t>
-      </w:r>
-      <w:proofErr w:type="gramEnd"/>
-      <w:r>
-        <w:rPr>
-          <w:sz w:val="21"/>
-          <w:szCs w:val="21"/>
-        </w:rPr>
-        <w:t>。这种语言结构反映了</w:t>
+        <w:t>）作为辅助工具与底层实现语言，共同构成了该生态的底层技术栈。这种语言结构反映了</w:t>
       </w:r>
       <w:r>
         <w:rPr>
@@ -4943,23 +4632,7 @@
           <w:sz w:val="21"/>
           <w:szCs w:val="21"/>
         </w:rPr>
-        <w:t>引入线性回归模型对开</w:t>
-      </w:r>
-      <w:proofErr w:type="gramStart"/>
-      <w:r>
-        <w:rPr>
-          <w:sz w:val="21"/>
-          <w:szCs w:val="21"/>
-        </w:rPr>
-        <w:t>源项目</w:t>
-      </w:r>
-      <w:proofErr w:type="gramEnd"/>
-      <w:r>
-        <w:rPr>
-          <w:sz w:val="21"/>
-          <w:szCs w:val="21"/>
-        </w:rPr>
-        <w:t>的年度演进轨迹进行</w:t>
+        <w:t>引入线性回归模型对开源项目的年度演进轨迹进行</w:t>
       </w:r>
       <w:r>
         <w:rPr>
@@ -5129,23 +4802,7 @@
           <w:sz w:val="21"/>
           <w:szCs w:val="21"/>
         </w:rPr>
-        <w:t>间处于</w:t>
-      </w:r>
-      <w:proofErr w:type="gramStart"/>
-      <w:r>
-        <w:rPr>
-          <w:sz w:val="21"/>
-          <w:szCs w:val="21"/>
-        </w:rPr>
-        <w:t>低活跃</w:t>
-      </w:r>
-      <w:proofErr w:type="gramEnd"/>
-      <w:r>
-        <w:rPr>
-          <w:sz w:val="21"/>
-          <w:szCs w:val="21"/>
-        </w:rPr>
-        <w:t>的培育期。自</w:t>
+        <w:t>间处于低活跃的培育期。自</w:t>
       </w:r>
       <w:r>
         <w:rPr>
@@ -5714,23 +5371,7 @@
           <w:sz w:val="21"/>
           <w:szCs w:val="21"/>
         </w:rPr>
-        <w:t>聚类分群关联挖掘的分析方法，深入挖掘项目质量、标签</w:t>
-      </w:r>
-      <w:proofErr w:type="gramStart"/>
-      <w:r>
-        <w:rPr>
-          <w:sz w:val="21"/>
-          <w:szCs w:val="21"/>
-        </w:rPr>
-        <w:t>共现及热度</w:t>
-      </w:r>
-      <w:proofErr w:type="gramEnd"/>
-      <w:r>
-        <w:rPr>
-          <w:sz w:val="21"/>
-          <w:szCs w:val="21"/>
-        </w:rPr>
-        <w:t>反馈之间的深层逻辑：</w:t>
+        <w:t>聚类分群关联挖掘的分析方法，深入挖掘项目质量、标签共现及热度反馈之间的深层逻辑：</w:t>
       </w:r>
       <w:r>
         <w:rPr>
@@ -6097,23 +5738,7 @@
           <w:sz w:val="21"/>
           <w:szCs w:val="21"/>
         </w:rPr>
-        <w:t>构成的二</w:t>
-      </w:r>
-      <w:proofErr w:type="gramStart"/>
-      <w:r>
-        <w:rPr>
-          <w:sz w:val="21"/>
-          <w:szCs w:val="21"/>
-        </w:rPr>
-        <w:t>维特征</w:t>
-      </w:r>
-      <w:proofErr w:type="gramEnd"/>
-      <w:r>
-        <w:rPr>
-          <w:sz w:val="21"/>
-          <w:szCs w:val="21"/>
-        </w:rPr>
-        <w:t>空间，有效实现了对开源技术生态的客观分层，将</w:t>
+        <w:t>构成的二维特征空间，有效实现了对开源技术生态的客观分层，将</w:t>
       </w:r>
       <w:r>
         <w:rPr>
@@ -6142,23 +5767,7 @@
           <w:sz w:val="21"/>
           <w:szCs w:val="21"/>
         </w:rPr>
-        <w:t>个具有差异</w:t>
-      </w:r>
-      <w:proofErr w:type="gramStart"/>
-      <w:r>
-        <w:rPr>
-          <w:sz w:val="21"/>
-          <w:szCs w:val="21"/>
-        </w:rPr>
-        <w:t>化表现</w:t>
-      </w:r>
-      <w:proofErr w:type="gramEnd"/>
-      <w:r>
-        <w:rPr>
-          <w:sz w:val="21"/>
-          <w:szCs w:val="21"/>
-        </w:rPr>
-        <w:t>的集群。</w:t>
+        <w:t>个具有差异化表现的集群。</w:t>
       </w:r>
     </w:p>
     <w:p>
@@ -6451,17 +6060,8 @@
           <w:sz w:val="21"/>
           <w:szCs w:val="21"/>
         </w:rPr>
-        <w:t>语义特征映射</w:t>
-      </w:r>
-      <w:proofErr w:type="gramStart"/>
-      <w:r>
-        <w:rPr>
-          <w:sz w:val="21"/>
-          <w:szCs w:val="21"/>
-        </w:rPr>
-        <w:t>与降维展示</w:t>
-      </w:r>
-      <w:proofErr w:type="gramEnd"/>
+        <w:t>语义特征映射与降维展示</w:t>
+      </w:r>
     </w:p>
     <w:p>
       <w:pPr>
@@ -6491,39 +6091,7 @@
           <w:sz w:val="21"/>
           <w:szCs w:val="21"/>
         </w:rPr>
-        <w:t>项目的非结构化描述转化为直观的语义权重图谱，有效实现了高维文本数据</w:t>
-      </w:r>
-      <w:proofErr w:type="gramStart"/>
-      <w:r>
-        <w:rPr>
-          <w:sz w:val="21"/>
-          <w:szCs w:val="21"/>
-        </w:rPr>
-        <w:t>的降维分析</w:t>
-      </w:r>
-      <w:proofErr w:type="gramEnd"/>
-      <w:r>
-        <w:rPr>
-          <w:sz w:val="21"/>
-          <w:szCs w:val="21"/>
-        </w:rPr>
-        <w:t>。该方法通过对项目描述进行自动化文本处理，包括去除无效词汇、词形还原与频率统计，将原本离散稀疏的语言表达转化为能够反映社区技术重心的权重分布，从而为评估开源生态的技术关注点提供了一种直观且</w:t>
-      </w:r>
-      <w:proofErr w:type="gramStart"/>
-      <w:r>
-        <w:rPr>
-          <w:sz w:val="21"/>
-          <w:szCs w:val="21"/>
-        </w:rPr>
-        <w:t>具解释</w:t>
-      </w:r>
-      <w:proofErr w:type="gramEnd"/>
-      <w:r>
-        <w:rPr>
-          <w:sz w:val="21"/>
-          <w:szCs w:val="21"/>
-        </w:rPr>
-        <w:t>性的维度。</w:t>
+        <w:t>项目的非结构化描述转化为直观的语义权重图谱，有效实现了高维文本数据的降维分析。该方法通过对项目描述进行自动化文本处理，包括去除无效词汇、词形还原与频率统计，将原本离散稀疏的语言表达转化为能够反映社区技术重心的权重分布，从而为评估开源生态的技术关注点提供了一种直观且具解释性的维度。</w:t>
       </w:r>
     </w:p>
     <w:p>
@@ -6900,23 +6468,7 @@
           <w:sz w:val="21"/>
           <w:szCs w:val="21"/>
         </w:rPr>
-        <w:t>等中等权重的词汇均匀分布在图谱外围，揭示了这些细分垂直领域在保持技术演进动能的同时，为前沿模型提供了稳健的场景支撑。通过这种</w:t>
-      </w:r>
-      <w:proofErr w:type="gramStart"/>
-      <w:r>
-        <w:rPr>
-          <w:sz w:val="21"/>
-          <w:szCs w:val="21"/>
-        </w:rPr>
-        <w:t>语义降维展示</w:t>
-      </w:r>
-      <w:proofErr w:type="gramEnd"/>
-      <w:r>
-        <w:rPr>
-          <w:sz w:val="21"/>
-          <w:szCs w:val="21"/>
-        </w:rPr>
-        <w:t>，我们成功将复杂的文本数据转化为可视化的生态画像，不仅直观揭示了技术间的主次逻辑，也为识别开源创新的核心引擎提供了切实可靠的数据依据。</w:t>
+        <w:t>等中等权重的词汇均匀分布在图谱外围，揭示了这些细分垂直领域在保持技术演进动能的同时，为前沿模型提供了稳健的场景支撑。通过这种语义降维展示，我们成功将复杂的文本数据转化为可视化的生态画像，不仅直观揭示了技术间的主次逻辑，也为识别开源创新的核心引擎提供了切实可靠的数据依据。</w:t>
       </w:r>
     </w:p>
     <w:p>
@@ -7046,23 +6598,7 @@
           <w:sz w:val="21"/>
           <w:szCs w:val="21"/>
         </w:rPr>
-        <w:t>的深刻转型。早期开源项目多以特定功能的代码实现为核心，技术</w:t>
-      </w:r>
-      <w:proofErr w:type="gramStart"/>
-      <w:r>
-        <w:rPr>
-          <w:sz w:val="21"/>
-          <w:szCs w:val="21"/>
-        </w:rPr>
-        <w:t>栈</w:t>
-      </w:r>
-      <w:proofErr w:type="gramEnd"/>
-      <w:r>
-        <w:rPr>
-          <w:sz w:val="21"/>
-          <w:szCs w:val="21"/>
-        </w:rPr>
-        <w:t>分布零散，增长平稳，主要集中在控制理论、路径规划等基础工程领域。然而，自</w:t>
+        <w:t>的深刻转型。早期开源项目多以特定功能的代码实现为核心，技术栈分布零散，增长平稳，主要集中在控制理论、路径规划等基础工程领域。然而，自</w:t>
       </w:r>
       <w:r>
         <w:rPr>
@@ -7090,23 +6626,7 @@
           <w:sz w:val="21"/>
           <w:szCs w:val="21"/>
         </w:rPr>
-        <w:t>架构为代表的深度学习技术成为生态进化的核心牵引器，这种范式转变使得开源贡献的交付单元从单纯的代码转向了可复用的</w:t>
-      </w:r>
-      <w:proofErr w:type="gramStart"/>
-      <w:r>
-        <w:rPr>
-          <w:sz w:val="21"/>
-          <w:szCs w:val="21"/>
-        </w:rPr>
-        <w:t>预训练</w:t>
-      </w:r>
-      <w:proofErr w:type="gramEnd"/>
-      <w:r>
-        <w:rPr>
-          <w:sz w:val="21"/>
-          <w:szCs w:val="21"/>
-        </w:rPr>
-        <w:t>模型，形成了强烈的</w:t>
+        <w:t>架构为代表的深度学习技术成为生态进化的核心牵引器，这种范式转变使得开源贡献的交付单元从单纯的代码转向了可复用的预训练模型，形成了强烈的</w:t>
       </w:r>
       <w:r>
         <w:rPr>
@@ -7220,7 +6740,6 @@
         </w:rPr>
         <w:t>本研究构建了一套基于</w:t>
       </w:r>
-      <w:proofErr w:type="spellStart"/>
       <w:r>
         <w:rPr>
           <w:sz w:val="21"/>
@@ -7228,7 +6747,6 @@
         </w:rPr>
         <w:t>Streamlit</w:t>
       </w:r>
-      <w:proofErr w:type="spellEnd"/>
       <w:r>
         <w:rPr>
           <w:sz w:val="21"/>
@@ -7311,7 +6829,6 @@
         </w:rPr>
         <w:t>开源数据；前端采用</w:t>
       </w:r>
-      <w:proofErr w:type="spellStart"/>
       <w:r>
         <w:rPr>
           <w:sz w:val="21"/>
@@ -7319,31 +6836,13 @@
         </w:rPr>
         <w:t>Streamlit</w:t>
       </w:r>
-      <w:proofErr w:type="spellEnd"/>
-      <w:r>
-        <w:rPr>
-          <w:sz w:val="21"/>
-          <w:szCs w:val="21"/>
-        </w:rPr>
-        <w:t>的</w:t>
-      </w:r>
-      <w:proofErr w:type="gramStart"/>
-      <w:r>
-        <w:rPr>
-          <w:sz w:val="21"/>
-          <w:szCs w:val="21"/>
-        </w:rPr>
-        <w:t>侧边栏导航</w:t>
-      </w:r>
-      <w:proofErr w:type="gramEnd"/>
-      <w:r>
-        <w:rPr>
-          <w:sz w:val="21"/>
-          <w:szCs w:val="21"/>
-        </w:rPr>
-        <w:t>模式，实现了从宏观概览到微观特征分析的无缝切换。通过</w:t>
-      </w:r>
-      <w:proofErr w:type="spellStart"/>
+      <w:r>
+        <w:rPr>
+          <w:sz w:val="21"/>
+          <w:szCs w:val="21"/>
+        </w:rPr>
+        <w:t>的侧边栏导航模式，实现了从宏观概览到微观特征分析的无缝切换。通过</w:t>
+      </w:r>
       <w:r>
         <w:rPr>
           <w:sz w:val="21"/>
@@ -7351,7 +6850,6 @@
         </w:rPr>
         <w:t>st.set_page_config</w:t>
       </w:r>
-      <w:proofErr w:type="spellEnd"/>
       <w:r>
         <w:rPr>
           <w:sz w:val="21"/>
@@ -7493,23 +6991,7 @@
           <w:sz w:val="21"/>
           <w:szCs w:val="21"/>
         </w:rPr>
-        <w:t>：用户能够通过切换不同模块，对开源生态进行多维解构。无论是通过词云图直观捕捉技术语境，还是通过聚类分析挖掘隐藏的技术关联，平台都支持即时生成可视化图表，将原本深埋于数据库中的</w:t>
-      </w:r>
-      <w:proofErr w:type="gramStart"/>
-      <w:r>
-        <w:rPr>
-          <w:sz w:val="21"/>
-          <w:szCs w:val="21"/>
-        </w:rPr>
-        <w:t>冷数据</w:t>
-      </w:r>
-      <w:proofErr w:type="gramEnd"/>
-      <w:r>
-        <w:rPr>
-          <w:sz w:val="21"/>
-          <w:szCs w:val="21"/>
-        </w:rPr>
-        <w:t>瞬间转化为可视化的洞察。</w:t>
+        <w:t>：用户能够通过切换不同模块，对开源生态进行多维解构。无论是通过词云图直观捕捉技术语境，还是通过聚类分析挖掘隐藏的技术关联，平台都支持即时生成可视化图表，将原本深埋于数据库中的冷数据瞬间转化为可视化的洞察。</w:t>
       </w:r>
     </w:p>
     <w:p>
@@ -7535,23 +7017,7 @@
           <w:sz w:val="21"/>
           <w:szCs w:val="21"/>
         </w:rPr>
-        <w:t>：平台内置的趋势分析与热力图模块，使用户能够轻松识别各技术</w:t>
-      </w:r>
-      <w:proofErr w:type="gramStart"/>
-      <w:r>
-        <w:rPr>
-          <w:sz w:val="21"/>
-          <w:szCs w:val="21"/>
-        </w:rPr>
-        <w:t>栈</w:t>
-      </w:r>
-      <w:proofErr w:type="gramEnd"/>
-      <w:r>
-        <w:rPr>
-          <w:sz w:val="21"/>
-          <w:szCs w:val="21"/>
-        </w:rPr>
-        <w:t>当前所处的演进阶段，无论是识别处于上升期的</w:t>
+        <w:t>：平台内置的趋势分析与热力图模块，使用户能够轻松识别各技术栈当前所处的演进阶段，无论是识别处于上升期的</w:t>
       </w:r>
       <w:r>
         <w:rPr>
@@ -7605,39 +7071,7 @@
           <w:sz w:val="21"/>
           <w:szCs w:val="21"/>
         </w:rPr>
-        <w:t>：在</w:t>
-      </w:r>
-      <w:proofErr w:type="gramStart"/>
-      <w:r>
-        <w:rPr>
-          <w:sz w:val="21"/>
-          <w:szCs w:val="21"/>
-        </w:rPr>
-        <w:t>各核心分析</w:t>
-      </w:r>
-      <w:proofErr w:type="gramEnd"/>
-      <w:r>
-        <w:rPr>
-          <w:sz w:val="21"/>
-          <w:szCs w:val="21"/>
-        </w:rPr>
-        <w:t>页面的</w:t>
-      </w:r>
-      <w:proofErr w:type="gramStart"/>
-      <w:r>
-        <w:rPr>
-          <w:sz w:val="21"/>
-          <w:szCs w:val="21"/>
-        </w:rPr>
-        <w:t>侧边栏或</w:t>
-      </w:r>
-      <w:proofErr w:type="gramEnd"/>
-      <w:r>
-        <w:rPr>
-          <w:sz w:val="21"/>
-          <w:szCs w:val="21"/>
-        </w:rPr>
-        <w:t>可展开区域，平台集成了深度的分析提示与解释性文字。这种</w:t>
+        <w:t>：在各核心分析页面的侧边栏或可展开区域，平台集成了深度的分析提示与解释性文字。这种</w:t>
       </w:r>
       <w:r>
         <w:rPr>
@@ -8036,23 +7470,7 @@
           <w:sz w:val="21"/>
           <w:szCs w:val="21"/>
         </w:rPr>
-        <w:t>的实时监控机制。通过设置定时爬虫任务，实现对</w:t>
-      </w:r>
-      <w:proofErr w:type="gramStart"/>
-      <w:r>
-        <w:rPr>
-          <w:sz w:val="21"/>
-          <w:szCs w:val="21"/>
-        </w:rPr>
-        <w:t>仓库星标增长</w:t>
-      </w:r>
-      <w:proofErr w:type="gramEnd"/>
-      <w:r>
-        <w:rPr>
-          <w:sz w:val="21"/>
-          <w:szCs w:val="21"/>
-        </w:rPr>
-        <w:t>、</w:t>
+        <w:t>的实时监控机制。通过设置定时爬虫任务，实现对仓库星标增长、</w:t>
       </w:r>
       <w:r>
         <w:rPr>
@@ -8066,23 +7484,7 @@
           <w:sz w:val="21"/>
           <w:szCs w:val="21"/>
         </w:rPr>
-        <w:t>响应速度及贡献者活跃度的秒级或</w:t>
-      </w:r>
-      <w:proofErr w:type="gramStart"/>
-      <w:r>
-        <w:rPr>
-          <w:sz w:val="21"/>
-          <w:szCs w:val="21"/>
-        </w:rPr>
-        <w:t>小时级</w:t>
-      </w:r>
-      <w:proofErr w:type="gramEnd"/>
-      <w:r>
-        <w:rPr>
-          <w:sz w:val="21"/>
-          <w:szCs w:val="21"/>
-        </w:rPr>
-        <w:t>抓取，将</w:t>
+        <w:t>响应速度及贡献者活跃度的秒级或小时级抓取，将</w:t>
       </w:r>
       <w:r>
         <w:rPr>
@@ -8337,23 +7739,7 @@
           <w:sz w:val="21"/>
           <w:szCs w:val="21"/>
         </w:rPr>
-        <w:t>的维度挖掘。通过构建技术领域的知识图谱，深度分析技术</w:t>
-      </w:r>
-      <w:proofErr w:type="gramStart"/>
-      <w:r>
-        <w:rPr>
-          <w:sz w:val="21"/>
-          <w:szCs w:val="21"/>
-        </w:rPr>
-        <w:t>栈</w:t>
-      </w:r>
-      <w:proofErr w:type="gramEnd"/>
-      <w:r>
-        <w:rPr>
-          <w:sz w:val="21"/>
-          <w:szCs w:val="21"/>
-        </w:rPr>
-        <w:t>之间的依赖性与替代性，从而揭示更深层次的技术扩散路径，而不局限于表面上的热度关联。</w:t>
+        <w:t>的维度挖掘。通过构建技术领域的知识图谱，深度分析技术栈之间的依赖性与替代性，从而揭示更深层次的技术扩散路径，而不局限于表面上的热度关联。</w:t>
       </w:r>
     </w:p>
     <w:p>
@@ -8370,23 +7756,7 @@
           <w:sz w:val="21"/>
           <w:szCs w:val="21"/>
         </w:rPr>
-        <w:t>这些改进方向将使研究不仅停留在对过去技术趋势的描述性统计层面，更具备了对未来技术创新路径的科学预测能力，从而将分析平台打造</w:t>
-      </w:r>
-      <w:proofErr w:type="gramStart"/>
-      <w:r>
-        <w:rPr>
-          <w:sz w:val="21"/>
-          <w:szCs w:val="21"/>
-        </w:rPr>
-        <w:t>成具备</w:t>
-      </w:r>
-      <w:proofErr w:type="gramEnd"/>
-      <w:r>
-        <w:rPr>
-          <w:sz w:val="21"/>
-          <w:szCs w:val="21"/>
-        </w:rPr>
-        <w:t>行业影响力的开源生态观测站。</w:t>
+        <w:t>这些改进方向将使研究不仅停留在对过去技术趋势的描述性统计层面，更具备了对未来技术创新路径的科学预测能力，从而将分析平台打造成具备行业影响力的开源生态观测站。</w:t>
       </w:r>
     </w:p>
     <w:p>
@@ -8452,23 +7822,7 @@
           <w:sz w:val="21"/>
           <w:szCs w:val="21"/>
         </w:rPr>
-        <w:t>通过对技术趋势的建模与聚类，我们清晰识别出开源技术</w:t>
-      </w:r>
-      <w:proofErr w:type="gramStart"/>
-      <w:r>
-        <w:rPr>
-          <w:sz w:val="21"/>
-          <w:szCs w:val="21"/>
-        </w:rPr>
-        <w:t>栈</w:t>
-      </w:r>
-      <w:proofErr w:type="gramEnd"/>
-      <w:r>
-        <w:rPr>
-          <w:sz w:val="21"/>
-          <w:szCs w:val="21"/>
-        </w:rPr>
-        <w:t>的演进遵循着</w:t>
+        <w:t>通过对技术趋势的建模与聚类，我们清晰识别出开源技术栈的演进遵循着</w:t>
       </w:r>
       <w:r>
         <w:rPr>
@@ -8580,23 +7934,7 @@
           <w:sz w:val="21"/>
           <w:szCs w:val="21"/>
         </w:rPr>
-        <w:t>的双重共振：明星项目不仅</w:t>
-      </w:r>
-      <w:proofErr w:type="gramStart"/>
-      <w:r>
-        <w:rPr>
-          <w:sz w:val="21"/>
-          <w:szCs w:val="21"/>
-        </w:rPr>
-        <w:t>引领着</w:t>
-      </w:r>
-      <w:proofErr w:type="gramEnd"/>
-      <w:r>
-        <w:rPr>
-          <w:sz w:val="21"/>
-          <w:szCs w:val="21"/>
-        </w:rPr>
-        <w:t>技术风向，更通过完善的</w:t>
+        <w:t>的双重共振：明星项目不仅引领着技术风向，更通过完善的</w:t>
       </w:r>
       <w:r>
         <w:rPr>
@@ -8705,23 +8043,7 @@
           <w:sz w:val="21"/>
           <w:szCs w:val="21"/>
         </w:rPr>
-        <w:t xml:space="preserve">GitHub. The State of the </w:t>
-      </w:r>
-      <w:proofErr w:type="spellStart"/>
-      <w:r>
-        <w:rPr>
-          <w:sz w:val="21"/>
-          <w:szCs w:val="21"/>
-        </w:rPr>
-        <w:t>Octoverse</w:t>
-      </w:r>
-      <w:proofErr w:type="spellEnd"/>
-      <w:r>
-        <w:rPr>
-          <w:sz w:val="21"/>
-          <w:szCs w:val="21"/>
-        </w:rPr>
-        <w:t xml:space="preserve"> 2025[R/OL].</w:t>
+        <w:t>GitHub. The State of the Octoverse 2025[R/OL].</w:t>
       </w:r>
       <w:r>
         <w:rPr>
@@ -8742,23 +8064,7 @@
           <w:sz w:val="21"/>
           <w:szCs w:val="21"/>
         </w:rPr>
-        <w:t xml:space="preserve"> (2025-11-</w:t>
-      </w:r>
-      <w:proofErr w:type="gramStart"/>
-      <w:r>
-        <w:rPr>
-          <w:sz w:val="21"/>
-          <w:szCs w:val="21"/>
-        </w:rPr>
-        <w:t>01)[</w:t>
-      </w:r>
-      <w:proofErr w:type="gramEnd"/>
-      <w:r>
-        <w:rPr>
-          <w:sz w:val="21"/>
-          <w:szCs w:val="21"/>
-        </w:rPr>
-        <w:t xml:space="preserve">2026-06-15]. </w:t>
+        <w:t xml:space="preserve"> (2025-11-01)[2026-06-15]. </w:t>
       </w:r>
     </w:p>
     <w:p>
@@ -8830,90 +8136,26 @@
           <w:szCs w:val="21"/>
         </w:rPr>
       </w:pPr>
-      <w:proofErr w:type="spellStart"/>
-      <w:r>
-        <w:rPr>
-          <w:sz w:val="21"/>
-          <w:szCs w:val="21"/>
-        </w:rPr>
-        <w:t>Streamlit</w:t>
-      </w:r>
-      <w:proofErr w:type="spellEnd"/>
-      <w:r>
-        <w:rPr>
-          <w:sz w:val="21"/>
-          <w:szCs w:val="21"/>
-        </w:rPr>
-        <w:t xml:space="preserve">. </w:t>
-      </w:r>
-      <w:proofErr w:type="spellStart"/>
-      <w:r>
-        <w:rPr>
-          <w:sz w:val="21"/>
-          <w:szCs w:val="21"/>
-        </w:rPr>
-        <w:t>Streamlit</w:t>
-      </w:r>
-      <w:proofErr w:type="spellEnd"/>
-      <w:r>
-        <w:rPr>
-          <w:sz w:val="21"/>
-          <w:szCs w:val="21"/>
-        </w:rPr>
-        <w:t xml:space="preserve"> </w:t>
-      </w:r>
-      <w:proofErr w:type="gramStart"/>
-      <w:r>
-        <w:rPr>
-          <w:sz w:val="21"/>
-          <w:szCs w:val="21"/>
-        </w:rPr>
-        <w:t>Documentation[</w:t>
-      </w:r>
-      <w:proofErr w:type="gramEnd"/>
-      <w:r>
-        <w:rPr>
-          <w:sz w:val="21"/>
-          <w:szCs w:val="21"/>
-        </w:rPr>
-        <w:t xml:space="preserve">EB/OL]. </w:t>
-      </w:r>
-      <w:r>
-        <w:rPr>
-          <w:sz w:val="21"/>
-          <w:szCs w:val="21"/>
-        </w:rPr>
-        <w:t>https://docs.streamlit.io.</w:t>
-      </w:r>
-      <w:r>
-        <w:rPr>
-          <w:sz w:val="21"/>
-          <w:szCs w:val="21"/>
-        </w:rPr>
-        <w:t xml:space="preserve"> </w:t>
-      </w:r>
-      <w:r>
-        <w:rPr>
-          <w:sz w:val="21"/>
-          <w:szCs w:val="21"/>
-        </w:rPr>
-        <w:t>(2026-06-</w:t>
-      </w:r>
-      <w:proofErr w:type="gramStart"/>
-      <w:r>
-        <w:rPr>
-          <w:sz w:val="21"/>
-          <w:szCs w:val="21"/>
-        </w:rPr>
-        <w:t>15)[</w:t>
-      </w:r>
-      <w:proofErr w:type="gramEnd"/>
-      <w:r>
-        <w:rPr>
-          <w:sz w:val="21"/>
-          <w:szCs w:val="21"/>
-        </w:rPr>
-        <w:t xml:space="preserve">2026-06-15]. </w:t>
+      <w:r>
+        <w:rPr>
+          <w:sz w:val="21"/>
+          <w:szCs w:val="21"/>
+        </w:rPr>
+        <w:t xml:space="preserve">Streamlit. Streamlit Documentation[EB/OL]. </w:t>
+      </w:r>
+      <w:r>
+        <w:rPr>
+          <w:sz w:val="21"/>
+          <w:szCs w:val="21"/>
+        </w:rPr>
+        <w:t xml:space="preserve">https://docs.streamlit.io. </w:t>
+      </w:r>
+      <w:r>
+        <w:rPr>
+          <w:sz w:val="21"/>
+          <w:szCs w:val="21"/>
+        </w:rPr>
+        <w:t xml:space="preserve">(2026-06-15)[2026-06-15]. </w:t>
       </w:r>
     </w:p>
     <w:p>
@@ -8976,12 +8218,95 @@
     <w:p>
       <w:pPr>
         <w:spacing w:line="300" w:lineRule="auto"/>
-        <w:rPr>
-          <w:sz w:val="21"/>
-          <w:szCs w:val="21"/>
-        </w:rPr>
-      </w:pPr>
-      <w:proofErr w:type="spellStart"/>
+        <w:jc w:val="left"/>
+        <w:rPr>
+          <w:sz w:val="21"/>
+          <w:szCs w:val="21"/>
+        </w:rPr>
+      </w:pPr>
+      <w:proofErr w:type="gramStart"/>
+      <w:r>
+        <w:rPr>
+          <w:sz w:val="21"/>
+          <w:szCs w:val="21"/>
+        </w:rPr>
+        <w:t>通过网盘分享</w:t>
+      </w:r>
+      <w:proofErr w:type="gramEnd"/>
+      <w:r>
+        <w:rPr>
+          <w:sz w:val="21"/>
+          <w:szCs w:val="21"/>
+        </w:rPr>
+        <w:t>的文件：</w:t>
+      </w:r>
+      <w:r>
+        <w:rPr>
+          <w:sz w:val="21"/>
+          <w:szCs w:val="21"/>
+        </w:rPr>
+        <w:t xml:space="preserve">2352619 </w:t>
+      </w:r>
+      <w:proofErr w:type="gramStart"/>
+      <w:r>
+        <w:rPr>
+          <w:sz w:val="21"/>
+          <w:szCs w:val="21"/>
+        </w:rPr>
+        <w:t>梁育铭</w:t>
+      </w:r>
+      <w:proofErr w:type="gramEnd"/>
+      <w:r>
+        <w:rPr>
+          <w:sz w:val="21"/>
+          <w:szCs w:val="21"/>
+        </w:rPr>
+        <w:t xml:space="preserve">.zip </w:t>
+      </w:r>
+      <w:r>
+        <w:rPr>
+          <w:sz w:val="21"/>
+          <w:szCs w:val="21"/>
+        </w:rPr>
+        <w:t>链接</w:t>
+      </w:r>
+      <w:r>
+        <w:rPr>
+          <w:sz w:val="21"/>
+          <w:szCs w:val="21"/>
+        </w:rPr>
+        <w:t xml:space="preserve">: https://pan.baidu.com/s/1AQ77MllsleWc02ZDWJmlmg?pwd=rt3p </w:t>
+      </w:r>
+      <w:r>
+        <w:rPr>
+          <w:sz w:val="21"/>
+          <w:szCs w:val="21"/>
+        </w:rPr>
+        <w:t>提取码</w:t>
+      </w:r>
+      <w:r>
+        <w:rPr>
+          <w:sz w:val="21"/>
+          <w:szCs w:val="21"/>
+        </w:rPr>
+        <w:t>: rt3p</w:t>
+      </w:r>
+      <w:r>
+        <w:rPr>
+          <w:sz w:val="21"/>
+          <w:szCs w:val="21"/>
+        </w:rPr>
+        <w:t xml:space="preserve"> </w:t>
+      </w:r>
+    </w:p>
+    <w:p>
+      <w:pPr>
+        <w:spacing w:line="300" w:lineRule="auto"/>
+        <w:rPr>
+          <w:sz w:val="21"/>
+          <w:szCs w:val="21"/>
+        </w:rPr>
+      </w:pPr>
       <w:r>
         <w:rPr>
           <w:sz w:val="21"/>
@@ -8997,7 +8322,6 @@
         </w:rPr>
         <w:t>ithub</w:t>
       </w:r>
-      <w:proofErr w:type="spellEnd"/>
       <w:r>
         <w:rPr>
           <w:rFonts w:hint="eastAsia"/>
@@ -9096,7 +8420,6 @@
         </w:rPr>
         <w:t>./</w:t>
       </w:r>
-      <w:proofErr w:type="spellStart"/>
       <w:proofErr w:type="gramStart"/>
       <w:r>
         <w:rPr>
@@ -9113,7 +8436,6 @@
         </w:rPr>
         <w:t>_pictures</w:t>
       </w:r>
-      <w:proofErr w:type="spellEnd"/>
     </w:p>
     <w:sectPr>
       <w:pgSz w:w="11906" w:h="16838"/>
@@ -11326,7 +10648,6 @@
   <w:style w:type="character" w:default="1" w:styleId="a0">
     <w:name w:val="Default Paragraph Font"/>
     <w:uiPriority w:val="1"/>
-    <w:semiHidden/>
     <w:unhideWhenUsed/>
   </w:style>
   <w:style w:type="table" w:default="1" w:styleId="a1">
